--- a/Q3_Digital_Form_Development/Q3_Response.docx
+++ b/Q3_Digital_Form_Development/Q3_Response.docx
@@ -2,21 +2,93 @@
 <file path=word/document.xml><?xml version="1.0" encoding="utf-8"?>
 <w:document xmlns:wpc="http://schemas.microsoft.com/office/word/2010/wordprocessingCanvas" xmlns:mc="http://schemas.openxmlformats.org/markup-compatibility/2006" xmlns:o="urn:schemas-microsoft-com:office:office" xmlns:r="http://schemas.openxmlformats.org/officeDocument/2006/relationships" xmlns:m="http://schemas.openxmlformats.org/officeDocument/2006/math" xmlns:v="urn:schemas-microsoft-com:vml" xmlns:wp14="http://schemas.microsoft.com/office/word/2010/wordprocessingDrawing" xmlns:wp="http://schemas.openxmlformats.org/drawingml/2006/wordprocessingDrawing" xmlns:w10="urn:schemas-microsoft-com:office:word" xmlns:w="http://schemas.openxmlformats.org/wordprocessingml/2006/main" xmlns:w14="http://schemas.microsoft.com/office/word/2010/wordml" xmlns:w15="http://schemas.microsoft.com/office/word/2012/wordml" xmlns:wpg="http://schemas.microsoft.com/office/word/2010/wordprocessingGroup" xmlns:wpi="http://schemas.microsoft.com/office/word/2010/wordprocessingInk" xmlns:wne="http://schemas.microsoft.com/office/word/2006/wordml" xmlns:wps="http://schemas.microsoft.com/office/word/2010/wordprocessingShape" xmlns:cx="http://schemas.microsoft.com/office/drawing/2014/chartex" xmlns:cx1="http://schemas.microsoft.com/office/drawing/2015/9/8/chartex" xmlns:cx2="http://schemas.microsoft.com/office/drawing/2015/10/21/chartex" xmlns:cx3="http://schemas.microsoft.com/office/drawing/2016/5/9/chartex" xmlns:cx4="http://schemas.microsoft.com/office/drawing/2016/5/10/chartex" xmlns:cx5="http://schemas.microsoft.com/office/drawing/2016/5/11/chartex" xmlns:cx6="http://schemas.microsoft.com/office/drawing/2016/5/12/chartex" xmlns:cx7="http://schemas.microsoft.com/office/drawing/2016/5/13/chartex" xmlns:cx8="http://schemas.microsoft.com/office/drawing/2016/5/14/chartex" xmlns:aink="http://schemas.microsoft.com/office/drawing/2016/ink" xmlns:am3d="http://schemas.microsoft.com/office/drawing/2017/model3d" xmlns:w16cex="http://schemas.microsoft.com/office/word/2018/wordml/cex" xmlns:w16cid="http://schemas.microsoft.com/office/word/2016/wordml/cid" xmlns:w16="http://schemas.microsoft.com/office/word/2018/wordml" xmlns:w16sdtdh="http://schemas.microsoft.com/office/word/2020/wordml/sdtdatahash" xmlns:w16se="http://schemas.microsoft.com/office/word/2015/wordml/symex" mc:Ignorable="w14 w15 wp14">
   <w:body>
-    <w:p>
-      <w:pPr>
-        <w:pStyle w:val="Title"/>
-      </w:pPr>
-      <w:r>
-        <w:t xml:space="preserve">Response to Question 3</w:t>
-      </w:r>
-    </w:p>
-    <w:p>
-      <w:pPr>
-        <w:pStyle w:val="Subtitle"/>
-      </w:pPr>
-      <w:r>
-        <w:t xml:space="preserve">Part 2 of 2: Converting a Paper Questionnaire into a Digital Form</w:t>
-      </w:r>
+    <w:tbl>
+      <w:tblPr>
+        <w:tblW w:type="dxa" w:w="9700"/>
+        <w:tblBorders>
+          <w:top w:val="single" w:color="auto" w:sz="4"/>
+          <w:left w:val="single" w:color="auto" w:sz="4"/>
+          <w:bottom w:val="single" w:color="auto" w:sz="4"/>
+          <w:right w:val="single" w:color="auto" w:sz="4"/>
+          <w:insideH w:val="single" w:color="auto" w:sz="4"/>
+          <w:insideV w:val="single" w:color="auto" w:sz="4"/>
+        </w:tblBorders>
+      </w:tblPr>
+      <w:tblGrid>
+        <w:gridCol w:w="9700"/>
+      </w:tblGrid>
+      <w:tr>
+        <w:tc>
+          <w:tcPr>
+            <w:tcW w:type="dxa" w:w="9700"/>
+            <w:shd w:fill="0090FC" w:val="clear"/>
+            <w:tcMar>
+              <w:top w:type="dxa" w:w="520"/>
+              <w:left w:type="dxa" w:w="480"/>
+              <w:bottom w:type="dxa" w:w="520"/>
+              <w:right w:type="dxa" w:w="480"/>
+            </w:tcMar>
+            <w:vAlign w:val="center"/>
+          </w:tcPr>
+          <w:p>
+            <w:pPr>
+              <w:spacing w:after="160"/>
+            </w:pPr>
+            <w:r>
+              <w:rPr>
+                <w:b/>
+                <w:bCs/>
+                <w:color w:val="FFFFFF"/>
+                <w:spacing w:val="30"/>
+                <w:sz w:val="18"/>
+                <w:szCs w:val="18"/>
+              </w:rPr>
+              <w:t xml:space="preserve">EHEALTH AFRICA</w:t>
+            </w:r>
+          </w:p>
+          <w:p>
+            <w:pPr>
+              <w:spacing w:after="80"/>
+            </w:pPr>
+            <w:r>
+              <w:rPr>
+                <w:rFonts w:ascii="Georgia" w:cs="Georgia" w:eastAsia="Georgia" w:hAnsi="Georgia"/>
+                <w:b/>
+                <w:bCs/>
+                <w:color w:val="FFFFFF"/>
+                <w:sz w:val="52"/>
+                <w:szCs w:val="52"/>
+              </w:rPr>
+              <w:t xml:space="preserve">Response to Question 3</w:t>
+            </w:r>
+          </w:p>
+          <w:p>
+            <w:r>
+              <w:rPr>
+                <w:i/>
+                <w:iCs/>
+                <w:color w:val="FFFFFF"/>
+                <w:sz w:val="24"/>
+                <w:szCs w:val="24"/>
+              </w:rPr>
+              <w:t xml:space="preserve">Part 2 of 2: Converting a Paper Questionnaire into a Digital Form</w:t>
+            </w:r>
+          </w:p>
+        </w:tc>
+      </w:tr>
+    </w:tbl>
+    <w:p>
+      <w:pPr>
+        <w:pBdr>
+          <w:bottom w:val="single" w:color="E2EE64" w:sz="18" w:space="1"/>
+        </w:pBdr>
+        <w:spacing w:after="0" w:before="220"/>
+      </w:pPr>
+    </w:p>
+    <w:p>
+      <w:pPr>
+        <w:spacing w:after="0" w:before="320"/>
+      </w:pPr>
     </w:p>
     <w:p>
       <w:pPr>
@@ -74,7 +146,7 @@
         </w:rPr>
         <w:t xml:space="preserve">Repository: </w:t>
       </w:r>
-      <w:hyperlink w:history="1" r:id="rIdpy3cwk_z2bedddxlejpgc">
+      <w:hyperlink w:history="1" r:id="rIdw_fuyzghfgrs8t5j38f4p">
         <w:r>
           <w:rPr>
             <w:rStyle w:val="Hyperlink"/>
@@ -97,7 +169,7 @@
       <w:r>
         <w:t xml:space="preserve">hh2026_v1, version 2026073101 — </w:t>
       </w:r>
-      <w:hyperlink w:history="1" r:id="rIdzto5-s2kxbiwumdbnmg0k">
+      <w:hyperlink w:history="1" r:id="rIdua9wguqta0tq5bjjxv9ry">
         <w:r>
           <w:rPr>
             <w:rStyle w:val="Hyperlink"/>
@@ -129,11 +201,19 @@
     <w:p>
       <w:pPr>
         <w:pStyle w:val="Heading1"/>
-        <w:spacing w:after="160" w:before="420"/>
+        <w:spacing w:after="160" w:before="460"/>
       </w:pPr>
       <w:r>
         <w:t xml:space="preserve">Contents</w:t>
       </w:r>
+    </w:p>
+    <w:p>
+      <w:pPr>
+        <w:pBdr>
+          <w:bottom w:val="single" w:color="E2EE64" w:sz="10" w:space="1"/>
+        </w:pBdr>
+        <w:spacing w:after="260" w:before="40"/>
+      </w:pPr>
     </w:p>
     <w:sdt>
       <w:sdtPr>
@@ -162,7 +242,7 @@
     <w:p>
       <w:pPr>
         <w:pStyle w:val="Heading1"/>
-        <w:spacing w:after="160" w:before="420"/>
+        <w:spacing w:after="160" w:before="460"/>
       </w:pPr>
       <w:r>
         <w:t xml:space="preserve">How to read this document</w:t>
@@ -203,15 +283,19 @@
     </w:p>
     <w:p>
       <w:pPr>
-        <w:spacing w:after="160"/>
+        <w:pBdr>
+          <w:left w:val="single" w:color="E2EE64" w:sz="28" w:space="10"/>
+        </w:pBdr>
+        <w:spacing w:after="200" w:before="120"/>
+        <w:ind w:left="72"/>
       </w:pPr>
       <w:r>
         <w:rPr>
           <w:i/>
           <w:iCs/>
-          <w:color w:val="5C6459"/>
-        </w:rPr>
-        <w:t xml:space="preserve">"Whether you treat the operating conditions as design constraints or as background reading. A form that is technically elegant and unusable by an enumerator with six years of schooling, on the stated hardware, after nine days offline, has failed."</w:t>
+          <w:color w:val="293C5B"/>
+        </w:rPr>
+        <w:t xml:space="preserve">“Whether you treat the operating conditions as design constraints or as background reading. A form that is technically elegant and unusable by an enumerator with six years of schooling, on the stated hardware, after nine days offline, has failed.”</w:t>
       </w:r>
     </w:p>
     <w:p>
@@ -224,15 +308,19 @@
     </w:p>
     <w:p>
       <w:pPr>
-        <w:spacing w:after="160"/>
+        <w:pBdr>
+          <w:left w:val="single" w:color="E2EE64" w:sz="28" w:space="10"/>
+        </w:pBdr>
+        <w:spacing w:after="200" w:before="120"/>
+        <w:ind w:left="72"/>
       </w:pPr>
       <w:r>
         <w:rPr>
           <w:i/>
           <w:iCs/>
-          <w:color w:val="5C6459"/>
-        </w:rPr>
-        <w:t xml:space="preserve">"Whether you read the questionnaire critically. It is a real instrument with real flaws. Candidates who transcribe it cleanly will produce a working form and score in the middle. Candidates who find what is wrong with it and handle that judiciously are the ones we are looking for."</w:t>
+          <w:color w:val="293C5B"/>
+        </w:rPr>
+        <w:t xml:space="preserve">“Whether you read the questionnaire critically. It is a real instrument with real flaws. Candidates who transcribe it cleanly will produce a working form and score in the middle. Candidates who find what is wrong with it and handle that judiciously are the ones we are looking for.”</w:t>
       </w:r>
     </w:p>
     <w:p>
@@ -246,7 +334,7 @@
     <w:p>
       <w:pPr>
         <w:pStyle w:val="Heading1"/>
-        <w:spacing w:after="160" w:before="420"/>
+        <w:spacing w:after="160" w:before="460"/>
       </w:pPr>
       <w:r>
         <w:t xml:space="preserve">Requirement 1 — Build the form</w:t>
@@ -255,23 +343,28 @@
     <w:p>
       <w:pPr>
         <w:pBdr>
-          <w:left w:val="single" w:color="1F6F63" w:sz="12" w:space="8"/>
+          <w:top w:val="single" w:color="D9EEFF" w:sz="2" w:space="6"/>
+          <w:bottom w:val="single" w:color="D9EEFF" w:sz="2" w:space="6"/>
+          <w:left w:val="single" w:color="0090FC" w:sz="24" w:space="10"/>
+          <w:right w:val="single" w:color="D9EEFF" w:sz="2" w:space="6"/>
         </w:pBdr>
-        <w:spacing w:after="140" w:before="60"/>
-        <w:ind w:left="144"/>
-      </w:pPr>
-      <w:r>
-        <w:rPr>
-          <w:b/>
-          <w:bCs/>
-        </w:rPr>
-        <w:t xml:space="preserve">Requirement 1. </w:t>
+        <w:shd w:fill="D9EEFF" w:val="clear"/>
+        <w:spacing w:after="160" w:before="80"/>
+        <w:ind w:left="72"/>
+      </w:pPr>
+      <w:r>
+        <w:rPr>
+          <w:b/>
+          <w:bCs/>
+          <w:color w:val="0056A7"/>
+        </w:rPr>
+        <w:t xml:space="preserve">REQUIREMENT 1   </w:t>
       </w:r>
       <w:r>
         <w:rPr>
           <w:i/>
           <w:iCs/>
-          <w:color w:val="5C6459"/>
+          <w:color w:val="293C5B"/>
         </w:rPr>
         <w:t xml:space="preserve">Build the form. It must convert without error; state the tool and version you validated with and include the conversion output in your repository. Implement the full questionnaire, including the roster, the per-child module, the specimen section and the supervisor review.</w:t>
       </w:r>
@@ -294,17 +387,18 @@
     </w:p>
     <w:p>
       <w:pPr>
-        <w:spacing w:after="300"/>
+        <w:spacing w:after="320" w:before="40"/>
         <w:ind w:left="215"/>
       </w:pPr>
       <w:r>
         <w:rPr>
           <w:b/>
           <w:bCs/>
+          <w:color w:val="0056A7"/>
         </w:rPr>
         <w:t xml:space="preserve">See: </w:t>
       </w:r>
-      <w:hyperlink w:history="1" r:id="rIdxlmoqx2idxzbrvvozlhzc">
+      <w:hyperlink w:history="1" r:id="rIdpmqouogwtuofe37ektqz9">
         <w:r>
           <w:rPr>
             <w:rStyle w:val="Hyperlink"/>
@@ -314,11 +408,11 @@
       </w:hyperlink>
       <w:r>
         <w:rPr>
-          <w:color w:val="5C6459"/>
+          <w:color w:val="6B6B6B"/>
         </w:rPr>
         <w:t xml:space="preserve">  ·  </w:t>
       </w:r>
-      <w:hyperlink w:history="1" r:id="rIdggttyhmh9yjfpqalraho6">
+      <w:hyperlink w:history="1" r:id="rIdepdceqncse6iludhannxo">
         <w:r>
           <w:rPr>
             <w:rStyle w:val="Hyperlink"/>
@@ -328,11 +422,11 @@
       </w:hyperlink>
       <w:r>
         <w:rPr>
-          <w:color w:val="5C6459"/>
+          <w:color w:val="6B6B6B"/>
         </w:rPr>
         <w:t xml:space="preserve">  ·  </w:t>
       </w:r>
-      <w:hyperlink w:history="1" r:id="rIdvnwehbykin6jtptwyisfr">
+      <w:hyperlink w:history="1" r:id="rIdd_conjbhm1_-f8meom2ya">
         <w:r>
           <w:rPr>
             <w:rStyle w:val="Hyperlink"/>
@@ -342,11 +436,11 @@
       </w:hyperlink>
       <w:r>
         <w:rPr>
-          <w:color w:val="5C6459"/>
+          <w:color w:val="6B6B6B"/>
         </w:rPr>
         <w:t xml:space="preserve">  ·  </w:t>
       </w:r>
-      <w:hyperlink w:history="1" r:id="rIdsxayzipotxv9xq40acs9x">
+      <w:hyperlink w:history="1" r:id="rIdcldvlkqpfmzrolwdcr4jf">
         <w:r>
           <w:rPr>
             <w:rStyle w:val="Hyperlink"/>
@@ -358,7 +452,7 @@
     <w:p>
       <w:pPr>
         <w:pStyle w:val="Heading1"/>
-        <w:spacing w:after="160" w:before="420"/>
+        <w:spacing w:after="160" w:before="460"/>
       </w:pPr>
       <w:r>
         <w:t xml:space="preserve">Requirement 2 — Constraint register</w:t>
@@ -367,23 +461,28 @@
     <w:p>
       <w:pPr>
         <w:pBdr>
-          <w:left w:val="single" w:color="1F6F63" w:sz="12" w:space="8"/>
+          <w:top w:val="single" w:color="D9EEFF" w:sz="2" w:space="6"/>
+          <w:bottom w:val="single" w:color="D9EEFF" w:sz="2" w:space="6"/>
+          <w:left w:val="single" w:color="0090FC" w:sz="24" w:space="10"/>
+          <w:right w:val="single" w:color="D9EEFF" w:sz="2" w:space="6"/>
         </w:pBdr>
-        <w:spacing w:after="140" w:before="60"/>
-        <w:ind w:left="144"/>
-      </w:pPr>
-      <w:r>
-        <w:rPr>
-          <w:b/>
-          <w:bCs/>
-        </w:rPr>
-        <w:t xml:space="preserve">Requirement 2. </w:t>
+        <w:shd w:fill="D9EEFF" w:val="clear"/>
+        <w:spacing w:after="160" w:before="80"/>
+        <w:ind w:left="72"/>
+      </w:pPr>
+      <w:r>
+        <w:rPr>
+          <w:b/>
+          <w:bCs/>
+          <w:color w:val="0056A7"/>
+        </w:rPr>
+        <w:t xml:space="preserve">REQUIREMENT 2   </w:t>
       </w:r>
       <w:r>
         <w:rPr>
           <w:i/>
           <w:iCs/>
-          <w:color w:val="5C6459"/>
+          <w:color w:val="293C5B"/>
         </w:rPr>
         <w:t xml:space="preserve">Produce a constraint register. This is the central deliverable of the question. For every constraint, permitted range, validation rule, and consistency check you added, record what you added, which question it applies to, what it prevents, and where the value or rule came from. Where you set a threshold that the questionnaire does not state, name your source or say plainly that it is your judgement. A form full of sensible constraints with no register is worth less than a smaller form with a defended one.</w:t>
       </w:r>
@@ -398,17 +497,18 @@
     </w:p>
     <w:p>
       <w:pPr>
-        <w:spacing w:after="300"/>
+        <w:spacing w:after="320" w:before="40"/>
         <w:ind w:left="215"/>
       </w:pPr>
       <w:r>
         <w:rPr>
           <w:b/>
           <w:bCs/>
+          <w:color w:val="0056A7"/>
         </w:rPr>
         <w:t xml:space="preserve">See: </w:t>
       </w:r>
-      <w:hyperlink w:history="1" r:id="rIdlxa8hd2w0eymnnwrevgut">
+      <w:hyperlink w:history="1" r:id="rIdxtn9hldsbfmk1i3daq5ol">
         <w:r>
           <w:rPr>
             <w:rStyle w:val="Hyperlink"/>
@@ -418,11 +518,11 @@
       </w:hyperlink>
       <w:r>
         <w:rPr>
-          <w:color w:val="5C6459"/>
+          <w:color w:val="6B6B6B"/>
         </w:rPr>
         <w:t xml:space="preserve">  ·  </w:t>
       </w:r>
-      <w:hyperlink w:history="1" r:id="rIdscli5lchdvwxqybq70kle">
+      <w:hyperlink w:history="1" r:id="rIdv8prvhxflgw22f9cla4fg">
         <w:r>
           <w:rPr>
             <w:rStyle w:val="Hyperlink"/>
@@ -434,7 +534,7 @@
     <w:p>
       <w:pPr>
         <w:pStyle w:val="Heading1"/>
-        <w:spacing w:after="160" w:before="420"/>
+        <w:spacing w:after="160" w:before="460"/>
       </w:pPr>
       <w:r>
         <w:t xml:space="preserve">Requirement 3 — Coding scheme and sentinels</w:t>
@@ -443,23 +543,28 @@
     <w:p>
       <w:pPr>
         <w:pBdr>
-          <w:left w:val="single" w:color="1F6F63" w:sz="12" w:space="8"/>
+          <w:top w:val="single" w:color="D9EEFF" w:sz="2" w:space="6"/>
+          <w:bottom w:val="single" w:color="D9EEFF" w:sz="2" w:space="6"/>
+          <w:left w:val="single" w:color="0090FC" w:sz="24" w:space="10"/>
+          <w:right w:val="single" w:color="D9EEFF" w:sz="2" w:space="6"/>
         </w:pBdr>
-        <w:spacing w:after="140" w:before="60"/>
-        <w:ind w:left="144"/>
-      </w:pPr>
-      <w:r>
-        <w:rPr>
-          <w:b/>
-          <w:bCs/>
-        </w:rPr>
-        <w:t xml:space="preserve">Requirement 3. </w:t>
+        <w:shd w:fill="D9EEFF" w:val="clear"/>
+        <w:spacing w:after="160" w:before="80"/>
+        <w:ind w:left="72"/>
+      </w:pPr>
+      <w:r>
+        <w:rPr>
+          <w:b/>
+          <w:bCs/>
+          <w:color w:val="0056A7"/>
+        </w:rPr>
+        <w:t xml:space="preserve">REQUIREMENT 3   </w:t>
       </w:r>
       <w:r>
         <w:rPr>
           <w:i/>
           <w:iCs/>
-          <w:color w:val="5C6459"/>
+          <w:color w:val="293C5B"/>
         </w:rPr>
         <w:t xml:space="preserve">Handle the coding scheme properly. The questionnaire uses sentinel codes for non-response and, in places, uses them inside fields that also carry measurements. Explain how you have stored these so that the analysis team cannot mistake a sentinel for a value, and identify every place in the questionnaire where a coding category collides with a non-response code.</w:t>
       </w:r>
@@ -474,17 +579,18 @@
     </w:p>
     <w:p>
       <w:pPr>
-        <w:spacing w:after="300"/>
+        <w:spacing w:after="320" w:before="40"/>
         <w:ind w:left="215"/>
       </w:pPr>
       <w:r>
         <w:rPr>
           <w:b/>
           <w:bCs/>
+          <w:color w:val="0056A7"/>
         </w:rPr>
         <w:t xml:space="preserve">See: </w:t>
       </w:r>
-      <w:hyperlink w:history="1" r:id="rId76g8bvem7k9pujoh9fzbz">
+      <w:hyperlink w:history="1" r:id="rIdisbnhoqyqidugpifvc0kb">
         <w:r>
           <w:rPr>
             <w:rStyle w:val="Hyperlink"/>
@@ -496,7 +602,7 @@
     <w:p>
       <w:pPr>
         <w:pStyle w:val="Heading1"/>
-        <w:spacing w:after="160" w:before="420"/>
+        <w:spacing w:after="160" w:before="460"/>
       </w:pPr>
       <w:r>
         <w:t xml:space="preserve">Requirement 4 — Cross-question consistency</w:t>
@@ -505,23 +611,28 @@
     <w:p>
       <w:pPr>
         <w:pBdr>
-          <w:left w:val="single" w:color="1F6F63" w:sz="12" w:space="8"/>
+          <w:top w:val="single" w:color="D9EEFF" w:sz="2" w:space="6"/>
+          <w:bottom w:val="single" w:color="D9EEFF" w:sz="2" w:space="6"/>
+          <w:left w:val="single" w:color="0090FC" w:sz="24" w:space="10"/>
+          <w:right w:val="single" w:color="D9EEFF" w:sz="2" w:space="6"/>
         </w:pBdr>
-        <w:spacing w:after="140" w:before="60"/>
-        <w:ind w:left="144"/>
-      </w:pPr>
-      <w:r>
-        <w:rPr>
-          <w:b/>
-          <w:bCs/>
-        </w:rPr>
-        <w:t xml:space="preserve">Requirement 4. </w:t>
+        <w:shd w:fill="D9EEFF" w:val="clear"/>
+        <w:spacing w:after="160" w:before="80"/>
+        <w:ind w:left="72"/>
+      </w:pPr>
+      <w:r>
+        <w:rPr>
+          <w:b/>
+          <w:bCs/>
+          <w:color w:val="0056A7"/>
+        </w:rPr>
+        <w:t xml:space="preserve">REQUIREMENT 4   </w:t>
       </w:r>
       <w:r>
         <w:rPr>
           <w:i/>
           <w:iCs/>
-          <w:color w:val="5C6459"/>
+          <w:color w:val="293C5B"/>
         </w:rPr>
         <w:t xml:space="preserve">Enforce the cross-question consistency the paper form relies on a clerk to notice. At minimum reconcile the stated household size against the roster, and the stated number of eligible children against the number of child modules completed.</w:t>
       </w:r>
@@ -544,17 +655,18 @@
     </w:p>
     <w:p>
       <w:pPr>
-        <w:spacing w:after="300"/>
+        <w:spacing w:after="320" w:before="40"/>
         <w:ind w:left="215"/>
       </w:pPr>
       <w:r>
         <w:rPr>
           <w:b/>
           <w:bCs/>
+          <w:color w:val="0056A7"/>
         </w:rPr>
         <w:t xml:space="preserve">See: </w:t>
       </w:r>
-      <w:hyperlink w:history="1" r:id="rIdby7xprglepcocentbxd10">
+      <w:hyperlink w:history="1" r:id="rIdcshhruyjyglbtl4ivswhg">
         <w:r>
           <w:rPr>
             <w:rStyle w:val="Hyperlink"/>
@@ -564,11 +676,11 @@
       </w:hyperlink>
       <w:r>
         <w:rPr>
-          <w:color w:val="5C6459"/>
+          <w:color w:val="6B6B6B"/>
         </w:rPr>
         <w:t xml:space="preserve">  ·  </w:t>
       </w:r>
-      <w:hyperlink w:history="1" r:id="rIdaz3yigi9d-1kvjpywl9p0">
+      <w:hyperlink w:history="1" r:id="rIdxwwqwb2xx2hzk5vxuakky">
         <w:r>
           <w:rPr>
             <w:rStyle w:val="Hyperlink"/>
@@ -580,7 +692,7 @@
     <w:p>
       <w:pPr>
         <w:pStyle w:val="Heading1"/>
-        <w:spacing w:after="160" w:before="420"/>
+        <w:spacing w:after="160" w:before="460"/>
       </w:pPr>
       <w:r>
         <w:t xml:space="preserve">Requirement 5 — Questionnaire defects</w:t>
@@ -589,23 +701,28 @@
     <w:p>
       <w:pPr>
         <w:pBdr>
-          <w:left w:val="single" w:color="1F6F63" w:sz="12" w:space="8"/>
+          <w:top w:val="single" w:color="D9EEFF" w:sz="2" w:space="6"/>
+          <w:bottom w:val="single" w:color="D9EEFF" w:sz="2" w:space="6"/>
+          <w:left w:val="single" w:color="0090FC" w:sz="24" w:space="10"/>
+          <w:right w:val="single" w:color="D9EEFF" w:sz="2" w:space="6"/>
         </w:pBdr>
-        <w:spacing w:after="140" w:before="60"/>
-        <w:ind w:left="144"/>
-      </w:pPr>
-      <w:r>
-        <w:rPr>
-          <w:b/>
-          <w:bCs/>
-        </w:rPr>
-        <w:t xml:space="preserve">Requirement 5. </w:t>
+        <w:shd w:fill="D9EEFF" w:val="clear"/>
+        <w:spacing w:after="160" w:before="80"/>
+        <w:ind w:left="72"/>
+      </w:pPr>
+      <w:r>
+        <w:rPr>
+          <w:b/>
+          <w:bCs/>
+          <w:color w:val="0056A7"/>
+        </w:rPr>
+        <w:t xml:space="preserve">REQUIREMENT 5   </w:t>
       </w:r>
       <w:r>
         <w:rPr>
           <w:i/>
           <w:iCs/>
-          <w:color w:val="5C6459"/>
+          <w:color w:val="293C5B"/>
         </w:rPr>
         <w:t xml:space="preserve">Report the defects in the questionnaire. It contains internal contradictions, at least one skip instruction that is missing or ambiguous, and at least one place where the paper design permits data that cannot be analysed. List what you found, state for each whether you resolved it in the form or escalated it, and justify that choice. Silently fixing a contradiction in an ethics approved instrument is not automatically the right answer.</w:t>
       </w:r>
@@ -620,17 +737,18 @@
     </w:p>
     <w:p>
       <w:pPr>
-        <w:spacing w:after="300"/>
+        <w:spacing w:after="320" w:before="40"/>
         <w:ind w:left="215"/>
       </w:pPr>
       <w:r>
         <w:rPr>
           <w:b/>
           <w:bCs/>
+          <w:color w:val="0056A7"/>
         </w:rPr>
         <w:t xml:space="preserve">See: </w:t>
       </w:r>
-      <w:hyperlink w:history="1" r:id="rIdgs1bwlovxvq1sncd5cohz">
+      <w:hyperlink w:history="1" r:id="rIdmid6ezfq2gbzvhwgxk2il">
         <w:r>
           <w:rPr>
             <w:rStyle w:val="Hyperlink"/>
@@ -642,7 +760,7 @@
     <w:p>
       <w:pPr>
         <w:pStyle w:val="Heading1"/>
-        <w:spacing w:after="160" w:before="420"/>
+        <w:spacing w:after="160" w:before="460"/>
       </w:pPr>
       <w:r>
         <w:t xml:space="preserve">Requirement 6 — Settlement list on a 2GB device</w:t>
@@ -651,23 +769,28 @@
     <w:p>
       <w:pPr>
         <w:pBdr>
-          <w:left w:val="single" w:color="1F6F63" w:sz="12" w:space="8"/>
+          <w:top w:val="single" w:color="D9EEFF" w:sz="2" w:space="6"/>
+          <w:bottom w:val="single" w:color="D9EEFF" w:sz="2" w:space="6"/>
+          <w:left w:val="single" w:color="0090FC" w:sz="24" w:space="10"/>
+          <w:right w:val="single" w:color="D9EEFF" w:sz="2" w:space="6"/>
         </w:pBdr>
-        <w:spacing w:after="140" w:before="60"/>
-        <w:ind w:left="144"/>
-      </w:pPr>
-      <w:r>
-        <w:rPr>
-          <w:b/>
-          <w:bCs/>
-        </w:rPr>
-        <w:t xml:space="preserve">Requirement 6. </w:t>
+        <w:shd w:fill="D9EEFF" w:val="clear"/>
+        <w:spacing w:after="160" w:before="80"/>
+        <w:ind w:left="72"/>
+      </w:pPr>
+      <w:r>
+        <w:rPr>
+          <w:b/>
+          <w:bCs/>
+          <w:color w:val="0056A7"/>
+        </w:rPr>
+        <w:t xml:space="preserve">REQUIREMENT 6   </w:t>
       </w:r>
       <w:r>
         <w:rPr>
           <w:i/>
           <w:iCs/>
-          <w:color w:val="5C6459"/>
+          <w:color w:val="293C5B"/>
         </w:rPr>
         <w:t xml:space="preserve">Explain how you serve a settlement list of more than two thousand rows to a device with two gigabytes of memory, and what you rejected in reaching that decision. A choices worksheet is not an acceptable answer, and saying so is not sufficient; describe the mechanism you used instead.</w:t>
       </w:r>
@@ -682,17 +805,18 @@
     </w:p>
     <w:p>
       <w:pPr>
-        <w:spacing w:after="300"/>
+        <w:spacing w:after="320" w:before="40"/>
         <w:ind w:left="215"/>
       </w:pPr>
       <w:r>
         <w:rPr>
           <w:b/>
           <w:bCs/>
+          <w:color w:val="0056A7"/>
         </w:rPr>
         <w:t xml:space="preserve">See: </w:t>
       </w:r>
-      <w:hyperlink w:history="1" r:id="rId9b668w_t6qjay7ognraqz">
+      <w:hyperlink w:history="1" r:id="rIdrllv0iw0ybmp2jgppowvp">
         <w:r>
           <w:rPr>
             <w:rStyle w:val="Hyperlink"/>
@@ -704,7 +828,7 @@
     <w:p>
       <w:pPr>
         <w:pStyle w:val="Heading1"/>
-        <w:spacing w:after="160" w:before="420"/>
+        <w:spacing w:after="160" w:before="460"/>
       </w:pPr>
       <w:r>
         <w:t xml:space="preserve">Requirement 7 — Specimen label check digit</w:t>
@@ -713,23 +837,28 @@
     <w:p>
       <w:pPr>
         <w:pBdr>
-          <w:left w:val="single" w:color="1F6F63" w:sz="12" w:space="8"/>
+          <w:top w:val="single" w:color="D9EEFF" w:sz="2" w:space="6"/>
+          <w:bottom w:val="single" w:color="D9EEFF" w:sz="2" w:space="6"/>
+          <w:left w:val="single" w:color="0090FC" w:sz="24" w:space="10"/>
+          <w:right w:val="single" w:color="D9EEFF" w:sz="2" w:space="6"/>
         </w:pBdr>
-        <w:spacing w:after="140" w:before="60"/>
-        <w:ind w:left="144"/>
-      </w:pPr>
-      <w:r>
-        <w:rPr>
-          <w:b/>
-          <w:bCs/>
-        </w:rPr>
-        <w:t xml:space="preserve">Requirement 7. </w:t>
+        <w:shd w:fill="D9EEFF" w:val="clear"/>
+        <w:spacing w:after="160" w:before="80"/>
+        <w:ind w:left="72"/>
+      </w:pPr>
+      <w:r>
+        <w:rPr>
+          <w:b/>
+          <w:bCs/>
+          <w:color w:val="0056A7"/>
+        </w:rPr>
+        <w:t xml:space="preserve">REQUIREMENT 7   </w:t>
       </w:r>
       <w:r>
         <w:rPr>
           <w:i/>
           <w:iCs/>
-          <w:color w:val="5C6459"/>
+          <w:color w:val="293C5B"/>
         </w:rPr>
         <w:t xml:space="preserve">Implement validation of the pre-printed specimen labels, including the check digit scheme in the allocation file. Give the test cases that demonstrate your check rejects a transposed pair of digits, rather than only that it accepts valid labels.</w:t>
       </w:r>
@@ -744,17 +873,18 @@
     </w:p>
     <w:p>
       <w:pPr>
-        <w:spacing w:after="300"/>
+        <w:spacing w:after="320" w:before="40"/>
         <w:ind w:left="215"/>
       </w:pPr>
       <w:r>
         <w:rPr>
           <w:b/>
           <w:bCs/>
+          <w:color w:val="0056A7"/>
         </w:rPr>
         <w:t xml:space="preserve">See: </w:t>
       </w:r>
-      <w:hyperlink w:history="1" r:id="rIdsnpmpkysnoqhpsa3ph0br">
+      <w:hyperlink w:history="1" r:id="rIdzal_01q6lnojtr6mmhano">
         <w:r>
           <w:rPr>
             <w:rStyle w:val="Hyperlink"/>
@@ -764,11 +894,11 @@
       </w:hyperlink>
       <w:r>
         <w:rPr>
-          <w:color w:val="5C6459"/>
+          <w:color w:val="6B6B6B"/>
         </w:rPr>
         <w:t xml:space="preserve">  ·  </w:t>
       </w:r>
-      <w:hyperlink w:history="1" r:id="rIdb03x0pmkm5-4_rflcyeah">
+      <w:hyperlink w:history="1" r:id="rIdbqriqzzx1uyrb1dic3pph">
         <w:r>
           <w:rPr>
             <w:rStyle w:val="Hyperlink"/>
@@ -780,7 +910,7 @@
     <w:p>
       <w:pPr>
         <w:pStyle w:val="Heading1"/>
-        <w:spacing w:after="160" w:before="420"/>
+        <w:spacing w:after="160" w:before="460"/>
       </w:pPr>
       <w:r>
         <w:t xml:space="preserve">Requirement 8 — Duplicate label detection</w:t>
@@ -789,23 +919,28 @@
     <w:p>
       <w:pPr>
         <w:pBdr>
-          <w:left w:val="single" w:color="1F6F63" w:sz="12" w:space="8"/>
+          <w:top w:val="single" w:color="D9EEFF" w:sz="2" w:space="6"/>
+          <w:bottom w:val="single" w:color="D9EEFF" w:sz="2" w:space="6"/>
+          <w:left w:val="single" w:color="0090FC" w:sz="24" w:space="10"/>
+          <w:right w:val="single" w:color="D9EEFF" w:sz="2" w:space="6"/>
         </w:pBdr>
-        <w:spacing w:after="140" w:before="60"/>
-        <w:ind w:left="144"/>
-      </w:pPr>
-      <w:r>
-        <w:rPr>
-          <w:b/>
-          <w:bCs/>
-        </w:rPr>
-        <w:t xml:space="preserve">Requirement 8. </w:t>
+        <w:shd w:fill="D9EEFF" w:val="clear"/>
+        <w:spacing w:after="160" w:before="80"/>
+        <w:ind w:left="72"/>
+      </w:pPr>
+      <w:r>
+        <w:rPr>
+          <w:b/>
+          <w:bCs/>
+          <w:color w:val="0056A7"/>
+        </w:rPr>
+        <w:t xml:space="preserve">REQUIREMENT 8   </w:t>
       </w:r>
       <w:r>
         <w:rPr>
           <w:i/>
           <w:iCs/>
-          <w:color w:val="5C6459"/>
+          <w:color w:val="293C5B"/>
         </w:rPr>
         <w:t xml:space="preserve">The laboratory requires that a label already used in an earlier submission from the same device be rejected. State plainly whether a self contained form can enforce that. If it cannot, describe the architecture that can, and implement whatever part of the requirement is achievable in the form itself.</w:t>
       </w:r>
@@ -820,17 +955,18 @@
     </w:p>
     <w:p>
       <w:pPr>
-        <w:spacing w:after="300"/>
+        <w:spacing w:after="320" w:before="40"/>
         <w:ind w:left="215"/>
       </w:pPr>
       <w:r>
         <w:rPr>
           <w:b/>
           <w:bCs/>
+          <w:color w:val="0056A7"/>
         </w:rPr>
         <w:t xml:space="preserve">See: </w:t>
       </w:r>
-      <w:hyperlink w:history="1" r:id="rIdpsstiylm6kaqhmnoyioja">
+      <w:hyperlink w:history="1" r:id="rIdnkjv7hfwmgsb2ev3gqpwp">
         <w:r>
           <w:rPr>
             <w:rStyle w:val="Hyperlink"/>
@@ -842,7 +978,7 @@
     <w:p>
       <w:pPr>
         <w:pStyle w:val="Heading1"/>
-        <w:spacing w:after="160" w:before="420"/>
+        <w:spacing w:after="160" w:before="460"/>
       </w:pPr>
       <w:r>
         <w:t xml:space="preserve">Requirement 9 — Test plan</w:t>
@@ -851,23 +987,28 @@
     <w:p>
       <w:pPr>
         <w:pBdr>
-          <w:left w:val="single" w:color="1F6F63" w:sz="12" w:space="8"/>
+          <w:top w:val="single" w:color="D9EEFF" w:sz="2" w:space="6"/>
+          <w:bottom w:val="single" w:color="D9EEFF" w:sz="2" w:space="6"/>
+          <w:left w:val="single" w:color="0090FC" w:sz="24" w:space="10"/>
+          <w:right w:val="single" w:color="D9EEFF" w:sz="2" w:space="6"/>
         </w:pBdr>
-        <w:spacing w:after="140" w:before="60"/>
-        <w:ind w:left="144"/>
-      </w:pPr>
-      <w:r>
-        <w:rPr>
-          <w:b/>
-          <w:bCs/>
-        </w:rPr>
-        <w:t xml:space="preserve">Requirement 9. </w:t>
+        <w:shd w:fill="D9EEFF" w:val="clear"/>
+        <w:spacing w:after="160" w:before="80"/>
+        <w:ind w:left="72"/>
+      </w:pPr>
+      <w:r>
+        <w:rPr>
+          <w:b/>
+          <w:bCs/>
+          <w:color w:val="0056A7"/>
+        </w:rPr>
+        <w:t xml:space="preserve">REQUIREMENT 9   </w:t>
       </w:r>
       <w:r>
         <w:rPr>
           <w:i/>
           <w:iCs/>
-          <w:color w:val="5C6459"/>
+          <w:color w:val="293C5B"/>
         </w:rPr>
         <w:t xml:space="preserve">Produce a test plan of at least fifteen cases with expected results. It must include negative tests and must exercise the boundaries you have chosen, including the specimen eligibility cut, the measurement position change, the ends of every range you set, a date outside the fieldwork window, and a household where the roster and the stated household size disagree.</w:t>
       </w:r>
@@ -882,17 +1023,18 @@
     </w:p>
     <w:p>
       <w:pPr>
-        <w:spacing w:after="300"/>
+        <w:spacing w:after="320" w:before="40"/>
         <w:ind w:left="215"/>
       </w:pPr>
       <w:r>
         <w:rPr>
           <w:b/>
           <w:bCs/>
+          <w:color w:val="0056A7"/>
         </w:rPr>
         <w:t xml:space="preserve">See: </w:t>
       </w:r>
-      <w:hyperlink w:history="1" r:id="rIdwyuhcqkkpqcffv2l8z2wf">
+      <w:hyperlink w:history="1" r:id="rIdnnnclpwoliou3mfuvab2b">
         <w:r>
           <w:rPr>
             <w:rStyle w:val="Hyperlink"/>
@@ -904,7 +1046,7 @@
     <w:p>
       <w:pPr>
         <w:pStyle w:val="Heading1"/>
-        <w:spacing w:after="160" w:before="420"/>
+        <w:spacing w:after="160" w:before="460"/>
       </w:pPr>
       <w:r>
         <w:t xml:space="preserve">Requirement 10 — Deployment and version control</w:t>
@@ -913,23 +1055,28 @@
     <w:p>
       <w:pPr>
         <w:pBdr>
-          <w:left w:val="single" w:color="1F6F63" w:sz="12" w:space="8"/>
+          <w:top w:val="single" w:color="D9EEFF" w:sz="2" w:space="6"/>
+          <w:bottom w:val="single" w:color="D9EEFF" w:sz="2" w:space="6"/>
+          <w:left w:val="single" w:color="0090FC" w:sz="24" w:space="10"/>
+          <w:right w:val="single" w:color="D9EEFF" w:sz="2" w:space="6"/>
         </w:pBdr>
-        <w:spacing w:after="140" w:before="60"/>
-        <w:ind w:left="144"/>
-      </w:pPr>
-      <w:r>
-        <w:rPr>
-          <w:b/>
-          <w:bCs/>
-        </w:rPr>
-        <w:t xml:space="preserve">Requirement 10. </w:t>
+        <w:shd w:fill="D9EEFF" w:val="clear"/>
+        <w:spacing w:after="160" w:before="80"/>
+        <w:ind w:left="72"/>
+      </w:pPr>
+      <w:r>
+        <w:rPr>
+          <w:b/>
+          <w:bCs/>
+          <w:color w:val="0056A7"/>
+        </w:rPr>
+        <w:t xml:space="preserve">REQUIREMENT 10   </w:t>
       </w:r>
       <w:r>
         <w:rPr>
           <w:i/>
           <w:iCs/>
-          <w:color w:val="5C6459"/>
+          <w:color w:val="293C5B"/>
         </w:rPr>
         <w:t xml:space="preserve">Set out a deployment and version control plan for 120 enumerators offline for up to nine days, addressing how you push a mid round change without losing or corrupting data already collected, and how the analysis team distinguishes records collected under different versions of the form.</w:t>
       </w:r>
@@ -944,17 +1091,18 @@
     </w:p>
     <w:p>
       <w:pPr>
-        <w:spacing w:after="300"/>
+        <w:spacing w:after="320" w:before="40"/>
         <w:ind w:left="215"/>
       </w:pPr>
       <w:r>
         <w:rPr>
           <w:b/>
           <w:bCs/>
+          <w:color w:val="0056A7"/>
         </w:rPr>
         <w:t xml:space="preserve">See: </w:t>
       </w:r>
-      <w:hyperlink w:history="1" r:id="rIdkw8ytkm-ojwgnmjn_gwdw">
+      <w:hyperlink w:history="1" r:id="rIdpndi7fjqongu-4glilcff">
         <w:r>
           <w:rPr>
             <w:rStyle w:val="Hyperlink"/>
@@ -966,7 +1114,7 @@
     <w:p>
       <w:pPr>
         <w:pStyle w:val="Heading1"/>
-        <w:spacing w:after="160" w:before="420"/>
+        <w:spacing w:after="160" w:before="460"/>
       </w:pPr>
       <w:r>
         <w:t xml:space="preserve">Requirement 11 — Fabrication detection</w:t>
@@ -975,23 +1123,28 @@
     <w:p>
       <w:pPr>
         <w:pBdr>
-          <w:left w:val="single" w:color="1F6F63" w:sz="12" w:space="8"/>
+          <w:top w:val="single" w:color="D9EEFF" w:sz="2" w:space="6"/>
+          <w:bottom w:val="single" w:color="D9EEFF" w:sz="2" w:space="6"/>
+          <w:left w:val="single" w:color="0090FC" w:sz="24" w:space="10"/>
+          <w:right w:val="single" w:color="D9EEFF" w:sz="2" w:space="6"/>
         </w:pBdr>
-        <w:spacing w:after="140" w:before="60"/>
-        <w:ind w:left="144"/>
-      </w:pPr>
-      <w:r>
-        <w:rPr>
-          <w:b/>
-          <w:bCs/>
-        </w:rPr>
-        <w:t xml:space="preserve">Requirement 11. </w:t>
+        <w:shd w:fill="D9EEFF" w:val="clear"/>
+        <w:spacing w:after="160" w:before="80"/>
+        <w:ind w:left="72"/>
+      </w:pPr>
+      <w:r>
+        <w:rPr>
+          <w:b/>
+          <w:bCs/>
+          <w:color w:val="0056A7"/>
+        </w:rPr>
+        <w:t xml:space="preserve">REQUIREMENT 11   </w:t>
       </w:r>
       <w:r>
         <w:rPr>
           <w:i/>
           <w:iCs/>
-          <w:color w:val="5C6459"/>
+          <w:color w:val="293C5B"/>
         </w:rPr>
         <w:t xml:space="preserve">Design for fabrication detection. Identify which fields exist solely to enable back office quality assurance, and give the specific check you would run daily during fieldwork to surface the pattern described in the operating conditions. A design that only permits detection after fieldwork closes has failed this component.</w:t>
       </w:r>
@@ -1006,17 +1159,18 @@
     </w:p>
     <w:p>
       <w:pPr>
-        <w:spacing w:after="300"/>
+        <w:spacing w:after="320" w:before="40"/>
         <w:ind w:left="215"/>
       </w:pPr>
       <w:r>
         <w:rPr>
           <w:b/>
           <w:bCs/>
+          <w:color w:val="0056A7"/>
         </w:rPr>
         <w:t xml:space="preserve">See: </w:t>
       </w:r>
-      <w:hyperlink w:history="1" r:id="rIdedcnmjqjaqdjdsp4uyftu">
+      <w:hyperlink w:history="1" r:id="rIdrczkefuhz7ymjn6uydyet">
         <w:r>
           <w:rPr>
             <w:rStyle w:val="Hyperlink"/>
@@ -1028,7 +1182,7 @@
     <w:p>
       <w:pPr>
         <w:pStyle w:val="Heading1"/>
-        <w:spacing w:after="160" w:before="420"/>
+        <w:spacing w:after="160" w:before="460"/>
       </w:pPr>
       <w:r>
         <w:t xml:space="preserve">Requirement 12 — Data protection</w:t>
@@ -1037,23 +1191,28 @@
     <w:p>
       <w:pPr>
         <w:pBdr>
-          <w:left w:val="single" w:color="1F6F63" w:sz="12" w:space="8"/>
+          <w:top w:val="single" w:color="D9EEFF" w:sz="2" w:space="6"/>
+          <w:bottom w:val="single" w:color="D9EEFF" w:sz="2" w:space="6"/>
+          <w:left w:val="single" w:color="0090FC" w:sz="24" w:space="10"/>
+          <w:right w:val="single" w:color="D9EEFF" w:sz="2" w:space="6"/>
         </w:pBdr>
-        <w:spacing w:after="140" w:before="60"/>
-        <w:ind w:left="144"/>
-      </w:pPr>
-      <w:r>
-        <w:rPr>
-          <w:b/>
-          <w:bCs/>
-        </w:rPr>
-        <w:t xml:space="preserve">Requirement 12. </w:t>
+        <w:shd w:fill="D9EEFF" w:val="clear"/>
+        <w:spacing w:after="160" w:before="80"/>
+        <w:ind w:left="72"/>
+      </w:pPr>
+      <w:r>
+        <w:rPr>
+          <w:b/>
+          <w:bCs/>
+          <w:color w:val="0056A7"/>
+        </w:rPr>
+        <w:t xml:space="preserve">REQUIREMENT 12   </w:t>
       </w:r>
       <w:r>
         <w:rPr>
           <w:i/>
           <w:iCs/>
-          <w:color w:val="5C6459"/>
+          <w:color w:val="293C5B"/>
         </w:rPr>
         <w:t xml:space="preserve">Address data protection. State what you configured, what the questionnaire collects that it arguably need not, and what you would propose removing. You are expected to have a view rather than to implement the instrument uncritically.</w:t>
       </w:r>
@@ -1068,17 +1227,18 @@
     </w:p>
     <w:p>
       <w:pPr>
-        <w:spacing w:after="300"/>
+        <w:spacing w:after="320" w:before="40"/>
         <w:ind w:left="215"/>
       </w:pPr>
       <w:r>
         <w:rPr>
           <w:b/>
           <w:bCs/>
+          <w:color w:val="0056A7"/>
         </w:rPr>
         <w:t xml:space="preserve">See: </w:t>
       </w:r>
-      <w:hyperlink w:history="1" r:id="rIdtth_8dumzh9dphimi2mpa">
+      <w:hyperlink w:history="1" r:id="rIdu6qieuvmw__eki6ocuzu-">
         <w:r>
           <w:rPr>
             <w:rStyle w:val="Hyperlink"/>
@@ -1090,7 +1250,7 @@
     <w:p>
       <w:pPr>
         <w:pStyle w:val="Heading1"/>
-        <w:spacing w:after="160" w:before="420"/>
+        <w:spacing w:after="160" w:before="460"/>
       </w:pPr>
       <w:r>
         <w:t xml:space="preserve">Requirement 13 — Codebook</w:t>
@@ -1099,23 +1259,28 @@
     <w:p>
       <w:pPr>
         <w:pBdr>
-          <w:left w:val="single" w:color="1F6F63" w:sz="12" w:space="8"/>
+          <w:top w:val="single" w:color="D9EEFF" w:sz="2" w:space="6"/>
+          <w:bottom w:val="single" w:color="D9EEFF" w:sz="2" w:space="6"/>
+          <w:left w:val="single" w:color="0090FC" w:sz="24" w:space="10"/>
+          <w:right w:val="single" w:color="D9EEFF" w:sz="2" w:space="6"/>
         </w:pBdr>
-        <w:spacing w:after="140" w:before="60"/>
-        <w:ind w:left="144"/>
-      </w:pPr>
-      <w:r>
-        <w:rPr>
-          <w:b/>
-          <w:bCs/>
-        </w:rPr>
-        <w:t xml:space="preserve">Requirement 13. </w:t>
+        <w:shd w:fill="D9EEFF" w:val="clear"/>
+        <w:spacing w:after="160" w:before="80"/>
+        <w:ind w:left="72"/>
+      </w:pPr>
+      <w:r>
+        <w:rPr>
+          <w:b/>
+          <w:bCs/>
+          <w:color w:val="0056A7"/>
+        </w:rPr>
+        <w:t xml:space="preserve">REQUIREMENT 13   </w:t>
       </w:r>
       <w:r>
         <w:rPr>
           <w:i/>
           <w:iCs/>
-          <w:color w:val="5C6459"/>
+          <w:color w:val="293C5B"/>
         </w:rPr>
         <w:t xml:space="preserve">Produce a codebook mapping form fields to analysis variables, including how the repeats flatten into analysable tables and what the primary keys are.</w:t>
       </w:r>
@@ -1130,17 +1295,18 @@
     </w:p>
     <w:p>
       <w:pPr>
-        <w:spacing w:after="300"/>
+        <w:spacing w:after="320" w:before="40"/>
         <w:ind w:left="215"/>
       </w:pPr>
       <w:r>
         <w:rPr>
           <w:b/>
           <w:bCs/>
+          <w:color w:val="0056A7"/>
         </w:rPr>
         <w:t xml:space="preserve">See: </w:t>
       </w:r>
-      <w:hyperlink w:history="1" r:id="rIdyuppjpzhmeacywau2sxgz">
+      <w:hyperlink w:history="1" r:id="rIdrwdmx7k3zwv2ssjwftscf">
         <w:r>
           <w:rPr>
             <w:rStyle w:val="Hyperlink"/>
@@ -1152,7 +1318,7 @@
     <w:p>
       <w:pPr>
         <w:pStyle w:val="Heading1"/>
-        <w:spacing w:after="160" w:before="420"/>
+        <w:spacing w:after="160" w:before="460"/>
       </w:pPr>
       <w:r>
         <w:t xml:space="preserve">Requirement 14 — Deliberate scope decisions</w:t>
@@ -1161,23 +1327,28 @@
     <w:p>
       <w:pPr>
         <w:pBdr>
-          <w:left w:val="single" w:color="1F6F63" w:sz="12" w:space="8"/>
+          <w:top w:val="single" w:color="D9EEFF" w:sz="2" w:space="6"/>
+          <w:bottom w:val="single" w:color="D9EEFF" w:sz="2" w:space="6"/>
+          <w:left w:val="single" w:color="0090FC" w:sz="24" w:space="10"/>
+          <w:right w:val="single" w:color="D9EEFF" w:sz="2" w:space="6"/>
         </w:pBdr>
-        <w:spacing w:after="140" w:before="60"/>
-        <w:ind w:left="144"/>
-      </w:pPr>
-      <w:r>
-        <w:rPr>
-          <w:b/>
-          <w:bCs/>
-        </w:rPr>
-        <w:t xml:space="preserve">Requirement 14. </w:t>
+        <w:shd w:fill="D9EEFF" w:val="clear"/>
+        <w:spacing w:after="160" w:before="80"/>
+        <w:ind w:left="72"/>
+      </w:pPr>
+      <w:r>
+        <w:rPr>
+          <w:b/>
+          <w:bCs/>
+          <w:color w:val="0056A7"/>
+        </w:rPr>
+        <w:t xml:space="preserve">REQUIREMENT 14   </w:t>
       </w:r>
       <w:r>
         <w:rPr>
           <w:i/>
           <w:iCs/>
-          <w:color w:val="5C6459"/>
+          <w:color w:val="293C5B"/>
         </w:rPr>
         <w:t xml:space="preserve">State what you deliberately did not implement, and why. A defensible scope scores better than an exhaustive one.</w:t>
       </w:r>
@@ -1192,17 +1363,18 @@
     </w:p>
     <w:p>
       <w:pPr>
-        <w:spacing w:after="300"/>
+        <w:spacing w:after="320" w:before="40"/>
         <w:ind w:left="215"/>
       </w:pPr>
       <w:r>
         <w:rPr>
           <w:b/>
           <w:bCs/>
+          <w:color w:val="0056A7"/>
         </w:rPr>
         <w:t xml:space="preserve">See: </w:t>
       </w:r>
-      <w:hyperlink w:history="1" r:id="rId2cw8mcjomc1tpaa5i_yg6">
+      <w:hyperlink w:history="1" r:id="rId5v6nuokp-q9lnrpb2741g">
         <w:r>
           <w:rPr>
             <w:rStyle w:val="Hyperlink"/>
@@ -1214,7 +1386,7 @@
     <w:p>
       <w:pPr>
         <w:pStyle w:val="Heading1"/>
-        <w:spacing w:after="160" w:before="420"/>
+        <w:spacing w:after="160" w:before="460"/>
       </w:pPr>
       <w:r>
         <w:t xml:space="preserve">Requirement index</w:t>
@@ -1252,12 +1424,12 @@
         <w:tc>
           <w:tcPr>
             <w:tcW w:type="dxa" w:w="500"/>
-            <w:shd w:fill="16201A" w:val="clear"/>
-            <w:tcMar>
-              <w:top w:type="dxa" w:w="80"/>
-              <w:left w:type="dxa" w:w="100"/>
-              <w:bottom w:type="dxa" w:w="80"/>
-              <w:right w:type="dxa" w:w="100"/>
+            <w:shd w:fill="0090FC" w:val="clear"/>
+            <w:tcMar>
+              <w:top w:type="dxa" w:w="90"/>
+              <w:left w:type="dxa" w:w="110"/>
+              <w:bottom w:type="dxa" w:w="90"/>
+              <w:right w:type="dxa" w:w="110"/>
             </w:tcMar>
           </w:tcPr>
           <w:p>
@@ -1279,12 +1451,12 @@
         <w:tc>
           <w:tcPr>
             <w:tcW w:type="dxa" w:w="5200"/>
-            <w:shd w:fill="16201A" w:val="clear"/>
-            <w:tcMar>
-              <w:top w:type="dxa" w:w="80"/>
-              <w:left w:type="dxa" w:w="100"/>
-              <w:bottom w:type="dxa" w:w="80"/>
-              <w:right w:type="dxa" w:w="100"/>
+            <w:shd w:fill="0090FC" w:val="clear"/>
+            <w:tcMar>
+              <w:top w:type="dxa" w:w="90"/>
+              <w:left w:type="dxa" w:w="110"/>
+              <w:bottom w:type="dxa" w:w="90"/>
+              <w:right w:type="dxa" w:w="110"/>
             </w:tcMar>
           </w:tcPr>
           <w:p>
@@ -1306,12 +1478,12 @@
         <w:tc>
           <w:tcPr>
             <w:tcW w:type="dxa" w:w="4000"/>
-            <w:shd w:fill="16201A" w:val="clear"/>
-            <w:tcMar>
-              <w:top w:type="dxa" w:w="80"/>
-              <w:left w:type="dxa" w:w="100"/>
-              <w:bottom w:type="dxa" w:w="80"/>
-              <w:right w:type="dxa" w:w="100"/>
+            <w:shd w:fill="0090FC" w:val="clear"/>
+            <w:tcMar>
+              <w:top w:type="dxa" w:w="90"/>
+              <w:left w:type="dxa" w:w="110"/>
+              <w:bottom w:type="dxa" w:w="90"/>
+              <w:right w:type="dxa" w:w="110"/>
             </w:tcMar>
           </w:tcPr>
           <w:p>
@@ -1337,10 +1509,10 @@
             <w:tcW w:type="dxa" w:w="500"/>
             <w:shd w:fill="FFFFFF" w:val="clear"/>
             <w:tcMar>
-              <w:top w:type="dxa" w:w="80"/>
-              <w:left w:type="dxa" w:w="100"/>
-              <w:bottom w:type="dxa" w:w="80"/>
-              <w:right w:type="dxa" w:w="100"/>
+              <w:top w:type="dxa" w:w="90"/>
+              <w:left w:type="dxa" w:w="110"/>
+              <w:bottom w:type="dxa" w:w="90"/>
+              <w:right w:type="dxa" w:w="110"/>
             </w:tcMar>
           </w:tcPr>
           <w:p>
@@ -1351,6 +1523,7 @@
               <w:rPr>
                 <w:b w:val="false"/>
                 <w:bCs w:val="false"/>
+                <w:color w:val="293C5B"/>
                 <w:sz w:val="18"/>
                 <w:szCs w:val="18"/>
               </w:rPr>
@@ -1363,10 +1536,10 @@
             <w:tcW w:type="dxa" w:w="5200"/>
             <w:shd w:fill="FFFFFF" w:val="clear"/>
             <w:tcMar>
-              <w:top w:type="dxa" w:w="80"/>
-              <w:left w:type="dxa" w:w="100"/>
-              <w:bottom w:type="dxa" w:w="80"/>
-              <w:right w:type="dxa" w:w="100"/>
+              <w:top w:type="dxa" w:w="90"/>
+              <w:left w:type="dxa" w:w="110"/>
+              <w:bottom w:type="dxa" w:w="90"/>
+              <w:right w:type="dxa" w:w="110"/>
             </w:tcMar>
           </w:tcPr>
           <w:p>
@@ -1377,6 +1550,7 @@
               <w:rPr>
                 <w:b w:val="false"/>
                 <w:bCs w:val="false"/>
+                <w:color w:val="212121"/>
                 <w:sz w:val="18"/>
                 <w:szCs w:val="18"/>
               </w:rPr>
@@ -1389,10 +1563,10 @@
             <w:tcW w:type="dxa" w:w="4000"/>
             <w:shd w:fill="FFFFFF" w:val="clear"/>
             <w:tcMar>
-              <w:top w:type="dxa" w:w="80"/>
-              <w:left w:type="dxa" w:w="100"/>
-              <w:bottom w:type="dxa" w:w="80"/>
-              <w:right w:type="dxa" w:w="100"/>
+              <w:top w:type="dxa" w:w="90"/>
+              <w:left w:type="dxa" w:w="110"/>
+              <w:bottom w:type="dxa" w:w="90"/>
+              <w:right w:type="dxa" w:w="110"/>
             </w:tcMar>
           </w:tcPr>
           <w:p>
@@ -1403,6 +1577,7 @@
               <w:rPr>
                 <w:b w:val="false"/>
                 <w:bCs w:val="false"/>
+                <w:color w:val="6B6B6B"/>
                 <w:sz w:val="18"/>
                 <w:szCs w:val="18"/>
               </w:rPr>
@@ -1415,12 +1590,12 @@
         <w:tc>
           <w:tcPr>
             <w:tcW w:type="dxa" w:w="500"/>
-            <w:shd w:fill="E3E6DC" w:val="clear"/>
-            <w:tcMar>
-              <w:top w:type="dxa" w:w="80"/>
-              <w:left w:type="dxa" w:w="100"/>
-              <w:bottom w:type="dxa" w:w="80"/>
-              <w:right w:type="dxa" w:w="100"/>
+            <w:shd w:fill="D9EEFF" w:val="clear"/>
+            <w:tcMar>
+              <w:top w:type="dxa" w:w="90"/>
+              <w:left w:type="dxa" w:w="110"/>
+              <w:bottom w:type="dxa" w:w="90"/>
+              <w:right w:type="dxa" w:w="110"/>
             </w:tcMar>
           </w:tcPr>
           <w:p>
@@ -1431,6 +1606,7 @@
               <w:rPr>
                 <w:b w:val="false"/>
                 <w:bCs w:val="false"/>
+                <w:color w:val="293C5B"/>
                 <w:sz w:val="18"/>
                 <w:szCs w:val="18"/>
               </w:rPr>
@@ -1441,12 +1617,12 @@
         <w:tc>
           <w:tcPr>
             <w:tcW w:type="dxa" w:w="5200"/>
-            <w:shd w:fill="E3E6DC" w:val="clear"/>
-            <w:tcMar>
-              <w:top w:type="dxa" w:w="80"/>
-              <w:left w:type="dxa" w:w="100"/>
-              <w:bottom w:type="dxa" w:w="80"/>
-              <w:right w:type="dxa" w:w="100"/>
+            <w:shd w:fill="D9EEFF" w:val="clear"/>
+            <w:tcMar>
+              <w:top w:type="dxa" w:w="90"/>
+              <w:left w:type="dxa" w:w="110"/>
+              <w:bottom w:type="dxa" w:w="90"/>
+              <w:right w:type="dxa" w:w="110"/>
             </w:tcMar>
           </w:tcPr>
           <w:p>
@@ -1457,6 +1633,7 @@
               <w:rPr>
                 <w:b w:val="false"/>
                 <w:bCs w:val="false"/>
+                <w:color w:val="212121"/>
                 <w:sz w:val="18"/>
                 <w:szCs w:val="18"/>
               </w:rPr>
@@ -1467,12 +1644,12 @@
         <w:tc>
           <w:tcPr>
             <w:tcW w:type="dxa" w:w="4000"/>
-            <w:shd w:fill="E3E6DC" w:val="clear"/>
-            <w:tcMar>
-              <w:top w:type="dxa" w:w="80"/>
-              <w:left w:type="dxa" w:w="100"/>
-              <w:bottom w:type="dxa" w:w="80"/>
-              <w:right w:type="dxa" w:w="100"/>
+            <w:shd w:fill="D9EEFF" w:val="clear"/>
+            <w:tcMar>
+              <w:top w:type="dxa" w:w="90"/>
+              <w:left w:type="dxa" w:w="110"/>
+              <w:bottom w:type="dxa" w:w="90"/>
+              <w:right w:type="dxa" w:w="110"/>
             </w:tcMar>
           </w:tcPr>
           <w:p>
@@ -1483,6 +1660,7 @@
               <w:rPr>
                 <w:b w:val="false"/>
                 <w:bCs w:val="false"/>
+                <w:color w:val="6B6B6B"/>
                 <w:sz w:val="18"/>
                 <w:szCs w:val="18"/>
               </w:rPr>
@@ -1497,10 +1675,10 @@
             <w:tcW w:type="dxa" w:w="500"/>
             <w:shd w:fill="FFFFFF" w:val="clear"/>
             <w:tcMar>
-              <w:top w:type="dxa" w:w="80"/>
-              <w:left w:type="dxa" w:w="100"/>
-              <w:bottom w:type="dxa" w:w="80"/>
-              <w:right w:type="dxa" w:w="100"/>
+              <w:top w:type="dxa" w:w="90"/>
+              <w:left w:type="dxa" w:w="110"/>
+              <w:bottom w:type="dxa" w:w="90"/>
+              <w:right w:type="dxa" w:w="110"/>
             </w:tcMar>
           </w:tcPr>
           <w:p>
@@ -1511,6 +1689,7 @@
               <w:rPr>
                 <w:b w:val="false"/>
                 <w:bCs w:val="false"/>
+                <w:color w:val="293C5B"/>
                 <w:sz w:val="18"/>
                 <w:szCs w:val="18"/>
               </w:rPr>
@@ -1523,10 +1702,10 @@
             <w:tcW w:type="dxa" w:w="5200"/>
             <w:shd w:fill="FFFFFF" w:val="clear"/>
             <w:tcMar>
-              <w:top w:type="dxa" w:w="80"/>
-              <w:left w:type="dxa" w:w="100"/>
-              <w:bottom w:type="dxa" w:w="80"/>
-              <w:right w:type="dxa" w:w="100"/>
+              <w:top w:type="dxa" w:w="90"/>
+              <w:left w:type="dxa" w:w="110"/>
+              <w:bottom w:type="dxa" w:w="90"/>
+              <w:right w:type="dxa" w:w="110"/>
             </w:tcMar>
           </w:tcPr>
           <w:p>
@@ -1537,6 +1716,7 @@
               <w:rPr>
                 <w:b w:val="false"/>
                 <w:bCs w:val="false"/>
+                <w:color w:val="212121"/>
                 <w:sz w:val="18"/>
                 <w:szCs w:val="18"/>
               </w:rPr>
@@ -1549,10 +1729,10 @@
             <w:tcW w:type="dxa" w:w="4000"/>
             <w:shd w:fill="FFFFFF" w:val="clear"/>
             <w:tcMar>
-              <w:top w:type="dxa" w:w="80"/>
-              <w:left w:type="dxa" w:w="100"/>
-              <w:bottom w:type="dxa" w:w="80"/>
-              <w:right w:type="dxa" w:w="100"/>
+              <w:top w:type="dxa" w:w="90"/>
+              <w:left w:type="dxa" w:w="110"/>
+              <w:bottom w:type="dxa" w:w="90"/>
+              <w:right w:type="dxa" w:w="110"/>
             </w:tcMar>
           </w:tcPr>
           <w:p>
@@ -1563,6 +1743,7 @@
               <w:rPr>
                 <w:b w:val="false"/>
                 <w:bCs w:val="false"/>
+                <w:color w:val="6B6B6B"/>
                 <w:sz w:val="18"/>
                 <w:szCs w:val="18"/>
               </w:rPr>
@@ -1575,12 +1756,12 @@
         <w:tc>
           <w:tcPr>
             <w:tcW w:type="dxa" w:w="500"/>
-            <w:shd w:fill="E3E6DC" w:val="clear"/>
-            <w:tcMar>
-              <w:top w:type="dxa" w:w="80"/>
-              <w:left w:type="dxa" w:w="100"/>
-              <w:bottom w:type="dxa" w:w="80"/>
-              <w:right w:type="dxa" w:w="100"/>
+            <w:shd w:fill="D9EEFF" w:val="clear"/>
+            <w:tcMar>
+              <w:top w:type="dxa" w:w="90"/>
+              <w:left w:type="dxa" w:w="110"/>
+              <w:bottom w:type="dxa" w:w="90"/>
+              <w:right w:type="dxa" w:w="110"/>
             </w:tcMar>
           </w:tcPr>
           <w:p>
@@ -1591,6 +1772,7 @@
               <w:rPr>
                 <w:b w:val="false"/>
                 <w:bCs w:val="false"/>
+                <w:color w:val="293C5B"/>
                 <w:sz w:val="18"/>
                 <w:szCs w:val="18"/>
               </w:rPr>
@@ -1601,12 +1783,12 @@
         <w:tc>
           <w:tcPr>
             <w:tcW w:type="dxa" w:w="5200"/>
-            <w:shd w:fill="E3E6DC" w:val="clear"/>
-            <w:tcMar>
-              <w:top w:type="dxa" w:w="80"/>
-              <w:left w:type="dxa" w:w="100"/>
-              <w:bottom w:type="dxa" w:w="80"/>
-              <w:right w:type="dxa" w:w="100"/>
+            <w:shd w:fill="D9EEFF" w:val="clear"/>
+            <w:tcMar>
+              <w:top w:type="dxa" w:w="90"/>
+              <w:left w:type="dxa" w:w="110"/>
+              <w:bottom w:type="dxa" w:w="90"/>
+              <w:right w:type="dxa" w:w="110"/>
             </w:tcMar>
           </w:tcPr>
           <w:p>
@@ -1617,6 +1799,7 @@
               <w:rPr>
                 <w:b w:val="false"/>
                 <w:bCs w:val="false"/>
+                <w:color w:val="212121"/>
                 <w:sz w:val="18"/>
                 <w:szCs w:val="18"/>
               </w:rPr>
@@ -1627,12 +1810,12 @@
         <w:tc>
           <w:tcPr>
             <w:tcW w:type="dxa" w:w="4000"/>
-            <w:shd w:fill="E3E6DC" w:val="clear"/>
-            <w:tcMar>
-              <w:top w:type="dxa" w:w="80"/>
-              <w:left w:type="dxa" w:w="100"/>
-              <w:bottom w:type="dxa" w:w="80"/>
-              <w:right w:type="dxa" w:w="100"/>
+            <w:shd w:fill="D9EEFF" w:val="clear"/>
+            <w:tcMar>
+              <w:top w:type="dxa" w:w="90"/>
+              <w:left w:type="dxa" w:w="110"/>
+              <w:bottom w:type="dxa" w:w="90"/>
+              <w:right w:type="dxa" w:w="110"/>
             </w:tcMar>
           </w:tcPr>
           <w:p>
@@ -1643,6 +1826,7 @@
               <w:rPr>
                 <w:b w:val="false"/>
                 <w:bCs w:val="false"/>
+                <w:color w:val="6B6B6B"/>
                 <w:sz w:val="18"/>
                 <w:szCs w:val="18"/>
               </w:rPr>
@@ -1657,10 +1841,10 @@
             <w:tcW w:type="dxa" w:w="500"/>
             <w:shd w:fill="FFFFFF" w:val="clear"/>
             <w:tcMar>
-              <w:top w:type="dxa" w:w="80"/>
-              <w:left w:type="dxa" w:w="100"/>
-              <w:bottom w:type="dxa" w:w="80"/>
-              <w:right w:type="dxa" w:w="100"/>
+              <w:top w:type="dxa" w:w="90"/>
+              <w:left w:type="dxa" w:w="110"/>
+              <w:bottom w:type="dxa" w:w="90"/>
+              <w:right w:type="dxa" w:w="110"/>
             </w:tcMar>
           </w:tcPr>
           <w:p>
@@ -1671,6 +1855,7 @@
               <w:rPr>
                 <w:b w:val="false"/>
                 <w:bCs w:val="false"/>
+                <w:color w:val="293C5B"/>
                 <w:sz w:val="18"/>
                 <w:szCs w:val="18"/>
               </w:rPr>
@@ -1683,10 +1868,10 @@
             <w:tcW w:type="dxa" w:w="5200"/>
             <w:shd w:fill="FFFFFF" w:val="clear"/>
             <w:tcMar>
-              <w:top w:type="dxa" w:w="80"/>
-              <w:left w:type="dxa" w:w="100"/>
-              <w:bottom w:type="dxa" w:w="80"/>
-              <w:right w:type="dxa" w:w="100"/>
+              <w:top w:type="dxa" w:w="90"/>
+              <w:left w:type="dxa" w:w="110"/>
+              <w:bottom w:type="dxa" w:w="90"/>
+              <w:right w:type="dxa" w:w="110"/>
             </w:tcMar>
           </w:tcPr>
           <w:p>
@@ -1697,6 +1882,7 @@
               <w:rPr>
                 <w:b w:val="false"/>
                 <w:bCs w:val="false"/>
+                <w:color w:val="212121"/>
                 <w:sz w:val="18"/>
                 <w:szCs w:val="18"/>
               </w:rPr>
@@ -1709,10 +1895,10 @@
             <w:tcW w:type="dxa" w:w="4000"/>
             <w:shd w:fill="FFFFFF" w:val="clear"/>
             <w:tcMar>
-              <w:top w:type="dxa" w:w="80"/>
-              <w:left w:type="dxa" w:w="100"/>
-              <w:bottom w:type="dxa" w:w="80"/>
-              <w:right w:type="dxa" w:w="100"/>
+              <w:top w:type="dxa" w:w="90"/>
+              <w:left w:type="dxa" w:w="110"/>
+              <w:bottom w:type="dxa" w:w="90"/>
+              <w:right w:type="dxa" w:w="110"/>
             </w:tcMar>
           </w:tcPr>
           <w:p>
@@ -1723,6 +1909,7 @@
               <w:rPr>
                 <w:b w:val="false"/>
                 <w:bCs w:val="false"/>
+                <w:color w:val="6B6B6B"/>
                 <w:sz w:val="18"/>
                 <w:szCs w:val="18"/>
               </w:rPr>
@@ -1735,12 +1922,12 @@
         <w:tc>
           <w:tcPr>
             <w:tcW w:type="dxa" w:w="500"/>
-            <w:shd w:fill="E3E6DC" w:val="clear"/>
-            <w:tcMar>
-              <w:top w:type="dxa" w:w="80"/>
-              <w:left w:type="dxa" w:w="100"/>
-              <w:bottom w:type="dxa" w:w="80"/>
-              <w:right w:type="dxa" w:w="100"/>
+            <w:shd w:fill="D9EEFF" w:val="clear"/>
+            <w:tcMar>
+              <w:top w:type="dxa" w:w="90"/>
+              <w:left w:type="dxa" w:w="110"/>
+              <w:bottom w:type="dxa" w:w="90"/>
+              <w:right w:type="dxa" w:w="110"/>
             </w:tcMar>
           </w:tcPr>
           <w:p>
@@ -1751,6 +1938,7 @@
               <w:rPr>
                 <w:b w:val="false"/>
                 <w:bCs w:val="false"/>
+                <w:color w:val="293C5B"/>
                 <w:sz w:val="18"/>
                 <w:szCs w:val="18"/>
               </w:rPr>
@@ -1761,12 +1949,12 @@
         <w:tc>
           <w:tcPr>
             <w:tcW w:type="dxa" w:w="5200"/>
-            <w:shd w:fill="E3E6DC" w:val="clear"/>
-            <w:tcMar>
-              <w:top w:type="dxa" w:w="80"/>
-              <w:left w:type="dxa" w:w="100"/>
-              <w:bottom w:type="dxa" w:w="80"/>
-              <w:right w:type="dxa" w:w="100"/>
+            <w:shd w:fill="D9EEFF" w:val="clear"/>
+            <w:tcMar>
+              <w:top w:type="dxa" w:w="90"/>
+              <w:left w:type="dxa" w:w="110"/>
+              <w:bottom w:type="dxa" w:w="90"/>
+              <w:right w:type="dxa" w:w="110"/>
             </w:tcMar>
           </w:tcPr>
           <w:p>
@@ -1777,6 +1965,7 @@
               <w:rPr>
                 <w:b w:val="false"/>
                 <w:bCs w:val="false"/>
+                <w:color w:val="212121"/>
                 <w:sz w:val="18"/>
                 <w:szCs w:val="18"/>
               </w:rPr>
@@ -1787,12 +1976,12 @@
         <w:tc>
           <w:tcPr>
             <w:tcW w:type="dxa" w:w="4000"/>
-            <w:shd w:fill="E3E6DC" w:val="clear"/>
-            <w:tcMar>
-              <w:top w:type="dxa" w:w="80"/>
-              <w:left w:type="dxa" w:w="100"/>
-              <w:bottom w:type="dxa" w:w="80"/>
-              <w:right w:type="dxa" w:w="100"/>
+            <w:shd w:fill="D9EEFF" w:val="clear"/>
+            <w:tcMar>
+              <w:top w:type="dxa" w:w="90"/>
+              <w:left w:type="dxa" w:w="110"/>
+              <w:bottom w:type="dxa" w:w="90"/>
+              <w:right w:type="dxa" w:w="110"/>
             </w:tcMar>
           </w:tcPr>
           <w:p>
@@ -1803,6 +1992,7 @@
               <w:rPr>
                 <w:b w:val="false"/>
                 <w:bCs w:val="false"/>
+                <w:color w:val="6B6B6B"/>
                 <w:sz w:val="18"/>
                 <w:szCs w:val="18"/>
               </w:rPr>
@@ -1817,10 +2007,10 @@
             <w:tcW w:type="dxa" w:w="500"/>
             <w:shd w:fill="FFFFFF" w:val="clear"/>
             <w:tcMar>
-              <w:top w:type="dxa" w:w="80"/>
-              <w:left w:type="dxa" w:w="100"/>
-              <w:bottom w:type="dxa" w:w="80"/>
-              <w:right w:type="dxa" w:w="100"/>
+              <w:top w:type="dxa" w:w="90"/>
+              <w:left w:type="dxa" w:w="110"/>
+              <w:bottom w:type="dxa" w:w="90"/>
+              <w:right w:type="dxa" w:w="110"/>
             </w:tcMar>
           </w:tcPr>
           <w:p>
@@ -1831,6 +2021,7 @@
               <w:rPr>
                 <w:b w:val="false"/>
                 <w:bCs w:val="false"/>
+                <w:color w:val="293C5B"/>
                 <w:sz w:val="18"/>
                 <w:szCs w:val="18"/>
               </w:rPr>
@@ -1843,10 +2034,10 @@
             <w:tcW w:type="dxa" w:w="5200"/>
             <w:shd w:fill="FFFFFF" w:val="clear"/>
             <w:tcMar>
-              <w:top w:type="dxa" w:w="80"/>
-              <w:left w:type="dxa" w:w="100"/>
-              <w:bottom w:type="dxa" w:w="80"/>
-              <w:right w:type="dxa" w:w="100"/>
+              <w:top w:type="dxa" w:w="90"/>
+              <w:left w:type="dxa" w:w="110"/>
+              <w:bottom w:type="dxa" w:w="90"/>
+              <w:right w:type="dxa" w:w="110"/>
             </w:tcMar>
           </w:tcPr>
           <w:p>
@@ -1857,6 +2048,7 @@
               <w:rPr>
                 <w:b w:val="false"/>
                 <w:bCs w:val="false"/>
+                <w:color w:val="212121"/>
                 <w:sz w:val="18"/>
                 <w:szCs w:val="18"/>
               </w:rPr>
@@ -1869,10 +2061,10 @@
             <w:tcW w:type="dxa" w:w="4000"/>
             <w:shd w:fill="FFFFFF" w:val="clear"/>
             <w:tcMar>
-              <w:top w:type="dxa" w:w="80"/>
-              <w:left w:type="dxa" w:w="100"/>
-              <w:bottom w:type="dxa" w:w="80"/>
-              <w:right w:type="dxa" w:w="100"/>
+              <w:top w:type="dxa" w:w="90"/>
+              <w:left w:type="dxa" w:w="110"/>
+              <w:bottom w:type="dxa" w:w="90"/>
+              <w:right w:type="dxa" w:w="110"/>
             </w:tcMar>
           </w:tcPr>
           <w:p>
@@ -1883,6 +2075,7 @@
               <w:rPr>
                 <w:b w:val="false"/>
                 <w:bCs w:val="false"/>
+                <w:color w:val="6B6B6B"/>
                 <w:sz w:val="18"/>
                 <w:szCs w:val="18"/>
               </w:rPr>
@@ -1895,12 +2088,12 @@
         <w:tc>
           <w:tcPr>
             <w:tcW w:type="dxa" w:w="500"/>
-            <w:shd w:fill="E3E6DC" w:val="clear"/>
-            <w:tcMar>
-              <w:top w:type="dxa" w:w="80"/>
-              <w:left w:type="dxa" w:w="100"/>
-              <w:bottom w:type="dxa" w:w="80"/>
-              <w:right w:type="dxa" w:w="100"/>
+            <w:shd w:fill="D9EEFF" w:val="clear"/>
+            <w:tcMar>
+              <w:top w:type="dxa" w:w="90"/>
+              <w:left w:type="dxa" w:w="110"/>
+              <w:bottom w:type="dxa" w:w="90"/>
+              <w:right w:type="dxa" w:w="110"/>
             </w:tcMar>
           </w:tcPr>
           <w:p>
@@ -1911,6 +2104,7 @@
               <w:rPr>
                 <w:b w:val="false"/>
                 <w:bCs w:val="false"/>
+                <w:color w:val="293C5B"/>
                 <w:sz w:val="18"/>
                 <w:szCs w:val="18"/>
               </w:rPr>
@@ -1921,12 +2115,12 @@
         <w:tc>
           <w:tcPr>
             <w:tcW w:type="dxa" w:w="5200"/>
-            <w:shd w:fill="E3E6DC" w:val="clear"/>
-            <w:tcMar>
-              <w:top w:type="dxa" w:w="80"/>
-              <w:left w:type="dxa" w:w="100"/>
-              <w:bottom w:type="dxa" w:w="80"/>
-              <w:right w:type="dxa" w:w="100"/>
+            <w:shd w:fill="D9EEFF" w:val="clear"/>
+            <w:tcMar>
+              <w:top w:type="dxa" w:w="90"/>
+              <w:left w:type="dxa" w:w="110"/>
+              <w:bottom w:type="dxa" w:w="90"/>
+              <w:right w:type="dxa" w:w="110"/>
             </w:tcMar>
           </w:tcPr>
           <w:p>
@@ -1937,6 +2131,7 @@
               <w:rPr>
                 <w:b w:val="false"/>
                 <w:bCs w:val="false"/>
+                <w:color w:val="212121"/>
                 <w:sz w:val="18"/>
                 <w:szCs w:val="18"/>
               </w:rPr>
@@ -1947,12 +2142,12 @@
         <w:tc>
           <w:tcPr>
             <w:tcW w:type="dxa" w:w="4000"/>
-            <w:shd w:fill="E3E6DC" w:val="clear"/>
-            <w:tcMar>
-              <w:top w:type="dxa" w:w="80"/>
-              <w:left w:type="dxa" w:w="100"/>
-              <w:bottom w:type="dxa" w:w="80"/>
-              <w:right w:type="dxa" w:w="100"/>
+            <w:shd w:fill="D9EEFF" w:val="clear"/>
+            <w:tcMar>
+              <w:top w:type="dxa" w:w="90"/>
+              <w:left w:type="dxa" w:w="110"/>
+              <w:bottom w:type="dxa" w:w="90"/>
+              <w:right w:type="dxa" w:w="110"/>
             </w:tcMar>
           </w:tcPr>
           <w:p>
@@ -1963,6 +2158,7 @@
               <w:rPr>
                 <w:b w:val="false"/>
                 <w:bCs w:val="false"/>
+                <w:color w:val="6B6B6B"/>
                 <w:sz w:val="18"/>
                 <w:szCs w:val="18"/>
               </w:rPr>
@@ -1977,10 +2173,10 @@
             <w:tcW w:type="dxa" w:w="500"/>
             <w:shd w:fill="FFFFFF" w:val="clear"/>
             <w:tcMar>
-              <w:top w:type="dxa" w:w="80"/>
-              <w:left w:type="dxa" w:w="100"/>
-              <w:bottom w:type="dxa" w:w="80"/>
-              <w:right w:type="dxa" w:w="100"/>
+              <w:top w:type="dxa" w:w="90"/>
+              <w:left w:type="dxa" w:w="110"/>
+              <w:bottom w:type="dxa" w:w="90"/>
+              <w:right w:type="dxa" w:w="110"/>
             </w:tcMar>
           </w:tcPr>
           <w:p>
@@ -1991,6 +2187,7 @@
               <w:rPr>
                 <w:b w:val="false"/>
                 <w:bCs w:val="false"/>
+                <w:color w:val="293C5B"/>
                 <w:sz w:val="18"/>
                 <w:szCs w:val="18"/>
               </w:rPr>
@@ -2003,10 +2200,10 @@
             <w:tcW w:type="dxa" w:w="5200"/>
             <w:shd w:fill="FFFFFF" w:val="clear"/>
             <w:tcMar>
-              <w:top w:type="dxa" w:w="80"/>
-              <w:left w:type="dxa" w:w="100"/>
-              <w:bottom w:type="dxa" w:w="80"/>
-              <w:right w:type="dxa" w:w="100"/>
+              <w:top w:type="dxa" w:w="90"/>
+              <w:left w:type="dxa" w:w="110"/>
+              <w:bottom w:type="dxa" w:w="90"/>
+              <w:right w:type="dxa" w:w="110"/>
             </w:tcMar>
           </w:tcPr>
           <w:p>
@@ -2017,6 +2214,7 @@
               <w:rPr>
                 <w:b w:val="false"/>
                 <w:bCs w:val="false"/>
+                <w:color w:val="212121"/>
                 <w:sz w:val="18"/>
                 <w:szCs w:val="18"/>
               </w:rPr>
@@ -2029,10 +2227,10 @@
             <w:tcW w:type="dxa" w:w="4000"/>
             <w:shd w:fill="FFFFFF" w:val="clear"/>
             <w:tcMar>
-              <w:top w:type="dxa" w:w="80"/>
-              <w:left w:type="dxa" w:w="100"/>
-              <w:bottom w:type="dxa" w:w="80"/>
-              <w:right w:type="dxa" w:w="100"/>
+              <w:top w:type="dxa" w:w="90"/>
+              <w:left w:type="dxa" w:w="110"/>
+              <w:bottom w:type="dxa" w:w="90"/>
+              <w:right w:type="dxa" w:w="110"/>
             </w:tcMar>
           </w:tcPr>
           <w:p>
@@ -2043,6 +2241,7 @@
               <w:rPr>
                 <w:b w:val="false"/>
                 <w:bCs w:val="false"/>
+                <w:color w:val="6B6B6B"/>
                 <w:sz w:val="18"/>
                 <w:szCs w:val="18"/>
               </w:rPr>
@@ -2055,12 +2254,12 @@
         <w:tc>
           <w:tcPr>
             <w:tcW w:type="dxa" w:w="500"/>
-            <w:shd w:fill="E3E6DC" w:val="clear"/>
-            <w:tcMar>
-              <w:top w:type="dxa" w:w="80"/>
-              <w:left w:type="dxa" w:w="100"/>
-              <w:bottom w:type="dxa" w:w="80"/>
-              <w:right w:type="dxa" w:w="100"/>
+            <w:shd w:fill="D9EEFF" w:val="clear"/>
+            <w:tcMar>
+              <w:top w:type="dxa" w:w="90"/>
+              <w:left w:type="dxa" w:w="110"/>
+              <w:bottom w:type="dxa" w:w="90"/>
+              <w:right w:type="dxa" w:w="110"/>
             </w:tcMar>
           </w:tcPr>
           <w:p>
@@ -2071,6 +2270,7 @@
               <w:rPr>
                 <w:b w:val="false"/>
                 <w:bCs w:val="false"/>
+                <w:color w:val="293C5B"/>
                 <w:sz w:val="18"/>
                 <w:szCs w:val="18"/>
               </w:rPr>
@@ -2081,12 +2281,12 @@
         <w:tc>
           <w:tcPr>
             <w:tcW w:type="dxa" w:w="5200"/>
-            <w:shd w:fill="E3E6DC" w:val="clear"/>
-            <w:tcMar>
-              <w:top w:type="dxa" w:w="80"/>
-              <w:left w:type="dxa" w:w="100"/>
-              <w:bottom w:type="dxa" w:w="80"/>
-              <w:right w:type="dxa" w:w="100"/>
+            <w:shd w:fill="D9EEFF" w:val="clear"/>
+            <w:tcMar>
+              <w:top w:type="dxa" w:w="90"/>
+              <w:left w:type="dxa" w:w="110"/>
+              <w:bottom w:type="dxa" w:w="90"/>
+              <w:right w:type="dxa" w:w="110"/>
             </w:tcMar>
           </w:tcPr>
           <w:p>
@@ -2097,6 +2297,7 @@
               <w:rPr>
                 <w:b w:val="false"/>
                 <w:bCs w:val="false"/>
+                <w:color w:val="212121"/>
                 <w:sz w:val="18"/>
                 <w:szCs w:val="18"/>
               </w:rPr>
@@ -2107,12 +2308,12 @@
         <w:tc>
           <w:tcPr>
             <w:tcW w:type="dxa" w:w="4000"/>
-            <w:shd w:fill="E3E6DC" w:val="clear"/>
-            <w:tcMar>
-              <w:top w:type="dxa" w:w="80"/>
-              <w:left w:type="dxa" w:w="100"/>
-              <w:bottom w:type="dxa" w:w="80"/>
-              <w:right w:type="dxa" w:w="100"/>
+            <w:shd w:fill="D9EEFF" w:val="clear"/>
+            <w:tcMar>
+              <w:top w:type="dxa" w:w="90"/>
+              <w:left w:type="dxa" w:w="110"/>
+              <w:bottom w:type="dxa" w:w="90"/>
+              <w:right w:type="dxa" w:w="110"/>
             </w:tcMar>
           </w:tcPr>
           <w:p>
@@ -2123,6 +2324,7 @@
               <w:rPr>
                 <w:b w:val="false"/>
                 <w:bCs w:val="false"/>
+                <w:color w:val="6B6B6B"/>
                 <w:sz w:val="18"/>
                 <w:szCs w:val="18"/>
               </w:rPr>
@@ -2137,10 +2339,10 @@
             <w:tcW w:type="dxa" w:w="500"/>
             <w:shd w:fill="FFFFFF" w:val="clear"/>
             <w:tcMar>
-              <w:top w:type="dxa" w:w="80"/>
-              <w:left w:type="dxa" w:w="100"/>
-              <w:bottom w:type="dxa" w:w="80"/>
-              <w:right w:type="dxa" w:w="100"/>
+              <w:top w:type="dxa" w:w="90"/>
+              <w:left w:type="dxa" w:w="110"/>
+              <w:bottom w:type="dxa" w:w="90"/>
+              <w:right w:type="dxa" w:w="110"/>
             </w:tcMar>
           </w:tcPr>
           <w:p>
@@ -2151,6 +2353,7 @@
               <w:rPr>
                 <w:b w:val="false"/>
                 <w:bCs w:val="false"/>
+                <w:color w:val="293C5B"/>
                 <w:sz w:val="18"/>
                 <w:szCs w:val="18"/>
               </w:rPr>
@@ -2163,10 +2366,10 @@
             <w:tcW w:type="dxa" w:w="5200"/>
             <w:shd w:fill="FFFFFF" w:val="clear"/>
             <w:tcMar>
-              <w:top w:type="dxa" w:w="80"/>
-              <w:left w:type="dxa" w:w="100"/>
-              <w:bottom w:type="dxa" w:w="80"/>
-              <w:right w:type="dxa" w:w="100"/>
+              <w:top w:type="dxa" w:w="90"/>
+              <w:left w:type="dxa" w:w="110"/>
+              <w:bottom w:type="dxa" w:w="90"/>
+              <w:right w:type="dxa" w:w="110"/>
             </w:tcMar>
           </w:tcPr>
           <w:p>
@@ -2177,6 +2380,7 @@
               <w:rPr>
                 <w:b w:val="false"/>
                 <w:bCs w:val="false"/>
+                <w:color w:val="212121"/>
                 <w:sz w:val="18"/>
                 <w:szCs w:val="18"/>
               </w:rPr>
@@ -2189,10 +2393,10 @@
             <w:tcW w:type="dxa" w:w="4000"/>
             <w:shd w:fill="FFFFFF" w:val="clear"/>
             <w:tcMar>
-              <w:top w:type="dxa" w:w="80"/>
-              <w:left w:type="dxa" w:w="100"/>
-              <w:bottom w:type="dxa" w:w="80"/>
-              <w:right w:type="dxa" w:w="100"/>
+              <w:top w:type="dxa" w:w="90"/>
+              <w:left w:type="dxa" w:w="110"/>
+              <w:bottom w:type="dxa" w:w="90"/>
+              <w:right w:type="dxa" w:w="110"/>
             </w:tcMar>
           </w:tcPr>
           <w:p>
@@ -2203,6 +2407,7 @@
               <w:rPr>
                 <w:b w:val="false"/>
                 <w:bCs w:val="false"/>
+                <w:color w:val="6B6B6B"/>
                 <w:sz w:val="18"/>
                 <w:szCs w:val="18"/>
               </w:rPr>
@@ -2215,12 +2420,12 @@
         <w:tc>
           <w:tcPr>
             <w:tcW w:type="dxa" w:w="500"/>
-            <w:shd w:fill="E3E6DC" w:val="clear"/>
-            <w:tcMar>
-              <w:top w:type="dxa" w:w="80"/>
-              <w:left w:type="dxa" w:w="100"/>
-              <w:bottom w:type="dxa" w:w="80"/>
-              <w:right w:type="dxa" w:w="100"/>
+            <w:shd w:fill="D9EEFF" w:val="clear"/>
+            <w:tcMar>
+              <w:top w:type="dxa" w:w="90"/>
+              <w:left w:type="dxa" w:w="110"/>
+              <w:bottom w:type="dxa" w:w="90"/>
+              <w:right w:type="dxa" w:w="110"/>
             </w:tcMar>
           </w:tcPr>
           <w:p>
@@ -2231,6 +2436,7 @@
               <w:rPr>
                 <w:b w:val="false"/>
                 <w:bCs w:val="false"/>
+                <w:color w:val="293C5B"/>
                 <w:sz w:val="18"/>
                 <w:szCs w:val="18"/>
               </w:rPr>
@@ -2241,12 +2447,12 @@
         <w:tc>
           <w:tcPr>
             <w:tcW w:type="dxa" w:w="5200"/>
-            <w:shd w:fill="E3E6DC" w:val="clear"/>
-            <w:tcMar>
-              <w:top w:type="dxa" w:w="80"/>
-              <w:left w:type="dxa" w:w="100"/>
-              <w:bottom w:type="dxa" w:w="80"/>
-              <w:right w:type="dxa" w:w="100"/>
+            <w:shd w:fill="D9EEFF" w:val="clear"/>
+            <w:tcMar>
+              <w:top w:type="dxa" w:w="90"/>
+              <w:left w:type="dxa" w:w="110"/>
+              <w:bottom w:type="dxa" w:w="90"/>
+              <w:right w:type="dxa" w:w="110"/>
             </w:tcMar>
           </w:tcPr>
           <w:p>
@@ -2257,6 +2463,7 @@
               <w:rPr>
                 <w:b w:val="false"/>
                 <w:bCs w:val="false"/>
+                <w:color w:val="212121"/>
                 <w:sz w:val="18"/>
                 <w:szCs w:val="18"/>
               </w:rPr>
@@ -2267,12 +2474,12 @@
         <w:tc>
           <w:tcPr>
             <w:tcW w:type="dxa" w:w="4000"/>
-            <w:shd w:fill="E3E6DC" w:val="clear"/>
-            <w:tcMar>
-              <w:top w:type="dxa" w:w="80"/>
-              <w:left w:type="dxa" w:w="100"/>
-              <w:bottom w:type="dxa" w:w="80"/>
-              <w:right w:type="dxa" w:w="100"/>
+            <w:shd w:fill="D9EEFF" w:val="clear"/>
+            <w:tcMar>
+              <w:top w:type="dxa" w:w="90"/>
+              <w:left w:type="dxa" w:w="110"/>
+              <w:bottom w:type="dxa" w:w="90"/>
+              <w:right w:type="dxa" w:w="110"/>
             </w:tcMar>
           </w:tcPr>
           <w:p>
@@ -2283,6 +2490,7 @@
               <w:rPr>
                 <w:b w:val="false"/>
                 <w:bCs w:val="false"/>
+                <w:color w:val="6B6B6B"/>
                 <w:sz w:val="18"/>
                 <w:szCs w:val="18"/>
               </w:rPr>
@@ -2297,10 +2505,10 @@
             <w:tcW w:type="dxa" w:w="500"/>
             <w:shd w:fill="FFFFFF" w:val="clear"/>
             <w:tcMar>
-              <w:top w:type="dxa" w:w="80"/>
-              <w:left w:type="dxa" w:w="100"/>
-              <w:bottom w:type="dxa" w:w="80"/>
-              <w:right w:type="dxa" w:w="100"/>
+              <w:top w:type="dxa" w:w="90"/>
+              <w:left w:type="dxa" w:w="110"/>
+              <w:bottom w:type="dxa" w:w="90"/>
+              <w:right w:type="dxa" w:w="110"/>
             </w:tcMar>
           </w:tcPr>
           <w:p>
@@ -2311,6 +2519,7 @@
               <w:rPr>
                 <w:b w:val="false"/>
                 <w:bCs w:val="false"/>
+                <w:color w:val="293C5B"/>
                 <w:sz w:val="18"/>
                 <w:szCs w:val="18"/>
               </w:rPr>
@@ -2323,10 +2532,10 @@
             <w:tcW w:type="dxa" w:w="5200"/>
             <w:shd w:fill="FFFFFF" w:val="clear"/>
             <w:tcMar>
-              <w:top w:type="dxa" w:w="80"/>
-              <w:left w:type="dxa" w:w="100"/>
-              <w:bottom w:type="dxa" w:w="80"/>
-              <w:right w:type="dxa" w:w="100"/>
+              <w:top w:type="dxa" w:w="90"/>
+              <w:left w:type="dxa" w:w="110"/>
+              <w:bottom w:type="dxa" w:w="90"/>
+              <w:right w:type="dxa" w:w="110"/>
             </w:tcMar>
           </w:tcPr>
           <w:p>
@@ -2337,6 +2546,7 @@
               <w:rPr>
                 <w:b w:val="false"/>
                 <w:bCs w:val="false"/>
+                <w:color w:val="212121"/>
                 <w:sz w:val="18"/>
                 <w:szCs w:val="18"/>
               </w:rPr>
@@ -2349,10 +2559,10 @@
             <w:tcW w:type="dxa" w:w="4000"/>
             <w:shd w:fill="FFFFFF" w:val="clear"/>
             <w:tcMar>
-              <w:top w:type="dxa" w:w="80"/>
-              <w:left w:type="dxa" w:w="100"/>
-              <w:bottom w:type="dxa" w:w="80"/>
-              <w:right w:type="dxa" w:w="100"/>
+              <w:top w:type="dxa" w:w="90"/>
+              <w:left w:type="dxa" w:w="110"/>
+              <w:bottom w:type="dxa" w:w="90"/>
+              <w:right w:type="dxa" w:w="110"/>
             </w:tcMar>
           </w:tcPr>
           <w:p>
@@ -2363,6 +2573,7 @@
               <w:rPr>
                 <w:b w:val="false"/>
                 <w:bCs w:val="false"/>
+                <w:color w:val="6B6B6B"/>
                 <w:sz w:val="18"/>
                 <w:szCs w:val="18"/>
               </w:rPr>
@@ -2375,12 +2586,12 @@
         <w:tc>
           <w:tcPr>
             <w:tcW w:type="dxa" w:w="500"/>
-            <w:shd w:fill="E3E6DC" w:val="clear"/>
-            <w:tcMar>
-              <w:top w:type="dxa" w:w="80"/>
-              <w:left w:type="dxa" w:w="100"/>
-              <w:bottom w:type="dxa" w:w="80"/>
-              <w:right w:type="dxa" w:w="100"/>
+            <w:shd w:fill="D9EEFF" w:val="clear"/>
+            <w:tcMar>
+              <w:top w:type="dxa" w:w="90"/>
+              <w:left w:type="dxa" w:w="110"/>
+              <w:bottom w:type="dxa" w:w="90"/>
+              <w:right w:type="dxa" w:w="110"/>
             </w:tcMar>
           </w:tcPr>
           <w:p>
@@ -2391,6 +2602,7 @@
               <w:rPr>
                 <w:b w:val="false"/>
                 <w:bCs w:val="false"/>
+                <w:color w:val="293C5B"/>
                 <w:sz w:val="18"/>
                 <w:szCs w:val="18"/>
               </w:rPr>
@@ -2401,12 +2613,12 @@
         <w:tc>
           <w:tcPr>
             <w:tcW w:type="dxa" w:w="5200"/>
-            <w:shd w:fill="E3E6DC" w:val="clear"/>
-            <w:tcMar>
-              <w:top w:type="dxa" w:w="80"/>
-              <w:left w:type="dxa" w:w="100"/>
-              <w:bottom w:type="dxa" w:w="80"/>
-              <w:right w:type="dxa" w:w="100"/>
+            <w:shd w:fill="D9EEFF" w:val="clear"/>
+            <w:tcMar>
+              <w:top w:type="dxa" w:w="90"/>
+              <w:left w:type="dxa" w:w="110"/>
+              <w:bottom w:type="dxa" w:w="90"/>
+              <w:right w:type="dxa" w:w="110"/>
             </w:tcMar>
           </w:tcPr>
           <w:p>
@@ -2417,6 +2629,7 @@
               <w:rPr>
                 <w:b w:val="false"/>
                 <w:bCs w:val="false"/>
+                <w:color w:val="212121"/>
                 <w:sz w:val="18"/>
                 <w:szCs w:val="18"/>
               </w:rPr>
@@ -2427,12 +2640,12 @@
         <w:tc>
           <w:tcPr>
             <w:tcW w:type="dxa" w:w="4000"/>
-            <w:shd w:fill="E3E6DC" w:val="clear"/>
-            <w:tcMar>
-              <w:top w:type="dxa" w:w="80"/>
-              <w:left w:type="dxa" w:w="100"/>
-              <w:bottom w:type="dxa" w:w="80"/>
-              <w:right w:type="dxa" w:w="100"/>
+            <w:shd w:fill="D9EEFF" w:val="clear"/>
+            <w:tcMar>
+              <w:top w:type="dxa" w:w="90"/>
+              <w:left w:type="dxa" w:w="110"/>
+              <w:bottom w:type="dxa" w:w="90"/>
+              <w:right w:type="dxa" w:w="110"/>
             </w:tcMar>
           </w:tcPr>
           <w:p>
@@ -2443,6 +2656,7 @@
               <w:rPr>
                 <w:b w:val="false"/>
                 <w:bCs w:val="false"/>
+                <w:color w:val="6B6B6B"/>
                 <w:sz w:val="18"/>
                 <w:szCs w:val="18"/>
               </w:rPr>
@@ -2455,7 +2669,7 @@
     <w:p>
       <w:pPr>
         <w:pStyle w:val="Heading1"/>
-        <w:spacing w:after="160" w:before="420"/>
+        <w:spacing w:after="160" w:before="460"/>
       </w:pPr>
       <w:r>
         <w:t xml:space="preserve">A note on process</w:t>
@@ -2526,11 +2740,15 @@
 <w:ftr xmlns:wpc="http://schemas.microsoft.com/office/word/2010/wordprocessingCanvas" xmlns:mc="http://schemas.openxmlformats.org/markup-compatibility/2006" xmlns:o="urn:schemas-microsoft-com:office:office" xmlns:r="http://schemas.openxmlformats.org/officeDocument/2006/relationships" xmlns:m="http://schemas.openxmlformats.org/officeDocument/2006/math" xmlns:v="urn:schemas-microsoft-com:vml" xmlns:wp14="http://schemas.microsoft.com/office/word/2010/wordprocessingDrawing" xmlns:wp="http://schemas.openxmlformats.org/drawingml/2006/wordprocessingDrawing" xmlns:w10="urn:schemas-microsoft-com:office:word" xmlns:w="http://schemas.openxmlformats.org/wordprocessingml/2006/main" xmlns:w14="http://schemas.microsoft.com/office/word/2010/wordml" xmlns:w15="http://schemas.microsoft.com/office/word/2012/wordml" xmlns:wpg="http://schemas.microsoft.com/office/word/2010/wordprocessingGroup" xmlns:wpi="http://schemas.microsoft.com/office/word/2010/wordprocessingInk" xmlns:wne="http://schemas.microsoft.com/office/word/2006/wordml" xmlns:wps="http://schemas.microsoft.com/office/word/2010/wordprocessingShape">
   <w:p>
     <w:pPr>
+      <w:pBdr>
+        <w:top w:val="single" w:color="E2EE64" w:sz="10" w:space="4"/>
+      </w:pBdr>
+      <w:spacing w:before="60"/>
       <w:jc w:val="center"/>
     </w:pPr>
     <w:r>
       <w:rPr>
-        <w:color w:val="5C6459"/>
+        <w:color w:val="6B6B6B"/>
         <w:sz w:val="16"/>
         <w:szCs w:val="16"/>
       </w:rPr>
@@ -2538,7 +2756,9 @@
     </w:r>
     <w:r>
       <w:rPr>
-        <w:color w:val="5C6459"/>
+        <w:b/>
+        <w:bCs/>
+        <w:color w:val="293C5B"/>
         <w:sz w:val="16"/>
         <w:szCs w:val="16"/>
       </w:rPr>
@@ -2549,7 +2769,7 @@
     </w:r>
     <w:r>
       <w:rPr>
-        <w:color w:val="5C6459"/>
+        <w:color w:val="6B6B6B"/>
         <w:sz w:val="16"/>
         <w:szCs w:val="16"/>
       </w:rPr>
@@ -2557,7 +2777,9 @@
     </w:r>
     <w:r>
       <w:rPr>
-        <w:color w:val="5C6459"/>
+        <w:b/>
+        <w:bCs/>
+        <w:color w:val="293C5B"/>
         <w:sz w:val="16"/>
         <w:szCs w:val="16"/>
       </w:rPr>
@@ -2611,15 +2833,29 @@
 <w:hdr xmlns:wpc="http://schemas.microsoft.com/office/word/2010/wordprocessingCanvas" xmlns:mc="http://schemas.openxmlformats.org/markup-compatibility/2006" xmlns:o="urn:schemas-microsoft-com:office:office" xmlns:r="http://schemas.openxmlformats.org/officeDocument/2006/relationships" xmlns:m="http://schemas.openxmlformats.org/officeDocument/2006/math" xmlns:v="urn:schemas-microsoft-com:vml" xmlns:wp14="http://schemas.microsoft.com/office/word/2010/wordprocessingDrawing" xmlns:wp="http://schemas.openxmlformats.org/drawingml/2006/wordprocessingDrawing" xmlns:w10="urn:schemas-microsoft-com:office:word" xmlns:w="http://schemas.openxmlformats.org/wordprocessingml/2006/main" xmlns:w14="http://schemas.microsoft.com/office/word/2010/wordml" xmlns:w15="http://schemas.microsoft.com/office/word/2012/wordml" xmlns:wpg="http://schemas.microsoft.com/office/word/2010/wordprocessingGroup" xmlns:wpi="http://schemas.microsoft.com/office/word/2010/wordprocessingInk" xmlns:wne="http://schemas.microsoft.com/office/word/2006/wordml" xmlns:wps="http://schemas.microsoft.com/office/word/2010/wordprocessingShape" xmlns:cx="http://schemas.microsoft.com/office/drawing/2014/chartex" xmlns:cx1="http://schemas.microsoft.com/office/drawing/2015/9/8/chartex" xmlns:cx2="http://schemas.microsoft.com/office/drawing/2015/10/21/chartex" xmlns:cx3="http://schemas.microsoft.com/office/drawing/2016/5/9/chartex" xmlns:cx4="http://schemas.microsoft.com/office/drawing/2016/5/10/chartex" xmlns:cx5="http://schemas.microsoft.com/office/drawing/2016/5/11/chartex" xmlns:cx6="http://schemas.microsoft.com/office/drawing/2016/5/12/chartex" xmlns:cx7="http://schemas.microsoft.com/office/drawing/2016/5/13/chartex" xmlns:cx8="http://schemas.microsoft.com/office/drawing/2016/5/14/chartex" xmlns:w16cid="http://schemas.microsoft.com/office/word/2016/wordml/cid" xmlns:w16se="http://schemas.microsoft.com/office/word/2015/wordml/symex">
   <w:p>
     <w:pPr>
+      <w:pBdr>
+        <w:bottom w:val="single" w:color="0090FC" w:sz="6" w:space="4"/>
+      </w:pBdr>
+      <w:spacing w:after="60"/>
       <w:jc w:val="right"/>
     </w:pPr>
     <w:r>
       <w:rPr>
-        <w:color w:val="5C6459"/>
+        <w:b/>
+        <w:bCs/>
+        <w:color w:val="0056A7"/>
         <w:sz w:val="16"/>
         <w:szCs w:val="16"/>
       </w:rPr>
-      <w:t xml:space="preserve">eHA Technical Assessment — Response to Question 3</w:t>
+      <w:t xml:space="preserve">eHealth Africa</w:t>
+    </w:r>
+    <w:r>
+      <w:rPr>
+        <w:color w:val="6B6B6B"/>
+        <w:sz w:val="16"/>
+        <w:szCs w:val="16"/>
+      </w:rPr>
+      <w:t xml:space="preserve">  ·  Technical Assessment — Response to Question 3</w:t>
     </w:r>
   </w:p>
 </w:hdr>
@@ -2726,7 +2962,7 @@
     <w:rPrDefault>
       <w:rPr>
         <w:rFonts w:ascii="Calibri" w:cs="Calibri" w:eastAsia="Calibri" w:hAnsi="Calibri"/>
-        <w:color w:val="16201A"/>
+        <w:color w:val="212121"/>
         <w:sz w:val="22"/>
         <w:szCs w:val="22"/>
       </w:rPr>
@@ -2904,37 +3140,6 @@
       <w:szCs w:val="20"/>
     </w:rPr>
   </w:style>
-  <w:style w:type="paragraph" w:styleId="Title">
-    <w:name w:val="Title"/>
-    <w:basedOn w:val="Normal"/>
-    <w:next w:val="Normal"/>
-    <w:pPr>
-      <w:spacing w:after="100"/>
-    </w:pPr>
-    <w:rPr>
-      <w:rFonts w:ascii="Georgia" w:cs="Georgia" w:eastAsia="Georgia" w:hAnsi="Georgia"/>
-      <w:b/>
-      <w:bCs/>
-      <w:color w:val="16201A"/>
-      <w:sz w:val="52"/>
-      <w:szCs w:val="52"/>
-    </w:rPr>
-  </w:style>
-  <w:style w:type="paragraph" w:styleId="Subtitle">
-    <w:name w:val="Subtitle"/>
-    <w:basedOn w:val="Normal"/>
-    <w:next w:val="Normal"/>
-    <w:pPr>
-      <w:spacing w:after="400"/>
-    </w:pPr>
-    <w:rPr>
-      <w:i/>
-      <w:iCs/>
-      <w:color w:val="5C6459"/>
-      <w:sz w:val="26"/>
-      <w:szCs w:val="26"/>
-    </w:rPr>
-  </w:style>
   <w:style w:type="paragraph" w:styleId="Heading1">
     <w:name w:val="Heading 1"/>
     <w:basedOn w:val="Normal"/>
@@ -2942,15 +3147,15 @@
     <w:qFormat/>
     <w:pPr>
       <w:pBdr>
-        <w:bottom w:val="single" w:color="C9CEC0" w:sz="6" w:space="6"/>
+        <w:bottom w:val="single" w:color="0090FC" w:sz="16" w:space="6"/>
       </w:pBdr>
-      <w:spacing w:after="140" w:before="420"/>
+      <w:spacing w:after="160" w:before="460"/>
     </w:pPr>
     <w:rPr>
       <w:rFonts w:ascii="Georgia" w:cs="Georgia" w:eastAsia="Georgia" w:hAnsi="Georgia"/>
       <w:b/>
       <w:bCs/>
-      <w:color w:val="16201A"/>
+      <w:color w:val="293C5B"/>
       <w:sz w:val="30"/>
       <w:szCs w:val="30"/>
     </w:rPr>
@@ -2967,7 +3172,7 @@
       <w:rFonts w:ascii="Georgia" w:cs="Georgia" w:eastAsia="Georgia" w:hAnsi="Georgia"/>
       <w:b/>
       <w:bCs/>
-      <w:color w:val="1F6F63"/>
+      <w:color w:val="0056A7"/>
       <w:sz w:val="24"/>
       <w:szCs w:val="24"/>
     </w:rPr>

--- a/Q3_Digital_Form_Development/Q3_Response.docx
+++ b/Q3_Digital_Form_Development/Q3_Response.docx
@@ -1,32 +1,46 @@
 
 <file path=word/document.xml><?xml version="1.0" encoding="utf-8"?>
-<w:document xmlns:wpc="http://schemas.microsoft.com/office/word/2010/wordprocessingCanvas" xmlns:mc="http://schemas.openxmlformats.org/markup-compatibility/2006" xmlns:o="urn:schemas-microsoft-com:office:office" xmlns:r="http://schemas.openxmlformats.org/officeDocument/2006/relationships" xmlns:m="http://schemas.openxmlformats.org/officeDocument/2006/math" xmlns:v="urn:schemas-microsoft-com:vml" xmlns:wp14="http://schemas.microsoft.com/office/word/2010/wordprocessingDrawing" xmlns:wp="http://schemas.openxmlformats.org/drawingml/2006/wordprocessingDrawing" xmlns:w10="urn:schemas-microsoft-com:office:word" xmlns:w="http://schemas.openxmlformats.org/wordprocessingml/2006/main" xmlns:w14="http://schemas.microsoft.com/office/word/2010/wordml" xmlns:w15="http://schemas.microsoft.com/office/word/2012/wordml" xmlns:wpg="http://schemas.microsoft.com/office/word/2010/wordprocessingGroup" xmlns:wpi="http://schemas.microsoft.com/office/word/2010/wordprocessingInk" xmlns:wne="http://schemas.microsoft.com/office/word/2006/wordml" xmlns:wps="http://schemas.microsoft.com/office/word/2010/wordprocessingShape" xmlns:cx="http://schemas.microsoft.com/office/drawing/2014/chartex" xmlns:cx1="http://schemas.microsoft.com/office/drawing/2015/9/8/chartex" xmlns:cx2="http://schemas.microsoft.com/office/drawing/2015/10/21/chartex" xmlns:cx3="http://schemas.microsoft.com/office/drawing/2016/5/9/chartex" xmlns:cx4="http://schemas.microsoft.com/office/drawing/2016/5/10/chartex" xmlns:cx5="http://schemas.microsoft.com/office/drawing/2016/5/11/chartex" xmlns:cx6="http://schemas.microsoft.com/office/drawing/2016/5/12/chartex" xmlns:cx7="http://schemas.microsoft.com/office/drawing/2016/5/13/chartex" xmlns:cx8="http://schemas.microsoft.com/office/drawing/2016/5/14/chartex" xmlns:aink="http://schemas.microsoft.com/office/drawing/2016/ink" xmlns:am3d="http://schemas.microsoft.com/office/drawing/2017/model3d" xmlns:w16cex="http://schemas.microsoft.com/office/word/2018/wordml/cex" xmlns:w16cid="http://schemas.microsoft.com/office/word/2016/wordml/cid" xmlns:w16="http://schemas.microsoft.com/office/word/2018/wordml" xmlns:w16sdtdh="http://schemas.microsoft.com/office/word/2020/wordml/sdtdatahash" xmlns:w16se="http://schemas.microsoft.com/office/word/2015/wordml/symex" mc:Ignorable="w14 w15 wp14">
+<w:document xmlns:wpc="http://schemas.microsoft.com/office/word/2010/wordprocessingCanvas" xmlns:cx="http://schemas.microsoft.com/office/drawing/2014/chartex" xmlns:cx1="http://schemas.microsoft.com/office/drawing/2015/9/8/chartex" xmlns:cx2="http://schemas.microsoft.com/office/drawing/2015/10/21/chartex" xmlns:cx3="http://schemas.microsoft.com/office/drawing/2016/5/9/chartex" xmlns:cx4="http://schemas.microsoft.com/office/drawing/2016/5/10/chartex" xmlns:cx5="http://schemas.microsoft.com/office/drawing/2016/5/11/chartex" xmlns:cx6="http://schemas.microsoft.com/office/drawing/2016/5/12/chartex" xmlns:cx7="http://schemas.microsoft.com/office/drawing/2016/5/13/chartex" xmlns:cx8="http://schemas.microsoft.com/office/drawing/2016/5/14/chartex" xmlns:mc="http://schemas.openxmlformats.org/markup-compatibility/2006" xmlns:aink="http://schemas.microsoft.com/office/drawing/2016/ink" xmlns:am3d="http://schemas.microsoft.com/office/drawing/2017/model3d" xmlns:o="urn:schemas-microsoft-com:office:office" xmlns:oel="http://schemas.microsoft.com/office/2019/extlst" xmlns:r="http://schemas.openxmlformats.org/officeDocument/2006/relationships" xmlns:m="http://schemas.openxmlformats.org/officeDocument/2006/math" xmlns:v="urn:schemas-microsoft-com:vml" xmlns:wp14="http://schemas.microsoft.com/office/word/2010/wordprocessingDrawing" xmlns:wp="http://schemas.openxmlformats.org/drawingml/2006/wordprocessingDrawing" xmlns:w10="urn:schemas-microsoft-com:office:word" xmlns:w="http://schemas.openxmlformats.org/wordprocessingml/2006/main" xmlns:w14="http://schemas.microsoft.com/office/word/2010/wordml" xmlns:w15="http://schemas.microsoft.com/office/word/2012/wordml" xmlns:w16cei="http://schemas.microsoft.com/office/word/2026/wordml/cei" xmlns:w16cex="http://schemas.microsoft.com/office/word/2018/wordml/cex" xmlns:w16cid="http://schemas.microsoft.com/office/word/2016/wordml/cid" xmlns:w16="http://schemas.microsoft.com/office/word/2018/wordml" xmlns:w16du="http://schemas.microsoft.com/office/word/2023/wordml/word16du" xmlns:w16sdtdh="http://schemas.microsoft.com/office/word/2020/wordml/sdtdatahash" xmlns:w16sdtfl="http://schemas.microsoft.com/office/word/2024/wordml/sdtformatlock" xmlns:w16se="http://schemas.microsoft.com/office/word/2015/wordml/symex" xmlns:wpg="http://schemas.microsoft.com/office/word/2010/wordprocessingGroup" xmlns:wpi="http://schemas.microsoft.com/office/word/2010/wordprocessingInk" xmlns:wne="http://schemas.microsoft.com/office/word/2006/wordml" xmlns:wps="http://schemas.microsoft.com/office/word/2010/wordprocessingShape" mc:Ignorable="w14 w15 w16se w16cid w16 w16cex w16sdtdh w16sdtfl w16du wp14">
   <w:body>
     <w:tbl>
       <w:tblPr>
-        <w:tblW w:type="dxa" w:w="9700"/>
+        <w:tblW w:w="9700" w:type="dxa"/>
         <w:tblBorders>
-          <w:top w:val="single" w:color="auto" w:sz="4"/>
-          <w:left w:val="single" w:color="auto" w:sz="4"/>
-          <w:bottom w:val="single" w:color="auto" w:sz="4"/>
-          <w:right w:val="single" w:color="auto" w:sz="4"/>
-          <w:insideH w:val="single" w:color="auto" w:sz="4"/>
-          <w:insideV w:val="single" w:color="auto" w:sz="4"/>
+          <w:top w:val="single" w:sz="4" w:space="0" w:color="auto"/>
+          <w:left w:val="single" w:sz="4" w:space="0" w:color="auto"/>
+          <w:bottom w:val="single" w:sz="4" w:space="0" w:color="auto"/>
+          <w:right w:val="single" w:sz="4" w:space="0" w:color="auto"/>
+          <w:insideH w:val="single" w:sz="4" w:space="0" w:color="auto"/>
+          <w:insideV w:val="single" w:sz="4" w:space="0" w:color="auto"/>
         </w:tblBorders>
+        <w:tblCellMar>
+          <w:left w:w="10" w:type="dxa"/>
+          <w:right w:w="10" w:type="dxa"/>
+        </w:tblCellMar>
+        <w:tblLook w:val="0000" w:firstRow="0" w:lastRow="0" w:firstColumn="0" w:lastColumn="0" w:noHBand="0" w:noVBand="0"/>
       </w:tblPr>
       <w:tblGrid>
         <w:gridCol w:w="9700"/>
       </w:tblGrid>
       <w:tr>
+        <w:tblPrEx>
+          <w:tblCellMar>
+            <w:top w:w="0" w:type="dxa"/>
+            <w:bottom w:w="0" w:type="dxa"/>
+          </w:tblCellMar>
+        </w:tblPrEx>
+        <w:trPr>
+          <w:trHeight w:val="2022"/>
+        </w:trPr>
         <w:tc>
           <w:tcPr>
-            <w:tcW w:type="dxa" w:w="9700"/>
-            <w:shd w:fill="0090FC" w:val="clear"/>
+            <w:tcW w:w="9700" w:type="dxa"/>
+            <w:shd w:val="clear" w:color="auto" w:fill="0090FC"/>
             <w:tcMar>
-              <w:top w:type="dxa" w:w="520"/>
-              <w:left w:type="dxa" w:w="480"/>
-              <w:bottom w:type="dxa" w:w="520"/>
-              <w:right w:type="dxa" w:w="480"/>
+              <w:top w:w="520" w:type="dxa"/>
+              <w:left w:w="480" w:type="dxa"/>
+              <w:bottom w:w="520" w:type="dxa"/>
+              <w:right w:w="480" w:type="dxa"/>
             </w:tcMar>
             <w:vAlign w:val="center"/>
           </w:tcPr>
@@ -43,7 +57,7 @@
                 <w:sz w:val="18"/>
                 <w:szCs w:val="18"/>
               </w:rPr>
-              <w:t xml:space="preserve">EHEALTH AFRICA</w:t>
+              <w:t>EHEALTH AFRICA</w:t>
             </w:r>
           </w:p>
           <w:p>
@@ -52,14 +66,14 @@
             </w:pPr>
             <w:r>
               <w:rPr>
-                <w:rFonts w:ascii="Georgia" w:cs="Georgia" w:eastAsia="Georgia" w:hAnsi="Georgia"/>
+                <w:rFonts w:ascii="Georgia" w:eastAsia="Georgia" w:hAnsi="Georgia" w:cs="Georgia"/>
                 <w:b/>
                 <w:bCs/>
                 <w:color w:val="FFFFFF"/>
                 <w:sz w:val="52"/>
                 <w:szCs w:val="52"/>
               </w:rPr>
-              <w:t xml:space="preserve">Response to Question 3</w:t>
+              <w:t>Response to Question 3</w:t>
             </w:r>
           </w:p>
           <w:p>
@@ -71,7 +85,7 @@
                 <w:sz w:val="24"/>
                 <w:szCs w:val="24"/>
               </w:rPr>
-              <w:t xml:space="preserve">Part 2 of 2: Converting a Paper Questionnaire into a Digital Form</w:t>
+              <w:t>Part 2 of 2: Converting a Paper Questionnaire into a Digital Form</w:t>
             </w:r>
           </w:p>
         </w:tc>
@@ -80,14 +94,14 @@
     <w:p>
       <w:pPr>
         <w:pBdr>
-          <w:bottom w:val="single" w:color="E2EE64" w:sz="18" w:space="1"/>
+          <w:bottom w:val="single" w:sz="18" w:space="1" w:color="E2EE64"/>
         </w:pBdr>
-        <w:spacing w:after="0" w:before="220"/>
-      </w:pPr>
-    </w:p>
-    <w:p>
-      <w:pPr>
-        <w:spacing w:after="0" w:before="320"/>
+        <w:spacing w:before="220"/>
+      </w:pPr>
+    </w:p>
+    <w:p>
+      <w:pPr>
+        <w:spacing w:before="320"/>
       </w:pPr>
     </w:p>
     <w:p>
@@ -102,7 +116,7 @@
         <w:t xml:space="preserve">Candidate: </w:t>
       </w:r>
       <w:r>
-        <w:t xml:space="preserve">Yahaya Umar Muhammad</w:t>
+        <w:t>Yahaya Umar Muhammad</w:t>
       </w:r>
     </w:p>
     <w:p>
@@ -117,7 +131,7 @@
         <w:t xml:space="preserve">Assessment: </w:t>
       </w:r>
       <w:r>
-        <w:t xml:space="preserve">eHealth Africa — Senior Coordinator, Data and GIS Analytics</w:t>
+        <w:t>eHealth Africa — Senior Coordinator, Data and GIS Analytics</w:t>
       </w:r>
     </w:p>
     <w:p>
@@ -132,7 +146,15 @@
         <w:t xml:space="preserve">Instrument: </w:t>
       </w:r>
       <w:r>
-        <w:t xml:space="preserve">Household_Questionnaire_HH2026v1.docx — Integrated Child Health and Antimicrobial Resistance Survey, Bansara State</w:t>
+        <w:t xml:space="preserve">Household_Questionnaire_HH2026v1.docx — Integrated Child Health and Antimicrobial Resistance Survey, </w:t>
+      </w:r>
+      <w:proofErr w:type="spellStart"/>
+      <w:r>
+        <w:t>Bansara</w:t>
+      </w:r>
+      <w:proofErr w:type="spellEnd"/>
+      <w:r>
+        <w:t xml:space="preserve"> State</w:t>
       </w:r>
     </w:p>
     <w:p>
@@ -146,12 +168,12 @@
         </w:rPr>
         <w:t xml:space="preserve">Repository: </w:t>
       </w:r>
-      <w:hyperlink w:history="1" r:id="rIdw_fuyzghfgrs8t5j38f4p">
+      <w:hyperlink r:id="rId7" w:history="1">
         <w:r>
           <w:rPr>
             <w:rStyle w:val="Hyperlink"/>
           </w:rPr>
-          <w:t xml:space="preserve">github.com/umary1063/eHealth_Africa_Senior_Coordinator_GIS_Assessment</w:t>
+          <w:t>github.com/umary1063/eHealth_Africa_Senior_Coordinator_GIS_Assessment</w:t>
         </w:r>
       </w:hyperlink>
     </w:p>
@@ -169,12 +191,12 @@
       <w:r>
         <w:t xml:space="preserve">hh2026_v1, version 2026073101 — </w:t>
       </w:r>
-      <w:hyperlink w:history="1" r:id="rIdua9wguqta0tq5bjjxv9ry">
+      <w:hyperlink r:id="rId8" w:history="1">
         <w:r>
           <w:rPr>
             <w:rStyle w:val="Hyperlink"/>
           </w:rPr>
-          <w:t xml:space="preserve">form/HH2026_v1.xlsx</w:t>
+          <w:t>form/HH2026_v1.xlsx</w:t>
         </w:r>
       </w:hyperlink>
     </w:p>
@@ -190,7 +212,23 @@
         <w:t xml:space="preserve">Tools validated: </w:t>
       </w:r>
       <w:r>
-        <w:t xml:space="preserve">Python 3.14.6, pyxform 4.5.0, Java (Eclipse Temurin) 21.0.12+8 for ODK Validate</w:t>
+        <w:t xml:space="preserve">Python 3.14.6, </w:t>
+      </w:r>
+      <w:proofErr w:type="spellStart"/>
+      <w:r>
+        <w:t>pyxform</w:t>
+      </w:r>
+      <w:proofErr w:type="spellEnd"/>
+      <w:r>
+        <w:t xml:space="preserve"> 4.5.0, Java (Eclipse </w:t>
+      </w:r>
+      <w:proofErr w:type="spellStart"/>
+      <w:r>
+        <w:t>Temurin</w:t>
+      </w:r>
+      <w:proofErr w:type="spellEnd"/>
+      <w:r>
+        <w:t>) 21.0.12+8 for ODK Validate</w:t>
       </w:r>
     </w:p>
     <w:p>
@@ -201,31 +239,1195 @@
     <w:p>
       <w:pPr>
         <w:pStyle w:val="Heading1"/>
-        <w:spacing w:after="160" w:before="460"/>
-      </w:pPr>
-      <w:r>
-        <w:t xml:space="preserve">Contents</w:t>
-      </w:r>
+      </w:pPr>
+      <w:bookmarkStart w:id="0" w:name="_Toc236386595"/>
+      <w:r>
+        <w:lastRenderedPageBreak/>
+        <w:t>Contents</w:t>
+      </w:r>
+      <w:bookmarkEnd w:id="0"/>
     </w:p>
     <w:p>
       <w:pPr>
         <w:pBdr>
-          <w:bottom w:val="single" w:color="E2EE64" w:sz="10" w:space="1"/>
+          <w:bottom w:val="single" w:sz="10" w:space="1" w:color="E2EE64"/>
         </w:pBdr>
-        <w:spacing w:after="260" w:before="40"/>
+        <w:spacing w:before="40" w:after="260"/>
       </w:pPr>
     </w:p>
     <w:sdt>
       <w:sdtPr>
         <w:alias w:val="Contents"/>
+        <w:id w:val="-1230762420"/>
       </w:sdtPr>
       <w:sdtContent>
         <w:p>
+          <w:pPr>
+            <w:pStyle w:val="TOC1"/>
+            <w:tabs>
+              <w:tab w:val="right" w:leader="dot" w:pos="9710"/>
+            </w:tabs>
+            <w:rPr>
+              <w:noProof/>
+            </w:rPr>
+          </w:pPr>
           <w:r>
-            <w:fldChar w:fldCharType="begin" w:dirty="true"/>
-            <w:instrText xml:space="preserve">TOC \h \o "1-2"</w:instrText>
+            <w:fldChar w:fldCharType="begin"/>
+          </w:r>
+          <w:r>
+            <w:instrText>TOC \h \o "1-2"</w:instrText>
+          </w:r>
+          <w:r>
             <w:fldChar w:fldCharType="separate"/>
           </w:r>
+          <w:hyperlink w:anchor="_Toc236386595" w:history="1">
+            <w:r>
+              <w:rPr>
+                <w:rStyle w:val="Hyperlink"/>
+                <w:noProof/>
+              </w:rPr>
+              <w:t>Contents</w:t>
+            </w:r>
+            <w:r>
+              <w:rPr>
+                <w:noProof/>
+              </w:rPr>
+              <w:tab/>
+            </w:r>
+            <w:r>
+              <w:rPr>
+                <w:noProof/>
+              </w:rPr>
+              <w:fldChar w:fldCharType="begin"/>
+            </w:r>
+            <w:r>
+              <w:rPr>
+                <w:noProof/>
+              </w:rPr>
+              <w:instrText xml:space="preserve"> PAGEREF _Toc236386595 \h </w:instrText>
+            </w:r>
+            <w:r>
+              <w:rPr>
+                <w:noProof/>
+              </w:rPr>
+            </w:r>
+            <w:r>
+              <w:rPr>
+                <w:noProof/>
+              </w:rPr>
+              <w:fldChar w:fldCharType="separate"/>
+            </w:r>
+            <w:r>
+              <w:rPr>
+                <w:noProof/>
+              </w:rPr>
+              <w:t>1</w:t>
+            </w:r>
+            <w:r>
+              <w:rPr>
+                <w:noProof/>
+              </w:rPr>
+              <w:fldChar w:fldCharType="end"/>
+            </w:r>
+          </w:hyperlink>
+        </w:p>
+        <w:p>
+          <w:pPr>
+            <w:pStyle w:val="TOC1"/>
+            <w:tabs>
+              <w:tab w:val="right" w:leader="dot" w:pos="9710"/>
+            </w:tabs>
+            <w:rPr>
+              <w:noProof/>
+            </w:rPr>
+          </w:pPr>
+          <w:hyperlink w:anchor="_Toc236386596" w:history="1">
+            <w:r>
+              <w:rPr>
+                <w:rStyle w:val="Hyperlink"/>
+                <w:noProof/>
+              </w:rPr>
+              <w:t>How to read this document</w:t>
+            </w:r>
+            <w:r>
+              <w:rPr>
+                <w:noProof/>
+              </w:rPr>
+              <w:tab/>
+            </w:r>
+            <w:r>
+              <w:rPr>
+                <w:noProof/>
+              </w:rPr>
+              <w:fldChar w:fldCharType="begin"/>
+            </w:r>
+            <w:r>
+              <w:rPr>
+                <w:noProof/>
+              </w:rPr>
+              <w:instrText xml:space="preserve"> PAGEREF _Toc236386596 \h </w:instrText>
+            </w:r>
+            <w:r>
+              <w:rPr>
+                <w:noProof/>
+              </w:rPr>
+            </w:r>
+            <w:r>
+              <w:rPr>
+                <w:noProof/>
+              </w:rPr>
+              <w:fldChar w:fldCharType="separate"/>
+            </w:r>
+            <w:r>
+              <w:rPr>
+                <w:noProof/>
+              </w:rPr>
+              <w:t>1</w:t>
+            </w:r>
+            <w:r>
+              <w:rPr>
+                <w:noProof/>
+              </w:rPr>
+              <w:fldChar w:fldCharType="end"/>
+            </w:r>
+          </w:hyperlink>
+        </w:p>
+        <w:p>
+          <w:pPr>
+            <w:pStyle w:val="TOC2"/>
+            <w:tabs>
+              <w:tab w:val="right" w:leader="dot" w:pos="9710"/>
+            </w:tabs>
+            <w:rPr>
+              <w:noProof/>
+            </w:rPr>
+          </w:pPr>
+          <w:hyperlink w:anchor="_Toc236386597" w:history="1">
+            <w:r>
+              <w:rPr>
+                <w:rStyle w:val="Hyperlink"/>
+                <w:noProof/>
+              </w:rPr>
+              <w:t>What the question paper says it is looking for</w:t>
+            </w:r>
+            <w:r>
+              <w:rPr>
+                <w:noProof/>
+              </w:rPr>
+              <w:tab/>
+            </w:r>
+            <w:r>
+              <w:rPr>
+                <w:noProof/>
+              </w:rPr>
+              <w:fldChar w:fldCharType="begin"/>
+            </w:r>
+            <w:r>
+              <w:rPr>
+                <w:noProof/>
+              </w:rPr>
+              <w:instrText xml:space="preserve"> PAGEREF _Toc236386597 \h </w:instrText>
+            </w:r>
+            <w:r>
+              <w:rPr>
+                <w:noProof/>
+              </w:rPr>
+            </w:r>
+            <w:r>
+              <w:rPr>
+                <w:noProof/>
+              </w:rPr>
+              <w:fldChar w:fldCharType="separate"/>
+            </w:r>
+            <w:r>
+              <w:rPr>
+                <w:noProof/>
+              </w:rPr>
+              <w:t>1</w:t>
+            </w:r>
+            <w:r>
+              <w:rPr>
+                <w:noProof/>
+              </w:rPr>
+              <w:fldChar w:fldCharType="end"/>
+            </w:r>
+          </w:hyperlink>
+        </w:p>
+        <w:p>
+          <w:pPr>
+            <w:pStyle w:val="TOC1"/>
+            <w:tabs>
+              <w:tab w:val="right" w:leader="dot" w:pos="9710"/>
+            </w:tabs>
+            <w:rPr>
+              <w:noProof/>
+            </w:rPr>
+          </w:pPr>
+          <w:hyperlink w:anchor="_Toc236386598" w:history="1">
+            <w:r>
+              <w:rPr>
+                <w:rStyle w:val="Hyperlink"/>
+                <w:noProof/>
+              </w:rPr>
+              <w:t>Requirement 1 — Build the form</w:t>
+            </w:r>
+            <w:r>
+              <w:rPr>
+                <w:noProof/>
+              </w:rPr>
+              <w:tab/>
+            </w:r>
+            <w:r>
+              <w:rPr>
+                <w:noProof/>
+              </w:rPr>
+              <w:fldChar w:fldCharType="begin"/>
+            </w:r>
+            <w:r>
+              <w:rPr>
+                <w:noProof/>
+              </w:rPr>
+              <w:instrText xml:space="preserve"> PAGEREF _Toc236386598 \h </w:instrText>
+            </w:r>
+            <w:r>
+              <w:rPr>
+                <w:noProof/>
+              </w:rPr>
+            </w:r>
+            <w:r>
+              <w:rPr>
+                <w:noProof/>
+              </w:rPr>
+              <w:fldChar w:fldCharType="separate"/>
+            </w:r>
+            <w:r>
+              <w:rPr>
+                <w:noProof/>
+              </w:rPr>
+              <w:t>1</w:t>
+            </w:r>
+            <w:r>
+              <w:rPr>
+                <w:noProof/>
+              </w:rPr>
+              <w:fldChar w:fldCharType="end"/>
+            </w:r>
+          </w:hyperlink>
+        </w:p>
+        <w:p>
+          <w:pPr>
+            <w:pStyle w:val="TOC1"/>
+            <w:tabs>
+              <w:tab w:val="right" w:leader="dot" w:pos="9710"/>
+            </w:tabs>
+            <w:rPr>
+              <w:noProof/>
+            </w:rPr>
+          </w:pPr>
+          <w:hyperlink w:anchor="_Toc236386599" w:history="1">
+            <w:r>
+              <w:rPr>
+                <w:rStyle w:val="Hyperlink"/>
+                <w:noProof/>
+              </w:rPr>
+              <w:t>Requirement 2 — Constraint register</w:t>
+            </w:r>
+            <w:r>
+              <w:rPr>
+                <w:noProof/>
+              </w:rPr>
+              <w:tab/>
+            </w:r>
+            <w:r>
+              <w:rPr>
+                <w:noProof/>
+              </w:rPr>
+              <w:fldChar w:fldCharType="begin"/>
+            </w:r>
+            <w:r>
+              <w:rPr>
+                <w:noProof/>
+              </w:rPr>
+              <w:instrText xml:space="preserve"> PAGEREF _Toc236386599 \h </w:instrText>
+            </w:r>
+            <w:r>
+              <w:rPr>
+                <w:noProof/>
+              </w:rPr>
+            </w:r>
+            <w:r>
+              <w:rPr>
+                <w:noProof/>
+              </w:rPr>
+              <w:fldChar w:fldCharType="separate"/>
+            </w:r>
+            <w:r>
+              <w:rPr>
+                <w:noProof/>
+              </w:rPr>
+              <w:t>1</w:t>
+            </w:r>
+            <w:r>
+              <w:rPr>
+                <w:noProof/>
+              </w:rPr>
+              <w:fldChar w:fldCharType="end"/>
+            </w:r>
+          </w:hyperlink>
+        </w:p>
+        <w:p>
+          <w:pPr>
+            <w:pStyle w:val="TOC1"/>
+            <w:tabs>
+              <w:tab w:val="right" w:leader="dot" w:pos="9710"/>
+            </w:tabs>
+            <w:rPr>
+              <w:noProof/>
+            </w:rPr>
+          </w:pPr>
+          <w:hyperlink w:anchor="_Toc236386600" w:history="1">
+            <w:r>
+              <w:rPr>
+                <w:rStyle w:val="Hyperlink"/>
+                <w:noProof/>
+              </w:rPr>
+              <w:t>Requirement 3 — Coding scheme and sentinels</w:t>
+            </w:r>
+            <w:r>
+              <w:rPr>
+                <w:noProof/>
+              </w:rPr>
+              <w:tab/>
+            </w:r>
+            <w:r>
+              <w:rPr>
+                <w:noProof/>
+              </w:rPr>
+              <w:fldChar w:fldCharType="begin"/>
+            </w:r>
+            <w:r>
+              <w:rPr>
+                <w:noProof/>
+              </w:rPr>
+              <w:instrText xml:space="preserve"> PAGEREF _Toc236386600 \h </w:instrText>
+            </w:r>
+            <w:r>
+              <w:rPr>
+                <w:noProof/>
+              </w:rPr>
+            </w:r>
+            <w:r>
+              <w:rPr>
+                <w:noProof/>
+              </w:rPr>
+              <w:fldChar w:fldCharType="separate"/>
+            </w:r>
+            <w:r>
+              <w:rPr>
+                <w:noProof/>
+              </w:rPr>
+              <w:t>1</w:t>
+            </w:r>
+            <w:r>
+              <w:rPr>
+                <w:noProof/>
+              </w:rPr>
+              <w:fldChar w:fldCharType="end"/>
+            </w:r>
+          </w:hyperlink>
+        </w:p>
+        <w:p>
+          <w:pPr>
+            <w:pStyle w:val="TOC1"/>
+            <w:tabs>
+              <w:tab w:val="right" w:leader="dot" w:pos="9710"/>
+            </w:tabs>
+            <w:rPr>
+              <w:noProof/>
+            </w:rPr>
+          </w:pPr>
+          <w:hyperlink w:anchor="_Toc236386601" w:history="1">
+            <w:r>
+              <w:rPr>
+                <w:rStyle w:val="Hyperlink"/>
+                <w:noProof/>
+              </w:rPr>
+              <w:t>Requirement 4 — Cross-question consistency</w:t>
+            </w:r>
+            <w:r>
+              <w:rPr>
+                <w:noProof/>
+              </w:rPr>
+              <w:tab/>
+            </w:r>
+            <w:r>
+              <w:rPr>
+                <w:noProof/>
+              </w:rPr>
+              <w:fldChar w:fldCharType="begin"/>
+            </w:r>
+            <w:r>
+              <w:rPr>
+                <w:noProof/>
+              </w:rPr>
+              <w:instrText xml:space="preserve"> PAGEREF _Toc236386601 \h </w:instrText>
+            </w:r>
+            <w:r>
+              <w:rPr>
+                <w:noProof/>
+              </w:rPr>
+            </w:r>
+            <w:r>
+              <w:rPr>
+                <w:noProof/>
+              </w:rPr>
+              <w:fldChar w:fldCharType="separate"/>
+            </w:r>
+            <w:r>
+              <w:rPr>
+                <w:noProof/>
+              </w:rPr>
+              <w:t>1</w:t>
+            </w:r>
+            <w:r>
+              <w:rPr>
+                <w:noProof/>
+              </w:rPr>
+              <w:fldChar w:fldCharType="end"/>
+            </w:r>
+          </w:hyperlink>
+        </w:p>
+        <w:p>
+          <w:pPr>
+            <w:pStyle w:val="TOC1"/>
+            <w:tabs>
+              <w:tab w:val="right" w:leader="dot" w:pos="9710"/>
+            </w:tabs>
+            <w:rPr>
+              <w:noProof/>
+            </w:rPr>
+          </w:pPr>
+          <w:hyperlink w:anchor="_Toc236386602" w:history="1">
+            <w:r>
+              <w:rPr>
+                <w:rStyle w:val="Hyperlink"/>
+                <w:noProof/>
+              </w:rPr>
+              <w:t>Requirement 5 — Questionnaire defects</w:t>
+            </w:r>
+            <w:r>
+              <w:rPr>
+                <w:noProof/>
+              </w:rPr>
+              <w:tab/>
+            </w:r>
+            <w:r>
+              <w:rPr>
+                <w:noProof/>
+              </w:rPr>
+              <w:fldChar w:fldCharType="begin"/>
+            </w:r>
+            <w:r>
+              <w:rPr>
+                <w:noProof/>
+              </w:rPr>
+              <w:instrText xml:space="preserve"> PAGEREF _Toc236386602 \h </w:instrText>
+            </w:r>
+            <w:r>
+              <w:rPr>
+                <w:noProof/>
+              </w:rPr>
+            </w:r>
+            <w:r>
+              <w:rPr>
+                <w:noProof/>
+              </w:rPr>
+              <w:fldChar w:fldCharType="separate"/>
+            </w:r>
+            <w:r>
+              <w:rPr>
+                <w:noProof/>
+              </w:rPr>
+              <w:t>1</w:t>
+            </w:r>
+            <w:r>
+              <w:rPr>
+                <w:noProof/>
+              </w:rPr>
+              <w:fldChar w:fldCharType="end"/>
+            </w:r>
+          </w:hyperlink>
+        </w:p>
+        <w:p>
+          <w:pPr>
+            <w:pStyle w:val="TOC1"/>
+            <w:tabs>
+              <w:tab w:val="right" w:leader="dot" w:pos="9710"/>
+            </w:tabs>
+            <w:rPr>
+              <w:noProof/>
+            </w:rPr>
+          </w:pPr>
+          <w:hyperlink w:anchor="_Toc236386603" w:history="1">
+            <w:r>
+              <w:rPr>
+                <w:rStyle w:val="Hyperlink"/>
+                <w:noProof/>
+              </w:rPr>
+              <w:t>Requirement 6 — Settlement list on a 2GB device</w:t>
+            </w:r>
+            <w:r>
+              <w:rPr>
+                <w:noProof/>
+              </w:rPr>
+              <w:tab/>
+            </w:r>
+            <w:r>
+              <w:rPr>
+                <w:noProof/>
+              </w:rPr>
+              <w:fldChar w:fldCharType="begin"/>
+            </w:r>
+            <w:r>
+              <w:rPr>
+                <w:noProof/>
+              </w:rPr>
+              <w:instrText xml:space="preserve"> PAGEREF _Toc236386603 \h </w:instrText>
+            </w:r>
+            <w:r>
+              <w:rPr>
+                <w:noProof/>
+              </w:rPr>
+            </w:r>
+            <w:r>
+              <w:rPr>
+                <w:noProof/>
+              </w:rPr>
+              <w:fldChar w:fldCharType="separate"/>
+            </w:r>
+            <w:r>
+              <w:rPr>
+                <w:noProof/>
+              </w:rPr>
+              <w:t>1</w:t>
+            </w:r>
+            <w:r>
+              <w:rPr>
+                <w:noProof/>
+              </w:rPr>
+              <w:fldChar w:fldCharType="end"/>
+            </w:r>
+          </w:hyperlink>
+        </w:p>
+        <w:p>
+          <w:pPr>
+            <w:pStyle w:val="TOC1"/>
+            <w:tabs>
+              <w:tab w:val="right" w:leader="dot" w:pos="9710"/>
+            </w:tabs>
+            <w:rPr>
+              <w:noProof/>
+            </w:rPr>
+          </w:pPr>
+          <w:hyperlink w:anchor="_Toc236386604" w:history="1">
+            <w:r>
+              <w:rPr>
+                <w:rStyle w:val="Hyperlink"/>
+                <w:noProof/>
+              </w:rPr>
+              <w:t>Requirement 7 — Specimen label check digit</w:t>
+            </w:r>
+            <w:r>
+              <w:rPr>
+                <w:noProof/>
+              </w:rPr>
+              <w:tab/>
+            </w:r>
+            <w:r>
+              <w:rPr>
+                <w:noProof/>
+              </w:rPr>
+              <w:fldChar w:fldCharType="begin"/>
+            </w:r>
+            <w:r>
+              <w:rPr>
+                <w:noProof/>
+              </w:rPr>
+              <w:instrText xml:space="preserve"> PAGEREF _Toc236386604 \h </w:instrText>
+            </w:r>
+            <w:r>
+              <w:rPr>
+                <w:noProof/>
+              </w:rPr>
+            </w:r>
+            <w:r>
+              <w:rPr>
+                <w:noProof/>
+              </w:rPr>
+              <w:fldChar w:fldCharType="separate"/>
+            </w:r>
+            <w:r>
+              <w:rPr>
+                <w:noProof/>
+              </w:rPr>
+              <w:t>1</w:t>
+            </w:r>
+            <w:r>
+              <w:rPr>
+                <w:noProof/>
+              </w:rPr>
+              <w:fldChar w:fldCharType="end"/>
+            </w:r>
+          </w:hyperlink>
+        </w:p>
+        <w:p>
+          <w:pPr>
+            <w:pStyle w:val="TOC1"/>
+            <w:tabs>
+              <w:tab w:val="right" w:leader="dot" w:pos="9710"/>
+            </w:tabs>
+            <w:rPr>
+              <w:noProof/>
+            </w:rPr>
+          </w:pPr>
+          <w:hyperlink w:anchor="_Toc236386605" w:history="1">
+            <w:r>
+              <w:rPr>
+                <w:rStyle w:val="Hyperlink"/>
+                <w:noProof/>
+              </w:rPr>
+              <w:t>Requirement 8 — Duplicate label detection</w:t>
+            </w:r>
+            <w:r>
+              <w:rPr>
+                <w:noProof/>
+              </w:rPr>
+              <w:tab/>
+            </w:r>
+            <w:r>
+              <w:rPr>
+                <w:noProof/>
+              </w:rPr>
+              <w:fldChar w:fldCharType="begin"/>
+            </w:r>
+            <w:r>
+              <w:rPr>
+                <w:noProof/>
+              </w:rPr>
+              <w:instrText xml:space="preserve"> PAGEREF _Toc236386605 \h </w:instrText>
+            </w:r>
+            <w:r>
+              <w:rPr>
+                <w:noProof/>
+              </w:rPr>
+            </w:r>
+            <w:r>
+              <w:rPr>
+                <w:noProof/>
+              </w:rPr>
+              <w:fldChar w:fldCharType="separate"/>
+            </w:r>
+            <w:r>
+              <w:rPr>
+                <w:noProof/>
+              </w:rPr>
+              <w:t>1</w:t>
+            </w:r>
+            <w:r>
+              <w:rPr>
+                <w:noProof/>
+              </w:rPr>
+              <w:fldChar w:fldCharType="end"/>
+            </w:r>
+          </w:hyperlink>
+        </w:p>
+        <w:p>
+          <w:pPr>
+            <w:pStyle w:val="TOC1"/>
+            <w:tabs>
+              <w:tab w:val="right" w:leader="dot" w:pos="9710"/>
+            </w:tabs>
+            <w:rPr>
+              <w:noProof/>
+            </w:rPr>
+          </w:pPr>
+          <w:hyperlink w:anchor="_Toc236386606" w:history="1">
+            <w:r>
+              <w:rPr>
+                <w:rStyle w:val="Hyperlink"/>
+                <w:noProof/>
+              </w:rPr>
+              <w:t>Requirement 9 — Test plan</w:t>
+            </w:r>
+            <w:r>
+              <w:rPr>
+                <w:noProof/>
+              </w:rPr>
+              <w:tab/>
+            </w:r>
+            <w:r>
+              <w:rPr>
+                <w:noProof/>
+              </w:rPr>
+              <w:fldChar w:fldCharType="begin"/>
+            </w:r>
+            <w:r>
+              <w:rPr>
+                <w:noProof/>
+              </w:rPr>
+              <w:instrText xml:space="preserve"> PAGEREF _Toc236386606 \h </w:instrText>
+            </w:r>
+            <w:r>
+              <w:rPr>
+                <w:noProof/>
+              </w:rPr>
+            </w:r>
+            <w:r>
+              <w:rPr>
+                <w:noProof/>
+              </w:rPr>
+              <w:fldChar w:fldCharType="separate"/>
+            </w:r>
+            <w:r>
+              <w:rPr>
+                <w:noProof/>
+              </w:rPr>
+              <w:t>1</w:t>
+            </w:r>
+            <w:r>
+              <w:rPr>
+                <w:noProof/>
+              </w:rPr>
+              <w:fldChar w:fldCharType="end"/>
+            </w:r>
+          </w:hyperlink>
+        </w:p>
+        <w:p>
+          <w:pPr>
+            <w:pStyle w:val="TOC1"/>
+            <w:tabs>
+              <w:tab w:val="right" w:leader="dot" w:pos="9710"/>
+            </w:tabs>
+            <w:rPr>
+              <w:noProof/>
+            </w:rPr>
+          </w:pPr>
+          <w:hyperlink w:anchor="_Toc236386607" w:history="1">
+            <w:r>
+              <w:rPr>
+                <w:rStyle w:val="Hyperlink"/>
+                <w:noProof/>
+              </w:rPr>
+              <w:t>Requirement 10 — Deployment and version control</w:t>
+            </w:r>
+            <w:r>
+              <w:rPr>
+                <w:noProof/>
+              </w:rPr>
+              <w:tab/>
+            </w:r>
+            <w:r>
+              <w:rPr>
+                <w:noProof/>
+              </w:rPr>
+              <w:fldChar w:fldCharType="begin"/>
+            </w:r>
+            <w:r>
+              <w:rPr>
+                <w:noProof/>
+              </w:rPr>
+              <w:instrText xml:space="preserve"> PAGEREF _Toc236386607 \h </w:instrText>
+            </w:r>
+            <w:r>
+              <w:rPr>
+                <w:noProof/>
+              </w:rPr>
+            </w:r>
+            <w:r>
+              <w:rPr>
+                <w:noProof/>
+              </w:rPr>
+              <w:fldChar w:fldCharType="separate"/>
+            </w:r>
+            <w:r>
+              <w:rPr>
+                <w:noProof/>
+              </w:rPr>
+              <w:t>1</w:t>
+            </w:r>
+            <w:r>
+              <w:rPr>
+                <w:noProof/>
+              </w:rPr>
+              <w:fldChar w:fldCharType="end"/>
+            </w:r>
+          </w:hyperlink>
+        </w:p>
+        <w:p>
+          <w:pPr>
+            <w:pStyle w:val="TOC1"/>
+            <w:tabs>
+              <w:tab w:val="right" w:leader="dot" w:pos="9710"/>
+            </w:tabs>
+            <w:rPr>
+              <w:noProof/>
+            </w:rPr>
+          </w:pPr>
+          <w:hyperlink w:anchor="_Toc236386608" w:history="1">
+            <w:r>
+              <w:rPr>
+                <w:rStyle w:val="Hyperlink"/>
+                <w:noProof/>
+              </w:rPr>
+              <w:t>Requirement 11 — Fabrication detection</w:t>
+            </w:r>
+            <w:r>
+              <w:rPr>
+                <w:noProof/>
+              </w:rPr>
+              <w:tab/>
+            </w:r>
+            <w:r>
+              <w:rPr>
+                <w:noProof/>
+              </w:rPr>
+              <w:fldChar w:fldCharType="begin"/>
+            </w:r>
+            <w:r>
+              <w:rPr>
+                <w:noProof/>
+              </w:rPr>
+              <w:instrText xml:space="preserve"> PAGEREF _Toc236386608 \h </w:instrText>
+            </w:r>
+            <w:r>
+              <w:rPr>
+                <w:noProof/>
+              </w:rPr>
+            </w:r>
+            <w:r>
+              <w:rPr>
+                <w:noProof/>
+              </w:rPr>
+              <w:fldChar w:fldCharType="separate"/>
+            </w:r>
+            <w:r>
+              <w:rPr>
+                <w:noProof/>
+              </w:rPr>
+              <w:t>1</w:t>
+            </w:r>
+            <w:r>
+              <w:rPr>
+                <w:noProof/>
+              </w:rPr>
+              <w:fldChar w:fldCharType="end"/>
+            </w:r>
+          </w:hyperlink>
+        </w:p>
+        <w:p>
+          <w:pPr>
+            <w:pStyle w:val="TOC1"/>
+            <w:tabs>
+              <w:tab w:val="right" w:leader="dot" w:pos="9710"/>
+            </w:tabs>
+            <w:rPr>
+              <w:noProof/>
+            </w:rPr>
+          </w:pPr>
+          <w:hyperlink w:anchor="_Toc236386609" w:history="1">
+            <w:r>
+              <w:rPr>
+                <w:rStyle w:val="Hyperlink"/>
+                <w:noProof/>
+              </w:rPr>
+              <w:t>Requirement 12 — Data protection</w:t>
+            </w:r>
+            <w:r>
+              <w:rPr>
+                <w:noProof/>
+              </w:rPr>
+              <w:tab/>
+            </w:r>
+            <w:r>
+              <w:rPr>
+                <w:noProof/>
+              </w:rPr>
+              <w:fldChar w:fldCharType="begin"/>
+            </w:r>
+            <w:r>
+              <w:rPr>
+                <w:noProof/>
+              </w:rPr>
+              <w:instrText xml:space="preserve"> PAGEREF _Toc236386609 \h </w:instrText>
+            </w:r>
+            <w:r>
+              <w:rPr>
+                <w:noProof/>
+              </w:rPr>
+            </w:r>
+            <w:r>
+              <w:rPr>
+                <w:noProof/>
+              </w:rPr>
+              <w:fldChar w:fldCharType="separate"/>
+            </w:r>
+            <w:r>
+              <w:rPr>
+                <w:noProof/>
+              </w:rPr>
+              <w:t>1</w:t>
+            </w:r>
+            <w:r>
+              <w:rPr>
+                <w:noProof/>
+              </w:rPr>
+              <w:fldChar w:fldCharType="end"/>
+            </w:r>
+          </w:hyperlink>
+        </w:p>
+        <w:p>
+          <w:pPr>
+            <w:pStyle w:val="TOC1"/>
+            <w:tabs>
+              <w:tab w:val="right" w:leader="dot" w:pos="9710"/>
+            </w:tabs>
+            <w:rPr>
+              <w:noProof/>
+            </w:rPr>
+          </w:pPr>
+          <w:hyperlink w:anchor="_Toc236386610" w:history="1">
+            <w:r>
+              <w:rPr>
+                <w:rStyle w:val="Hyperlink"/>
+                <w:noProof/>
+              </w:rPr>
+              <w:t>Requirement 13 — Codebook</w:t>
+            </w:r>
+            <w:r>
+              <w:rPr>
+                <w:noProof/>
+              </w:rPr>
+              <w:tab/>
+            </w:r>
+            <w:r>
+              <w:rPr>
+                <w:noProof/>
+              </w:rPr>
+              <w:fldChar w:fldCharType="begin"/>
+            </w:r>
+            <w:r>
+              <w:rPr>
+                <w:noProof/>
+              </w:rPr>
+              <w:instrText xml:space="preserve"> PAGEREF _Toc236386610 \h </w:instrText>
+            </w:r>
+            <w:r>
+              <w:rPr>
+                <w:noProof/>
+              </w:rPr>
+            </w:r>
+            <w:r>
+              <w:rPr>
+                <w:noProof/>
+              </w:rPr>
+              <w:fldChar w:fldCharType="separate"/>
+            </w:r>
+            <w:r>
+              <w:rPr>
+                <w:noProof/>
+              </w:rPr>
+              <w:t>1</w:t>
+            </w:r>
+            <w:r>
+              <w:rPr>
+                <w:noProof/>
+              </w:rPr>
+              <w:fldChar w:fldCharType="end"/>
+            </w:r>
+          </w:hyperlink>
+        </w:p>
+        <w:p>
+          <w:pPr>
+            <w:pStyle w:val="TOC1"/>
+            <w:tabs>
+              <w:tab w:val="right" w:leader="dot" w:pos="9710"/>
+            </w:tabs>
+            <w:rPr>
+              <w:noProof/>
+            </w:rPr>
+          </w:pPr>
+          <w:hyperlink w:anchor="_Toc236386611" w:history="1">
+            <w:r>
+              <w:rPr>
+                <w:rStyle w:val="Hyperlink"/>
+                <w:noProof/>
+              </w:rPr>
+              <w:t>Requirement 14 — Deliberate scope decisions</w:t>
+            </w:r>
+            <w:r>
+              <w:rPr>
+                <w:noProof/>
+              </w:rPr>
+              <w:tab/>
+            </w:r>
+            <w:r>
+              <w:rPr>
+                <w:noProof/>
+              </w:rPr>
+              <w:fldChar w:fldCharType="begin"/>
+            </w:r>
+            <w:r>
+              <w:rPr>
+                <w:noProof/>
+              </w:rPr>
+              <w:instrText xml:space="preserve"> PAGEREF _Toc236386611 \h </w:instrText>
+            </w:r>
+            <w:r>
+              <w:rPr>
+                <w:noProof/>
+              </w:rPr>
+            </w:r>
+            <w:r>
+              <w:rPr>
+                <w:noProof/>
+              </w:rPr>
+              <w:fldChar w:fldCharType="separate"/>
+            </w:r>
+            <w:r>
+              <w:rPr>
+                <w:noProof/>
+              </w:rPr>
+              <w:t>1</w:t>
+            </w:r>
+            <w:r>
+              <w:rPr>
+                <w:noProof/>
+              </w:rPr>
+              <w:fldChar w:fldCharType="end"/>
+            </w:r>
+          </w:hyperlink>
+        </w:p>
+        <w:p>
+          <w:pPr>
+            <w:pStyle w:val="TOC1"/>
+            <w:tabs>
+              <w:tab w:val="right" w:leader="dot" w:pos="9710"/>
+            </w:tabs>
+            <w:rPr>
+              <w:noProof/>
+            </w:rPr>
+          </w:pPr>
+          <w:hyperlink w:anchor="_Toc236386612" w:history="1">
+            <w:r>
+              <w:rPr>
+                <w:rStyle w:val="Hyperlink"/>
+                <w:noProof/>
+              </w:rPr>
+              <w:t>Requirement index</w:t>
+            </w:r>
+            <w:r>
+              <w:rPr>
+                <w:noProof/>
+              </w:rPr>
+              <w:tab/>
+            </w:r>
+            <w:r>
+              <w:rPr>
+                <w:noProof/>
+              </w:rPr>
+              <w:fldChar w:fldCharType="begin"/>
+            </w:r>
+            <w:r>
+              <w:rPr>
+                <w:noProof/>
+              </w:rPr>
+              <w:instrText xml:space="preserve"> PAGEREF _Toc236386612 \h </w:instrText>
+            </w:r>
+            <w:r>
+              <w:rPr>
+                <w:noProof/>
+              </w:rPr>
+            </w:r>
+            <w:r>
+              <w:rPr>
+                <w:noProof/>
+              </w:rPr>
+              <w:fldChar w:fldCharType="separate"/>
+            </w:r>
+            <w:r>
+              <w:rPr>
+                <w:noProof/>
+              </w:rPr>
+              <w:t>1</w:t>
+            </w:r>
+            <w:r>
+              <w:rPr>
+                <w:noProof/>
+              </w:rPr>
+              <w:fldChar w:fldCharType="end"/>
+            </w:r>
+          </w:hyperlink>
+        </w:p>
+        <w:p>
+          <w:pPr>
+            <w:pStyle w:val="TOC1"/>
+            <w:tabs>
+              <w:tab w:val="right" w:leader="dot" w:pos="9710"/>
+            </w:tabs>
+            <w:rPr>
+              <w:noProof/>
+            </w:rPr>
+          </w:pPr>
+          <w:hyperlink w:anchor="_Toc236386613" w:history="1">
+            <w:r>
+              <w:rPr>
+                <w:rStyle w:val="Hyperlink"/>
+                <w:noProof/>
+              </w:rPr>
+              <w:t>A note on process</w:t>
+            </w:r>
+            <w:r>
+              <w:rPr>
+                <w:noProof/>
+              </w:rPr>
+              <w:tab/>
+            </w:r>
+            <w:r>
+              <w:rPr>
+                <w:noProof/>
+              </w:rPr>
+              <w:fldChar w:fldCharType="begin"/>
+            </w:r>
+            <w:r>
+              <w:rPr>
+                <w:noProof/>
+              </w:rPr>
+              <w:instrText xml:space="preserve"> PAGEREF _Toc236386613 \h </w:instrText>
+            </w:r>
+            <w:r>
+              <w:rPr>
+                <w:noProof/>
+              </w:rPr>
+            </w:r>
+            <w:r>
+              <w:rPr>
+                <w:noProof/>
+              </w:rPr>
+              <w:fldChar w:fldCharType="separate"/>
+            </w:r>
+            <w:r>
+              <w:rPr>
+                <w:noProof/>
+              </w:rPr>
+              <w:t>1</w:t>
+            </w:r>
+            <w:r>
+              <w:rPr>
+                <w:noProof/>
+              </w:rPr>
+              <w:fldChar w:fldCharType="end"/>
+            </w:r>
+          </w:hyperlink>
         </w:p>
         <w:p>
           <w:r>
@@ -242,51 +1444,56 @@
     <w:p>
       <w:pPr>
         <w:pStyle w:val="Heading1"/>
-        <w:spacing w:after="160" w:before="460"/>
-      </w:pPr>
-      <w:r>
-        <w:t xml:space="preserve">How to read this document</w:t>
-      </w:r>
+      </w:pPr>
+      <w:bookmarkStart w:id="1" w:name="_Toc236386596"/>
+      <w:r>
+        <w:lastRenderedPageBreak/>
+        <w:t>How to read this document</w:t>
+      </w:r>
+      <w:bookmarkEnd w:id="1"/>
     </w:p>
     <w:p>
       <w:pPr>
         <w:spacing w:after="160"/>
-      </w:pPr>
-      <w:r>
-        <w:t xml:space="preserve">This is a direct response to Question 3's fourteen numbered requirements, in the order the question paper states them. Each section quotes the requirement, states the answer, and links to the primary file in the repository that carries the full technical detail — the constraint register, the specimen-label proof, the codebook, and so on. This document does not reproduce those files; it answers the question and points to the evidence.</w:t>
+        <w:jc w:val="both"/>
+      </w:pPr>
+      <w:r>
+        <w:t>This is a direct response to Question 3's fourteen numbered requirements, in the order the question paper states them. Each section quotes the requirement, states the answer, and links to the primary file in the repository that carries the full technical detail — the constraint register, the specimen-label proof, the codebook, and so on. This document does not reproduce those files; it answers the question and points to the evidence.</w:t>
       </w:r>
     </w:p>
     <w:p>
       <w:pPr>
         <w:spacing w:after="160"/>
-      </w:pPr>
-      <w:r>
-        <w:t xml:space="preserve">A separate document, Q3_Process_and_Design_Record.docx, tells the fuller story of how this was built and tested, including corrections made along the way. This document is the answer; that one is the account of arriving at it.</w:t>
+        <w:jc w:val="both"/>
+      </w:pPr>
+      <w:r>
+        <w:t>A separate document, Q3_Process_and_Design_Record.docx, tells the fuller story of how this was built and tested, including corrections made along the way. This document is the answer; that one is the account of arriving at it.</w:t>
       </w:r>
     </w:p>
     <w:p>
       <w:pPr>
         <w:pStyle w:val="Heading2"/>
-        <w:spacing w:after="100" w:before="240"/>
-      </w:pPr>
-      <w:r>
-        <w:t xml:space="preserve">What the question paper says it is looking for</w:t>
-      </w:r>
+      </w:pPr>
+      <w:bookmarkStart w:id="2" w:name="_Toc236386597"/>
+      <w:r>
+        <w:t>What the question paper says it is looking for</w:t>
+      </w:r>
+      <w:bookmarkEnd w:id="2"/>
     </w:p>
     <w:p>
       <w:pPr>
         <w:spacing w:after="160"/>
       </w:pPr>
       <w:r>
-        <w:t xml:space="preserve">The question paper states its own evaluation criteria directly, and this response is organised to be checkable against them rather than treated as a checklist to satisfy incidentally:</w:t>
+        <w:t>The question paper states its own evaluation criteria directly, and this response is organised to be checkable against them rather than treated as a checklist to satisfy incidentally:</w:t>
       </w:r>
     </w:p>
     <w:p>
       <w:pPr>
         <w:pBdr>
-          <w:left w:val="single" w:color="E2EE64" w:sz="28" w:space="10"/>
+          <w:left w:val="single" w:sz="28" w:space="10" w:color="E2EE64"/>
         </w:pBdr>
-        <w:spacing w:after="200" w:before="120"/>
+        <w:spacing w:before="120" w:after="200"/>
         <w:ind w:left="72"/>
       </w:pPr>
       <w:r>
@@ -295,23 +1502,24 @@
           <w:iCs/>
           <w:color w:val="293C5B"/>
         </w:rPr>
-        <w:t xml:space="preserve">“Whether you treat the operating conditions as design constraints or as background reading. A form that is technically elegant and unusable by an enumerator with six years of schooling, on the stated hardware, after nine days offline, has failed.”</w:t>
+        <w:t>“Whether you treat the operating conditions as design constraints or as background reading. A form that is technically elegant and unusable by an enumerator with six years of schooling, on the stated hardware, after nine days offline, has failed.”</w:t>
       </w:r>
     </w:p>
     <w:p>
       <w:pPr>
         <w:spacing w:after="160"/>
-      </w:pPr>
-      <w:r>
-        <w:t xml:space="preserve">Six of the stated operating conditions map to specific, named design decisions in this response, not general mobile-data-collection advice: the 2GB/9-day-offline condition to the settlement-list mechanism (Requirement 6) and the deployment plan (Requirement 10); the 38%-low-English-confidence condition to the honest bilingual policy (Requirement 3's coding scheme and the language documentation); the likely-mid-round-change condition to the versioning plan actually exercised across three published versions (Requirement 10); the specimen-to-lab reconciliation condition to the check-digit and duplicate-label work (Requirements 7-8); and the 94-interview fraud case named directly as the design driver for the fabrication-detection fields (Requirement 11), including a field the paper form does not have at all — an interview start time.</w:t>
+        <w:jc w:val="both"/>
+      </w:pPr>
+      <w:r>
+        <w:t>Six of the stated operating conditions map to specific, named design decisions in this response, not general mobile-data-collection advice: the 2GB/9-day-offline condition to the settlement-list mechanism (Requirement 6) and the deployment plan (Requirement 10); the 38%-low-English-confidence condition to the honest bilingual policy (Requirement 3's coding scheme and the language documentation); the likely-mid-round-change condition to the versioning plan actually exercised across three published versions (Requirement 10); the specimen-to-lab reconciliation condition to the check-digit and duplicate-label work (Requirements 7-8); and the 94-interview fraud case named directly as the design driver for the fabrication-detection fields (Requirement 11), including a field the paper form does not have at all — an interview start time.</w:t>
       </w:r>
     </w:p>
     <w:p>
       <w:pPr>
         <w:pBdr>
-          <w:left w:val="single" w:color="E2EE64" w:sz="28" w:space="10"/>
+          <w:left w:val="single" w:sz="28" w:space="10" w:color="E2EE64"/>
         </w:pBdr>
-        <w:spacing w:after="200" w:before="120"/>
+        <w:spacing w:before="120" w:after="200"/>
         <w:ind w:left="72"/>
       </w:pPr>
       <w:r>
@@ -320,36 +1528,38 @@
           <w:iCs/>
           <w:color w:val="293C5B"/>
         </w:rPr>
-        <w:t xml:space="preserve">“Whether you read the questionnaire critically. It is a real instrument with real flaws. Candidates who transcribe it cleanly will produce a working form and score in the middle. Candidates who find what is wrong with it and handle that judiciously are the ones we are looking for.”</w:t>
+        <w:t>“Whether you read the questionnaire critically. It is a real instrument with real flaws. Candidates who transcribe it cleanly will produce a working form and score in the middle. Candidates who find what is wrong with it and handle that judiciously are the ones we are looking for.”</w:t>
       </w:r>
     </w:p>
     <w:p>
       <w:pPr>
         <w:spacing w:after="160"/>
-      </w:pPr>
-      <w:r>
-        <w:t xml:space="preserve">Nine defects are named, not implied, each with a stated resolved-in-form or escalated decision and the reasoning for choosing one over the other (Requirement 5) — including a defect that would have been invisible without reading the paper form's own "office use" column against a routing question two lines below it (D-01), and a defect the operating conditions themselves supply the motive to find: the paper form has no interview start time at all, which is exactly the gap that let the 94-interview fraud case in the operating conditions go undetected until fieldwork closed (D-06). One defect — the missing medicine list at question 4.13 — was handled under direct correction after an initial instinct to paper over it with substitute content; that correction is disclosed in full in the process record rather than left out, because judicious handling includes being corrected.</w:t>
+        <w:jc w:val="both"/>
+      </w:pPr>
+      <w:r>
+        <w:t>Nine defects are named, not implied, each with a stated resolved-in-form or escalated decision and the reasoning for choosing one over the other (Requirement 5) — including a defect that would have been invisible without reading the paper form's own "office use" column against a routing question two lines below it (D-01), and a defect the operating conditions themselves supply the motive to find: the paper form has no interview start time at all, which is exactly the gap that let the 94-interview fraud case in the operating conditions go undetected until fieldwork closed (D-06). One defect — the missing medicine list at question 4.13 — was handled under direct correction after an initial instinct to paper over it with substitute content; that correction is disclosed in full in the process record rather than left out, because judicious handling includes being corrected.</w:t>
       </w:r>
     </w:p>
     <w:p>
       <w:pPr>
         <w:pStyle w:val="Heading1"/>
-        <w:spacing w:after="160" w:before="460"/>
-      </w:pPr>
-      <w:r>
-        <w:t xml:space="preserve">Requirement 1 — Build the form</w:t>
-      </w:r>
+      </w:pPr>
+      <w:bookmarkStart w:id="3" w:name="_Toc236386598"/>
+      <w:r>
+        <w:t>Requirement 1 — Build the form</w:t>
+      </w:r>
+      <w:bookmarkEnd w:id="3"/>
     </w:p>
     <w:p>
       <w:pPr>
         <w:pBdr>
-          <w:top w:val="single" w:color="D9EEFF" w:sz="2" w:space="6"/>
-          <w:bottom w:val="single" w:color="D9EEFF" w:sz="2" w:space="6"/>
-          <w:left w:val="single" w:color="0090FC" w:sz="24" w:space="10"/>
-          <w:right w:val="single" w:color="D9EEFF" w:sz="2" w:space="6"/>
+          <w:top w:val="single" w:sz="2" w:space="6" w:color="D9EEFF"/>
+          <w:left w:val="single" w:sz="24" w:space="10" w:color="0090FC"/>
+          <w:bottom w:val="single" w:sz="2" w:space="6" w:color="D9EEFF"/>
+          <w:right w:val="single" w:sz="2" w:space="6" w:color="D9EEFF"/>
         </w:pBdr>
-        <w:shd w:fill="D9EEFF" w:val="clear"/>
-        <w:spacing w:after="160" w:before="80"/>
+        <w:shd w:val="clear" w:color="auto" w:fill="D9EEFF"/>
+        <w:spacing w:before="80" w:after="160"/>
         <w:ind w:left="72"/>
       </w:pPr>
       <w:r>
@@ -366,28 +1576,55 @@
           <w:iCs/>
           <w:color w:val="293C5B"/>
         </w:rPr>
-        <w:t xml:space="preserve">Build the form. It must convert without error; state the tool and version you validated with and include the conversion output in your repository. Implement the full questionnaire, including the roster, the per-child module, the specimen section and the supervisor review.</w:t>
+        <w:t>Build the form. It must convert without error; state the tool and version you validated with and include the conversion output in your repository. Implement the full questionnaire, including the roster, the per-child module, the specimen section and the supervisor review.</w:t>
       </w:r>
     </w:p>
     <w:p>
       <w:pPr>
         <w:spacing w:after="160"/>
-      </w:pPr>
-      <w:r>
-        <w:t xml:space="preserve">Built. The full questionnaire is implemented: Section 1 (household identification) through Section 7 (close-out and supervisor review), including the Section 3 roster, the Section 4 child module and Section 5 specimen section nested inside each eligible roster row (see Requirement 4 below for why), and a separate supervisor-review group. Converted with pyxform 4.5.0 under Python 3.14.6, including the Java-based ODK Validate structural check (Eclipse Temurin 21.0.12+8) — the same validator ODK Central runs before accepting a form. Result: "Conversion complete!", exit code 0, two non-blocking warnings, both explained rather than silently present.</w:t>
+        <w:jc w:val="both"/>
+      </w:pPr>
+      <w:r>
+        <w:lastRenderedPageBreak/>
+        <w:t xml:space="preserve">Built. The full questionnaire is implemented: Section 1 (household identification) through Section 7 (close-out and supervisor review), including the Section 3 roster, the Section 4 child module and Section 5 specimen section nested inside each eligible roster row (see Requirement 4 below for why), and a separate supervisor-review group. Converted with </w:t>
+      </w:r>
+      <w:proofErr w:type="spellStart"/>
+      <w:r>
+        <w:t>pyxform</w:t>
+      </w:r>
+      <w:proofErr w:type="spellEnd"/>
+      <w:r>
+        <w:t xml:space="preserve"> 4.5.0 under Python 3.14.6, including the Java-based ODK Validate structural check (Eclipse </w:t>
+      </w:r>
+      <w:proofErr w:type="spellStart"/>
+      <w:r>
+        <w:t>Temurin</w:t>
+      </w:r>
+      <w:proofErr w:type="spellEnd"/>
+      <w:r>
+        <w:t xml:space="preserve"> 21.0.12+8) — the same validator ODK Central runs before accepting a form. Result: "Conversion complete!", exit code 0, two non-blocking warnings, both explained rather than silently present.</w:t>
       </w:r>
     </w:p>
     <w:p>
       <w:pPr>
         <w:spacing w:after="160"/>
-      </w:pPr>
-      <w:r>
-        <w:t xml:space="preserve">Beyond the conversion check, the form has been deployed and exercised on two real platforms: KoboToolbox, and a self-hosted ODK Central instance the candidate provisioned independently on an Oracle Cloud VM. That live testing is what a static conversion check cannot substitute for, and it found two real defects (see the process record, Section 18), both fixed in the version below.</w:t>
-      </w:r>
-    </w:p>
-    <w:p>
-      <w:pPr>
-        <w:spacing w:after="320" w:before="40"/>
+        <w:jc w:val="both"/>
+      </w:pPr>
+      <w:r>
+        <w:t xml:space="preserve">Beyond the conversion check, the form has been deployed and exercised on two real platforms: </w:t>
+      </w:r>
+      <w:proofErr w:type="spellStart"/>
+      <w:r>
+        <w:t>KoboToolbox</w:t>
+      </w:r>
+      <w:proofErr w:type="spellEnd"/>
+      <w:r>
+        <w:t>, and a self-hosted ODK Central instance the candidate provisioned independently on an Oracle Cloud VM. That live testing is what a static conversion check cannot substitute for, and it found two real defects (see the process record, Section 18), both fixed in the version below.</w:t>
+      </w:r>
+    </w:p>
+    <w:p>
+      <w:pPr>
+        <w:spacing w:before="40" w:after="320"/>
         <w:ind w:left="215"/>
       </w:pPr>
       <w:r>
@@ -398,12 +1635,12 @@
         </w:rPr>
         <w:t xml:space="preserve">See: </w:t>
       </w:r>
-      <w:hyperlink w:history="1" r:id="rIdpmqouogwtuofe37ektqz9">
+      <w:hyperlink r:id="rId9" w:history="1">
         <w:r>
           <w:rPr>
             <w:rStyle w:val="Hyperlink"/>
           </w:rPr>
-          <w:t xml:space="preserve">form/HH2026_v1.xlsx</w:t>
+          <w:t>form/HH2026_v1.xlsx</w:t>
         </w:r>
       </w:hyperlink>
       <w:r>
@@ -412,12 +1649,12 @@
         </w:rPr>
         <w:t xml:space="preserve">  ·  </w:t>
       </w:r>
-      <w:hyperlink w:history="1" r:id="rIdepdceqncse6iludhannxo">
+      <w:hyperlink r:id="rId10" w:history="1">
         <w:r>
           <w:rPr>
             <w:rStyle w:val="Hyperlink"/>
           </w:rPr>
-          <w:t xml:space="preserve">conversion/HH2026_v1.xml</w:t>
+          <w:t>conversion/HH2026_v1.xml</w:t>
         </w:r>
       </w:hyperlink>
       <w:r>
@@ -426,12 +1663,12 @@
         </w:rPr>
         <w:t xml:space="preserve">  ·  </w:t>
       </w:r>
-      <w:hyperlink w:history="1" r:id="rIdd_conjbhm1_-f8meom2ya">
+      <w:hyperlink r:id="rId11" w:history="1">
         <w:r>
           <w:rPr>
             <w:rStyle w:val="Hyperlink"/>
           </w:rPr>
-          <w:t xml:space="preserve">conversion/conversion_log.txt</w:t>
+          <w:t>conversion/conversion_log.txt</w:t>
         </w:r>
       </w:hyperlink>
       <w:r>
@@ -440,35 +1677,41 @@
         </w:rPr>
         <w:t xml:space="preserve">  ·  </w:t>
       </w:r>
-      <w:hyperlink w:history="1" r:id="rIdcldvlkqpfmzrolwdcr4jf">
+      <w:hyperlink r:id="rId12" w:history="1">
         <w:r>
           <w:rPr>
             <w:rStyle w:val="Hyperlink"/>
           </w:rPr>
-          <w:t xml:space="preserve">scripts/build_form.py</w:t>
+          <w:t>scripts/build_form.py</w:t>
         </w:r>
       </w:hyperlink>
     </w:p>
     <w:p>
       <w:pPr>
         <w:pStyle w:val="Heading1"/>
-        <w:spacing w:after="160" w:before="460"/>
-      </w:pPr>
-      <w:r>
-        <w:t xml:space="preserve">Requirement 2 — Constraint register</w:t>
-      </w:r>
+      </w:pPr>
+      <w:bookmarkStart w:id="4" w:name="_Toc236386599"/>
+      <w:r>
+        <w:t>Requirement 2 — Constraint register</w:t>
+      </w:r>
+      <w:bookmarkEnd w:id="4"/>
     </w:p>
     <w:p>
       <w:pPr>
         <w:pBdr>
-          <w:top w:val="single" w:color="D9EEFF" w:sz="2" w:space="6"/>
-          <w:bottom w:val="single" w:color="D9EEFF" w:sz="2" w:space="6"/>
-          <w:left w:val="single" w:color="0090FC" w:sz="24" w:space="10"/>
-          <w:right w:val="single" w:color="D9EEFF" w:sz="2" w:space="6"/>
+          <w:top w:val="single" w:sz="2" w:space="6" w:color="D9EEFF"/>
+          <w:left w:val="single" w:sz="24" w:space="10" w:color="0090FC"/>
+          <w:bottom w:val="single" w:sz="2" w:space="6" w:color="D9EEFF"/>
+          <w:right w:val="single" w:sz="2" w:space="6" w:color="D9EEFF"/>
         </w:pBdr>
-        <w:shd w:fill="D9EEFF" w:val="clear"/>
-        <w:spacing w:after="160" w:before="80"/>
+        <w:shd w:val="clear" w:color="auto" w:fill="D9EEFF"/>
+        <w:spacing w:before="80" w:after="160"/>
         <w:ind w:left="72"/>
+        <w:rPr>
+          <w:i/>
+          <w:iCs/>
+          <w:color w:val="293C5B"/>
+        </w:rPr>
       </w:pPr>
       <w:r>
         <w:rPr>
@@ -484,20 +1727,42 @@
           <w:iCs/>
           <w:color w:val="293C5B"/>
         </w:rPr>
-        <w:t xml:space="preserve">Produce a constraint register. This is the central deliverable of the question. For every constraint, permitted range, validation rule, and consistency check you added, record what you added, which question it applies to, what it prevents, and where the value or rule came from. Where you set a threshold that the questionnaire does not state, name your source or say plainly that it is your judgement. A form full of sensible constraints with no register is worth less than a smaller form with a defended one.</w:t>
-      </w:r>
+        <w:t>Produce a constraint register. This is the central deliverable of the question. For every constraint, permitted range, validation rule, and consistency check you added, record what you added, which question it applies to, what it prevents, and where the value or rule came from. Where you set a threshold that the questionnaire does not state, name your source or say plainly that it is your judgement. A form full of sensible constraints with no register is worth less than a smaller form with a defended one.</w:t>
+      </w:r>
+    </w:p>
+    <w:p>
+      <w:pPr>
+        <w:pBdr>
+          <w:top w:val="single" w:sz="2" w:space="6" w:color="D9EEFF"/>
+          <w:left w:val="single" w:sz="24" w:space="10" w:color="0090FC"/>
+          <w:bottom w:val="single" w:sz="2" w:space="6" w:color="D9EEFF"/>
+          <w:right w:val="single" w:sz="2" w:space="6" w:color="D9EEFF"/>
+        </w:pBdr>
+        <w:shd w:val="clear" w:color="auto" w:fill="D9EEFF"/>
+        <w:spacing w:before="80" w:after="160"/>
+        <w:ind w:left="72"/>
+      </w:pPr>
     </w:p>
     <w:p>
       <w:pPr>
         <w:spacing w:after="160"/>
-      </w:pPr>
-      <w:r>
-        <w:t xml:space="preserve">constraint_register.csv carries 29 rows, one per constraint, range, or consistency check, each recording the field, the paper question number, the rule, what it prevents, and its source — a named file in the reference data, or an explicit "my judgement" where no source exists (for example, the anthropometry ranges, padded around WHO Child Growth Standards since no Bansara-specific distribution was supplied). The register is generated by the same script that builds the form, scripts/build_form.py, from the same field definitions — there is no separate document to fall out of sync with the form as it changes.</w:t>
-      </w:r>
-    </w:p>
-    <w:p>
-      <w:pPr>
-        <w:spacing w:after="320" w:before="40"/>
+        <w:jc w:val="both"/>
+      </w:pPr>
+      <w:r>
+        <w:t xml:space="preserve">constraint_register.csv carries 29 rows, one per constraint, range, or consistency check, each recording the field, the paper question number, the rule, what it prevents, and its source — a named file in the reference data, or an explicit "my judgement" where no source exists (for example, the anthropometry ranges, padded around WHO Child Growth Standards since no </w:t>
+      </w:r>
+      <w:proofErr w:type="spellStart"/>
+      <w:r>
+        <w:t>Bansara</w:t>
+      </w:r>
+      <w:proofErr w:type="spellEnd"/>
+      <w:r>
+        <w:t>-specific distribution was supplied). The register is generated by the same script that builds the form, scripts/build_form.py, from the same field definitions — there is no separate document to fall out of sync with the form as it changes.</w:t>
+      </w:r>
+    </w:p>
+    <w:p>
+      <w:pPr>
+        <w:spacing w:before="40" w:after="320"/>
         <w:ind w:left="215"/>
       </w:pPr>
       <w:r>
@@ -508,12 +1773,12 @@
         </w:rPr>
         <w:t xml:space="preserve">See: </w:t>
       </w:r>
-      <w:hyperlink w:history="1" r:id="rIdxtn9hldsbfmk1i3daq5ol">
+      <w:hyperlink r:id="rId13" w:history="1">
         <w:r>
           <w:rPr>
             <w:rStyle w:val="Hyperlink"/>
           </w:rPr>
-          <w:t xml:space="preserve">constraint_register.csv</w:t>
+          <w:t>constraint_register.csv</w:t>
         </w:r>
       </w:hyperlink>
       <w:r>
@@ -522,35 +1787,41 @@
         </w:rPr>
         <w:t xml:space="preserve">  ·  </w:t>
       </w:r>
-      <w:hyperlink w:history="1" r:id="rIdv8prvhxflgw22f9cla4fg">
+      <w:hyperlink r:id="rId14" w:history="1">
         <w:r>
           <w:rPr>
             <w:rStyle w:val="Hyperlink"/>
           </w:rPr>
-          <w:t xml:space="preserve">scripts/build_form.py</w:t>
+          <w:t>scripts/build_form.py</w:t>
         </w:r>
       </w:hyperlink>
     </w:p>
     <w:p>
       <w:pPr>
         <w:pStyle w:val="Heading1"/>
-        <w:spacing w:after="160" w:before="460"/>
-      </w:pPr>
-      <w:r>
-        <w:t xml:space="preserve">Requirement 3 — Coding scheme and sentinels</w:t>
-      </w:r>
+      </w:pPr>
+      <w:bookmarkStart w:id="5" w:name="_Toc236386600"/>
+      <w:r>
+        <w:t>Requirement 3 — Coding scheme and sentinels</w:t>
+      </w:r>
+      <w:bookmarkEnd w:id="5"/>
     </w:p>
     <w:p>
       <w:pPr>
         <w:pBdr>
-          <w:top w:val="single" w:color="D9EEFF" w:sz="2" w:space="6"/>
-          <w:bottom w:val="single" w:color="D9EEFF" w:sz="2" w:space="6"/>
-          <w:left w:val="single" w:color="0090FC" w:sz="24" w:space="10"/>
-          <w:right w:val="single" w:color="D9EEFF" w:sz="2" w:space="6"/>
+          <w:top w:val="single" w:sz="2" w:space="6" w:color="D9EEFF"/>
+          <w:left w:val="single" w:sz="24" w:space="10" w:color="0090FC"/>
+          <w:bottom w:val="single" w:sz="2" w:space="6" w:color="D9EEFF"/>
+          <w:right w:val="single" w:sz="2" w:space="6" w:color="D9EEFF"/>
         </w:pBdr>
-        <w:shd w:fill="D9EEFF" w:val="clear"/>
-        <w:spacing w:after="160" w:before="80"/>
+        <w:shd w:val="clear" w:color="auto" w:fill="D9EEFF"/>
+        <w:spacing w:before="80" w:after="160"/>
         <w:ind w:left="72"/>
+        <w:rPr>
+          <w:i/>
+          <w:iCs/>
+          <w:color w:val="293C5B"/>
+        </w:rPr>
       </w:pPr>
       <w:r>
         <w:rPr>
@@ -566,20 +1837,64 @@
           <w:iCs/>
           <w:color w:val="293C5B"/>
         </w:rPr>
-        <w:t xml:space="preserve">Handle the coding scheme properly. The questionnaire uses sentinel codes for non-response and, in places, uses them inside fields that also carry measurements. Explain how you have stored these so that the analysis team cannot mistake a sentinel for a value, and identify every place in the questionnaire where a coding category collides with a non-response code.</w:t>
-      </w:r>
+        <w:t xml:space="preserve">Handle the coding scheme properly. The questionnaire uses sentinel codes for non-response and, in places, uses them inside fields that also carry measurements. Explain how you have stored these so that the analysis team cannot mistake a sentinel for a </w:t>
+      </w:r>
+      <w:proofErr w:type="gramStart"/>
+      <w:r>
+        <w:rPr>
+          <w:i/>
+          <w:iCs/>
+          <w:color w:val="293C5B"/>
+        </w:rPr>
+        <w:t>value, and</w:t>
+      </w:r>
+      <w:proofErr w:type="gramEnd"/>
+      <w:r>
+        <w:rPr>
+          <w:i/>
+          <w:iCs/>
+          <w:color w:val="293C5B"/>
+        </w:rPr>
+        <w:t xml:space="preserve"> identify every place in the questionnaire where a coding category collides with a non-response code.</w:t>
+      </w:r>
+    </w:p>
+    <w:p>
+      <w:pPr>
+        <w:pBdr>
+          <w:top w:val="single" w:sz="2" w:space="6" w:color="D9EEFF"/>
+          <w:left w:val="single" w:sz="24" w:space="10" w:color="0090FC"/>
+          <w:bottom w:val="single" w:sz="2" w:space="6" w:color="D9EEFF"/>
+          <w:right w:val="single" w:sz="2" w:space="6" w:color="D9EEFF"/>
+        </w:pBdr>
+        <w:shd w:val="clear" w:color="auto" w:fill="D9EEFF"/>
+        <w:spacing w:before="80" w:after="160"/>
+        <w:ind w:left="72"/>
+      </w:pPr>
     </w:p>
     <w:p>
       <w:pPr>
         <w:spacing w:after="160"/>
-      </w:pPr>
-      <w:r>
-        <w:t xml:space="preserve">Every question was checked against the paper form's own non-response convention (8/98 = don't know, 9/99 = no answer obtained, 96 = Other). Categorical fields are safe by construction — a select_one's stored value is one of its declared choices, never a number the analyst could confuse with a measurement. Two fields were not safe: question 4.05 (weight) and 4.06 (height/length), where 99 means "not measured" inside an otherwise continuous decimal field. Both are split into a status field (measured / not measured / declined) plus a numeric field that is only relevant, and only required, once the status field confirms a measurement was actually taken — a real value can never collide with the sentinel because the sentinel no longer lives in that field at all. No other numeric field on the form carries a stated sentinel.</w:t>
-      </w:r>
-    </w:p>
-    <w:p>
-      <w:pPr>
-        <w:spacing w:after="320" w:before="40"/>
+        <w:jc w:val="both"/>
+      </w:pPr>
+      <w:r>
+        <w:t xml:space="preserve">Every question was checked against the paper form's own non-response convention (8/98 = don't know, 9/99 = no answer obtained, 96 = Other). Categorical fields are safe by construction — a </w:t>
+      </w:r>
+      <w:proofErr w:type="spellStart"/>
+      <w:r>
+        <w:t>select_one's</w:t>
+      </w:r>
+      <w:proofErr w:type="spellEnd"/>
+      <w:r>
+        <w:t xml:space="preserve"> stored value is one of its declared choices, never a number the analyst could confuse with a measurement. Two fields were not safe: question 4.05 (weight) and 4.06 (height/length), where 99 means "not measured" inside an otherwise continuous decimal field. Both are split into a status field (measured / not measured / declined) </w:t>
+      </w:r>
+      <w:r>
+        <w:lastRenderedPageBreak/>
+        <w:t>plus a numeric field that is only relevant, and only required, once the status field confirms a measurement was actually taken — a real value can never collide with the sentinel because the sentinel no longer lives in that field at all. No other numeric field on the form carries a stated sentinel.</w:t>
+      </w:r>
+    </w:p>
+    <w:p>
+      <w:pPr>
+        <w:spacing w:before="40" w:after="320"/>
         <w:ind w:left="215"/>
       </w:pPr>
       <w:r>
@@ -590,35 +1905,41 @@
         </w:rPr>
         <w:t xml:space="preserve">See: </w:t>
       </w:r>
-      <w:hyperlink w:history="1" r:id="rIdisbnhoqyqidugpifvc0kb">
+      <w:hyperlink r:id="rId15" w:history="1">
         <w:r>
           <w:rPr>
             <w:rStyle w:val="Hyperlink"/>
           </w:rPr>
-          <w:t xml:space="preserve">documentation/02_sentinel_coding_scheme.md</w:t>
+          <w:t>documentation/02_sentinel_coding_scheme.md</w:t>
         </w:r>
       </w:hyperlink>
     </w:p>
     <w:p>
       <w:pPr>
         <w:pStyle w:val="Heading1"/>
-        <w:spacing w:after="160" w:before="460"/>
-      </w:pPr>
-      <w:r>
-        <w:t xml:space="preserve">Requirement 4 — Cross-question consistency</w:t>
-      </w:r>
+      </w:pPr>
+      <w:bookmarkStart w:id="6" w:name="_Toc236386601"/>
+      <w:r>
+        <w:t>Requirement 4 — Cross-question consistency</w:t>
+      </w:r>
+      <w:bookmarkEnd w:id="6"/>
     </w:p>
     <w:p>
       <w:pPr>
         <w:pBdr>
-          <w:top w:val="single" w:color="D9EEFF" w:sz="2" w:space="6"/>
-          <w:bottom w:val="single" w:color="D9EEFF" w:sz="2" w:space="6"/>
-          <w:left w:val="single" w:color="0090FC" w:sz="24" w:space="10"/>
-          <w:right w:val="single" w:color="D9EEFF" w:sz="2" w:space="6"/>
+          <w:top w:val="single" w:sz="2" w:space="6" w:color="D9EEFF"/>
+          <w:left w:val="single" w:sz="24" w:space="10" w:color="0090FC"/>
+          <w:bottom w:val="single" w:sz="2" w:space="6" w:color="D9EEFF"/>
+          <w:right w:val="single" w:sz="2" w:space="6" w:color="D9EEFF"/>
         </w:pBdr>
-        <w:shd w:fill="D9EEFF" w:val="clear"/>
-        <w:spacing w:after="160" w:before="80"/>
+        <w:shd w:val="clear" w:color="auto" w:fill="D9EEFF"/>
+        <w:spacing w:before="80" w:after="160"/>
         <w:ind w:left="72"/>
+        <w:rPr>
+          <w:i/>
+          <w:iCs/>
+          <w:color w:val="293C5B"/>
+        </w:rPr>
       </w:pPr>
       <w:r>
         <w:rPr>
@@ -634,28 +1955,51 @@
           <w:iCs/>
           <w:color w:val="293C5B"/>
         </w:rPr>
-        <w:t xml:space="preserve">Enforce the cross-question consistency the paper form relies on a clerk to notice. At minimum reconcile the stated household size against the roster, and the stated number of eligible children against the number of child modules completed.</w:t>
-      </w:r>
+        <w:t>Enforce the cross-question consistency the paper form relies on a clerk to notice. At minimum reconcile the stated household size against the roster, and the stated number of eligible children against the number of child modules completed.</w:t>
+      </w:r>
+    </w:p>
+    <w:p>
+      <w:pPr>
+        <w:pBdr>
+          <w:top w:val="single" w:sz="2" w:space="6" w:color="D9EEFF"/>
+          <w:left w:val="single" w:sz="24" w:space="10" w:color="0090FC"/>
+          <w:bottom w:val="single" w:sz="2" w:space="6" w:color="D9EEFF"/>
+          <w:right w:val="single" w:sz="2" w:space="6" w:color="D9EEFF"/>
+        </w:pBdr>
+        <w:shd w:val="clear" w:color="auto" w:fill="D9EEFF"/>
+        <w:spacing w:before="80" w:after="160"/>
+        <w:ind w:left="72"/>
+      </w:pPr>
     </w:p>
     <w:p>
       <w:pPr>
         <w:spacing w:after="160"/>
-      </w:pPr>
-      <w:r>
-        <w:t xml:space="preserve">Household size (3.01) against the roster is reconciled with a soft, non-blocking on-screen note when the two disagree, and a roster_mismatch_flag recorded for office review — deliberately not a hard constraint, since a genuine mismatch between the pre-roster estimate and the actual listed count is common and analytically meaningful, not an error to force into agreement.</w:t>
+        <w:jc w:val="both"/>
+      </w:pPr>
+      <w:r>
+        <w:t xml:space="preserve">Household size (3.01) against the roster is reconciled with a soft, non-blocking on-screen note when the two disagree, and a </w:t>
+      </w:r>
+      <w:proofErr w:type="spellStart"/>
+      <w:r>
+        <w:t>roster_mismatch_flag</w:t>
+      </w:r>
+      <w:proofErr w:type="spellEnd"/>
+      <w:r>
+        <w:t xml:space="preserve"> recorded for office review — deliberately not a hard constraint, since a genuine mismatch between the pre-roster estimate and the actual listed count is common and analytically meaningful, not an error to force into agreement.</w:t>
       </w:r>
     </w:p>
     <w:p>
       <w:pPr>
         <w:spacing w:after="160"/>
-      </w:pPr>
-      <w:r>
-        <w:t xml:space="preserve">Eligible children against completed child modules is not a validation rule at all. Sections 4 and 5 are nested inside each roster row and shown only when that row's own age fields say the person is age-eligible, so the count of completed child modules and the count of eligible roster rows are the same value by construction. This also resolves the paper form's own internal contradiction, where roster column (7) is marked "office use" yet is needed live in the field to answer question 3.02's routing — see Requirement 5, defect D-01.</w:t>
-      </w:r>
-    </w:p>
-    <w:p>
-      <w:pPr>
-        <w:spacing w:after="320" w:before="40"/>
+        <w:jc w:val="both"/>
+      </w:pPr>
+      <w:r>
+        <w:t>Eligible children against completed child modules is not a validation rule at all. Sections 4 and 5 are nested inside each roster row and shown only when that row's own age fields say the person is age-eligible, so the count of completed child modules and the count of eligible roster rows are the same value by construction. This also resolves the paper form's own internal contradiction, where roster column (7) is marked "office use" yet is needed live in the field to answer question 3.02's routing — see Requirement 5, defect D-01.</w:t>
+      </w:r>
+    </w:p>
+    <w:p>
+      <w:pPr>
+        <w:spacing w:before="40" w:after="320"/>
         <w:ind w:left="215"/>
       </w:pPr>
       <w:r>
@@ -666,12 +2010,12 @@
         </w:rPr>
         <w:t xml:space="preserve">See: </w:t>
       </w:r>
-      <w:hyperlink w:history="1" r:id="rIdcshhruyjyglbtl4ivswhg">
+      <w:hyperlink r:id="rId16" w:history="1">
         <w:r>
           <w:rPr>
             <w:rStyle w:val="Hyperlink"/>
           </w:rPr>
-          <w:t xml:space="preserve">constraint_register.csv (rows C022-C023)</w:t>
+          <w:t>constraint_register.csv (rows C022-C023)</w:t>
         </w:r>
       </w:hyperlink>
       <w:r>
@@ -680,35 +2024,41 @@
         </w:rPr>
         <w:t xml:space="preserve">  ·  </w:t>
       </w:r>
-      <w:hyperlink w:history="1" r:id="rIdxwwqwb2xx2hzk5vxuakky">
+      <w:hyperlink r:id="rId17" w:history="1">
         <w:r>
           <w:rPr>
             <w:rStyle w:val="Hyperlink"/>
           </w:rPr>
-          <w:t xml:space="preserve">documentation/01_defects_report.md (D-01)</w:t>
+          <w:t>documentation/01_defects_report.md (D-01)</w:t>
         </w:r>
       </w:hyperlink>
     </w:p>
     <w:p>
       <w:pPr>
         <w:pStyle w:val="Heading1"/>
-        <w:spacing w:after="160" w:before="460"/>
-      </w:pPr>
-      <w:r>
-        <w:t xml:space="preserve">Requirement 5 — Questionnaire defects</w:t>
-      </w:r>
+      </w:pPr>
+      <w:bookmarkStart w:id="7" w:name="_Toc236386602"/>
+      <w:r>
+        <w:t>Requirement 5 — Questionnaire defects</w:t>
+      </w:r>
+      <w:bookmarkEnd w:id="7"/>
     </w:p>
     <w:p>
       <w:pPr>
         <w:pBdr>
-          <w:top w:val="single" w:color="D9EEFF" w:sz="2" w:space="6"/>
-          <w:bottom w:val="single" w:color="D9EEFF" w:sz="2" w:space="6"/>
-          <w:left w:val="single" w:color="0090FC" w:sz="24" w:space="10"/>
-          <w:right w:val="single" w:color="D9EEFF" w:sz="2" w:space="6"/>
+          <w:top w:val="single" w:sz="2" w:space="6" w:color="D9EEFF"/>
+          <w:left w:val="single" w:sz="24" w:space="10" w:color="0090FC"/>
+          <w:bottom w:val="single" w:sz="2" w:space="6" w:color="D9EEFF"/>
+          <w:right w:val="single" w:sz="2" w:space="6" w:color="D9EEFF"/>
         </w:pBdr>
-        <w:shd w:fill="D9EEFF" w:val="clear"/>
-        <w:spacing w:after="160" w:before="80"/>
+        <w:shd w:val="clear" w:color="auto" w:fill="D9EEFF"/>
+        <w:spacing w:before="80" w:after="160"/>
         <w:ind w:left="72"/>
+        <w:rPr>
+          <w:i/>
+          <w:iCs/>
+          <w:color w:val="293C5B"/>
+        </w:rPr>
       </w:pPr>
       <w:r>
         <w:rPr>
@@ -724,20 +2074,68 @@
           <w:iCs/>
           <w:color w:val="293C5B"/>
         </w:rPr>
-        <w:t xml:space="preserve">Report the defects in the questionnaire. It contains internal contradictions, at least one skip instruction that is missing or ambiguous, and at least one place where the paper design permits data that cannot be analysed. List what you found, state for each whether you resolved it in the form or escalated it, and justify that choice. Silently fixing a contradiction in an ethics approved instrument is not automatically the right answer.</w:t>
-      </w:r>
+        <w:t xml:space="preserve">Report the defects in the questionnaire. It contains internal contradictions, at least one skip instruction that is missing or ambiguous, and at least one place where the paper design permits data that cannot be analysed. List what you found, state for each whether you resolved it in the form or escalated </w:t>
+      </w:r>
+      <w:proofErr w:type="gramStart"/>
+      <w:r>
+        <w:rPr>
+          <w:i/>
+          <w:iCs/>
+          <w:color w:val="293C5B"/>
+        </w:rPr>
+        <w:t>it, and</w:t>
+      </w:r>
+      <w:proofErr w:type="gramEnd"/>
+      <w:r>
+        <w:rPr>
+          <w:i/>
+          <w:iCs/>
+          <w:color w:val="293C5B"/>
+        </w:rPr>
+        <w:t xml:space="preserve"> justify that choice. Silently fixing a contradiction in an ethics approved instrument is not automatically the right answer.</w:t>
+      </w:r>
+    </w:p>
+    <w:p>
+      <w:pPr>
+        <w:pBdr>
+          <w:top w:val="single" w:sz="2" w:space="6" w:color="D9EEFF"/>
+          <w:left w:val="single" w:sz="24" w:space="10" w:color="0090FC"/>
+          <w:bottom w:val="single" w:sz="2" w:space="6" w:color="D9EEFF"/>
+          <w:right w:val="single" w:sz="2" w:space="6" w:color="D9EEFF"/>
+        </w:pBdr>
+        <w:shd w:val="clear" w:color="auto" w:fill="D9EEFF"/>
+        <w:spacing w:before="80" w:after="160"/>
+        <w:ind w:left="72"/>
+      </w:pPr>
     </w:p>
     <w:p>
       <w:pPr>
         <w:spacing w:after="160"/>
-      </w:pPr>
-      <w:r>
-        <w:t xml:space="preserve">Nine defects found (D-01 through D-09), each disposed of individually with a stated resolved-in-form or escalated decision and the reasoning for choosing one over the other. Headlines: D-01, the roster column (7) / question 3.02 contradiction (resolved, by computing eligibility rather than asking for it). D-05, the medicine list referenced at question 4.13 is missing from the data pack entirely (escalated — no substitute content invented; see the process record, Section 19, for the full account of how this was arrived at). D-06, the paper form has no interview start time at all, so it cannot support the exact fraud pattern named in the operating conditions (resolved, using automatic system timestamps). D-08, question 5.02 has no skip instruction for either branch (resolved with the only internally consistent reading, and flagged for ministry confirmation regardless).</w:t>
-      </w:r>
-    </w:p>
-    <w:p>
-      <w:pPr>
-        <w:spacing w:after="320" w:before="40"/>
+        <w:jc w:val="both"/>
+      </w:pPr>
+      <w:r>
+        <w:t xml:space="preserve">Nine defects </w:t>
+      </w:r>
+      <w:proofErr w:type="gramStart"/>
+      <w:r>
+        <w:t>found (D-01 through D-09),</w:t>
+      </w:r>
+      <w:proofErr w:type="gramEnd"/>
+      <w:r>
+        <w:t xml:space="preserve"> each disposed of individually with a stated resolved-in-form or escalated decision and the reasoning for choosing one over the other. Headlines: D-01, the roster column (7) / question 3.02 contradiction (resolved, by computing eligibility rather than asking for it). D-05, the medicine list referenced at question 4.13 is missing from the data pack entirely (escalated — no substitute content invented; see the process record, Section 19, for the full account of how this was arrived at). D-06, the paper form has no interview start time at all, so it cannot support the exact fraud pattern named in the operating conditions (resolved, using automatic system timestamps). D-08, question 5.02 has no skip instruction for either branch (resolved with the only internally consistent </w:t>
+      </w:r>
+      <w:proofErr w:type="gramStart"/>
+      <w:r>
+        <w:t>reading, and</w:t>
+      </w:r>
+      <w:proofErr w:type="gramEnd"/>
+      <w:r>
+        <w:t xml:space="preserve"> flagged for ministry confirmation regardless).</w:t>
+      </w:r>
+    </w:p>
+    <w:p>
+      <w:pPr>
+        <w:spacing w:before="40" w:after="320"/>
         <w:ind w:left="215"/>
       </w:pPr>
       <w:r>
@@ -748,34 +2146,36 @@
         </w:rPr>
         <w:t xml:space="preserve">See: </w:t>
       </w:r>
-      <w:hyperlink w:history="1" r:id="rIdmid6ezfq2gbzvhwgxk2il">
+      <w:hyperlink r:id="rId18" w:history="1">
         <w:r>
           <w:rPr>
             <w:rStyle w:val="Hyperlink"/>
           </w:rPr>
-          <w:t xml:space="preserve">documentation/01_defects_report.md</w:t>
+          <w:t>documentation/01_defects_report.md</w:t>
         </w:r>
       </w:hyperlink>
     </w:p>
     <w:p>
       <w:pPr>
         <w:pStyle w:val="Heading1"/>
-        <w:spacing w:after="160" w:before="460"/>
-      </w:pPr>
-      <w:r>
-        <w:t xml:space="preserve">Requirement 6 — Settlement list on a 2GB device</w:t>
-      </w:r>
+      </w:pPr>
+      <w:bookmarkStart w:id="8" w:name="_Toc236386603"/>
+      <w:r>
+        <w:lastRenderedPageBreak/>
+        <w:t>Requirement 6 — Settlement list on a 2GB device</w:t>
+      </w:r>
+      <w:bookmarkEnd w:id="8"/>
     </w:p>
     <w:p>
       <w:pPr>
         <w:pBdr>
-          <w:top w:val="single" w:color="D9EEFF" w:sz="2" w:space="6"/>
-          <w:bottom w:val="single" w:color="D9EEFF" w:sz="2" w:space="6"/>
-          <w:left w:val="single" w:color="0090FC" w:sz="24" w:space="10"/>
-          <w:right w:val="single" w:color="D9EEFF" w:sz="2" w:space="6"/>
+          <w:top w:val="single" w:sz="2" w:space="6" w:color="D9EEFF"/>
+          <w:left w:val="single" w:sz="24" w:space="10" w:color="0090FC"/>
+          <w:bottom w:val="single" w:sz="2" w:space="6" w:color="D9EEFF"/>
+          <w:right w:val="single" w:sz="2" w:space="6" w:color="D9EEFF"/>
         </w:pBdr>
-        <w:shd w:fill="D9EEFF" w:val="clear"/>
-        <w:spacing w:after="160" w:before="80"/>
+        <w:shd w:val="clear" w:color="auto" w:fill="D9EEFF"/>
+        <w:spacing w:before="80" w:after="160"/>
         <w:ind w:left="72"/>
       </w:pPr>
       <w:r>
@@ -792,20 +2192,53 @@
           <w:iCs/>
           <w:color w:val="293C5B"/>
         </w:rPr>
-        <w:t xml:space="preserve">Explain how you serve a settlement list of more than two thousand rows to a device with two gigabytes of memory, and what you rejected in reaching that decision. A choices worksheet is not an acceptable answer, and saying so is not sufficient; describe the mechanism you used instead.</w:t>
+        <w:t>Explain how you serve a settlement list of more than two thousand rows to a device with two gigabytes of memory, and what you rejected in reaching that decision. A choices worksheet is not an acceptable answer, and saying so is not sufficient; describe the mechanism you used instead.</w:t>
       </w:r>
     </w:p>
     <w:p>
       <w:pPr>
         <w:spacing w:after="160"/>
-      </w:pPr>
-      <w:r>
-        <w:t xml:space="preserve">The LGA, Ward, and Settlement pickers are cascading select_one_from_file fields, each backed by an external CSV attached as form media, filtered stage by stage so the settlement picker only ever renders the settlements in the selected ward — never the full 2,524 rows at once. An inline choices-sheet list was rejected because pyxform compiles every choices row into instance nodes and itext entries per language, held in memory for the life of the form — the documented failure mode on low-RAM Android devices. The older itemsets.csv mechanism (superseded) and a live server lookup (ruled out by the up-to-9-days-offline condition) were also rejected, with reasons stated.</w:t>
-      </w:r>
-    </w:p>
-    <w:p>
-      <w:pPr>
-        <w:spacing w:after="320" w:before="40"/>
+        <w:jc w:val="both"/>
+      </w:pPr>
+      <w:r>
+        <w:t xml:space="preserve">The LGA, Ward, and Settlement pickers are cascading </w:t>
+      </w:r>
+      <w:proofErr w:type="spellStart"/>
+      <w:r>
+        <w:t>select_one_from_file</w:t>
+      </w:r>
+      <w:proofErr w:type="spellEnd"/>
+      <w:r>
+        <w:t xml:space="preserve"> fields, each backed by an external CSV attached as form media, filtered stage by stage so the settlement picker only ever renders the settlements in the selected ward — never the full 2,524 rows at once. An inline choices-sheet list was rejected because </w:t>
+      </w:r>
+      <w:proofErr w:type="spellStart"/>
+      <w:r>
+        <w:t>pyxform</w:t>
+      </w:r>
+      <w:proofErr w:type="spellEnd"/>
+      <w:r>
+        <w:t xml:space="preserve"> compiles every </w:t>
+      </w:r>
+      <w:proofErr w:type="gramStart"/>
+      <w:r>
+        <w:t>choices</w:t>
+      </w:r>
+      <w:proofErr w:type="gramEnd"/>
+      <w:r>
+        <w:t xml:space="preserve"> row into instance nodes and </w:t>
+      </w:r>
+      <w:proofErr w:type="spellStart"/>
+      <w:r>
+        <w:t>itext</w:t>
+      </w:r>
+      <w:proofErr w:type="spellEnd"/>
+      <w:r>
+        <w:t xml:space="preserve"> entries per language, held in memory for the life of the form — the documented failure mode on low-RAM Android devices. The older itemsets.csv mechanism (superseded) and a live server lookup (ruled out by the up-to-9-days-offline condition) were also rejected, with reasons stated.</w:t>
+      </w:r>
+    </w:p>
+    <w:p>
+      <w:pPr>
+        <w:spacing w:before="40" w:after="320"/>
         <w:ind w:left="215"/>
       </w:pPr>
       <w:r>
@@ -816,35 +2249,41 @@
         </w:rPr>
         <w:t xml:space="preserve">See: </w:t>
       </w:r>
-      <w:hyperlink w:history="1" r:id="rIdrllv0iw0ybmp2jgppowvp">
+      <w:hyperlink r:id="rId19" w:history="1">
         <w:r>
           <w:rPr>
             <w:rStyle w:val="Hyperlink"/>
           </w:rPr>
-          <w:t xml:space="preserve">documentation/03_settlement_list_mechanism.md</w:t>
+          <w:t>documentation/03_settlement_list_mechanism.md</w:t>
         </w:r>
       </w:hyperlink>
     </w:p>
     <w:p>
       <w:pPr>
         <w:pStyle w:val="Heading1"/>
-        <w:spacing w:after="160" w:before="460"/>
-      </w:pPr>
-      <w:r>
-        <w:t xml:space="preserve">Requirement 7 — Specimen label check digit</w:t>
-      </w:r>
+      </w:pPr>
+      <w:bookmarkStart w:id="9" w:name="_Toc236386604"/>
+      <w:r>
+        <w:t>Requirement 7 — Specimen label check digit</w:t>
+      </w:r>
+      <w:bookmarkEnd w:id="9"/>
     </w:p>
     <w:p>
       <w:pPr>
         <w:pBdr>
-          <w:top w:val="single" w:color="D9EEFF" w:sz="2" w:space="6"/>
-          <w:bottom w:val="single" w:color="D9EEFF" w:sz="2" w:space="6"/>
-          <w:left w:val="single" w:color="0090FC" w:sz="24" w:space="10"/>
-          <w:right w:val="single" w:color="D9EEFF" w:sz="2" w:space="6"/>
+          <w:top w:val="single" w:sz="2" w:space="6" w:color="D9EEFF"/>
+          <w:left w:val="single" w:sz="24" w:space="10" w:color="0090FC"/>
+          <w:bottom w:val="single" w:sz="2" w:space="6" w:color="D9EEFF"/>
+          <w:right w:val="single" w:sz="2" w:space="6" w:color="D9EEFF"/>
         </w:pBdr>
-        <w:shd w:fill="D9EEFF" w:val="clear"/>
-        <w:spacing w:after="160" w:before="80"/>
+        <w:shd w:val="clear" w:color="auto" w:fill="D9EEFF"/>
+        <w:spacing w:before="80" w:after="160"/>
         <w:ind w:left="72"/>
+        <w:rPr>
+          <w:i/>
+          <w:iCs/>
+          <w:color w:val="293C5B"/>
+        </w:rPr>
       </w:pPr>
       <w:r>
         <w:rPr>
@@ -860,20 +2299,34 @@
           <w:iCs/>
           <w:color w:val="293C5B"/>
         </w:rPr>
-        <w:t xml:space="preserve">Implement validation of the pre-printed specimen labels, including the check digit scheme in the allocation file. Give the test cases that demonstrate your check rejects a transposed pair of digits, rather than only that it accepts valid labels.</w:t>
-      </w:r>
+        <w:t>Implement validation of the pre-printed specimen labels, including the check digit scheme in the allocation file. Give the test cases that demonstrate your check rejects a transposed pair of digits, rather than only that it accepts valid labels.</w:t>
+      </w:r>
+    </w:p>
+    <w:p>
+      <w:pPr>
+        <w:pBdr>
+          <w:top w:val="single" w:sz="2" w:space="6" w:color="D9EEFF"/>
+          <w:left w:val="single" w:sz="24" w:space="10" w:color="0090FC"/>
+          <w:bottom w:val="single" w:sz="2" w:space="6" w:color="D9EEFF"/>
+          <w:right w:val="single" w:sz="2" w:space="6" w:color="D9EEFF"/>
+        </w:pBdr>
+        <w:shd w:val="clear" w:color="auto" w:fill="D9EEFF"/>
+        <w:spacing w:before="80" w:after="160"/>
+        <w:ind w:left="72"/>
+      </w:pPr>
     </w:p>
     <w:p>
       <w:pPr>
         <w:spacing w:after="160"/>
-      </w:pPr>
-      <w:r>
-        <w:t xml:space="preserve">The modulus-11 scheme from specimen_label_allocation.csv (weights 2-7 applied right to left, remainder 10 recorded as X) is implemented as calculated fields inside the form and mirrored in a standalone Python script for independent verification. Worked test vectors include a transposed-body case (480012 to 480021) whose recomputed check digit differs from the original, demonstrating rejection, not just acceptance — and a proof, not just an example: because every pair of adjacent weights in this scheme differs by exactly 1, the scheme catches every adjacent-digit transposition in the six-digit body, not only the one demonstrated.</w:t>
-      </w:r>
-    </w:p>
-    <w:p>
-      <w:pPr>
-        <w:spacing w:after="320" w:before="40"/>
+        <w:jc w:val="both"/>
+      </w:pPr>
+      <w:r>
+        <w:t>The modulus-11 scheme from specimen_label_allocation.csv (weights 2-7 applied right to left, remainder 10 recorded as X) is implemented as calculated fields inside the form and mirrored in a standalone Python script for independent verification. Worked test vectors include a transposed-body case (480012 to 480021) whose recomputed check digit differs from the original, demonstrating rejection, not just acceptance — and a proof, not just an example: because every pair of adjacent weights in this scheme differs by exactly 1, the scheme catches every adjacent-digit transposition in the six-digit body, not only the one demonstrated.</w:t>
+      </w:r>
+    </w:p>
+    <w:p>
+      <w:pPr>
+        <w:spacing w:before="40" w:after="320"/>
         <w:ind w:left="215"/>
       </w:pPr>
       <w:r>
@@ -884,12 +2337,12 @@
         </w:rPr>
         <w:t xml:space="preserve">See: </w:t>
       </w:r>
-      <w:hyperlink w:history="1" r:id="rIdzal_01q6lnojtr6mmhano">
+      <w:hyperlink r:id="rId20" w:history="1">
         <w:r>
           <w:rPr>
             <w:rStyle w:val="Hyperlink"/>
           </w:rPr>
-          <w:t xml:space="preserve">documentation/04_specimen_label_validation.md</w:t>
+          <w:t>documentation/04_specimen_label_validation.md</w:t>
         </w:r>
       </w:hyperlink>
       <w:r>
@@ -898,34 +2351,35 @@
         </w:rPr>
         <w:t xml:space="preserve">  ·  </w:t>
       </w:r>
-      <w:hyperlink w:history="1" r:id="rIdbqriqzzx1uyrb1dic3pph">
+      <w:hyperlink r:id="rId21" w:history="1">
         <w:r>
           <w:rPr>
             <w:rStyle w:val="Hyperlink"/>
           </w:rPr>
-          <w:t xml:space="preserve">scripts/checkdigit_reference.py</w:t>
+          <w:t>scripts/checkdigit_reference.py</w:t>
         </w:r>
       </w:hyperlink>
     </w:p>
     <w:p>
       <w:pPr>
         <w:pStyle w:val="Heading1"/>
-        <w:spacing w:after="160" w:before="460"/>
-      </w:pPr>
-      <w:r>
-        <w:t xml:space="preserve">Requirement 8 — Duplicate label detection</w:t>
-      </w:r>
+      </w:pPr>
+      <w:bookmarkStart w:id="10" w:name="_Toc236386605"/>
+      <w:r>
+        <w:t>Requirement 8 — Duplicate label detection</w:t>
+      </w:r>
+      <w:bookmarkEnd w:id="10"/>
     </w:p>
     <w:p>
       <w:pPr>
         <w:pBdr>
-          <w:top w:val="single" w:color="D9EEFF" w:sz="2" w:space="6"/>
-          <w:bottom w:val="single" w:color="D9EEFF" w:sz="2" w:space="6"/>
-          <w:left w:val="single" w:color="0090FC" w:sz="24" w:space="10"/>
-          <w:right w:val="single" w:color="D9EEFF" w:sz="2" w:space="6"/>
+          <w:top w:val="single" w:sz="2" w:space="6" w:color="D9EEFF"/>
+          <w:left w:val="single" w:sz="24" w:space="10" w:color="0090FC"/>
+          <w:bottom w:val="single" w:sz="2" w:space="6" w:color="D9EEFF"/>
+          <w:right w:val="single" w:sz="2" w:space="6" w:color="D9EEFF"/>
         </w:pBdr>
-        <w:shd w:fill="D9EEFF" w:val="clear"/>
-        <w:spacing w:after="160" w:before="80"/>
+        <w:shd w:val="clear" w:color="auto" w:fill="D9EEFF"/>
+        <w:spacing w:before="80" w:after="160"/>
         <w:ind w:left="72"/>
       </w:pPr>
       <w:r>
@@ -942,20 +2396,39 @@
           <w:iCs/>
           <w:color w:val="293C5B"/>
         </w:rPr>
-        <w:t xml:space="preserve">The laboratory requires that a label already used in an earlier submission from the same device be rejected. State plainly whether a self contained form can enforce that. If it cannot, describe the architecture that can, and implement whatever part of the requirement is achievable in the form itself.</w:t>
+        <w:t xml:space="preserve">The laboratory requires that a label already used in an earlier submission from the same device be rejected. State plainly whether a </w:t>
+      </w:r>
+      <w:proofErr w:type="gramStart"/>
+      <w:r>
+        <w:rPr>
+          <w:i/>
+          <w:iCs/>
+          <w:color w:val="293C5B"/>
+        </w:rPr>
+        <w:t>self contained</w:t>
+      </w:r>
+      <w:proofErr w:type="gramEnd"/>
+      <w:r>
+        <w:rPr>
+          <w:i/>
+          <w:iCs/>
+          <w:color w:val="293C5B"/>
+        </w:rPr>
+        <w:t xml:space="preserve"> form can enforce that. If it cannot, describe the architecture that can, and implement whatever part of the requirement is achievable in the form itself.</w:t>
       </w:r>
     </w:p>
     <w:p>
       <w:pPr>
         <w:spacing w:after="160"/>
-      </w:pPr>
-      <w:r>
-        <w:t xml:space="preserve">Stated plainly: no, not in full. A running ODK form instance has reliable access only to its own data and, via last-saved, a snapshot of the single most recent submission on that device — not its full multi-day history. What is implemented is the achievable part: a check that the entered label has not already been used for a different child within the same household submission. The architecture that can enforce the full requirement — ODK Entities, maintaining a per-device local dataset updated after every offline finalize — is described, not implemented blind, because it could not be tested against a real Central/Collect instance with confidence at the time it was designed.</w:t>
-      </w:r>
-    </w:p>
-    <w:p>
-      <w:pPr>
-        <w:spacing w:after="320" w:before="40"/>
+        <w:jc w:val="both"/>
+      </w:pPr>
+      <w:r>
+        <w:t>Stated plainly: no, not in full. A running ODK form instance has reliable access only to its own data and, via last-saved, a snapshot of the single most recent submission on that device — not its full multi-day history. What is implemented is the achievable part: a check that the entered label has not already been used for a different child within the same household submission. The architecture that can enforce the full requirement — ODK Entities, maintaining a per-device local dataset updated after every offline finalize — is described, not implemented blind, because it could not be tested against a real Central/Collect instance with confidence at the time it was designed.</w:t>
+      </w:r>
+    </w:p>
+    <w:p>
+      <w:pPr>
+        <w:spacing w:before="40" w:after="320"/>
         <w:ind w:left="215"/>
       </w:pPr>
       <w:r>
@@ -966,35 +2439,42 @@
         </w:rPr>
         <w:t xml:space="preserve">See: </w:t>
       </w:r>
-      <w:hyperlink w:history="1" r:id="rIdnkjv7hfwmgsb2ev3gqpwp">
+      <w:hyperlink r:id="rId22" w:history="1">
         <w:r>
           <w:rPr>
             <w:rStyle w:val="Hyperlink"/>
           </w:rPr>
-          <w:t xml:space="preserve">documentation/05_duplicate_label_detection.md</w:t>
+          <w:t>documentation/05_duplicate_label_detection.md</w:t>
         </w:r>
       </w:hyperlink>
     </w:p>
     <w:p>
       <w:pPr>
         <w:pStyle w:val="Heading1"/>
-        <w:spacing w:after="160" w:before="460"/>
-      </w:pPr>
-      <w:r>
-        <w:t xml:space="preserve">Requirement 9 — Test plan</w:t>
-      </w:r>
+      </w:pPr>
+      <w:bookmarkStart w:id="11" w:name="_Toc236386606"/>
+      <w:r>
+        <w:lastRenderedPageBreak/>
+        <w:t>Requirement 9 — Test plan</w:t>
+      </w:r>
+      <w:bookmarkEnd w:id="11"/>
     </w:p>
     <w:p>
       <w:pPr>
         <w:pBdr>
-          <w:top w:val="single" w:color="D9EEFF" w:sz="2" w:space="6"/>
-          <w:bottom w:val="single" w:color="D9EEFF" w:sz="2" w:space="6"/>
-          <w:left w:val="single" w:color="0090FC" w:sz="24" w:space="10"/>
-          <w:right w:val="single" w:color="D9EEFF" w:sz="2" w:space="6"/>
+          <w:top w:val="single" w:sz="2" w:space="6" w:color="D9EEFF"/>
+          <w:left w:val="single" w:sz="24" w:space="10" w:color="0090FC"/>
+          <w:bottom w:val="single" w:sz="2" w:space="6" w:color="D9EEFF"/>
+          <w:right w:val="single" w:sz="2" w:space="6" w:color="D9EEFF"/>
         </w:pBdr>
-        <w:shd w:fill="D9EEFF" w:val="clear"/>
-        <w:spacing w:after="160" w:before="80"/>
+        <w:shd w:val="clear" w:color="auto" w:fill="D9EEFF"/>
+        <w:spacing w:before="80" w:after="160"/>
         <w:ind w:left="72"/>
+        <w:rPr>
+          <w:i/>
+          <w:iCs/>
+          <w:color w:val="293C5B"/>
+        </w:rPr>
       </w:pPr>
       <w:r>
         <w:rPr>
@@ -1010,20 +2490,34 @@
           <w:iCs/>
           <w:color w:val="293C5B"/>
         </w:rPr>
-        <w:t xml:space="preserve">Produce a test plan of at least fifteen cases with expected results. It must include negative tests and must exercise the boundaries you have chosen, including the specimen eligibility cut, the measurement position change, the ends of every range you set, a date outside the fieldwork window, and a household where the roster and the stated household size disagree.</w:t>
-      </w:r>
+        <w:t>Produce a test plan of at least fifteen cases with expected results. It must include negative tests and must exercise the boundaries you have chosen, including the specimen eligibility cut, the measurement position change, the ends of every range you set, a date outside the fieldwork window, and a household where the roster and the stated household size disagree.</w:t>
+      </w:r>
+    </w:p>
+    <w:p>
+      <w:pPr>
+        <w:pBdr>
+          <w:top w:val="single" w:sz="2" w:space="6" w:color="D9EEFF"/>
+          <w:left w:val="single" w:sz="24" w:space="10" w:color="0090FC"/>
+          <w:bottom w:val="single" w:sz="2" w:space="6" w:color="D9EEFF"/>
+          <w:right w:val="single" w:sz="2" w:space="6" w:color="D9EEFF"/>
+        </w:pBdr>
+        <w:shd w:val="clear" w:color="auto" w:fill="D9EEFF"/>
+        <w:spacing w:before="80" w:after="160"/>
+        <w:ind w:left="72"/>
+      </w:pPr>
     </w:p>
     <w:p>
       <w:pPr>
         <w:spacing w:after="160"/>
-      </w:pPr>
-      <w:r>
-        <w:t xml:space="preserve">43 cases in test_plan.csv, each with an expected result and the constraint it exercises. Every boundary named in the requirement is covered explicitly: the specimen-eligibility cut at 12 months (T20-T21), the measurement-position field, the ends of every numeric range in the constraint register, a date outside the fieldwork window (T22-T25), and a household where the stated size and the roster disagree (T26-T27) — plus negative cases for the specimen label (format, team range, transposition, within-household duplicate) and the household-asset exclusivity rule.</w:t>
-      </w:r>
-    </w:p>
-    <w:p>
-      <w:pPr>
-        <w:spacing w:after="320" w:before="40"/>
+        <w:jc w:val="both"/>
+      </w:pPr>
+      <w:r>
+        <w:t>43 cases in test_plan.csv, each with an expected result and the constraint it exercises. Every boundary named in the requirement is covered explicitly: the specimen-eligibility cut at 12 months (T20-T21), the measurement-position field, the ends of every numeric range in the constraint register, a date outside the fieldwork window (T22-T25), and a household where the stated size and the roster disagree (T26-T27) — plus negative cases for the specimen label (format, team range, transposition, within-household duplicate) and the household-asset exclusivity rule.</w:t>
+      </w:r>
+    </w:p>
+    <w:p>
+      <w:pPr>
+        <w:spacing w:before="40" w:after="320"/>
         <w:ind w:left="215"/>
       </w:pPr>
       <w:r>
@@ -1034,35 +2528,41 @@
         </w:rPr>
         <w:t xml:space="preserve">See: </w:t>
       </w:r>
-      <w:hyperlink w:history="1" r:id="rIdnnnclpwoliou3mfuvab2b">
+      <w:hyperlink r:id="rId23" w:history="1">
         <w:r>
           <w:rPr>
             <w:rStyle w:val="Hyperlink"/>
           </w:rPr>
-          <w:t xml:space="preserve">test_plan.csv</w:t>
+          <w:t>test_plan.csv</w:t>
         </w:r>
       </w:hyperlink>
     </w:p>
     <w:p>
       <w:pPr>
         <w:pStyle w:val="Heading1"/>
-        <w:spacing w:after="160" w:before="460"/>
-      </w:pPr>
-      <w:r>
-        <w:t xml:space="preserve">Requirement 10 — Deployment and version control</w:t>
-      </w:r>
+      </w:pPr>
+      <w:bookmarkStart w:id="12" w:name="_Toc236386607"/>
+      <w:r>
+        <w:t>Requirement 10 — Deployment and version control</w:t>
+      </w:r>
+      <w:bookmarkEnd w:id="12"/>
     </w:p>
     <w:p>
       <w:pPr>
         <w:pBdr>
-          <w:top w:val="single" w:color="D9EEFF" w:sz="2" w:space="6"/>
-          <w:bottom w:val="single" w:color="D9EEFF" w:sz="2" w:space="6"/>
-          <w:left w:val="single" w:color="0090FC" w:sz="24" w:space="10"/>
-          <w:right w:val="single" w:color="D9EEFF" w:sz="2" w:space="6"/>
+          <w:top w:val="single" w:sz="2" w:space="6" w:color="D9EEFF"/>
+          <w:left w:val="single" w:sz="24" w:space="10" w:color="0090FC"/>
+          <w:bottom w:val="single" w:sz="2" w:space="6" w:color="D9EEFF"/>
+          <w:right w:val="single" w:sz="2" w:space="6" w:color="D9EEFF"/>
         </w:pBdr>
-        <w:shd w:fill="D9EEFF" w:val="clear"/>
-        <w:spacing w:after="160" w:before="80"/>
+        <w:shd w:val="clear" w:color="auto" w:fill="D9EEFF"/>
+        <w:spacing w:before="80" w:after="160"/>
         <w:ind w:left="72"/>
+        <w:rPr>
+          <w:i/>
+          <w:iCs/>
+          <w:color w:val="293C5B"/>
+        </w:rPr>
       </w:pPr>
       <w:r>
         <w:rPr>
@@ -1078,20 +2578,55 @@
           <w:iCs/>
           <w:color w:val="293C5B"/>
         </w:rPr>
-        <w:t xml:space="preserve">Set out a deployment and version control plan for 120 enumerators offline for up to nine days, addressing how you push a mid round change without losing or corrupting data already collected, and how the analysis team distinguishes records collected under different versions of the form.</w:t>
-      </w:r>
+        <w:t>Set out a deployment and version control plan for 120 enumerators offline for up to nine days, addressing how you push a mid round change without losing or corrupting data already collected, and how the analysis team distinguishes records collected under different versions of the form.</w:t>
+      </w:r>
+    </w:p>
+    <w:p>
+      <w:pPr>
+        <w:pBdr>
+          <w:top w:val="single" w:sz="2" w:space="6" w:color="D9EEFF"/>
+          <w:left w:val="single" w:sz="24" w:space="10" w:color="0090FC"/>
+          <w:bottom w:val="single" w:sz="2" w:space="6" w:color="D9EEFF"/>
+          <w:right w:val="single" w:sz="2" w:space="6" w:color="D9EEFF"/>
+        </w:pBdr>
+        <w:shd w:val="clear" w:color="auto" w:fill="D9EEFF"/>
+        <w:spacing w:before="80" w:after="160"/>
+        <w:ind w:left="72"/>
+      </w:pPr>
     </w:p>
     <w:p>
       <w:pPr>
         <w:spacing w:after="160"/>
-      </w:pPr>
-      <w:r>
-        <w:t xml:space="preserve">form_id is fixed (hh2026_v1); version changes on every published edit, using a sortable YYYYMMDDNN string. A mid-round change cannot lose or corrupt data already collected because ODK Collect binds every in-flight draft to the exact version it was opened under — downloading a new version does not touch, migrate, or invalidate drafts already in progress. Every submission carries its formVersion as a Central system attribute, which the analysis team is instructed to always retain rather than assume a single-version dataset. This plan was exercised in practice, not only written: the form went through three published versions during this build (2026060100, 2026073100, 2026073101), each change deployed to the candidate's own self-hosted ODK Central instance.</w:t>
-      </w:r>
-    </w:p>
-    <w:p>
-      <w:pPr>
-        <w:spacing w:after="320" w:before="40"/>
+        <w:jc w:val="both"/>
+      </w:pPr>
+      <w:proofErr w:type="spellStart"/>
+      <w:r>
+        <w:t>form_id</w:t>
+      </w:r>
+      <w:proofErr w:type="spellEnd"/>
+      <w:r>
+        <w:t xml:space="preserve"> is fixed (hh2026_v1); version changes on every published edit, using a sortable YYYYMMDDNN string. A mid-round change cannot </w:t>
+      </w:r>
+      <w:proofErr w:type="gramStart"/>
+      <w:r>
+        <w:t>lose</w:t>
+      </w:r>
+      <w:proofErr w:type="gramEnd"/>
+      <w:r>
+        <w:t xml:space="preserve"> or corrupt data already collected because ODK Collect binds every in-flight draft to the exact version it was opened under — downloading a new version does not touch, migrate, or invalidate drafts already in progress. Every submission carries its </w:t>
+      </w:r>
+      <w:proofErr w:type="spellStart"/>
+      <w:r>
+        <w:t>formVersion</w:t>
+      </w:r>
+      <w:proofErr w:type="spellEnd"/>
+      <w:r>
+        <w:t xml:space="preserve"> as a Central system attribute, which the analysis team is instructed to always retain rather than assume a single-version dataset. This plan was exercised in practice, not only written: the form went through three published versions during this build (2026060100, 2026073100, 2026073101), each change deployed to the candidate's own self-hosted ODK Central instance.</w:t>
+      </w:r>
+    </w:p>
+    <w:p>
+      <w:pPr>
+        <w:spacing w:before="40" w:after="320"/>
         <w:ind w:left="215"/>
       </w:pPr>
       <w:r>
@@ -1102,34 +2637,35 @@
         </w:rPr>
         <w:t xml:space="preserve">See: </w:t>
       </w:r>
-      <w:hyperlink w:history="1" r:id="rIdpndi7fjqongu-4glilcff">
+      <w:hyperlink r:id="rId24" w:history="1">
         <w:r>
           <w:rPr>
             <w:rStyle w:val="Hyperlink"/>
           </w:rPr>
-          <w:t xml:space="preserve">documentation/07_deployment_and_version_control.md</w:t>
+          <w:t>documentation/07_deployment_and_version_control.md</w:t>
         </w:r>
       </w:hyperlink>
     </w:p>
     <w:p>
       <w:pPr>
         <w:pStyle w:val="Heading1"/>
-        <w:spacing w:after="160" w:before="460"/>
-      </w:pPr>
-      <w:r>
-        <w:t xml:space="preserve">Requirement 11 — Fabrication detection</w:t>
-      </w:r>
+      </w:pPr>
+      <w:bookmarkStart w:id="13" w:name="_Toc236386608"/>
+      <w:r>
+        <w:t>Requirement 11 — Fabrication detection</w:t>
+      </w:r>
+      <w:bookmarkEnd w:id="13"/>
     </w:p>
     <w:p>
       <w:pPr>
         <w:pBdr>
-          <w:top w:val="single" w:color="D9EEFF" w:sz="2" w:space="6"/>
-          <w:bottom w:val="single" w:color="D9EEFF" w:sz="2" w:space="6"/>
-          <w:left w:val="single" w:color="0090FC" w:sz="24" w:space="10"/>
-          <w:right w:val="single" w:color="D9EEFF" w:sz="2" w:space="6"/>
+          <w:top w:val="single" w:sz="2" w:space="6" w:color="D9EEFF"/>
+          <w:left w:val="single" w:sz="24" w:space="10" w:color="0090FC"/>
+          <w:bottom w:val="single" w:sz="2" w:space="6" w:color="D9EEFF"/>
+          <w:right w:val="single" w:sz="2" w:space="6" w:color="D9EEFF"/>
         </w:pBdr>
-        <w:shd w:fill="D9EEFF" w:val="clear"/>
-        <w:spacing w:after="160" w:before="80"/>
+        <w:shd w:val="clear" w:color="auto" w:fill="D9EEFF"/>
+        <w:spacing w:before="80" w:after="160"/>
         <w:ind w:left="72"/>
       </w:pPr>
       <w:r>
@@ -1146,20 +2682,61 @@
           <w:iCs/>
           <w:color w:val="293C5B"/>
         </w:rPr>
-        <w:t xml:space="preserve">Design for fabrication detection. Identify which fields exist solely to enable back office quality assurance, and give the specific check you would run daily during fieldwork to surface the pattern described in the operating conditions. A design that only permits detection after fieldwork closes has failed this component.</w:t>
+        <w:t xml:space="preserve">Design for fabrication detection. Identify which fields exist solely to enable </w:t>
+      </w:r>
+      <w:proofErr w:type="gramStart"/>
+      <w:r>
+        <w:rPr>
+          <w:i/>
+          <w:iCs/>
+          <w:color w:val="293C5B"/>
+        </w:rPr>
+        <w:t>back office</w:t>
+      </w:r>
+      <w:proofErr w:type="gramEnd"/>
+      <w:r>
+        <w:rPr>
+          <w:i/>
+          <w:iCs/>
+          <w:color w:val="293C5B"/>
+        </w:rPr>
+        <w:t xml:space="preserve"> quality </w:t>
+      </w:r>
+      <w:proofErr w:type="gramStart"/>
+      <w:r>
+        <w:rPr>
+          <w:i/>
+          <w:iCs/>
+          <w:color w:val="293C5B"/>
+        </w:rPr>
+        <w:t>assurance, and</w:t>
+      </w:r>
+      <w:proofErr w:type="gramEnd"/>
+      <w:r>
+        <w:rPr>
+          <w:i/>
+          <w:iCs/>
+          <w:color w:val="293C5B"/>
+        </w:rPr>
+        <w:t xml:space="preserve"> give the specific check you would run daily during fieldwork to surface the pattern described in the operating conditions. A design that only permits detection after fieldwork closes has failed this component.</w:t>
       </w:r>
     </w:p>
     <w:p>
       <w:pPr>
         <w:spacing w:after="160"/>
-      </w:pPr>
-      <w:r>
-        <w:t xml:space="preserve">Fields added purely for QA: automatic start/end timestamps (the paper form has no interview start time at all), a device identifier, and a roster-mismatch flag. The proposed daily check groups every submission synced so far by enumerator and flags anyone whose mean interview duration and vaccination-card-sighting rate together match the pattern in the operating conditions — the 94-interview, ~4-minute-mean case — run against Central's submission API as a scheduled job, not as a one-off analysis after the round closes.</w:t>
-      </w:r>
-    </w:p>
-    <w:p>
-      <w:pPr>
-        <w:spacing w:after="320" w:before="40"/>
+        <w:jc w:val="both"/>
+      </w:pPr>
+      <w:r>
+        <w:t xml:space="preserve">Fields added purely for QA: automatic start/end timestamps (the paper form has no interview start time at all), a device identifier, and a roster-mismatch flag. The proposed daily check groups every submission synced so far by enumerator and flags anyone whose mean interview duration and vaccination-card-sighting rate </w:t>
+      </w:r>
+      <w:r>
+        <w:lastRenderedPageBreak/>
+        <w:t>together match the pattern in the operating conditions — the 94-interview, ~4-minute-mean case — run against Central's submission API as a scheduled job, not as a one-off analysis after the round closes.</w:t>
+      </w:r>
+    </w:p>
+    <w:p>
+      <w:pPr>
+        <w:spacing w:before="40" w:after="320"/>
         <w:ind w:left="215"/>
       </w:pPr>
       <w:r>
@@ -1170,34 +2747,35 @@
         </w:rPr>
         <w:t xml:space="preserve">See: </w:t>
       </w:r>
-      <w:hyperlink w:history="1" r:id="rIdrczkefuhz7ymjn6uydyet">
+      <w:hyperlink r:id="rId25" w:history="1">
         <w:r>
           <w:rPr>
             <w:rStyle w:val="Hyperlink"/>
           </w:rPr>
-          <w:t xml:space="preserve">documentation/08_fabrication_detection.md</w:t>
+          <w:t>documentation/08_fabrication_detection.md</w:t>
         </w:r>
       </w:hyperlink>
     </w:p>
     <w:p>
       <w:pPr>
         <w:pStyle w:val="Heading1"/>
-        <w:spacing w:after="160" w:before="460"/>
-      </w:pPr>
-      <w:r>
-        <w:t xml:space="preserve">Requirement 12 — Data protection</w:t>
-      </w:r>
+      </w:pPr>
+      <w:bookmarkStart w:id="14" w:name="_Toc236386609"/>
+      <w:r>
+        <w:t>Requirement 12 — Data protection</w:t>
+      </w:r>
+      <w:bookmarkEnd w:id="14"/>
     </w:p>
     <w:p>
       <w:pPr>
         <w:pBdr>
-          <w:top w:val="single" w:color="D9EEFF" w:sz="2" w:space="6"/>
-          <w:bottom w:val="single" w:color="D9EEFF" w:sz="2" w:space="6"/>
-          <w:left w:val="single" w:color="0090FC" w:sz="24" w:space="10"/>
-          <w:right w:val="single" w:color="D9EEFF" w:sz="2" w:space="6"/>
+          <w:top w:val="single" w:sz="2" w:space="6" w:color="D9EEFF"/>
+          <w:left w:val="single" w:sz="24" w:space="10" w:color="0090FC"/>
+          <w:bottom w:val="single" w:sz="2" w:space="6" w:color="D9EEFF"/>
+          <w:right w:val="single" w:sz="2" w:space="6" w:color="D9EEFF"/>
         </w:pBdr>
-        <w:shd w:fill="D9EEFF" w:val="clear"/>
-        <w:spacing w:after="160" w:before="80"/>
+        <w:shd w:val="clear" w:color="auto" w:fill="D9EEFF"/>
+        <w:spacing w:before="80" w:after="160"/>
         <w:ind w:left="72"/>
       </w:pPr>
       <w:r>
@@ -1214,20 +2792,29 @@
           <w:iCs/>
           <w:color w:val="293C5B"/>
         </w:rPr>
-        <w:t xml:space="preserve">Address data protection. State what you configured, what the questionnaire collects that it arguably need not, and what you would propose removing. You are expected to have a view rather than to implement the instrument uncritically.</w:t>
+        <w:t>Address data protection. State what you configured, what the questionnaire collects that it arguably need not, and what you would propose removing. You are expected to have a view rather than to implement the instrument uncritically.</w:t>
       </w:r>
     </w:p>
     <w:p>
       <w:pPr>
         <w:spacing w:after="160"/>
-      </w:pPr>
-      <w:r>
-        <w:t xml:space="preserve">Configured: the paper form's confidentiality notice and ethics reference are retained unedited; consent gates the roster and everything after it structurally, not just procedurally; specimen labels carry no name. Three items are named as collected but arguably unnecessary — full names for non-index household members, an unrestricted free-text local-settlement-name field, and an unguided free-text supervisor note — each with a stated proposal for what would be cut, while explicitly declining to unilaterally edit an ethics-approved data item without ministry sign-off.</w:t>
-      </w:r>
-    </w:p>
-    <w:p>
-      <w:pPr>
-        <w:spacing w:after="320" w:before="40"/>
+        <w:jc w:val="both"/>
+      </w:pPr>
+      <w:r>
+        <w:t xml:space="preserve">Configured: the paper form's confidentiality </w:t>
+      </w:r>
+      <w:proofErr w:type="gramStart"/>
+      <w:r>
+        <w:t>notice</w:t>
+      </w:r>
+      <w:proofErr w:type="gramEnd"/>
+      <w:r>
+        <w:t xml:space="preserve"> and ethics reference are retained unedited; consent gates the roster and everything after it structurally, not just procedurally; specimen labels carry no name. Three items are named as collected but arguably unnecessary — full names for non-index household members, an unrestricted free-text local-settlement-name field, and an unguided free-text supervisor note — each with a stated proposal for what would be cut, while explicitly declining to unilaterally edit an ethics-approved data item without ministry sign-off.</w:t>
+      </w:r>
+    </w:p>
+    <w:p>
+      <w:pPr>
+        <w:spacing w:before="40" w:after="320"/>
         <w:ind w:left="215"/>
       </w:pPr>
       <w:r>
@@ -1238,34 +2825,35 @@
         </w:rPr>
         <w:t xml:space="preserve">See: </w:t>
       </w:r>
-      <w:hyperlink w:history="1" r:id="rIdu6qieuvmw__eki6ocuzu-">
+      <w:hyperlink r:id="rId26" w:history="1">
         <w:r>
           <w:rPr>
             <w:rStyle w:val="Hyperlink"/>
           </w:rPr>
-          <w:t xml:space="preserve">documentation/09_data_protection.md</w:t>
+          <w:t>documentation/09_data_protection.md</w:t>
         </w:r>
       </w:hyperlink>
     </w:p>
     <w:p>
       <w:pPr>
         <w:pStyle w:val="Heading1"/>
-        <w:spacing w:after="160" w:before="460"/>
-      </w:pPr>
-      <w:r>
-        <w:t xml:space="preserve">Requirement 13 — Codebook</w:t>
-      </w:r>
+      </w:pPr>
+      <w:bookmarkStart w:id="15" w:name="_Toc236386610"/>
+      <w:r>
+        <w:t>Requirement 13 — Codebook</w:t>
+      </w:r>
+      <w:bookmarkEnd w:id="15"/>
     </w:p>
     <w:p>
       <w:pPr>
         <w:pBdr>
-          <w:top w:val="single" w:color="D9EEFF" w:sz="2" w:space="6"/>
-          <w:bottom w:val="single" w:color="D9EEFF" w:sz="2" w:space="6"/>
-          <w:left w:val="single" w:color="0090FC" w:sz="24" w:space="10"/>
-          <w:right w:val="single" w:color="D9EEFF" w:sz="2" w:space="6"/>
+          <w:top w:val="single" w:sz="2" w:space="6" w:color="D9EEFF"/>
+          <w:left w:val="single" w:sz="24" w:space="10" w:color="0090FC"/>
+          <w:bottom w:val="single" w:sz="2" w:space="6" w:color="D9EEFF"/>
+          <w:right w:val="single" w:sz="2" w:space="6" w:color="D9EEFF"/>
         </w:pBdr>
-        <w:shd w:fill="D9EEFF" w:val="clear"/>
-        <w:spacing w:after="160" w:before="80"/>
+        <w:shd w:val="clear" w:color="auto" w:fill="D9EEFF"/>
+        <w:spacing w:before="80" w:after="160"/>
         <w:ind w:left="72"/>
       </w:pPr>
       <w:r>
@@ -1282,20 +2870,37 @@
           <w:iCs/>
           <w:color w:val="293C5B"/>
         </w:rPr>
-        <w:t xml:space="preserve">Produce a codebook mapping form fields to analysis variables, including how the repeats flatten into analysable tables and what the primary keys are.</w:t>
+        <w:t>Produce a codebook mapping form fields to analysis variables, including how the repeats flatten into analysable tables and what the primary keys are.</w:t>
       </w:r>
     </w:p>
     <w:p>
       <w:pPr>
         <w:spacing w:after="160"/>
-      </w:pPr>
-      <w:r>
-        <w:t xml:space="preserve">The form has exactly one repeat (the Section 3 roster), because Sections 4 and 5 are nested inside it rather than forming a second repeat. A standard export therefore flattens to two tables: the main submission table (primary key meta/instanceID) and the roster table (primary key PARENT_KEY + line), with child- and specimen-level columns already sitting on the same row as the person's demographics — no join needed for child-level analysis. Every field is mapped to its coding, its source question, and analysis notes, including which columns must be filtered before any headline analysis (supervisor_decision) and which are placeholder pending the ministry's real medicine list.</w:t>
-      </w:r>
-    </w:p>
-    <w:p>
-      <w:pPr>
-        <w:spacing w:after="320" w:before="40"/>
+        <w:jc w:val="both"/>
+      </w:pPr>
+      <w:r>
+        <w:t>The form has exactly one repeat (the Section 3 roster), because Sections 4 and 5 are nested inside it rather than forming a second repeat. A standard export therefore flattens to two tables: the main submission table (primary key meta/</w:t>
+      </w:r>
+      <w:proofErr w:type="spellStart"/>
+      <w:r>
+        <w:t>instanceID</w:t>
+      </w:r>
+      <w:proofErr w:type="spellEnd"/>
+      <w:r>
+        <w:t>) and the roster table (primary key PARENT_KEY + line), with child- and specimen-level columns already sitting on the same row as the person's demographics — no join needed for child-level analysis. Every field is mapped to its coding, its source question, and analysis notes, including which columns must be filtered before any headline analysis (</w:t>
+      </w:r>
+      <w:proofErr w:type="spellStart"/>
+      <w:r>
+        <w:t>supervisor_decision</w:t>
+      </w:r>
+      <w:proofErr w:type="spellEnd"/>
+      <w:r>
+        <w:t>) and which are placeholder pending the ministry's real medicine list.</w:t>
+      </w:r>
+    </w:p>
+    <w:p>
+      <w:pPr>
+        <w:spacing w:before="40" w:after="320"/>
         <w:ind w:left="215"/>
       </w:pPr>
       <w:r>
@@ -1306,34 +2911,35 @@
         </w:rPr>
         <w:t xml:space="preserve">See: </w:t>
       </w:r>
-      <w:hyperlink w:history="1" r:id="rIdrwdmx7k3zwv2ssjwftscf">
+      <w:hyperlink r:id="rId27" w:history="1">
         <w:r>
           <w:rPr>
             <w:rStyle w:val="Hyperlink"/>
           </w:rPr>
-          <w:t xml:space="preserve">documentation/10_codebook.md</w:t>
+          <w:t>documentation/10_codebook.md</w:t>
         </w:r>
       </w:hyperlink>
     </w:p>
     <w:p>
       <w:pPr>
         <w:pStyle w:val="Heading1"/>
-        <w:spacing w:after="160" w:before="460"/>
-      </w:pPr>
-      <w:r>
-        <w:t xml:space="preserve">Requirement 14 — Deliberate scope decisions</w:t>
-      </w:r>
+      </w:pPr>
+      <w:bookmarkStart w:id="16" w:name="_Toc236386611"/>
+      <w:r>
+        <w:t>Requirement 14 — Deliberate scope decisions</w:t>
+      </w:r>
+      <w:bookmarkEnd w:id="16"/>
     </w:p>
     <w:p>
       <w:pPr>
         <w:pBdr>
-          <w:top w:val="single" w:color="D9EEFF" w:sz="2" w:space="6"/>
-          <w:bottom w:val="single" w:color="D9EEFF" w:sz="2" w:space="6"/>
-          <w:left w:val="single" w:color="0090FC" w:sz="24" w:space="10"/>
-          <w:right w:val="single" w:color="D9EEFF" w:sz="2" w:space="6"/>
+          <w:top w:val="single" w:sz="2" w:space="6" w:color="D9EEFF"/>
+          <w:left w:val="single" w:sz="24" w:space="10" w:color="0090FC"/>
+          <w:bottom w:val="single" w:sz="2" w:space="6" w:color="D9EEFF"/>
+          <w:right w:val="single" w:sz="2" w:space="6" w:color="D9EEFF"/>
         </w:pBdr>
-        <w:shd w:fill="D9EEFF" w:val="clear"/>
-        <w:spacing w:after="160" w:before="80"/>
+        <w:shd w:val="clear" w:color="auto" w:fill="D9EEFF"/>
+        <w:spacing w:before="80" w:after="160"/>
         <w:ind w:left="72"/>
       </w:pPr>
       <w:r>
@@ -1350,20 +2956,25 @@
           <w:iCs/>
           <w:color w:val="293C5B"/>
         </w:rPr>
-        <w:t xml:space="preserve">State what you deliberately did not implement, and why. A defensible scope scores better than an exhaustive one.</w:t>
+        <w:t>State what you deliberately did not implement, and why. A defensible scope scores better than an exhaustive one.</w:t>
       </w:r>
     </w:p>
     <w:p>
       <w:pPr>
         <w:spacing w:after="160"/>
-      </w:pPr>
-      <w:r>
-        <w:t xml:space="preserve">Eleven items are named as out of scope, each with a stated reason: ODK Entities (untestable here, described instead of guessed at), full Hausa translation of clinical/procedural text (a wrong translation is worse than a visible gap), audio prompts, the paper form's now-inapplicable office-use section, a formal continuation procedure for households over 12 members, image-size tuning without a real device storage budget, a supervisor-note privacy hint, infrastructure-level data protection, physical Android device field-testing specifically, and a headcount discrepancy between the operating brief and the staff roster supplied. The medicine list at question 4.13 deserves its own mention here: after two rejected attempts to fill that gap with substitute content, the field was deliberately left unable to be answered until the ministry supplies the real list — a scope boundary held under direct correction, not a convenient omission.</w:t>
-      </w:r>
-    </w:p>
-    <w:p>
-      <w:pPr>
-        <w:spacing w:after="320" w:before="40"/>
+        <w:jc w:val="both"/>
+      </w:pPr>
+      <w:r>
+        <w:t xml:space="preserve">Eleven items are named as out of scope, each with a stated reason: ODK Entities (untestable here, described instead of guessed at), full Hausa translation of clinical/procedural text (a wrong translation is worse than a visible gap), audio prompts, the paper form's now-inapplicable office-use section, a formal continuation procedure for households over 12 members, image-size tuning without a real device storage budget, a supervisor-note privacy hint, infrastructure-level data protection, physical Android device field-testing specifically, and a headcount discrepancy between the operating brief and the staff roster supplied. The medicine list at question 4.13 deserves its own mention here: after two rejected attempts to fill that gap with </w:t>
+      </w:r>
+      <w:r>
+        <w:lastRenderedPageBreak/>
+        <w:t>substitute content, the field was deliberately left unable to be answered until the ministry supplies the real list — a scope boundary held under direct correction, not a convenient omission.</w:t>
+      </w:r>
+    </w:p>
+    <w:p>
+      <w:pPr>
+        <w:spacing w:before="40" w:after="320"/>
         <w:ind w:left="215"/>
       </w:pPr>
       <w:r>
@@ -1374,62 +2985,74 @@
         </w:rPr>
         <w:t xml:space="preserve">See: </w:t>
       </w:r>
-      <w:hyperlink w:history="1" r:id="rId5v6nuokp-q9lnrpb2741g">
+      <w:hyperlink r:id="rId28" w:history="1">
         <w:r>
           <w:rPr>
             <w:rStyle w:val="Hyperlink"/>
           </w:rPr>
-          <w:t xml:space="preserve">documentation/11_scope_and_omissions.md</w:t>
+          <w:t>documentation/11_scope_and_omissions.md</w:t>
         </w:r>
       </w:hyperlink>
     </w:p>
     <w:p>
       <w:pPr>
         <w:pStyle w:val="Heading1"/>
-        <w:spacing w:after="160" w:before="460"/>
-      </w:pPr>
-      <w:r>
-        <w:t xml:space="preserve">Requirement index</w:t>
-      </w:r>
+      </w:pPr>
+      <w:bookmarkStart w:id="17" w:name="_Toc236386612"/>
+      <w:r>
+        <w:t>Requirement index</w:t>
+      </w:r>
+      <w:bookmarkEnd w:id="17"/>
     </w:p>
     <w:p>
       <w:pPr>
         <w:spacing w:after="160"/>
       </w:pPr>
       <w:r>
-        <w:t xml:space="preserve">For quick cross-reference:</w:t>
+        <w:t>For quick cross-reference:</w:t>
       </w:r>
     </w:p>
     <w:tbl>
       <w:tblPr>
-        <w:tblW w:type="dxa" w:w="9700"/>
+        <w:tblW w:w="9700" w:type="dxa"/>
         <w:tblBorders>
-          <w:top w:val="single" w:color="auto" w:sz="4"/>
-          <w:left w:val="single" w:color="auto" w:sz="4"/>
-          <w:bottom w:val="single" w:color="auto" w:sz="4"/>
-          <w:right w:val="single" w:color="auto" w:sz="4"/>
-          <w:insideH w:val="single" w:color="auto" w:sz="4"/>
-          <w:insideV w:val="single" w:color="auto" w:sz="4"/>
+          <w:top w:val="single" w:sz="4" w:space="0" w:color="auto"/>
+          <w:left w:val="single" w:sz="4" w:space="0" w:color="auto"/>
+          <w:bottom w:val="single" w:sz="4" w:space="0" w:color="auto"/>
+          <w:right w:val="single" w:sz="4" w:space="0" w:color="auto"/>
+          <w:insideH w:val="single" w:sz="4" w:space="0" w:color="auto"/>
+          <w:insideV w:val="single" w:sz="4" w:space="0" w:color="auto"/>
         </w:tblBorders>
+        <w:tblCellMar>
+          <w:left w:w="10" w:type="dxa"/>
+          <w:right w:w="10" w:type="dxa"/>
+        </w:tblCellMar>
+        <w:tblLook w:val="0000" w:firstRow="0" w:lastRow="0" w:firstColumn="0" w:lastColumn="0" w:noHBand="0" w:noVBand="0"/>
       </w:tblPr>
       <w:tblGrid>
-        <w:gridCol w:w="500"/>
-        <w:gridCol w:w="5200"/>
-        <w:gridCol w:w="4000"/>
+        <w:gridCol w:w="489"/>
+        <w:gridCol w:w="4751"/>
+        <w:gridCol w:w="4460"/>
       </w:tblGrid>
       <w:tr>
+        <w:tblPrEx>
+          <w:tblCellMar>
+            <w:top w:w="0" w:type="dxa"/>
+            <w:bottom w:w="0" w:type="dxa"/>
+          </w:tblCellMar>
+        </w:tblPrEx>
         <w:trPr>
           <w:tblHeader/>
         </w:trPr>
         <w:tc>
           <w:tcPr>
-            <w:tcW w:type="dxa" w:w="500"/>
-            <w:shd w:fill="0090FC" w:val="clear"/>
+            <w:tcW w:w="500" w:type="dxa"/>
+            <w:shd w:val="clear" w:color="auto" w:fill="0090FC"/>
             <w:tcMar>
-              <w:top w:type="dxa" w:w="90"/>
-              <w:left w:type="dxa" w:w="110"/>
-              <w:bottom w:type="dxa" w:w="90"/>
-              <w:right w:type="dxa" w:w="110"/>
+              <w:top w:w="90" w:type="dxa"/>
+              <w:left w:w="110" w:type="dxa"/>
+              <w:bottom w:w="90" w:type="dxa"/>
+              <w:right w:w="110" w:type="dxa"/>
             </w:tcMar>
           </w:tcPr>
           <w:p>
@@ -1444,25 +3067,22 @@
                 <w:sz w:val="18"/>
                 <w:szCs w:val="18"/>
               </w:rPr>
-              <w:t xml:space="preserve">#</w:t>
+              <w:t>#</w:t>
             </w:r>
           </w:p>
         </w:tc>
         <w:tc>
           <w:tcPr>
-            <w:tcW w:type="dxa" w:w="5200"/>
-            <w:shd w:fill="0090FC" w:val="clear"/>
+            <w:tcW w:w="5200" w:type="dxa"/>
+            <w:shd w:val="clear" w:color="auto" w:fill="0090FC"/>
             <w:tcMar>
-              <w:top w:type="dxa" w:w="90"/>
-              <w:left w:type="dxa" w:w="110"/>
-              <w:bottom w:type="dxa" w:w="90"/>
-              <w:right w:type="dxa" w:w="110"/>
+              <w:top w:w="90" w:type="dxa"/>
+              <w:left w:w="110" w:type="dxa"/>
+              <w:bottom w:w="90" w:type="dxa"/>
+              <w:right w:w="110" w:type="dxa"/>
             </w:tcMar>
           </w:tcPr>
           <w:p>
-            <w:pPr>
-              <w:jc w:val="left"/>
-            </w:pPr>
             <w:r>
               <w:rPr>
                 <w:b/>
@@ -1471,25 +3091,22 @@
                 <w:sz w:val="18"/>
                 <w:szCs w:val="18"/>
               </w:rPr>
-              <w:t xml:space="preserve">Requirement</w:t>
+              <w:t>Requirement</w:t>
             </w:r>
           </w:p>
         </w:tc>
         <w:tc>
           <w:tcPr>
-            <w:tcW w:type="dxa" w:w="4000"/>
-            <w:shd w:fill="0090FC" w:val="clear"/>
+            <w:tcW w:w="4000" w:type="dxa"/>
+            <w:shd w:val="clear" w:color="auto" w:fill="0090FC"/>
             <w:tcMar>
-              <w:top w:type="dxa" w:w="90"/>
-              <w:left w:type="dxa" w:w="110"/>
-              <w:bottom w:type="dxa" w:w="90"/>
-              <w:right w:type="dxa" w:w="110"/>
+              <w:top w:w="90" w:type="dxa"/>
+              <w:left w:w="110" w:type="dxa"/>
+              <w:bottom w:w="90" w:type="dxa"/>
+              <w:right w:w="110" w:type="dxa"/>
             </w:tcMar>
           </w:tcPr>
           <w:p>
-            <w:pPr>
-              <w:jc w:val="left"/>
-            </w:pPr>
             <w:r>
               <w:rPr>
                 <w:b/>
@@ -1498,21 +3115,27 @@
                 <w:sz w:val="18"/>
                 <w:szCs w:val="18"/>
               </w:rPr>
-              <w:t xml:space="preserve">Primary file</w:t>
+              <w:t>Primary file</w:t>
             </w:r>
           </w:p>
         </w:tc>
       </w:tr>
       <w:tr>
+        <w:tblPrEx>
+          <w:tblCellMar>
+            <w:top w:w="0" w:type="dxa"/>
+            <w:bottom w:w="0" w:type="dxa"/>
+          </w:tblCellMar>
+        </w:tblPrEx>
         <w:tc>
           <w:tcPr>
-            <w:tcW w:type="dxa" w:w="500"/>
-            <w:shd w:fill="FFFFFF" w:val="clear"/>
+            <w:tcW w:w="500" w:type="dxa"/>
+            <w:shd w:val="clear" w:color="auto" w:fill="FFFFFF"/>
             <w:tcMar>
-              <w:top w:type="dxa" w:w="90"/>
-              <w:left w:type="dxa" w:w="110"/>
-              <w:bottom w:type="dxa" w:w="90"/>
-              <w:right w:type="dxa" w:w="110"/>
+              <w:top w:w="90" w:type="dxa"/>
+              <w:left w:w="110" w:type="dxa"/>
+              <w:bottom w:w="90" w:type="dxa"/>
+              <w:right w:w="110" w:type="dxa"/>
             </w:tcMar>
           </w:tcPr>
           <w:p>
@@ -1521,81 +3144,74 @@
             </w:pPr>
             <w:r>
               <w:rPr>
-                <w:b w:val="false"/>
-                <w:bCs w:val="false"/>
                 <w:color w:val="293C5B"/>
                 <w:sz w:val="18"/>
                 <w:szCs w:val="18"/>
               </w:rPr>
-              <w:t xml:space="preserve">1</w:t>
+              <w:t>1</w:t>
             </w:r>
           </w:p>
         </w:tc>
         <w:tc>
           <w:tcPr>
-            <w:tcW w:type="dxa" w:w="5200"/>
-            <w:shd w:fill="FFFFFF" w:val="clear"/>
+            <w:tcW w:w="5200" w:type="dxa"/>
+            <w:shd w:val="clear" w:color="auto" w:fill="FFFFFF"/>
             <w:tcMar>
-              <w:top w:type="dxa" w:w="90"/>
-              <w:left w:type="dxa" w:w="110"/>
-              <w:bottom w:type="dxa" w:w="90"/>
-              <w:right w:type="dxa" w:w="110"/>
+              <w:top w:w="90" w:type="dxa"/>
+              <w:left w:w="110" w:type="dxa"/>
+              <w:bottom w:w="90" w:type="dxa"/>
+              <w:right w:w="110" w:type="dxa"/>
             </w:tcMar>
           </w:tcPr>
           <w:p>
-            <w:pPr>
-              <w:jc w:val="left"/>
-            </w:pPr>
-            <w:r>
-              <w:rPr>
-                <w:b w:val="false"/>
-                <w:bCs w:val="false"/>
-                <w:color w:val="212121"/>
+            <w:r>
+              <w:rPr>
                 <w:sz w:val="18"/>
                 <w:szCs w:val="18"/>
               </w:rPr>
-              <w:t xml:space="preserve">Build the form; convert without error</w:t>
+              <w:t>Build the form; convert without error</w:t>
             </w:r>
           </w:p>
         </w:tc>
         <w:tc>
           <w:tcPr>
-            <w:tcW w:type="dxa" w:w="4000"/>
-            <w:shd w:fill="FFFFFF" w:val="clear"/>
+            <w:tcW w:w="4000" w:type="dxa"/>
+            <w:shd w:val="clear" w:color="auto" w:fill="FFFFFF"/>
             <w:tcMar>
-              <w:top w:type="dxa" w:w="90"/>
-              <w:left w:type="dxa" w:w="110"/>
-              <w:bottom w:type="dxa" w:w="90"/>
-              <w:right w:type="dxa" w:w="110"/>
+              <w:top w:w="90" w:type="dxa"/>
+              <w:left w:w="110" w:type="dxa"/>
+              <w:bottom w:w="90" w:type="dxa"/>
+              <w:right w:w="110" w:type="dxa"/>
             </w:tcMar>
           </w:tcPr>
           <w:p>
-            <w:pPr>
-              <w:jc w:val="left"/>
-            </w:pPr>
-            <w:r>
-              <w:rPr>
-                <w:b w:val="false"/>
-                <w:bCs w:val="false"/>
+            <w:r>
+              <w:rPr>
                 <w:color w:val="6B6B6B"/>
                 <w:sz w:val="18"/>
                 <w:szCs w:val="18"/>
               </w:rPr>
-              <w:t xml:space="preserve">form/HH2026_v1.xlsx</w:t>
+              <w:t>form/HH2026_v1.xlsx</w:t>
             </w:r>
           </w:p>
         </w:tc>
       </w:tr>
       <w:tr>
+        <w:tblPrEx>
+          <w:tblCellMar>
+            <w:top w:w="0" w:type="dxa"/>
+            <w:bottom w:w="0" w:type="dxa"/>
+          </w:tblCellMar>
+        </w:tblPrEx>
         <w:tc>
           <w:tcPr>
-            <w:tcW w:type="dxa" w:w="500"/>
-            <w:shd w:fill="D9EEFF" w:val="clear"/>
+            <w:tcW w:w="500" w:type="dxa"/>
+            <w:shd w:val="clear" w:color="auto" w:fill="D9EEFF"/>
             <w:tcMar>
-              <w:top w:type="dxa" w:w="90"/>
-              <w:left w:type="dxa" w:w="110"/>
-              <w:bottom w:type="dxa" w:w="90"/>
-              <w:right w:type="dxa" w:w="110"/>
+              <w:top w:w="90" w:type="dxa"/>
+              <w:left w:w="110" w:type="dxa"/>
+              <w:bottom w:w="90" w:type="dxa"/>
+              <w:right w:w="110" w:type="dxa"/>
             </w:tcMar>
           </w:tcPr>
           <w:p>
@@ -1604,81 +3220,74 @@
             </w:pPr>
             <w:r>
               <w:rPr>
-                <w:b w:val="false"/>
-                <w:bCs w:val="false"/>
                 <w:color w:val="293C5B"/>
                 <w:sz w:val="18"/>
                 <w:szCs w:val="18"/>
               </w:rPr>
-              <w:t xml:space="preserve">2</w:t>
+              <w:t>2</w:t>
             </w:r>
           </w:p>
         </w:tc>
         <w:tc>
           <w:tcPr>
-            <w:tcW w:type="dxa" w:w="5200"/>
-            <w:shd w:fill="D9EEFF" w:val="clear"/>
+            <w:tcW w:w="5200" w:type="dxa"/>
+            <w:shd w:val="clear" w:color="auto" w:fill="D9EEFF"/>
             <w:tcMar>
-              <w:top w:type="dxa" w:w="90"/>
-              <w:left w:type="dxa" w:w="110"/>
-              <w:bottom w:type="dxa" w:w="90"/>
-              <w:right w:type="dxa" w:w="110"/>
+              <w:top w:w="90" w:type="dxa"/>
+              <w:left w:w="110" w:type="dxa"/>
+              <w:bottom w:w="90" w:type="dxa"/>
+              <w:right w:w="110" w:type="dxa"/>
             </w:tcMar>
           </w:tcPr>
           <w:p>
-            <w:pPr>
-              <w:jc w:val="left"/>
-            </w:pPr>
-            <w:r>
-              <w:rPr>
-                <w:b w:val="false"/>
-                <w:bCs w:val="false"/>
-                <w:color w:val="212121"/>
+            <w:r>
+              <w:rPr>
                 <w:sz w:val="18"/>
                 <w:szCs w:val="18"/>
               </w:rPr>
-              <w:t xml:space="preserve">Constraint register</w:t>
+              <w:t>Constraint register</w:t>
             </w:r>
           </w:p>
         </w:tc>
         <w:tc>
           <w:tcPr>
-            <w:tcW w:type="dxa" w:w="4000"/>
-            <w:shd w:fill="D9EEFF" w:val="clear"/>
+            <w:tcW w:w="4000" w:type="dxa"/>
+            <w:shd w:val="clear" w:color="auto" w:fill="D9EEFF"/>
             <w:tcMar>
-              <w:top w:type="dxa" w:w="90"/>
-              <w:left w:type="dxa" w:w="110"/>
-              <w:bottom w:type="dxa" w:w="90"/>
-              <w:right w:type="dxa" w:w="110"/>
+              <w:top w:w="90" w:type="dxa"/>
+              <w:left w:w="110" w:type="dxa"/>
+              <w:bottom w:w="90" w:type="dxa"/>
+              <w:right w:w="110" w:type="dxa"/>
             </w:tcMar>
           </w:tcPr>
           <w:p>
-            <w:pPr>
-              <w:jc w:val="left"/>
-            </w:pPr>
-            <w:r>
-              <w:rPr>
-                <w:b w:val="false"/>
-                <w:bCs w:val="false"/>
+            <w:r>
+              <w:rPr>
                 <w:color w:val="6B6B6B"/>
                 <w:sz w:val="18"/>
                 <w:szCs w:val="18"/>
               </w:rPr>
-              <w:t xml:space="preserve">constraint_register.csv</w:t>
+              <w:t>constraint_register.csv</w:t>
             </w:r>
           </w:p>
         </w:tc>
       </w:tr>
       <w:tr>
+        <w:tblPrEx>
+          <w:tblCellMar>
+            <w:top w:w="0" w:type="dxa"/>
+            <w:bottom w:w="0" w:type="dxa"/>
+          </w:tblCellMar>
+        </w:tblPrEx>
         <w:tc>
           <w:tcPr>
-            <w:tcW w:type="dxa" w:w="500"/>
-            <w:shd w:fill="FFFFFF" w:val="clear"/>
+            <w:tcW w:w="500" w:type="dxa"/>
+            <w:shd w:val="clear" w:color="auto" w:fill="FFFFFF"/>
             <w:tcMar>
-              <w:top w:type="dxa" w:w="90"/>
-              <w:left w:type="dxa" w:w="110"/>
-              <w:bottom w:type="dxa" w:w="90"/>
-              <w:right w:type="dxa" w:w="110"/>
+              <w:top w:w="90" w:type="dxa"/>
+              <w:left w:w="110" w:type="dxa"/>
+              <w:bottom w:w="90" w:type="dxa"/>
+              <w:right w:w="110" w:type="dxa"/>
             </w:tcMar>
           </w:tcPr>
           <w:p>
@@ -1687,81 +3296,74 @@
             </w:pPr>
             <w:r>
               <w:rPr>
-                <w:b w:val="false"/>
-                <w:bCs w:val="false"/>
                 <w:color w:val="293C5B"/>
                 <w:sz w:val="18"/>
                 <w:szCs w:val="18"/>
               </w:rPr>
-              <w:t xml:space="preserve">3</w:t>
+              <w:t>3</w:t>
             </w:r>
           </w:p>
         </w:tc>
         <w:tc>
           <w:tcPr>
-            <w:tcW w:type="dxa" w:w="5200"/>
-            <w:shd w:fill="FFFFFF" w:val="clear"/>
+            <w:tcW w:w="5200" w:type="dxa"/>
+            <w:shd w:val="clear" w:color="auto" w:fill="FFFFFF"/>
             <w:tcMar>
-              <w:top w:type="dxa" w:w="90"/>
-              <w:left w:type="dxa" w:w="110"/>
-              <w:bottom w:type="dxa" w:w="90"/>
-              <w:right w:type="dxa" w:w="110"/>
+              <w:top w:w="90" w:type="dxa"/>
+              <w:left w:w="110" w:type="dxa"/>
+              <w:bottom w:w="90" w:type="dxa"/>
+              <w:right w:w="110" w:type="dxa"/>
             </w:tcMar>
           </w:tcPr>
           <w:p>
-            <w:pPr>
-              <w:jc w:val="left"/>
-            </w:pPr>
-            <w:r>
-              <w:rPr>
-                <w:b w:val="false"/>
-                <w:bCs w:val="false"/>
-                <w:color w:val="212121"/>
+            <w:r>
+              <w:rPr>
                 <w:sz w:val="18"/>
                 <w:szCs w:val="18"/>
               </w:rPr>
-              <w:t xml:space="preserve">Coding scheme / sentinels</w:t>
+              <w:t>Coding scheme / sentinels</w:t>
             </w:r>
           </w:p>
         </w:tc>
         <w:tc>
           <w:tcPr>
-            <w:tcW w:type="dxa" w:w="4000"/>
-            <w:shd w:fill="FFFFFF" w:val="clear"/>
+            <w:tcW w:w="4000" w:type="dxa"/>
+            <w:shd w:val="clear" w:color="auto" w:fill="FFFFFF"/>
             <w:tcMar>
-              <w:top w:type="dxa" w:w="90"/>
-              <w:left w:type="dxa" w:w="110"/>
-              <w:bottom w:type="dxa" w:w="90"/>
-              <w:right w:type="dxa" w:w="110"/>
+              <w:top w:w="90" w:type="dxa"/>
+              <w:left w:w="110" w:type="dxa"/>
+              <w:bottom w:w="90" w:type="dxa"/>
+              <w:right w:w="110" w:type="dxa"/>
             </w:tcMar>
           </w:tcPr>
           <w:p>
-            <w:pPr>
-              <w:jc w:val="left"/>
-            </w:pPr>
-            <w:r>
-              <w:rPr>
-                <w:b w:val="false"/>
-                <w:bCs w:val="false"/>
+            <w:r>
+              <w:rPr>
                 <w:color w:val="6B6B6B"/>
                 <w:sz w:val="18"/>
                 <w:szCs w:val="18"/>
               </w:rPr>
-              <w:t xml:space="preserve">documentation/02_sentinel_coding_scheme.md</w:t>
+              <w:t>documentation/02_sentinel_coding_scheme.md</w:t>
             </w:r>
           </w:p>
         </w:tc>
       </w:tr>
       <w:tr>
+        <w:tblPrEx>
+          <w:tblCellMar>
+            <w:top w:w="0" w:type="dxa"/>
+            <w:bottom w:w="0" w:type="dxa"/>
+          </w:tblCellMar>
+        </w:tblPrEx>
         <w:tc>
           <w:tcPr>
-            <w:tcW w:type="dxa" w:w="500"/>
-            <w:shd w:fill="D9EEFF" w:val="clear"/>
+            <w:tcW w:w="500" w:type="dxa"/>
+            <w:shd w:val="clear" w:color="auto" w:fill="D9EEFF"/>
             <w:tcMar>
-              <w:top w:type="dxa" w:w="90"/>
-              <w:left w:type="dxa" w:w="110"/>
-              <w:bottom w:type="dxa" w:w="90"/>
-              <w:right w:type="dxa" w:w="110"/>
+              <w:top w:w="90" w:type="dxa"/>
+              <w:left w:w="110" w:type="dxa"/>
+              <w:bottom w:w="90" w:type="dxa"/>
+              <w:right w:w="110" w:type="dxa"/>
             </w:tcMar>
           </w:tcPr>
           <w:p>
@@ -1770,81 +3372,74 @@
             </w:pPr>
             <w:r>
               <w:rPr>
-                <w:b w:val="false"/>
-                <w:bCs w:val="false"/>
                 <w:color w:val="293C5B"/>
                 <w:sz w:val="18"/>
                 <w:szCs w:val="18"/>
               </w:rPr>
-              <w:t xml:space="preserve">4</w:t>
+              <w:t>4</w:t>
             </w:r>
           </w:p>
         </w:tc>
         <w:tc>
           <w:tcPr>
-            <w:tcW w:type="dxa" w:w="5200"/>
-            <w:shd w:fill="D9EEFF" w:val="clear"/>
+            <w:tcW w:w="5200" w:type="dxa"/>
+            <w:shd w:val="clear" w:color="auto" w:fill="D9EEFF"/>
             <w:tcMar>
-              <w:top w:type="dxa" w:w="90"/>
-              <w:left w:type="dxa" w:w="110"/>
-              <w:bottom w:type="dxa" w:w="90"/>
-              <w:right w:type="dxa" w:w="110"/>
+              <w:top w:w="90" w:type="dxa"/>
+              <w:left w:w="110" w:type="dxa"/>
+              <w:bottom w:w="90" w:type="dxa"/>
+              <w:right w:w="110" w:type="dxa"/>
             </w:tcMar>
           </w:tcPr>
           <w:p>
-            <w:pPr>
-              <w:jc w:val="left"/>
-            </w:pPr>
-            <w:r>
-              <w:rPr>
-                <w:b w:val="false"/>
-                <w:bCs w:val="false"/>
-                <w:color w:val="212121"/>
+            <w:r>
+              <w:rPr>
                 <w:sz w:val="18"/>
                 <w:szCs w:val="18"/>
               </w:rPr>
-              <w:t xml:space="preserve">Cross-question consistency</w:t>
+              <w:t>Cross-question consistency</w:t>
             </w:r>
           </w:p>
         </w:tc>
         <w:tc>
           <w:tcPr>
-            <w:tcW w:type="dxa" w:w="4000"/>
-            <w:shd w:fill="D9EEFF" w:val="clear"/>
+            <w:tcW w:w="4000" w:type="dxa"/>
+            <w:shd w:val="clear" w:color="auto" w:fill="D9EEFF"/>
             <w:tcMar>
-              <w:top w:type="dxa" w:w="90"/>
-              <w:left w:type="dxa" w:w="110"/>
-              <w:bottom w:type="dxa" w:w="90"/>
-              <w:right w:type="dxa" w:w="110"/>
+              <w:top w:w="90" w:type="dxa"/>
+              <w:left w:w="110" w:type="dxa"/>
+              <w:bottom w:w="90" w:type="dxa"/>
+              <w:right w:w="110" w:type="dxa"/>
             </w:tcMar>
           </w:tcPr>
           <w:p>
-            <w:pPr>
-              <w:jc w:val="left"/>
-            </w:pPr>
-            <w:r>
-              <w:rPr>
-                <w:b w:val="false"/>
-                <w:bCs w:val="false"/>
+            <w:r>
+              <w:rPr>
                 <w:color w:val="6B6B6B"/>
                 <w:sz w:val="18"/>
                 <w:szCs w:val="18"/>
               </w:rPr>
-              <w:t xml:space="preserve">constraint_register.csv (C022-C023)</w:t>
+              <w:t>constraint_register.csv (C022-C023)</w:t>
             </w:r>
           </w:p>
         </w:tc>
       </w:tr>
       <w:tr>
+        <w:tblPrEx>
+          <w:tblCellMar>
+            <w:top w:w="0" w:type="dxa"/>
+            <w:bottom w:w="0" w:type="dxa"/>
+          </w:tblCellMar>
+        </w:tblPrEx>
         <w:tc>
           <w:tcPr>
-            <w:tcW w:type="dxa" w:w="500"/>
-            <w:shd w:fill="FFFFFF" w:val="clear"/>
+            <w:tcW w:w="500" w:type="dxa"/>
+            <w:shd w:val="clear" w:color="auto" w:fill="FFFFFF"/>
             <w:tcMar>
-              <w:top w:type="dxa" w:w="90"/>
-              <w:left w:type="dxa" w:w="110"/>
-              <w:bottom w:type="dxa" w:w="90"/>
-              <w:right w:type="dxa" w:w="110"/>
+              <w:top w:w="90" w:type="dxa"/>
+              <w:left w:w="110" w:type="dxa"/>
+              <w:bottom w:w="90" w:type="dxa"/>
+              <w:right w:w="110" w:type="dxa"/>
             </w:tcMar>
           </w:tcPr>
           <w:p>
@@ -1853,81 +3448,74 @@
             </w:pPr>
             <w:r>
               <w:rPr>
-                <w:b w:val="false"/>
-                <w:bCs w:val="false"/>
                 <w:color w:val="293C5B"/>
                 <w:sz w:val="18"/>
                 <w:szCs w:val="18"/>
               </w:rPr>
-              <w:t xml:space="preserve">5</w:t>
+              <w:t>5</w:t>
             </w:r>
           </w:p>
         </w:tc>
         <w:tc>
           <w:tcPr>
-            <w:tcW w:type="dxa" w:w="5200"/>
-            <w:shd w:fill="FFFFFF" w:val="clear"/>
+            <w:tcW w:w="5200" w:type="dxa"/>
+            <w:shd w:val="clear" w:color="auto" w:fill="FFFFFF"/>
             <w:tcMar>
-              <w:top w:type="dxa" w:w="90"/>
-              <w:left w:type="dxa" w:w="110"/>
-              <w:bottom w:type="dxa" w:w="90"/>
-              <w:right w:type="dxa" w:w="110"/>
+              <w:top w:w="90" w:type="dxa"/>
+              <w:left w:w="110" w:type="dxa"/>
+              <w:bottom w:w="90" w:type="dxa"/>
+              <w:right w:w="110" w:type="dxa"/>
             </w:tcMar>
           </w:tcPr>
           <w:p>
-            <w:pPr>
-              <w:jc w:val="left"/>
-            </w:pPr>
-            <w:r>
-              <w:rPr>
-                <w:b w:val="false"/>
-                <w:bCs w:val="false"/>
-                <w:color w:val="212121"/>
+            <w:r>
+              <w:rPr>
                 <w:sz w:val="18"/>
                 <w:szCs w:val="18"/>
               </w:rPr>
-              <w:t xml:space="preserve">Questionnaire defects</w:t>
+              <w:t>Questionnaire defects</w:t>
             </w:r>
           </w:p>
         </w:tc>
         <w:tc>
           <w:tcPr>
-            <w:tcW w:type="dxa" w:w="4000"/>
-            <w:shd w:fill="FFFFFF" w:val="clear"/>
+            <w:tcW w:w="4000" w:type="dxa"/>
+            <w:shd w:val="clear" w:color="auto" w:fill="FFFFFF"/>
             <w:tcMar>
-              <w:top w:type="dxa" w:w="90"/>
-              <w:left w:type="dxa" w:w="110"/>
-              <w:bottom w:type="dxa" w:w="90"/>
-              <w:right w:type="dxa" w:w="110"/>
+              <w:top w:w="90" w:type="dxa"/>
+              <w:left w:w="110" w:type="dxa"/>
+              <w:bottom w:w="90" w:type="dxa"/>
+              <w:right w:w="110" w:type="dxa"/>
             </w:tcMar>
           </w:tcPr>
           <w:p>
-            <w:pPr>
-              <w:jc w:val="left"/>
-            </w:pPr>
-            <w:r>
-              <w:rPr>
-                <w:b w:val="false"/>
-                <w:bCs w:val="false"/>
+            <w:r>
+              <w:rPr>
                 <w:color w:val="6B6B6B"/>
                 <w:sz w:val="18"/>
                 <w:szCs w:val="18"/>
               </w:rPr>
-              <w:t xml:space="preserve">documentation/01_defects_report.md</w:t>
+              <w:t>documentation/01_defects_report.md</w:t>
             </w:r>
           </w:p>
         </w:tc>
       </w:tr>
       <w:tr>
+        <w:tblPrEx>
+          <w:tblCellMar>
+            <w:top w:w="0" w:type="dxa"/>
+            <w:bottom w:w="0" w:type="dxa"/>
+          </w:tblCellMar>
+        </w:tblPrEx>
         <w:tc>
           <w:tcPr>
-            <w:tcW w:type="dxa" w:w="500"/>
-            <w:shd w:fill="D9EEFF" w:val="clear"/>
+            <w:tcW w:w="500" w:type="dxa"/>
+            <w:shd w:val="clear" w:color="auto" w:fill="D9EEFF"/>
             <w:tcMar>
-              <w:top w:type="dxa" w:w="90"/>
-              <w:left w:type="dxa" w:w="110"/>
-              <w:bottom w:type="dxa" w:w="90"/>
-              <w:right w:type="dxa" w:w="110"/>
+              <w:top w:w="90" w:type="dxa"/>
+              <w:left w:w="110" w:type="dxa"/>
+              <w:bottom w:w="90" w:type="dxa"/>
+              <w:right w:w="110" w:type="dxa"/>
             </w:tcMar>
           </w:tcPr>
           <w:p>
@@ -1936,81 +3524,74 @@
             </w:pPr>
             <w:r>
               <w:rPr>
-                <w:b w:val="false"/>
-                <w:bCs w:val="false"/>
                 <w:color w:val="293C5B"/>
                 <w:sz w:val="18"/>
                 <w:szCs w:val="18"/>
               </w:rPr>
-              <w:t xml:space="preserve">6</w:t>
+              <w:t>6</w:t>
             </w:r>
           </w:p>
         </w:tc>
         <w:tc>
           <w:tcPr>
-            <w:tcW w:type="dxa" w:w="5200"/>
-            <w:shd w:fill="D9EEFF" w:val="clear"/>
+            <w:tcW w:w="5200" w:type="dxa"/>
+            <w:shd w:val="clear" w:color="auto" w:fill="D9EEFF"/>
             <w:tcMar>
-              <w:top w:type="dxa" w:w="90"/>
-              <w:left w:type="dxa" w:w="110"/>
-              <w:bottom w:type="dxa" w:w="90"/>
-              <w:right w:type="dxa" w:w="110"/>
+              <w:top w:w="90" w:type="dxa"/>
+              <w:left w:w="110" w:type="dxa"/>
+              <w:bottom w:w="90" w:type="dxa"/>
+              <w:right w:w="110" w:type="dxa"/>
             </w:tcMar>
           </w:tcPr>
           <w:p>
-            <w:pPr>
-              <w:jc w:val="left"/>
-            </w:pPr>
-            <w:r>
-              <w:rPr>
-                <w:b w:val="false"/>
-                <w:bCs w:val="false"/>
-                <w:color w:val="212121"/>
+            <w:r>
+              <w:rPr>
                 <w:sz w:val="18"/>
                 <w:szCs w:val="18"/>
               </w:rPr>
-              <w:t xml:space="preserve">Settlement list on 2GB device</w:t>
+              <w:t>Settlement list on 2GB device</w:t>
             </w:r>
           </w:p>
         </w:tc>
         <w:tc>
           <w:tcPr>
-            <w:tcW w:type="dxa" w:w="4000"/>
-            <w:shd w:fill="D9EEFF" w:val="clear"/>
+            <w:tcW w:w="4000" w:type="dxa"/>
+            <w:shd w:val="clear" w:color="auto" w:fill="D9EEFF"/>
             <w:tcMar>
-              <w:top w:type="dxa" w:w="90"/>
-              <w:left w:type="dxa" w:w="110"/>
-              <w:bottom w:type="dxa" w:w="90"/>
-              <w:right w:type="dxa" w:w="110"/>
+              <w:top w:w="90" w:type="dxa"/>
+              <w:left w:w="110" w:type="dxa"/>
+              <w:bottom w:w="90" w:type="dxa"/>
+              <w:right w:w="110" w:type="dxa"/>
             </w:tcMar>
           </w:tcPr>
           <w:p>
-            <w:pPr>
-              <w:jc w:val="left"/>
-            </w:pPr>
-            <w:r>
-              <w:rPr>
-                <w:b w:val="false"/>
-                <w:bCs w:val="false"/>
+            <w:r>
+              <w:rPr>
                 <w:color w:val="6B6B6B"/>
                 <w:sz w:val="18"/>
                 <w:szCs w:val="18"/>
               </w:rPr>
-              <w:t xml:space="preserve">documentation/03_settlement_list_mechanism.md</w:t>
+              <w:t>documentation/03_settlement_list_mechanism.md</w:t>
             </w:r>
           </w:p>
         </w:tc>
       </w:tr>
       <w:tr>
+        <w:tblPrEx>
+          <w:tblCellMar>
+            <w:top w:w="0" w:type="dxa"/>
+            <w:bottom w:w="0" w:type="dxa"/>
+          </w:tblCellMar>
+        </w:tblPrEx>
         <w:tc>
           <w:tcPr>
-            <w:tcW w:type="dxa" w:w="500"/>
-            <w:shd w:fill="FFFFFF" w:val="clear"/>
+            <w:tcW w:w="500" w:type="dxa"/>
+            <w:shd w:val="clear" w:color="auto" w:fill="FFFFFF"/>
             <w:tcMar>
-              <w:top w:type="dxa" w:w="90"/>
-              <w:left w:type="dxa" w:w="110"/>
-              <w:bottom w:type="dxa" w:w="90"/>
-              <w:right w:type="dxa" w:w="110"/>
+              <w:top w:w="90" w:type="dxa"/>
+              <w:left w:w="110" w:type="dxa"/>
+              <w:bottom w:w="90" w:type="dxa"/>
+              <w:right w:w="110" w:type="dxa"/>
             </w:tcMar>
           </w:tcPr>
           <w:p>
@@ -2019,81 +3600,74 @@
             </w:pPr>
             <w:r>
               <w:rPr>
-                <w:b w:val="false"/>
-                <w:bCs w:val="false"/>
                 <w:color w:val="293C5B"/>
                 <w:sz w:val="18"/>
                 <w:szCs w:val="18"/>
               </w:rPr>
-              <w:t xml:space="preserve">7</w:t>
+              <w:t>7</w:t>
             </w:r>
           </w:p>
         </w:tc>
         <w:tc>
           <w:tcPr>
-            <w:tcW w:type="dxa" w:w="5200"/>
-            <w:shd w:fill="FFFFFF" w:val="clear"/>
+            <w:tcW w:w="5200" w:type="dxa"/>
+            <w:shd w:val="clear" w:color="auto" w:fill="FFFFFF"/>
             <w:tcMar>
-              <w:top w:type="dxa" w:w="90"/>
-              <w:left w:type="dxa" w:w="110"/>
-              <w:bottom w:type="dxa" w:w="90"/>
-              <w:right w:type="dxa" w:w="110"/>
+              <w:top w:w="90" w:type="dxa"/>
+              <w:left w:w="110" w:type="dxa"/>
+              <w:bottom w:w="90" w:type="dxa"/>
+              <w:right w:w="110" w:type="dxa"/>
             </w:tcMar>
           </w:tcPr>
           <w:p>
-            <w:pPr>
-              <w:jc w:val="left"/>
-            </w:pPr>
-            <w:r>
-              <w:rPr>
-                <w:b w:val="false"/>
-                <w:bCs w:val="false"/>
-                <w:color w:val="212121"/>
+            <w:r>
+              <w:rPr>
                 <w:sz w:val="18"/>
                 <w:szCs w:val="18"/>
               </w:rPr>
-              <w:t xml:space="preserve">Specimen check digit + tests</w:t>
+              <w:t>Specimen check digit + tests</w:t>
             </w:r>
           </w:p>
         </w:tc>
         <w:tc>
           <w:tcPr>
-            <w:tcW w:type="dxa" w:w="4000"/>
-            <w:shd w:fill="FFFFFF" w:val="clear"/>
+            <w:tcW w:w="4000" w:type="dxa"/>
+            <w:shd w:val="clear" w:color="auto" w:fill="FFFFFF"/>
             <w:tcMar>
-              <w:top w:type="dxa" w:w="90"/>
-              <w:left w:type="dxa" w:w="110"/>
-              <w:bottom w:type="dxa" w:w="90"/>
-              <w:right w:type="dxa" w:w="110"/>
+              <w:top w:w="90" w:type="dxa"/>
+              <w:left w:w="110" w:type="dxa"/>
+              <w:bottom w:w="90" w:type="dxa"/>
+              <w:right w:w="110" w:type="dxa"/>
             </w:tcMar>
           </w:tcPr>
           <w:p>
-            <w:pPr>
-              <w:jc w:val="left"/>
-            </w:pPr>
-            <w:r>
-              <w:rPr>
-                <w:b w:val="false"/>
-                <w:bCs w:val="false"/>
+            <w:r>
+              <w:rPr>
                 <w:color w:val="6B6B6B"/>
                 <w:sz w:val="18"/>
                 <w:szCs w:val="18"/>
               </w:rPr>
-              <w:t xml:space="preserve">documentation/04_specimen_label_validation.md</w:t>
+              <w:t>documentation/04_specimen_label_validation.md</w:t>
             </w:r>
           </w:p>
         </w:tc>
       </w:tr>
       <w:tr>
+        <w:tblPrEx>
+          <w:tblCellMar>
+            <w:top w:w="0" w:type="dxa"/>
+            <w:bottom w:w="0" w:type="dxa"/>
+          </w:tblCellMar>
+        </w:tblPrEx>
         <w:tc>
           <w:tcPr>
-            <w:tcW w:type="dxa" w:w="500"/>
-            <w:shd w:fill="D9EEFF" w:val="clear"/>
+            <w:tcW w:w="500" w:type="dxa"/>
+            <w:shd w:val="clear" w:color="auto" w:fill="D9EEFF"/>
             <w:tcMar>
-              <w:top w:type="dxa" w:w="90"/>
-              <w:left w:type="dxa" w:w="110"/>
-              <w:bottom w:type="dxa" w:w="90"/>
-              <w:right w:type="dxa" w:w="110"/>
+              <w:top w:w="90" w:type="dxa"/>
+              <w:left w:w="110" w:type="dxa"/>
+              <w:bottom w:w="90" w:type="dxa"/>
+              <w:right w:w="110" w:type="dxa"/>
             </w:tcMar>
           </w:tcPr>
           <w:p>
@@ -2102,81 +3676,74 @@
             </w:pPr>
             <w:r>
               <w:rPr>
-                <w:b w:val="false"/>
-                <w:bCs w:val="false"/>
                 <w:color w:val="293C5B"/>
                 <w:sz w:val="18"/>
                 <w:szCs w:val="18"/>
               </w:rPr>
-              <w:t xml:space="preserve">8</w:t>
+              <w:t>8</w:t>
             </w:r>
           </w:p>
         </w:tc>
         <w:tc>
           <w:tcPr>
-            <w:tcW w:type="dxa" w:w="5200"/>
-            <w:shd w:fill="D9EEFF" w:val="clear"/>
+            <w:tcW w:w="5200" w:type="dxa"/>
+            <w:shd w:val="clear" w:color="auto" w:fill="D9EEFF"/>
             <w:tcMar>
-              <w:top w:type="dxa" w:w="90"/>
-              <w:left w:type="dxa" w:w="110"/>
-              <w:bottom w:type="dxa" w:w="90"/>
-              <w:right w:type="dxa" w:w="110"/>
+              <w:top w:w="90" w:type="dxa"/>
+              <w:left w:w="110" w:type="dxa"/>
+              <w:bottom w:w="90" w:type="dxa"/>
+              <w:right w:w="110" w:type="dxa"/>
             </w:tcMar>
           </w:tcPr>
           <w:p>
-            <w:pPr>
-              <w:jc w:val="left"/>
-            </w:pPr>
-            <w:r>
-              <w:rPr>
-                <w:b w:val="false"/>
-                <w:bCs w:val="false"/>
-                <w:color w:val="212121"/>
+            <w:r>
+              <w:rPr>
                 <w:sz w:val="18"/>
                 <w:szCs w:val="18"/>
               </w:rPr>
-              <w:t xml:space="preserve">Duplicate label detection</w:t>
+              <w:t>Duplicate label detection</w:t>
             </w:r>
           </w:p>
         </w:tc>
         <w:tc>
           <w:tcPr>
-            <w:tcW w:type="dxa" w:w="4000"/>
-            <w:shd w:fill="D9EEFF" w:val="clear"/>
+            <w:tcW w:w="4000" w:type="dxa"/>
+            <w:shd w:val="clear" w:color="auto" w:fill="D9EEFF"/>
             <w:tcMar>
-              <w:top w:type="dxa" w:w="90"/>
-              <w:left w:type="dxa" w:w="110"/>
-              <w:bottom w:type="dxa" w:w="90"/>
-              <w:right w:type="dxa" w:w="110"/>
+              <w:top w:w="90" w:type="dxa"/>
+              <w:left w:w="110" w:type="dxa"/>
+              <w:bottom w:w="90" w:type="dxa"/>
+              <w:right w:w="110" w:type="dxa"/>
             </w:tcMar>
           </w:tcPr>
           <w:p>
-            <w:pPr>
-              <w:jc w:val="left"/>
-            </w:pPr>
-            <w:r>
-              <w:rPr>
-                <w:b w:val="false"/>
-                <w:bCs w:val="false"/>
+            <w:r>
+              <w:rPr>
                 <w:color w:val="6B6B6B"/>
                 <w:sz w:val="18"/>
                 <w:szCs w:val="18"/>
               </w:rPr>
-              <w:t xml:space="preserve">documentation/05_duplicate_label_detection.md</w:t>
+              <w:t>documentation/05_duplicate_label_detection.md</w:t>
             </w:r>
           </w:p>
         </w:tc>
       </w:tr>
       <w:tr>
+        <w:tblPrEx>
+          <w:tblCellMar>
+            <w:top w:w="0" w:type="dxa"/>
+            <w:bottom w:w="0" w:type="dxa"/>
+          </w:tblCellMar>
+        </w:tblPrEx>
         <w:tc>
           <w:tcPr>
-            <w:tcW w:type="dxa" w:w="500"/>
-            <w:shd w:fill="FFFFFF" w:val="clear"/>
+            <w:tcW w:w="500" w:type="dxa"/>
+            <w:shd w:val="clear" w:color="auto" w:fill="FFFFFF"/>
             <w:tcMar>
-              <w:top w:type="dxa" w:w="90"/>
-              <w:left w:type="dxa" w:w="110"/>
-              <w:bottom w:type="dxa" w:w="90"/>
-              <w:right w:type="dxa" w:w="110"/>
+              <w:top w:w="90" w:type="dxa"/>
+              <w:left w:w="110" w:type="dxa"/>
+              <w:bottom w:w="90" w:type="dxa"/>
+              <w:right w:w="110" w:type="dxa"/>
             </w:tcMar>
           </w:tcPr>
           <w:p>
@@ -2185,81 +3752,74 @@
             </w:pPr>
             <w:r>
               <w:rPr>
-                <w:b w:val="false"/>
-                <w:bCs w:val="false"/>
                 <w:color w:val="293C5B"/>
                 <w:sz w:val="18"/>
                 <w:szCs w:val="18"/>
               </w:rPr>
-              <w:t xml:space="preserve">9</w:t>
+              <w:t>9</w:t>
             </w:r>
           </w:p>
         </w:tc>
         <w:tc>
           <w:tcPr>
-            <w:tcW w:type="dxa" w:w="5200"/>
-            <w:shd w:fill="FFFFFF" w:val="clear"/>
+            <w:tcW w:w="5200" w:type="dxa"/>
+            <w:shd w:val="clear" w:color="auto" w:fill="FFFFFF"/>
             <w:tcMar>
-              <w:top w:type="dxa" w:w="90"/>
-              <w:left w:type="dxa" w:w="110"/>
-              <w:bottom w:type="dxa" w:w="90"/>
-              <w:right w:type="dxa" w:w="110"/>
+              <w:top w:w="90" w:type="dxa"/>
+              <w:left w:w="110" w:type="dxa"/>
+              <w:bottom w:w="90" w:type="dxa"/>
+              <w:right w:w="110" w:type="dxa"/>
             </w:tcMar>
           </w:tcPr>
           <w:p>
-            <w:pPr>
-              <w:jc w:val="left"/>
-            </w:pPr>
-            <w:r>
-              <w:rPr>
-                <w:b w:val="false"/>
-                <w:bCs w:val="false"/>
-                <w:color w:val="212121"/>
+            <w:r>
+              <w:rPr>
                 <w:sz w:val="18"/>
                 <w:szCs w:val="18"/>
               </w:rPr>
-              <w:t xml:space="preserve">Test plan, 15+ cases</w:t>
+              <w:t>Test plan, 15+ cases</w:t>
             </w:r>
           </w:p>
         </w:tc>
         <w:tc>
           <w:tcPr>
-            <w:tcW w:type="dxa" w:w="4000"/>
-            <w:shd w:fill="FFFFFF" w:val="clear"/>
+            <w:tcW w:w="4000" w:type="dxa"/>
+            <w:shd w:val="clear" w:color="auto" w:fill="FFFFFF"/>
             <w:tcMar>
-              <w:top w:type="dxa" w:w="90"/>
-              <w:left w:type="dxa" w:w="110"/>
-              <w:bottom w:type="dxa" w:w="90"/>
-              <w:right w:type="dxa" w:w="110"/>
+              <w:top w:w="90" w:type="dxa"/>
+              <w:left w:w="110" w:type="dxa"/>
+              <w:bottom w:w="90" w:type="dxa"/>
+              <w:right w:w="110" w:type="dxa"/>
             </w:tcMar>
           </w:tcPr>
           <w:p>
-            <w:pPr>
-              <w:jc w:val="left"/>
-            </w:pPr>
-            <w:r>
-              <w:rPr>
-                <w:b w:val="false"/>
-                <w:bCs w:val="false"/>
+            <w:r>
+              <w:rPr>
                 <w:color w:val="6B6B6B"/>
                 <w:sz w:val="18"/>
                 <w:szCs w:val="18"/>
               </w:rPr>
-              <w:t xml:space="preserve">test_plan.csv</w:t>
+              <w:t>test_plan.csv</w:t>
             </w:r>
           </w:p>
         </w:tc>
       </w:tr>
       <w:tr>
+        <w:tblPrEx>
+          <w:tblCellMar>
+            <w:top w:w="0" w:type="dxa"/>
+            <w:bottom w:w="0" w:type="dxa"/>
+          </w:tblCellMar>
+        </w:tblPrEx>
         <w:tc>
           <w:tcPr>
-            <w:tcW w:type="dxa" w:w="500"/>
-            <w:shd w:fill="D9EEFF" w:val="clear"/>
+            <w:tcW w:w="500" w:type="dxa"/>
+            <w:shd w:val="clear" w:color="auto" w:fill="D9EEFF"/>
             <w:tcMar>
-              <w:top w:type="dxa" w:w="90"/>
-              <w:left w:type="dxa" w:w="110"/>
-              <w:bottom w:type="dxa" w:w="90"/>
-              <w:right w:type="dxa" w:w="110"/>
+              <w:top w:w="90" w:type="dxa"/>
+              <w:left w:w="110" w:type="dxa"/>
+              <w:bottom w:w="90" w:type="dxa"/>
+              <w:right w:w="110" w:type="dxa"/>
             </w:tcMar>
           </w:tcPr>
           <w:p>
@@ -2268,81 +3828,74 @@
             </w:pPr>
             <w:r>
               <w:rPr>
-                <w:b w:val="false"/>
-                <w:bCs w:val="false"/>
                 <w:color w:val="293C5B"/>
                 <w:sz w:val="18"/>
                 <w:szCs w:val="18"/>
               </w:rPr>
-              <w:t xml:space="preserve">10</w:t>
+              <w:t>10</w:t>
             </w:r>
           </w:p>
         </w:tc>
         <w:tc>
           <w:tcPr>
-            <w:tcW w:type="dxa" w:w="5200"/>
-            <w:shd w:fill="D9EEFF" w:val="clear"/>
+            <w:tcW w:w="5200" w:type="dxa"/>
+            <w:shd w:val="clear" w:color="auto" w:fill="D9EEFF"/>
             <w:tcMar>
-              <w:top w:type="dxa" w:w="90"/>
-              <w:left w:type="dxa" w:w="110"/>
-              <w:bottom w:type="dxa" w:w="90"/>
-              <w:right w:type="dxa" w:w="110"/>
+              <w:top w:w="90" w:type="dxa"/>
+              <w:left w:w="110" w:type="dxa"/>
+              <w:bottom w:w="90" w:type="dxa"/>
+              <w:right w:w="110" w:type="dxa"/>
             </w:tcMar>
           </w:tcPr>
           <w:p>
-            <w:pPr>
-              <w:jc w:val="left"/>
-            </w:pPr>
-            <w:r>
-              <w:rPr>
-                <w:b w:val="false"/>
-                <w:bCs w:val="false"/>
-                <w:color w:val="212121"/>
+            <w:r>
+              <w:rPr>
                 <w:sz w:val="18"/>
                 <w:szCs w:val="18"/>
               </w:rPr>
-              <w:t xml:space="preserve">Deployment / version control</w:t>
+              <w:t>Deployment / version control</w:t>
             </w:r>
           </w:p>
         </w:tc>
         <w:tc>
           <w:tcPr>
-            <w:tcW w:type="dxa" w:w="4000"/>
-            <w:shd w:fill="D9EEFF" w:val="clear"/>
+            <w:tcW w:w="4000" w:type="dxa"/>
+            <w:shd w:val="clear" w:color="auto" w:fill="D9EEFF"/>
             <w:tcMar>
-              <w:top w:type="dxa" w:w="90"/>
-              <w:left w:type="dxa" w:w="110"/>
-              <w:bottom w:type="dxa" w:w="90"/>
-              <w:right w:type="dxa" w:w="110"/>
+              <w:top w:w="90" w:type="dxa"/>
+              <w:left w:w="110" w:type="dxa"/>
+              <w:bottom w:w="90" w:type="dxa"/>
+              <w:right w:w="110" w:type="dxa"/>
             </w:tcMar>
           </w:tcPr>
           <w:p>
-            <w:pPr>
-              <w:jc w:val="left"/>
-            </w:pPr>
-            <w:r>
-              <w:rPr>
-                <w:b w:val="false"/>
-                <w:bCs w:val="false"/>
+            <w:r>
+              <w:rPr>
                 <w:color w:val="6B6B6B"/>
                 <w:sz w:val="18"/>
                 <w:szCs w:val="18"/>
               </w:rPr>
-              <w:t xml:space="preserve">documentation/07_deployment_and_version_control.md</w:t>
+              <w:t>documentation/07_deployment_and_version_control.md</w:t>
             </w:r>
           </w:p>
         </w:tc>
       </w:tr>
       <w:tr>
+        <w:tblPrEx>
+          <w:tblCellMar>
+            <w:top w:w="0" w:type="dxa"/>
+            <w:bottom w:w="0" w:type="dxa"/>
+          </w:tblCellMar>
+        </w:tblPrEx>
         <w:tc>
           <w:tcPr>
-            <w:tcW w:type="dxa" w:w="500"/>
-            <w:shd w:fill="FFFFFF" w:val="clear"/>
+            <w:tcW w:w="500" w:type="dxa"/>
+            <w:shd w:val="clear" w:color="auto" w:fill="FFFFFF"/>
             <w:tcMar>
-              <w:top w:type="dxa" w:w="90"/>
-              <w:left w:type="dxa" w:w="110"/>
-              <w:bottom w:type="dxa" w:w="90"/>
-              <w:right w:type="dxa" w:w="110"/>
+              <w:top w:w="90" w:type="dxa"/>
+              <w:left w:w="110" w:type="dxa"/>
+              <w:bottom w:w="90" w:type="dxa"/>
+              <w:right w:w="110" w:type="dxa"/>
             </w:tcMar>
           </w:tcPr>
           <w:p>
@@ -2351,81 +3904,74 @@
             </w:pPr>
             <w:r>
               <w:rPr>
-                <w:b w:val="false"/>
-                <w:bCs w:val="false"/>
                 <w:color w:val="293C5B"/>
                 <w:sz w:val="18"/>
                 <w:szCs w:val="18"/>
               </w:rPr>
-              <w:t xml:space="preserve">11</w:t>
+              <w:t>11</w:t>
             </w:r>
           </w:p>
         </w:tc>
         <w:tc>
           <w:tcPr>
-            <w:tcW w:type="dxa" w:w="5200"/>
-            <w:shd w:fill="FFFFFF" w:val="clear"/>
+            <w:tcW w:w="5200" w:type="dxa"/>
+            <w:shd w:val="clear" w:color="auto" w:fill="FFFFFF"/>
             <w:tcMar>
-              <w:top w:type="dxa" w:w="90"/>
-              <w:left w:type="dxa" w:w="110"/>
-              <w:bottom w:type="dxa" w:w="90"/>
-              <w:right w:type="dxa" w:w="110"/>
+              <w:top w:w="90" w:type="dxa"/>
+              <w:left w:w="110" w:type="dxa"/>
+              <w:bottom w:w="90" w:type="dxa"/>
+              <w:right w:w="110" w:type="dxa"/>
             </w:tcMar>
           </w:tcPr>
           <w:p>
-            <w:pPr>
-              <w:jc w:val="left"/>
-            </w:pPr>
-            <w:r>
-              <w:rPr>
-                <w:b w:val="false"/>
-                <w:bCs w:val="false"/>
-                <w:color w:val="212121"/>
+            <w:r>
+              <w:rPr>
                 <w:sz w:val="18"/>
                 <w:szCs w:val="18"/>
               </w:rPr>
-              <w:t xml:space="preserve">Fabrication detection</w:t>
+              <w:t>Fabrication detection</w:t>
             </w:r>
           </w:p>
         </w:tc>
         <w:tc>
           <w:tcPr>
-            <w:tcW w:type="dxa" w:w="4000"/>
-            <w:shd w:fill="FFFFFF" w:val="clear"/>
+            <w:tcW w:w="4000" w:type="dxa"/>
+            <w:shd w:val="clear" w:color="auto" w:fill="FFFFFF"/>
             <w:tcMar>
-              <w:top w:type="dxa" w:w="90"/>
-              <w:left w:type="dxa" w:w="110"/>
-              <w:bottom w:type="dxa" w:w="90"/>
-              <w:right w:type="dxa" w:w="110"/>
+              <w:top w:w="90" w:type="dxa"/>
+              <w:left w:w="110" w:type="dxa"/>
+              <w:bottom w:w="90" w:type="dxa"/>
+              <w:right w:w="110" w:type="dxa"/>
             </w:tcMar>
           </w:tcPr>
           <w:p>
-            <w:pPr>
-              <w:jc w:val="left"/>
-            </w:pPr>
-            <w:r>
-              <w:rPr>
-                <w:b w:val="false"/>
-                <w:bCs w:val="false"/>
+            <w:r>
+              <w:rPr>
                 <w:color w:val="6B6B6B"/>
                 <w:sz w:val="18"/>
                 <w:szCs w:val="18"/>
               </w:rPr>
-              <w:t xml:space="preserve">documentation/08_fabrication_detection.md</w:t>
+              <w:t>documentation/08_fabrication_detection.md</w:t>
             </w:r>
           </w:p>
         </w:tc>
       </w:tr>
       <w:tr>
+        <w:tblPrEx>
+          <w:tblCellMar>
+            <w:top w:w="0" w:type="dxa"/>
+            <w:bottom w:w="0" w:type="dxa"/>
+          </w:tblCellMar>
+        </w:tblPrEx>
         <w:tc>
           <w:tcPr>
-            <w:tcW w:type="dxa" w:w="500"/>
-            <w:shd w:fill="D9EEFF" w:val="clear"/>
+            <w:tcW w:w="500" w:type="dxa"/>
+            <w:shd w:val="clear" w:color="auto" w:fill="D9EEFF"/>
             <w:tcMar>
-              <w:top w:type="dxa" w:w="90"/>
-              <w:left w:type="dxa" w:w="110"/>
-              <w:bottom w:type="dxa" w:w="90"/>
-              <w:right w:type="dxa" w:w="110"/>
+              <w:top w:w="90" w:type="dxa"/>
+              <w:left w:w="110" w:type="dxa"/>
+              <w:bottom w:w="90" w:type="dxa"/>
+              <w:right w:w="110" w:type="dxa"/>
             </w:tcMar>
           </w:tcPr>
           <w:p>
@@ -2434,81 +3980,74 @@
             </w:pPr>
             <w:r>
               <w:rPr>
-                <w:b w:val="false"/>
-                <w:bCs w:val="false"/>
                 <w:color w:val="293C5B"/>
                 <w:sz w:val="18"/>
                 <w:szCs w:val="18"/>
               </w:rPr>
-              <w:t xml:space="preserve">12</w:t>
+              <w:t>12</w:t>
             </w:r>
           </w:p>
         </w:tc>
         <w:tc>
           <w:tcPr>
-            <w:tcW w:type="dxa" w:w="5200"/>
-            <w:shd w:fill="D9EEFF" w:val="clear"/>
+            <w:tcW w:w="5200" w:type="dxa"/>
+            <w:shd w:val="clear" w:color="auto" w:fill="D9EEFF"/>
             <w:tcMar>
-              <w:top w:type="dxa" w:w="90"/>
-              <w:left w:type="dxa" w:w="110"/>
-              <w:bottom w:type="dxa" w:w="90"/>
-              <w:right w:type="dxa" w:w="110"/>
+              <w:top w:w="90" w:type="dxa"/>
+              <w:left w:w="110" w:type="dxa"/>
+              <w:bottom w:w="90" w:type="dxa"/>
+              <w:right w:w="110" w:type="dxa"/>
             </w:tcMar>
           </w:tcPr>
           <w:p>
-            <w:pPr>
-              <w:jc w:val="left"/>
-            </w:pPr>
-            <w:r>
-              <w:rPr>
-                <w:b w:val="false"/>
-                <w:bCs w:val="false"/>
-                <w:color w:val="212121"/>
+            <w:r>
+              <w:rPr>
                 <w:sz w:val="18"/>
                 <w:szCs w:val="18"/>
               </w:rPr>
-              <w:t xml:space="preserve">Data protection</w:t>
+              <w:t>Data protection</w:t>
             </w:r>
           </w:p>
         </w:tc>
         <w:tc>
           <w:tcPr>
-            <w:tcW w:type="dxa" w:w="4000"/>
-            <w:shd w:fill="D9EEFF" w:val="clear"/>
+            <w:tcW w:w="4000" w:type="dxa"/>
+            <w:shd w:val="clear" w:color="auto" w:fill="D9EEFF"/>
             <w:tcMar>
-              <w:top w:type="dxa" w:w="90"/>
-              <w:left w:type="dxa" w:w="110"/>
-              <w:bottom w:type="dxa" w:w="90"/>
-              <w:right w:type="dxa" w:w="110"/>
+              <w:top w:w="90" w:type="dxa"/>
+              <w:left w:w="110" w:type="dxa"/>
+              <w:bottom w:w="90" w:type="dxa"/>
+              <w:right w:w="110" w:type="dxa"/>
             </w:tcMar>
           </w:tcPr>
           <w:p>
-            <w:pPr>
-              <w:jc w:val="left"/>
-            </w:pPr>
-            <w:r>
-              <w:rPr>
-                <w:b w:val="false"/>
-                <w:bCs w:val="false"/>
+            <w:r>
+              <w:rPr>
                 <w:color w:val="6B6B6B"/>
                 <w:sz w:val="18"/>
                 <w:szCs w:val="18"/>
               </w:rPr>
-              <w:t xml:space="preserve">documentation/09_data_protection.md</w:t>
+              <w:t>documentation/09_data_protection.md</w:t>
             </w:r>
           </w:p>
         </w:tc>
       </w:tr>
       <w:tr>
+        <w:tblPrEx>
+          <w:tblCellMar>
+            <w:top w:w="0" w:type="dxa"/>
+            <w:bottom w:w="0" w:type="dxa"/>
+          </w:tblCellMar>
+        </w:tblPrEx>
         <w:tc>
           <w:tcPr>
-            <w:tcW w:type="dxa" w:w="500"/>
-            <w:shd w:fill="FFFFFF" w:val="clear"/>
+            <w:tcW w:w="500" w:type="dxa"/>
+            <w:shd w:val="clear" w:color="auto" w:fill="FFFFFF"/>
             <w:tcMar>
-              <w:top w:type="dxa" w:w="90"/>
-              <w:left w:type="dxa" w:w="110"/>
-              <w:bottom w:type="dxa" w:w="90"/>
-              <w:right w:type="dxa" w:w="110"/>
+              <w:top w:w="90" w:type="dxa"/>
+              <w:left w:w="110" w:type="dxa"/>
+              <w:bottom w:w="90" w:type="dxa"/>
+              <w:right w:w="110" w:type="dxa"/>
             </w:tcMar>
           </w:tcPr>
           <w:p>
@@ -2517,81 +4056,74 @@
             </w:pPr>
             <w:r>
               <w:rPr>
-                <w:b w:val="false"/>
-                <w:bCs w:val="false"/>
                 <w:color w:val="293C5B"/>
                 <w:sz w:val="18"/>
                 <w:szCs w:val="18"/>
               </w:rPr>
-              <w:t xml:space="preserve">13</w:t>
+              <w:t>13</w:t>
             </w:r>
           </w:p>
         </w:tc>
         <w:tc>
           <w:tcPr>
-            <w:tcW w:type="dxa" w:w="5200"/>
-            <w:shd w:fill="FFFFFF" w:val="clear"/>
+            <w:tcW w:w="5200" w:type="dxa"/>
+            <w:shd w:val="clear" w:color="auto" w:fill="FFFFFF"/>
             <w:tcMar>
-              <w:top w:type="dxa" w:w="90"/>
-              <w:left w:type="dxa" w:w="110"/>
-              <w:bottom w:type="dxa" w:w="90"/>
-              <w:right w:type="dxa" w:w="110"/>
+              <w:top w:w="90" w:type="dxa"/>
+              <w:left w:w="110" w:type="dxa"/>
+              <w:bottom w:w="90" w:type="dxa"/>
+              <w:right w:w="110" w:type="dxa"/>
             </w:tcMar>
           </w:tcPr>
           <w:p>
-            <w:pPr>
-              <w:jc w:val="left"/>
-            </w:pPr>
-            <w:r>
-              <w:rPr>
-                <w:b w:val="false"/>
-                <w:bCs w:val="false"/>
-                <w:color w:val="212121"/>
+            <w:r>
+              <w:rPr>
                 <w:sz w:val="18"/>
                 <w:szCs w:val="18"/>
               </w:rPr>
-              <w:t xml:space="preserve">Codebook</w:t>
+              <w:t>Codebook</w:t>
             </w:r>
           </w:p>
         </w:tc>
         <w:tc>
           <w:tcPr>
-            <w:tcW w:type="dxa" w:w="4000"/>
-            <w:shd w:fill="FFFFFF" w:val="clear"/>
+            <w:tcW w:w="4000" w:type="dxa"/>
+            <w:shd w:val="clear" w:color="auto" w:fill="FFFFFF"/>
             <w:tcMar>
-              <w:top w:type="dxa" w:w="90"/>
-              <w:left w:type="dxa" w:w="110"/>
-              <w:bottom w:type="dxa" w:w="90"/>
-              <w:right w:type="dxa" w:w="110"/>
+              <w:top w:w="90" w:type="dxa"/>
+              <w:left w:w="110" w:type="dxa"/>
+              <w:bottom w:w="90" w:type="dxa"/>
+              <w:right w:w="110" w:type="dxa"/>
             </w:tcMar>
           </w:tcPr>
           <w:p>
-            <w:pPr>
-              <w:jc w:val="left"/>
-            </w:pPr>
-            <w:r>
-              <w:rPr>
-                <w:b w:val="false"/>
-                <w:bCs w:val="false"/>
+            <w:r>
+              <w:rPr>
                 <w:color w:val="6B6B6B"/>
                 <w:sz w:val="18"/>
                 <w:szCs w:val="18"/>
               </w:rPr>
-              <w:t xml:space="preserve">documentation/10_codebook.md</w:t>
+              <w:t>documentation/10_codebook.md</w:t>
             </w:r>
           </w:p>
         </w:tc>
       </w:tr>
       <w:tr>
+        <w:tblPrEx>
+          <w:tblCellMar>
+            <w:top w:w="0" w:type="dxa"/>
+            <w:bottom w:w="0" w:type="dxa"/>
+          </w:tblCellMar>
+        </w:tblPrEx>
         <w:tc>
           <w:tcPr>
-            <w:tcW w:type="dxa" w:w="500"/>
-            <w:shd w:fill="D9EEFF" w:val="clear"/>
+            <w:tcW w:w="500" w:type="dxa"/>
+            <w:shd w:val="clear" w:color="auto" w:fill="D9EEFF"/>
             <w:tcMar>
-              <w:top w:type="dxa" w:w="90"/>
-              <w:left w:type="dxa" w:w="110"/>
-              <w:bottom w:type="dxa" w:w="90"/>
-              <w:right w:type="dxa" w:w="110"/>
+              <w:top w:w="90" w:type="dxa"/>
+              <w:left w:w="110" w:type="dxa"/>
+              <w:bottom w:w="90" w:type="dxa"/>
+              <w:right w:w="110" w:type="dxa"/>
             </w:tcMar>
           </w:tcPr>
           <w:p>
@@ -2600,67 +4132,54 @@
             </w:pPr>
             <w:r>
               <w:rPr>
-                <w:b w:val="false"/>
-                <w:bCs w:val="false"/>
                 <w:color w:val="293C5B"/>
                 <w:sz w:val="18"/>
                 <w:szCs w:val="18"/>
               </w:rPr>
-              <w:t xml:space="preserve">14</w:t>
+              <w:t>14</w:t>
             </w:r>
           </w:p>
         </w:tc>
         <w:tc>
           <w:tcPr>
-            <w:tcW w:type="dxa" w:w="5200"/>
-            <w:shd w:fill="D9EEFF" w:val="clear"/>
+            <w:tcW w:w="5200" w:type="dxa"/>
+            <w:shd w:val="clear" w:color="auto" w:fill="D9EEFF"/>
             <w:tcMar>
-              <w:top w:type="dxa" w:w="90"/>
-              <w:left w:type="dxa" w:w="110"/>
-              <w:bottom w:type="dxa" w:w="90"/>
-              <w:right w:type="dxa" w:w="110"/>
+              <w:top w:w="90" w:type="dxa"/>
+              <w:left w:w="110" w:type="dxa"/>
+              <w:bottom w:w="90" w:type="dxa"/>
+              <w:right w:w="110" w:type="dxa"/>
             </w:tcMar>
           </w:tcPr>
           <w:p>
-            <w:pPr>
-              <w:jc w:val="left"/>
-            </w:pPr>
-            <w:r>
-              <w:rPr>
-                <w:b w:val="false"/>
-                <w:bCs w:val="false"/>
-                <w:color w:val="212121"/>
+            <w:r>
+              <w:rPr>
                 <w:sz w:val="18"/>
                 <w:szCs w:val="18"/>
               </w:rPr>
-              <w:t xml:space="preserve">Deliberate scope decisions</w:t>
+              <w:t>Deliberate scope decisions</w:t>
             </w:r>
           </w:p>
         </w:tc>
         <w:tc>
           <w:tcPr>
-            <w:tcW w:type="dxa" w:w="4000"/>
-            <w:shd w:fill="D9EEFF" w:val="clear"/>
+            <w:tcW w:w="4000" w:type="dxa"/>
+            <w:shd w:val="clear" w:color="auto" w:fill="D9EEFF"/>
             <w:tcMar>
-              <w:top w:type="dxa" w:w="90"/>
-              <w:left w:type="dxa" w:w="110"/>
-              <w:bottom w:type="dxa" w:w="90"/>
-              <w:right w:type="dxa" w:w="110"/>
+              <w:top w:w="90" w:type="dxa"/>
+              <w:left w:w="110" w:type="dxa"/>
+              <w:bottom w:w="90" w:type="dxa"/>
+              <w:right w:w="110" w:type="dxa"/>
             </w:tcMar>
           </w:tcPr>
           <w:p>
-            <w:pPr>
-              <w:jc w:val="left"/>
-            </w:pPr>
-            <w:r>
-              <w:rPr>
-                <w:b w:val="false"/>
-                <w:bCs w:val="false"/>
+            <w:r>
+              <w:rPr>
                 <w:color w:val="6B6B6B"/>
                 <w:sz w:val="18"/>
                 <w:szCs w:val="18"/>
               </w:rPr>
-              <w:t xml:space="preserve">documentation/11_scope_and_omissions.md</w:t>
+              <w:t>documentation/11_scope_and_omissions.md</w:t>
             </w:r>
           </w:p>
         </w:tc>
@@ -2669,49 +4188,38 @@
     <w:p>
       <w:pPr>
         <w:pStyle w:val="Heading1"/>
-        <w:spacing w:after="160" w:before="460"/>
-      </w:pPr>
-      <w:r>
-        <w:t xml:space="preserve">A note on process</w:t>
-      </w:r>
+      </w:pPr>
+      <w:bookmarkStart w:id="18" w:name="_Toc236386613"/>
+      <w:r>
+        <w:t>A note on process</w:t>
+      </w:r>
+      <w:bookmarkEnd w:id="18"/>
     </w:p>
     <w:p>
       <w:pPr>
         <w:spacing w:after="160"/>
-      </w:pPr>
-      <w:r>
-        <w:t xml:space="preserve">This response was produced with AI assistance (Claude, Anthropic), disclosed in full in AI_USE.md, including corrections made during review — most notably an instance where the AI twice attempted to fill the missing-medicine-list gap with substitute content before being explicitly redirected to report the gap instead. That correction, and the live-testing process that found two further real bugs after the form first converted cleanly, are recorded in Q3_Process_and_Design_Record.docx rather than left out of the account.</w:t>
+        <w:jc w:val="both"/>
+      </w:pPr>
+      <w:r>
+        <w:t>This response was produced with AI assistance (Claude, Anthropic), disclosed in full in AI_USE.md, including corrections made during review — most notably an instance where the AI twice attempted to fill the missing-medicine-list gap with substitute content before being explicitly redirected to report the gap instead. That correction, and the live-testing process that found two further real bugs after the form first converted cleanly, are recorded in Q3_Process_and_Design_Record.docx rather than left out of the account.</w:t>
       </w:r>
     </w:p>
     <w:sectPr>
-      <w:headerReference w:type="default" r:id="rId7"/>
-      <w:footerReference w:type="default" r:id="rId8"/>
-      <w:pgSz w:w="12240" w:h="15840" w:orient="portrait"/>
+      <w:headerReference w:type="default" r:id="rId29"/>
+      <w:footerReference w:type="default" r:id="rId30"/>
+      <w:pgSz w:w="12240" w:h="15840"/>
       <w:pgMar w:top="1080" w:right="1260" w:bottom="1080" w:left="1260" w:header="708" w:footer="708" w:gutter="0"/>
-      <w:pgNumType/>
+      <w:cols w:space="720"/>
       <w:docGrid w:linePitch="360"/>
     </w:sectPr>
   </w:body>
 </w:document>
 </file>
 
-<file path=word/comments.xml><?xml version="1.0" encoding="utf-8"?>
-<w:comments xmlns:cx="http://schemas.microsoft.com/office/drawing/2014/chartex" xmlns:cx1="http://schemas.microsoft.com/office/drawing/2015/9/8/chartex" xmlns:cx2="http://schemas.microsoft.com/office/drawing/2015/10/21/chartex" xmlns:cx3="http://schemas.microsoft.com/office/drawing/2016/5/9/chartex" xmlns:cx4="http://schemas.microsoft.com/office/drawing/2016/5/10/chartex" xmlns:cx5="http://schemas.microsoft.com/office/drawing/2016/5/11/chartex" xmlns:cx6="http://schemas.microsoft.com/office/drawing/2016/5/12/chartex" xmlns:cx7="http://schemas.microsoft.com/office/drawing/2016/5/13/chartex" xmlns:cx8="http://schemas.microsoft.com/office/drawing/2016/5/14/chartex" xmlns:mc="http://schemas.openxmlformats.org/markup-compatibility/2006" xmlns:aink="http://schemas.microsoft.com/office/drawing/2016/ink" xmlns:am3d="http://schemas.microsoft.com/office/drawing/2017/model3d" xmlns:o="urn:schemas-microsoft-com:office:office" xmlns:r="http://schemas.openxmlformats.org/officeDocument/2006/relationships" xmlns:m="http://schemas.openxmlformats.org/officeDocument/2006/math" xmlns:v="urn:schemas-microsoft-com:vml" xmlns:wp14="http://schemas.microsoft.com/office/word/2010/wordprocessingDrawing" xmlns:wp="http://schemas.openxmlformats.org/drawingml/2006/wordprocessingDrawing" xmlns:w10="urn:schemas-microsoft-com:office:word" xmlns:w="http://schemas.openxmlformats.org/wordprocessingml/2006/main" xmlns:w14="http://schemas.microsoft.com/office/word/2010/wordml" xmlns:w15="http://schemas.microsoft.com/office/word/2012/wordml" xmlns:w16cex="http://schemas.microsoft.com/office/word/2018/wordml/cex" xmlns:w16cid="http://schemas.microsoft.com/office/word/2016/wordml/cid" xmlns:w16="http://schemas.microsoft.com/office/word/2018/wordml" xmlns:w16sdtdh="http://schemas.microsoft.com/office/word/2020/wordml/sdtdatahash" xmlns:w16se="http://schemas.microsoft.com/office/word/2015/wordml/symex" xmlns:wpg="http://schemas.microsoft.com/office/word/2010/wordprocessingGroup" xmlns:wpi="http://schemas.microsoft.com/office/word/2010/wordprocessingInk" xmlns:wne="http://schemas.microsoft.com/office/word/2006/wordml" xmlns:wps="http://schemas.microsoft.com/office/word/2010/wordprocessingShape"/>
-</file>
-
 <file path=word/endnotes.xml><?xml version="1.0" encoding="utf-8"?>
-<w:endnotes xmlns:wpc="http://schemas.microsoft.com/office/word/2010/wordprocessingCanvas" xmlns:mc="http://schemas.openxmlformats.org/markup-compatibility/2006" xmlns:o="urn:schemas-microsoft-com:office:office" xmlns:r="http://schemas.openxmlformats.org/officeDocument/2006/relationships" xmlns:m="http://schemas.openxmlformats.org/officeDocument/2006/math" xmlns:v="urn:schemas-microsoft-com:vml" xmlns:wp14="http://schemas.microsoft.com/office/word/2010/wordprocessingDrawing" xmlns:wp="http://schemas.openxmlformats.org/drawingml/2006/wordprocessingDrawing" xmlns:w10="urn:schemas-microsoft-com:office:word" xmlns:w="http://schemas.openxmlformats.org/wordprocessingml/2006/main" xmlns:w14="http://schemas.microsoft.com/office/word/2010/wordml" xmlns:w15="http://schemas.microsoft.com/office/word/2012/wordml" xmlns:wpg="http://schemas.microsoft.com/office/word/2010/wordprocessingGroup" xmlns:wpi="http://schemas.microsoft.com/office/word/2010/wordprocessingInk" xmlns:wne="http://schemas.microsoft.com/office/word/2006/wordml" xmlns:wps="http://schemas.microsoft.com/office/word/2010/wordprocessingShape" mc:Ignorable="w14 w15 wp14">
+<w:endnotes xmlns:wpc="http://schemas.microsoft.com/office/word/2010/wordprocessingCanvas" xmlns:cx="http://schemas.microsoft.com/office/drawing/2014/chartex" xmlns:cx1="http://schemas.microsoft.com/office/drawing/2015/9/8/chartex" xmlns:cx2="http://schemas.microsoft.com/office/drawing/2015/10/21/chartex" xmlns:cx3="http://schemas.microsoft.com/office/drawing/2016/5/9/chartex" xmlns:cx4="http://schemas.microsoft.com/office/drawing/2016/5/10/chartex" xmlns:cx5="http://schemas.microsoft.com/office/drawing/2016/5/11/chartex" xmlns:cx6="http://schemas.microsoft.com/office/drawing/2016/5/12/chartex" xmlns:cx7="http://schemas.microsoft.com/office/drawing/2016/5/13/chartex" xmlns:cx8="http://schemas.microsoft.com/office/drawing/2016/5/14/chartex" xmlns:mc="http://schemas.openxmlformats.org/markup-compatibility/2006" xmlns:aink="http://schemas.microsoft.com/office/drawing/2016/ink" xmlns:am3d="http://schemas.microsoft.com/office/drawing/2017/model3d" xmlns:o="urn:schemas-microsoft-com:office:office" xmlns:oel="http://schemas.microsoft.com/office/2019/extlst" xmlns:r="http://schemas.openxmlformats.org/officeDocument/2006/relationships" xmlns:m="http://schemas.openxmlformats.org/officeDocument/2006/math" xmlns:v="urn:schemas-microsoft-com:vml" xmlns:wp14="http://schemas.microsoft.com/office/word/2010/wordprocessingDrawing" xmlns:wp="http://schemas.openxmlformats.org/drawingml/2006/wordprocessingDrawing" xmlns:w10="urn:schemas-microsoft-com:office:word" xmlns:w="http://schemas.openxmlformats.org/wordprocessingml/2006/main" xmlns:w14="http://schemas.microsoft.com/office/word/2010/wordml" xmlns:w15="http://schemas.microsoft.com/office/word/2012/wordml" xmlns:w16cei="http://schemas.microsoft.com/office/word/2026/wordml/cei" xmlns:w16cex="http://schemas.microsoft.com/office/word/2018/wordml/cex" xmlns:w16cid="http://schemas.microsoft.com/office/word/2016/wordml/cid" xmlns:w16="http://schemas.microsoft.com/office/word/2018/wordml" xmlns:w16du="http://schemas.microsoft.com/office/word/2023/wordml/word16du" xmlns:w16sdtdh="http://schemas.microsoft.com/office/word/2020/wordml/sdtdatahash" xmlns:w16sdtfl="http://schemas.microsoft.com/office/word/2024/wordml/sdtformatlock" xmlns:w16se="http://schemas.microsoft.com/office/word/2015/wordml/symex" xmlns:wpg="http://schemas.microsoft.com/office/word/2010/wordprocessingGroup" xmlns:wpi="http://schemas.microsoft.com/office/word/2010/wordprocessingInk" xmlns:wne="http://schemas.microsoft.com/office/word/2006/wordml" xmlns:wps="http://schemas.microsoft.com/office/word/2010/wordprocessingShape" mc:Ignorable="w14 w15 w16se w16cid w16 w16cex w16sdtdh w16sdtfl w16du wp14">
   <w:endnote w:type="separator" w:id="-1">
     <w:p>
-      <w:pPr>
-        <w:spacing w:after="0" w:line="240" w:lineRule="auto"/>
-      </w:pPr>
-      <w:r>
-        <w:rPr>
-          <w:rStyle w:val="EndnoteReference"/>
-        </w:rPr>
-        <w:endnoteRef/>
-      </w:r>
       <w:r>
         <w:separator/>
       </w:r>
@@ -2719,15 +4227,6 @@
   </w:endnote>
   <w:endnote w:type="continuationSeparator" w:id="0">
     <w:p>
-      <w:pPr>
-        <w:spacing w:after="0" w:line="240" w:lineRule="auto"/>
-      </w:pPr>
-      <w:r>
-        <w:rPr>
-          <w:rStyle w:val="EndnoteReference"/>
-        </w:rPr>
-        <w:endnoteRef/>
-      </w:r>
       <w:r>
         <w:continuationSeparator/>
       </w:r>
@@ -2737,11 +4236,11 @@
 </file>
 
 <file path=word/footer1.xml><?xml version="1.0" encoding="utf-8"?>
-<w:ftr xmlns:wpc="http://schemas.microsoft.com/office/word/2010/wordprocessingCanvas" xmlns:mc="http://schemas.openxmlformats.org/markup-compatibility/2006" xmlns:o="urn:schemas-microsoft-com:office:office" xmlns:r="http://schemas.openxmlformats.org/officeDocument/2006/relationships" xmlns:m="http://schemas.openxmlformats.org/officeDocument/2006/math" xmlns:v="urn:schemas-microsoft-com:vml" xmlns:wp14="http://schemas.microsoft.com/office/word/2010/wordprocessingDrawing" xmlns:wp="http://schemas.openxmlformats.org/drawingml/2006/wordprocessingDrawing" xmlns:w10="urn:schemas-microsoft-com:office:word" xmlns:w="http://schemas.openxmlformats.org/wordprocessingml/2006/main" xmlns:w14="http://schemas.microsoft.com/office/word/2010/wordml" xmlns:w15="http://schemas.microsoft.com/office/word/2012/wordml" xmlns:wpg="http://schemas.microsoft.com/office/word/2010/wordprocessingGroup" xmlns:wpi="http://schemas.microsoft.com/office/word/2010/wordprocessingInk" xmlns:wne="http://schemas.microsoft.com/office/word/2006/wordml" xmlns:wps="http://schemas.microsoft.com/office/word/2010/wordprocessingShape">
+<w:ftr xmlns:wpc="http://schemas.microsoft.com/office/word/2010/wordprocessingCanvas" xmlns:cx="http://schemas.microsoft.com/office/drawing/2014/chartex" xmlns:cx1="http://schemas.microsoft.com/office/drawing/2015/9/8/chartex" xmlns:cx2="http://schemas.microsoft.com/office/drawing/2015/10/21/chartex" xmlns:cx3="http://schemas.microsoft.com/office/drawing/2016/5/9/chartex" xmlns:cx4="http://schemas.microsoft.com/office/drawing/2016/5/10/chartex" xmlns:cx5="http://schemas.microsoft.com/office/drawing/2016/5/11/chartex" xmlns:cx6="http://schemas.microsoft.com/office/drawing/2016/5/12/chartex" xmlns:cx7="http://schemas.microsoft.com/office/drawing/2016/5/13/chartex" xmlns:cx8="http://schemas.microsoft.com/office/drawing/2016/5/14/chartex" xmlns:mc="http://schemas.openxmlformats.org/markup-compatibility/2006" xmlns:aink="http://schemas.microsoft.com/office/drawing/2016/ink" xmlns:am3d="http://schemas.microsoft.com/office/drawing/2017/model3d" xmlns:o="urn:schemas-microsoft-com:office:office" xmlns:oel="http://schemas.microsoft.com/office/2019/extlst" xmlns:r="http://schemas.openxmlformats.org/officeDocument/2006/relationships" xmlns:m="http://schemas.openxmlformats.org/officeDocument/2006/math" xmlns:v="urn:schemas-microsoft-com:vml" xmlns:wp14="http://schemas.microsoft.com/office/word/2010/wordprocessingDrawing" xmlns:wp="http://schemas.openxmlformats.org/drawingml/2006/wordprocessingDrawing" xmlns:w10="urn:schemas-microsoft-com:office:word" xmlns:w="http://schemas.openxmlformats.org/wordprocessingml/2006/main" xmlns:w14="http://schemas.microsoft.com/office/word/2010/wordml" xmlns:w15="http://schemas.microsoft.com/office/word/2012/wordml" xmlns:w16cei="http://schemas.microsoft.com/office/word/2026/wordml/cei" xmlns:w16cex="http://schemas.microsoft.com/office/word/2018/wordml/cex" xmlns:w16cid="http://schemas.microsoft.com/office/word/2016/wordml/cid" xmlns:w16="http://schemas.microsoft.com/office/word/2018/wordml" xmlns:w16du="http://schemas.microsoft.com/office/word/2023/wordml/word16du" xmlns:w16sdtdh="http://schemas.microsoft.com/office/word/2020/wordml/sdtdatahash" xmlns:w16sdtfl="http://schemas.microsoft.com/office/word/2024/wordml/sdtformatlock" xmlns:w16se="http://schemas.microsoft.com/office/word/2015/wordml/symex" xmlns:wpg="http://schemas.microsoft.com/office/word/2010/wordprocessingGroup" xmlns:wpi="http://schemas.microsoft.com/office/word/2010/wordprocessingInk" xmlns:wne="http://schemas.microsoft.com/office/word/2006/wordml" xmlns:wps="http://schemas.microsoft.com/office/word/2010/wordprocessingShape" mc:Ignorable="w14 w15 w16se w16cid w16 w16cex w16sdtdh w16sdtfl w16du wp14">
   <w:p>
     <w:pPr>
       <w:pBdr>
-        <w:top w:val="single" w:color="E2EE64" w:sz="10" w:space="4"/>
+        <w:top w:val="single" w:sz="10" w:space="4" w:color="E2EE64"/>
       </w:pBdr>
       <w:spacing w:before="60"/>
       <w:jc w:val="center"/>
@@ -2763,8 +4262,46 @@
         <w:szCs w:val="16"/>
       </w:rPr>
       <w:fldChar w:fldCharType="begin"/>
-      <w:instrText xml:space="preserve">PAGE</w:instrText>
+    </w:r>
+    <w:r>
+      <w:rPr>
+        <w:b/>
+        <w:bCs/>
+        <w:color w:val="293C5B"/>
+        <w:sz w:val="16"/>
+        <w:szCs w:val="16"/>
+      </w:rPr>
+      <w:instrText>PAGE</w:instrText>
+    </w:r>
+    <w:r>
+      <w:rPr>
+        <w:b/>
+        <w:bCs/>
+        <w:color w:val="293C5B"/>
+        <w:sz w:val="16"/>
+        <w:szCs w:val="16"/>
+      </w:rPr>
       <w:fldChar w:fldCharType="separate"/>
+    </w:r>
+    <w:r>
+      <w:rPr>
+        <w:b/>
+        <w:bCs/>
+        <w:noProof/>
+        <w:color w:val="293C5B"/>
+        <w:sz w:val="16"/>
+        <w:szCs w:val="16"/>
+      </w:rPr>
+      <w:t>17</w:t>
+    </w:r>
+    <w:r>
+      <w:rPr>
+        <w:b/>
+        <w:bCs/>
+        <w:color w:val="293C5B"/>
+        <w:sz w:val="16"/>
+        <w:szCs w:val="16"/>
+      </w:rPr>
       <w:fldChar w:fldCharType="end"/>
     </w:r>
     <w:r>
@@ -2784,8 +4321,46 @@
         <w:szCs w:val="16"/>
       </w:rPr>
       <w:fldChar w:fldCharType="begin"/>
-      <w:instrText xml:space="preserve">NUMPAGES</w:instrText>
+    </w:r>
+    <w:r>
+      <w:rPr>
+        <w:b/>
+        <w:bCs/>
+        <w:color w:val="293C5B"/>
+        <w:sz w:val="16"/>
+        <w:szCs w:val="16"/>
+      </w:rPr>
+      <w:instrText>NUMPAGES</w:instrText>
+    </w:r>
+    <w:r>
+      <w:rPr>
+        <w:b/>
+        <w:bCs/>
+        <w:color w:val="293C5B"/>
+        <w:sz w:val="16"/>
+        <w:szCs w:val="16"/>
+      </w:rPr>
       <w:fldChar w:fldCharType="separate"/>
+    </w:r>
+    <w:r>
+      <w:rPr>
+        <w:b/>
+        <w:bCs/>
+        <w:noProof/>
+        <w:color w:val="293C5B"/>
+        <w:sz w:val="16"/>
+        <w:szCs w:val="16"/>
+      </w:rPr>
+      <w:t>1</w:t>
+    </w:r>
+    <w:r>
+      <w:rPr>
+        <w:b/>
+        <w:bCs/>
+        <w:color w:val="293C5B"/>
+        <w:sz w:val="16"/>
+        <w:szCs w:val="16"/>
+      </w:rPr>
       <w:fldChar w:fldCharType="end"/>
     </w:r>
   </w:p>
@@ -2793,18 +4368,9 @@
 </file>
 
 <file path=word/footnotes.xml><?xml version="1.0" encoding="utf-8"?>
-<w:footnotes xmlns:wpc="http://schemas.microsoft.com/office/word/2010/wordprocessingCanvas" xmlns:mc="http://schemas.openxmlformats.org/markup-compatibility/2006" xmlns:o="urn:schemas-microsoft-com:office:office" xmlns:r="http://schemas.openxmlformats.org/officeDocument/2006/relationships" xmlns:m="http://schemas.openxmlformats.org/officeDocument/2006/math" xmlns:v="urn:schemas-microsoft-com:vml" xmlns:wp14="http://schemas.microsoft.com/office/word/2010/wordprocessingDrawing" xmlns:wp="http://schemas.openxmlformats.org/drawingml/2006/wordprocessingDrawing" xmlns:w10="urn:schemas-microsoft-com:office:word" xmlns:w="http://schemas.openxmlformats.org/wordprocessingml/2006/main" xmlns:w14="http://schemas.microsoft.com/office/word/2010/wordml" xmlns:w15="http://schemas.microsoft.com/office/word/2012/wordml" xmlns:wpg="http://schemas.microsoft.com/office/word/2010/wordprocessingGroup" xmlns:wpi="http://schemas.microsoft.com/office/word/2010/wordprocessingInk" xmlns:wne="http://schemas.microsoft.com/office/word/2006/wordml" xmlns:wps="http://schemas.microsoft.com/office/word/2010/wordprocessingShape" mc:Ignorable="w14 w15 wp14">
+<w:footnotes xmlns:wpc="http://schemas.microsoft.com/office/word/2010/wordprocessingCanvas" xmlns:cx="http://schemas.microsoft.com/office/drawing/2014/chartex" xmlns:cx1="http://schemas.microsoft.com/office/drawing/2015/9/8/chartex" xmlns:cx2="http://schemas.microsoft.com/office/drawing/2015/10/21/chartex" xmlns:cx3="http://schemas.microsoft.com/office/drawing/2016/5/9/chartex" xmlns:cx4="http://schemas.microsoft.com/office/drawing/2016/5/10/chartex" xmlns:cx5="http://schemas.microsoft.com/office/drawing/2016/5/11/chartex" xmlns:cx6="http://schemas.microsoft.com/office/drawing/2016/5/12/chartex" xmlns:cx7="http://schemas.microsoft.com/office/drawing/2016/5/13/chartex" xmlns:cx8="http://schemas.microsoft.com/office/drawing/2016/5/14/chartex" xmlns:mc="http://schemas.openxmlformats.org/markup-compatibility/2006" xmlns:aink="http://schemas.microsoft.com/office/drawing/2016/ink" xmlns:am3d="http://schemas.microsoft.com/office/drawing/2017/model3d" xmlns:o="urn:schemas-microsoft-com:office:office" xmlns:oel="http://schemas.microsoft.com/office/2019/extlst" xmlns:r="http://schemas.openxmlformats.org/officeDocument/2006/relationships" xmlns:m="http://schemas.openxmlformats.org/officeDocument/2006/math" xmlns:v="urn:schemas-microsoft-com:vml" xmlns:wp14="http://schemas.microsoft.com/office/word/2010/wordprocessingDrawing" xmlns:wp="http://schemas.openxmlformats.org/drawingml/2006/wordprocessingDrawing" xmlns:w10="urn:schemas-microsoft-com:office:word" xmlns:w="http://schemas.openxmlformats.org/wordprocessingml/2006/main" xmlns:w14="http://schemas.microsoft.com/office/word/2010/wordml" xmlns:w15="http://schemas.microsoft.com/office/word/2012/wordml" xmlns:w16cei="http://schemas.microsoft.com/office/word/2026/wordml/cei" xmlns:w16cex="http://schemas.microsoft.com/office/word/2018/wordml/cex" xmlns:w16cid="http://schemas.microsoft.com/office/word/2016/wordml/cid" xmlns:w16="http://schemas.microsoft.com/office/word/2018/wordml" xmlns:w16du="http://schemas.microsoft.com/office/word/2023/wordml/word16du" xmlns:w16sdtdh="http://schemas.microsoft.com/office/word/2020/wordml/sdtdatahash" xmlns:w16sdtfl="http://schemas.microsoft.com/office/word/2024/wordml/sdtformatlock" xmlns:w16se="http://schemas.microsoft.com/office/word/2015/wordml/symex" xmlns:wpg="http://schemas.microsoft.com/office/word/2010/wordprocessingGroup" xmlns:wpi="http://schemas.microsoft.com/office/word/2010/wordprocessingInk" xmlns:wne="http://schemas.microsoft.com/office/word/2006/wordml" xmlns:wps="http://schemas.microsoft.com/office/word/2010/wordprocessingShape" mc:Ignorable="w14 w15 w16se w16cid w16 w16cex w16sdtdh w16sdtfl w16du wp14">
   <w:footnote w:type="separator" w:id="-1">
     <w:p>
-      <w:pPr>
-        <w:spacing w:after="0" w:line="240" w:lineRule="auto"/>
-      </w:pPr>
-      <w:r>
-        <w:rPr>
-          <w:rStyle w:val="FootnoteReference"/>
-        </w:rPr>
-        <w:footnoteRef/>
-      </w:r>
       <w:r>
         <w:separator/>
       </w:r>
@@ -2812,15 +4378,6 @@
   </w:footnote>
   <w:footnote w:type="continuationSeparator" w:id="0">
     <w:p>
-      <w:pPr>
-        <w:spacing w:after="0" w:line="240" w:lineRule="auto"/>
-      </w:pPr>
-      <w:r>
-        <w:rPr>
-          <w:rStyle w:val="FootnoteReference"/>
-        </w:rPr>
-        <w:footnoteRef/>
-      </w:r>
       <w:r>
         <w:continuationSeparator/>
       </w:r>
@@ -2830,11 +4387,11 @@
 </file>
 
 <file path=word/header1.xml><?xml version="1.0" encoding="utf-8"?>
-<w:hdr xmlns:wpc="http://schemas.microsoft.com/office/word/2010/wordprocessingCanvas" xmlns:mc="http://schemas.openxmlformats.org/markup-compatibility/2006" xmlns:o="urn:schemas-microsoft-com:office:office" xmlns:r="http://schemas.openxmlformats.org/officeDocument/2006/relationships" xmlns:m="http://schemas.openxmlformats.org/officeDocument/2006/math" xmlns:v="urn:schemas-microsoft-com:vml" xmlns:wp14="http://schemas.microsoft.com/office/word/2010/wordprocessingDrawing" xmlns:wp="http://schemas.openxmlformats.org/drawingml/2006/wordprocessingDrawing" xmlns:w10="urn:schemas-microsoft-com:office:word" xmlns:w="http://schemas.openxmlformats.org/wordprocessingml/2006/main" xmlns:w14="http://schemas.microsoft.com/office/word/2010/wordml" xmlns:w15="http://schemas.microsoft.com/office/word/2012/wordml" xmlns:wpg="http://schemas.microsoft.com/office/word/2010/wordprocessingGroup" xmlns:wpi="http://schemas.microsoft.com/office/word/2010/wordprocessingInk" xmlns:wne="http://schemas.microsoft.com/office/word/2006/wordml" xmlns:wps="http://schemas.microsoft.com/office/word/2010/wordprocessingShape" xmlns:cx="http://schemas.microsoft.com/office/drawing/2014/chartex" xmlns:cx1="http://schemas.microsoft.com/office/drawing/2015/9/8/chartex" xmlns:cx2="http://schemas.microsoft.com/office/drawing/2015/10/21/chartex" xmlns:cx3="http://schemas.microsoft.com/office/drawing/2016/5/9/chartex" xmlns:cx4="http://schemas.microsoft.com/office/drawing/2016/5/10/chartex" xmlns:cx5="http://schemas.microsoft.com/office/drawing/2016/5/11/chartex" xmlns:cx6="http://schemas.microsoft.com/office/drawing/2016/5/12/chartex" xmlns:cx7="http://schemas.microsoft.com/office/drawing/2016/5/13/chartex" xmlns:cx8="http://schemas.microsoft.com/office/drawing/2016/5/14/chartex" xmlns:w16cid="http://schemas.microsoft.com/office/word/2016/wordml/cid" xmlns:w16se="http://schemas.microsoft.com/office/word/2015/wordml/symex">
+<w:hdr xmlns:wpc="http://schemas.microsoft.com/office/word/2010/wordprocessingCanvas" xmlns:cx="http://schemas.microsoft.com/office/drawing/2014/chartex" xmlns:cx1="http://schemas.microsoft.com/office/drawing/2015/9/8/chartex" xmlns:cx2="http://schemas.microsoft.com/office/drawing/2015/10/21/chartex" xmlns:cx3="http://schemas.microsoft.com/office/drawing/2016/5/9/chartex" xmlns:cx4="http://schemas.microsoft.com/office/drawing/2016/5/10/chartex" xmlns:cx5="http://schemas.microsoft.com/office/drawing/2016/5/11/chartex" xmlns:cx6="http://schemas.microsoft.com/office/drawing/2016/5/12/chartex" xmlns:cx7="http://schemas.microsoft.com/office/drawing/2016/5/13/chartex" xmlns:cx8="http://schemas.microsoft.com/office/drawing/2016/5/14/chartex" xmlns:mc="http://schemas.openxmlformats.org/markup-compatibility/2006" xmlns:aink="http://schemas.microsoft.com/office/drawing/2016/ink" xmlns:am3d="http://schemas.microsoft.com/office/drawing/2017/model3d" xmlns:o="urn:schemas-microsoft-com:office:office" xmlns:oel="http://schemas.microsoft.com/office/2019/extlst" xmlns:r="http://schemas.openxmlformats.org/officeDocument/2006/relationships" xmlns:m="http://schemas.openxmlformats.org/officeDocument/2006/math" xmlns:v="urn:schemas-microsoft-com:vml" xmlns:wp14="http://schemas.microsoft.com/office/word/2010/wordprocessingDrawing" xmlns:wp="http://schemas.openxmlformats.org/drawingml/2006/wordprocessingDrawing" xmlns:w10="urn:schemas-microsoft-com:office:word" xmlns:w="http://schemas.openxmlformats.org/wordprocessingml/2006/main" xmlns:w14="http://schemas.microsoft.com/office/word/2010/wordml" xmlns:w15="http://schemas.microsoft.com/office/word/2012/wordml" xmlns:w16cei="http://schemas.microsoft.com/office/word/2026/wordml/cei" xmlns:w16cex="http://schemas.microsoft.com/office/word/2018/wordml/cex" xmlns:w16cid="http://schemas.microsoft.com/office/word/2016/wordml/cid" xmlns:w16="http://schemas.microsoft.com/office/word/2018/wordml" xmlns:w16du="http://schemas.microsoft.com/office/word/2023/wordml/word16du" xmlns:w16sdtdh="http://schemas.microsoft.com/office/word/2020/wordml/sdtdatahash" xmlns:w16sdtfl="http://schemas.microsoft.com/office/word/2024/wordml/sdtformatlock" xmlns:w16se="http://schemas.microsoft.com/office/word/2015/wordml/symex" xmlns:wpg="http://schemas.microsoft.com/office/word/2010/wordprocessingGroup" xmlns:wpi="http://schemas.microsoft.com/office/word/2010/wordprocessingInk" xmlns:wne="http://schemas.microsoft.com/office/word/2006/wordml" xmlns:wps="http://schemas.microsoft.com/office/word/2010/wordprocessingShape" mc:Ignorable="w14 w15 w16se w16cid w16 w16cex w16sdtdh w16sdtfl w16du wp14">
   <w:p>
     <w:pPr>
       <w:pBdr>
-        <w:bottom w:val="single" w:color="0090FC" w:sz="6" w:space="4"/>
+        <w:bottom w:val="single" w:sz="6" w:space="4" w:color="0090FC"/>
       </w:pBdr>
       <w:spacing w:after="60"/>
       <w:jc w:val="right"/>
@@ -2847,7 +4404,18 @@
         <w:sz w:val="16"/>
         <w:szCs w:val="16"/>
       </w:rPr>
-      <w:t xml:space="preserve">eHealth Africa</w:t>
+      <w:t xml:space="preserve">eHealth </w:t>
+    </w:r>
+    <w:proofErr w:type="gramStart"/>
+    <w:r>
+      <w:rPr>
+        <w:b/>
+        <w:bCs/>
+        <w:color w:val="0056A7"/>
+        <w:sz w:val="16"/>
+        <w:szCs w:val="16"/>
+      </w:rPr>
+      <w:t>Africa</w:t>
     </w:r>
     <w:r>
       <w:rPr>
@@ -2855,17 +4423,28 @@
         <w:sz w:val="16"/>
         <w:szCs w:val="16"/>
       </w:rPr>
-      <w:t xml:space="preserve">  ·  Technical Assessment — Response to Question 3</w:t>
+      <w:t xml:space="preserve">  ·</w:t>
+    </w:r>
+    <w:proofErr w:type="gramEnd"/>
+    <w:r>
+      <w:rPr>
+        <w:color w:val="6B6B6B"/>
+        <w:sz w:val="16"/>
+        <w:szCs w:val="16"/>
+      </w:rPr>
+      <w:t xml:space="preserve">  Technical Assessment — Response to Question 3</w:t>
     </w:r>
   </w:p>
 </w:hdr>
 </file>
 
 <file path=word/numbering.xml><?xml version="1.0" encoding="utf-8"?>
-<w:numbering xmlns:wpc="http://schemas.microsoft.com/office/word/2010/wordprocessingCanvas" xmlns:mc="http://schemas.openxmlformats.org/markup-compatibility/2006" xmlns:o="urn:schemas-microsoft-com:office:office" xmlns:r="http://schemas.openxmlformats.org/officeDocument/2006/relationships" xmlns:m="http://schemas.openxmlformats.org/officeDocument/2006/math" xmlns:v="urn:schemas-microsoft-com:vml" xmlns:wp14="http://schemas.microsoft.com/office/word/2010/wordprocessingDrawing" xmlns:wp="http://schemas.openxmlformats.org/drawingml/2006/wordprocessingDrawing" xmlns:w10="urn:schemas-microsoft-com:office:word" xmlns:w="http://schemas.openxmlformats.org/wordprocessingml/2006/main" xmlns:w14="http://schemas.microsoft.com/office/word/2010/wordml" xmlns:w15="http://schemas.microsoft.com/office/word/2012/wordml" xmlns:wpg="http://schemas.microsoft.com/office/word/2010/wordprocessingGroup" xmlns:wpi="http://schemas.microsoft.com/office/word/2010/wordprocessingInk" xmlns:wne="http://schemas.microsoft.com/office/word/2006/wordml" xmlns:wps="http://schemas.microsoft.com/office/word/2010/wordprocessingShape" mc:Ignorable="w14 w15 wp14">
-  <w:abstractNum w:abstractNumId="1" w15:restartNumberingAfterBreak="0">
+<w:numbering xmlns:wpc="http://schemas.microsoft.com/office/word/2010/wordprocessingCanvas" xmlns:cx="http://schemas.microsoft.com/office/drawing/2014/chartex" xmlns:cx1="http://schemas.microsoft.com/office/drawing/2015/9/8/chartex" xmlns:cx2="http://schemas.microsoft.com/office/drawing/2015/10/21/chartex" xmlns:cx3="http://schemas.microsoft.com/office/drawing/2016/5/9/chartex" xmlns:cx4="http://schemas.microsoft.com/office/drawing/2016/5/10/chartex" xmlns:cx5="http://schemas.microsoft.com/office/drawing/2016/5/11/chartex" xmlns:cx6="http://schemas.microsoft.com/office/drawing/2016/5/12/chartex" xmlns:cx7="http://schemas.microsoft.com/office/drawing/2016/5/13/chartex" xmlns:cx8="http://schemas.microsoft.com/office/drawing/2016/5/14/chartex" xmlns:mc="http://schemas.openxmlformats.org/markup-compatibility/2006" xmlns:aink="http://schemas.microsoft.com/office/drawing/2016/ink" xmlns:am3d="http://schemas.microsoft.com/office/drawing/2017/model3d" xmlns:o="urn:schemas-microsoft-com:office:office" xmlns:oel="http://schemas.microsoft.com/office/2019/extlst" xmlns:r="http://schemas.openxmlformats.org/officeDocument/2006/relationships" xmlns:m="http://schemas.openxmlformats.org/officeDocument/2006/math" xmlns:v="urn:schemas-microsoft-com:vml" xmlns:wp14="http://schemas.microsoft.com/office/word/2010/wordprocessingDrawing" xmlns:wp="http://schemas.openxmlformats.org/drawingml/2006/wordprocessingDrawing" xmlns:w10="urn:schemas-microsoft-com:office:word" xmlns:w="http://schemas.openxmlformats.org/wordprocessingml/2006/main" xmlns:w14="http://schemas.microsoft.com/office/word/2010/wordml" xmlns:w15="http://schemas.microsoft.com/office/word/2012/wordml" xmlns:w16cei="http://schemas.microsoft.com/office/word/2026/wordml/cei" xmlns:w16cex="http://schemas.microsoft.com/office/word/2018/wordml/cex" xmlns:w16cid="http://schemas.microsoft.com/office/word/2016/wordml/cid" xmlns:w16="http://schemas.microsoft.com/office/word/2018/wordml" xmlns:w16du="http://schemas.microsoft.com/office/word/2023/wordml/word16du" xmlns:w16sdtdh="http://schemas.microsoft.com/office/word/2020/wordml/sdtdatahash" xmlns:w16sdtfl="http://schemas.microsoft.com/office/word/2024/wordml/sdtformatlock" xmlns:w16se="http://schemas.microsoft.com/office/word/2015/wordml/symex" xmlns:wpg="http://schemas.microsoft.com/office/word/2010/wordprocessingGroup" xmlns:wpi="http://schemas.microsoft.com/office/word/2010/wordprocessingInk" xmlns:wne="http://schemas.microsoft.com/office/word/2006/wordml" xmlns:wps="http://schemas.microsoft.com/office/word/2010/wordprocessingShape" mc:Ignorable="w14 w15 w16se w16cid w16 w16cex w16sdtdh w16sdtfl w16du wp14">
+  <w:abstractNum w:abstractNumId="0" w15:restartNumberingAfterBreak="0">
+    <w:nsid w:val="6420692E"/>
     <w:multiLevelType w:val="hybridMultilevel"/>
-    <w:lvl w:ilvl="0" w15:tentative="1">
+    <w:tmpl w:val="A1E65C90"/>
+    <w:lvl w:ilvl="0" w:tplc="68C0EFC2">
       <w:start w:val="1"/>
       <w:numFmt w:val="bullet"/>
       <w:lvlText w:val="●"/>
@@ -2874,7 +4453,7 @@
         <w:ind w:left="720" w:hanging="360"/>
       </w:pPr>
     </w:lvl>
-    <w:lvl w:ilvl="1" w15:tentative="1">
+    <w:lvl w:ilvl="1" w:tplc="87ECCB78">
       <w:start w:val="1"/>
       <w:numFmt w:val="bullet"/>
       <w:lvlText w:val="○"/>
@@ -2883,7 +4462,7 @@
         <w:ind w:left="1440" w:hanging="360"/>
       </w:pPr>
     </w:lvl>
-    <w:lvl w:ilvl="2" w15:tentative="1">
+    <w:lvl w:ilvl="2" w:tplc="6DD63BDC">
       <w:start w:val="1"/>
       <w:numFmt w:val="bullet"/>
       <w:lvlText w:val="■"/>
@@ -2892,7 +4471,7 @@
         <w:ind w:left="2160" w:hanging="360"/>
       </w:pPr>
     </w:lvl>
-    <w:lvl w:ilvl="3" w15:tentative="1">
+    <w:lvl w:ilvl="3" w:tplc="F8E04ECC">
       <w:start w:val="1"/>
       <w:numFmt w:val="bullet"/>
       <w:lvlText w:val="●"/>
@@ -2901,7 +4480,7 @@
         <w:ind w:left="2880" w:hanging="360"/>
       </w:pPr>
     </w:lvl>
-    <w:lvl w:ilvl="4" w15:tentative="1">
+    <w:lvl w:ilvl="4" w:tplc="679AEEF4">
       <w:start w:val="1"/>
       <w:numFmt w:val="bullet"/>
       <w:lvlText w:val="○"/>
@@ -2910,7 +4489,7 @@
         <w:ind w:left="3600" w:hanging="360"/>
       </w:pPr>
     </w:lvl>
-    <w:lvl w:ilvl="5" w15:tentative="1">
+    <w:lvl w:ilvl="5" w:tplc="A1408F5C">
       <w:start w:val="1"/>
       <w:numFmt w:val="bullet"/>
       <w:lvlText w:val="■"/>
@@ -2919,7 +4498,7 @@
         <w:ind w:left="4320" w:hanging="360"/>
       </w:pPr>
     </w:lvl>
-    <w:lvl w:ilvl="6" w15:tentative="1">
+    <w:lvl w:ilvl="6" w:tplc="361C3648">
       <w:start w:val="1"/>
       <w:numFmt w:val="bullet"/>
       <w:lvlText w:val="●"/>
@@ -2928,7 +4507,7 @@
         <w:ind w:left="5040" w:hanging="360"/>
       </w:pPr>
     </w:lvl>
-    <w:lvl w:ilvl="7" w15:tentative="1">
+    <w:lvl w:ilvl="7" w:tplc="DD58F822">
       <w:start w:val="1"/>
       <w:numFmt w:val="bullet"/>
       <w:lvlText w:val="●"/>
@@ -2937,7 +4516,7 @@
         <w:ind w:left="5760" w:hanging="360"/>
       </w:pPr>
     </w:lvl>
-    <w:lvl w:ilvl="8" w15:tentative="1">
+    <w:lvl w:ilvl="8" w:tplc="C122A9FA">
       <w:start w:val="1"/>
       <w:numFmt w:val="bullet"/>
       <w:lvlText w:val="●"/>
@@ -2947,8 +4526,8 @@
       </w:pPr>
     </w:lvl>
   </w:abstractNum>
-  <w:num w:numId="1">
-    <w:abstractNumId w:val="1"/>
+  <w:num w:numId="1" w16cid:durableId="979067382">
+    <w:abstractNumId w:val="0"/>
     <w:lvlOverride w:ilvl="0">
       <w:startOverride w:val="1"/>
     </w:lvlOverride>
@@ -2957,55 +4536,448 @@
 </file>
 
 <file path=word/styles.xml><?xml version="1.0" encoding="utf-8"?>
-<w:styles xmlns:mc="http://schemas.openxmlformats.org/markup-compatibility/2006" xmlns:r="http://schemas.openxmlformats.org/officeDocument/2006/relationships" xmlns:w="http://schemas.openxmlformats.org/wordprocessingml/2006/main" xmlns:w14="http://schemas.microsoft.com/office/word/2010/wordml" xmlns:w15="http://schemas.microsoft.com/office/word/2012/wordml" mc:Ignorable="w14 w15">
+<w:styles xmlns:mc="http://schemas.openxmlformats.org/markup-compatibility/2006" xmlns:r="http://schemas.openxmlformats.org/officeDocument/2006/relationships" xmlns:w="http://schemas.openxmlformats.org/wordprocessingml/2006/main" xmlns:w14="http://schemas.microsoft.com/office/word/2010/wordml" xmlns:w15="http://schemas.microsoft.com/office/word/2012/wordml" xmlns:w16cex="http://schemas.microsoft.com/office/word/2018/wordml/cex" xmlns:w16cid="http://schemas.microsoft.com/office/word/2016/wordml/cid" xmlns:w16="http://schemas.microsoft.com/office/word/2018/wordml" xmlns:w16du="http://schemas.microsoft.com/office/word/2023/wordml/word16du" xmlns:w16sdtdh="http://schemas.microsoft.com/office/word/2020/wordml/sdtdatahash" xmlns:w16sdtfl="http://schemas.microsoft.com/office/word/2024/wordml/sdtformatlock" xmlns:w16se="http://schemas.microsoft.com/office/word/2015/wordml/symex" mc:Ignorable="w14 w15 w16se w16cid w16 w16cex w16sdtdh w16sdtfl w16du">
   <w:docDefaults>
     <w:rPrDefault>
       <w:rPr>
-        <w:rFonts w:ascii="Calibri" w:cs="Calibri" w:eastAsia="Calibri" w:hAnsi="Calibri"/>
+        <w:rFonts w:ascii="Calibri" w:eastAsia="Calibri" w:hAnsi="Calibri" w:cs="Calibri"/>
         <w:color w:val="212121"/>
         <w:sz w:val="22"/>
         <w:szCs w:val="22"/>
+        <w:lang w:val="en-NG" w:eastAsia="en-NG" w:bidi="ar-SA"/>
       </w:rPr>
     </w:rPrDefault>
     <w:pPrDefault/>
   </w:docDefaults>
-  <w:style w:type="paragraph" w:styleId="Title">
-    <w:name w:val="Title"/>
-    <w:basedOn w:val="Normal"/>
-    <w:next w:val="Normal"/>
+  <w:latentStyles w:defLockedState="0" w:defUIPriority="99" w:defSemiHidden="0" w:defUnhideWhenUsed="0" w:defQFormat="0" w:count="376">
+    <w:lsdException w:name="Normal" w:uiPriority="0" w:qFormat="1"/>
+    <w:lsdException w:name="heading 1" w:uiPriority="9" w:qFormat="1"/>
+    <w:lsdException w:name="heading 2" w:semiHidden="1" w:uiPriority="9" w:unhideWhenUsed="1" w:qFormat="1"/>
+    <w:lsdException w:name="heading 3" w:semiHidden="1" w:uiPriority="9" w:unhideWhenUsed="1" w:qFormat="1"/>
+    <w:lsdException w:name="heading 4" w:semiHidden="1" w:uiPriority="9" w:unhideWhenUsed="1" w:qFormat="1"/>
+    <w:lsdException w:name="heading 5" w:semiHidden="1" w:uiPriority="9" w:unhideWhenUsed="1" w:qFormat="1"/>
+    <w:lsdException w:name="heading 6" w:semiHidden="1" w:uiPriority="9" w:unhideWhenUsed="1" w:qFormat="1"/>
+    <w:lsdException w:name="heading 7" w:semiHidden="1" w:uiPriority="9" w:unhideWhenUsed="1" w:qFormat="1"/>
+    <w:lsdException w:name="heading 8" w:semiHidden="1" w:uiPriority="9" w:unhideWhenUsed="1" w:qFormat="1"/>
+    <w:lsdException w:name="heading 9" w:semiHidden="1" w:uiPriority="9" w:unhideWhenUsed="1" w:qFormat="1"/>
+    <w:lsdException w:name="index 1" w:semiHidden="1" w:unhideWhenUsed="1"/>
+    <w:lsdException w:name="index 2" w:semiHidden="1" w:unhideWhenUsed="1"/>
+    <w:lsdException w:name="index 3" w:semiHidden="1" w:unhideWhenUsed="1"/>
+    <w:lsdException w:name="index 4" w:semiHidden="1" w:unhideWhenUsed="1"/>
+    <w:lsdException w:name="index 5" w:semiHidden="1" w:unhideWhenUsed="1"/>
+    <w:lsdException w:name="index 6" w:semiHidden="1" w:unhideWhenUsed="1"/>
+    <w:lsdException w:name="index 7" w:semiHidden="1" w:unhideWhenUsed="1"/>
+    <w:lsdException w:name="index 8" w:semiHidden="1" w:unhideWhenUsed="1"/>
+    <w:lsdException w:name="index 9" w:semiHidden="1" w:unhideWhenUsed="1"/>
+    <w:lsdException w:name="toc 1" w:semiHidden="1" w:uiPriority="39" w:unhideWhenUsed="1"/>
+    <w:lsdException w:name="toc 2" w:semiHidden="1" w:uiPriority="39" w:unhideWhenUsed="1"/>
+    <w:lsdException w:name="toc 3" w:semiHidden="1" w:uiPriority="39" w:unhideWhenUsed="1"/>
+    <w:lsdException w:name="toc 4" w:semiHidden="1" w:uiPriority="39" w:unhideWhenUsed="1"/>
+    <w:lsdException w:name="toc 5" w:semiHidden="1" w:uiPriority="39" w:unhideWhenUsed="1"/>
+    <w:lsdException w:name="toc 6" w:semiHidden="1" w:uiPriority="39" w:unhideWhenUsed="1"/>
+    <w:lsdException w:name="toc 7" w:semiHidden="1" w:uiPriority="39" w:unhideWhenUsed="1"/>
+    <w:lsdException w:name="toc 8" w:semiHidden="1" w:uiPriority="39" w:unhideWhenUsed="1"/>
+    <w:lsdException w:name="toc 9" w:semiHidden="1" w:uiPriority="39" w:unhideWhenUsed="1"/>
+    <w:lsdException w:name="Normal Indent" w:semiHidden="1" w:unhideWhenUsed="1"/>
+    <w:lsdException w:name="footnote text" w:semiHidden="1" w:unhideWhenUsed="1"/>
+    <w:lsdException w:name="annotation text" w:semiHidden="1" w:unhideWhenUsed="1"/>
+    <w:lsdException w:name="header" w:semiHidden="1" w:unhideWhenUsed="1"/>
+    <w:lsdException w:name="footer" w:semiHidden="1" w:unhideWhenUsed="1"/>
+    <w:lsdException w:name="index heading" w:semiHidden="1" w:unhideWhenUsed="1"/>
+    <w:lsdException w:name="caption" w:semiHidden="1" w:uiPriority="35" w:unhideWhenUsed="1" w:qFormat="1"/>
+    <w:lsdException w:name="table of figures" w:semiHidden="1" w:unhideWhenUsed="1"/>
+    <w:lsdException w:name="envelope address" w:semiHidden="1" w:unhideWhenUsed="1"/>
+    <w:lsdException w:name="envelope return" w:semiHidden="1" w:unhideWhenUsed="1"/>
+    <w:lsdException w:name="footnote reference" w:semiHidden="1" w:unhideWhenUsed="1"/>
+    <w:lsdException w:name="annotation reference" w:semiHidden="1" w:unhideWhenUsed="1"/>
+    <w:lsdException w:name="line number" w:semiHidden="1" w:unhideWhenUsed="1"/>
+    <w:lsdException w:name="page number" w:semiHidden="1" w:unhideWhenUsed="1"/>
+    <w:lsdException w:name="endnote reference" w:semiHidden="1" w:unhideWhenUsed="1"/>
+    <w:lsdException w:name="endnote text" w:semiHidden="1" w:unhideWhenUsed="1"/>
+    <w:lsdException w:name="table of authorities" w:semiHidden="1" w:unhideWhenUsed="1"/>
+    <w:lsdException w:name="macro" w:semiHidden="1" w:unhideWhenUsed="1"/>
+    <w:lsdException w:name="toa heading" w:semiHidden="1" w:unhideWhenUsed="1"/>
+    <w:lsdException w:name="List" w:semiHidden="1" w:unhideWhenUsed="1"/>
+    <w:lsdException w:name="List Bullet" w:semiHidden="1" w:unhideWhenUsed="1"/>
+    <w:lsdException w:name="List Number" w:semiHidden="1" w:unhideWhenUsed="1"/>
+    <w:lsdException w:name="List 2" w:semiHidden="1" w:unhideWhenUsed="1"/>
+    <w:lsdException w:name="List 3" w:semiHidden="1" w:unhideWhenUsed="1"/>
+    <w:lsdException w:name="List 4" w:semiHidden="1" w:unhideWhenUsed="1"/>
+    <w:lsdException w:name="List 5" w:semiHidden="1" w:unhideWhenUsed="1"/>
+    <w:lsdException w:name="List Bullet 2" w:semiHidden="1" w:unhideWhenUsed="1"/>
+    <w:lsdException w:name="List Bullet 3" w:semiHidden="1" w:unhideWhenUsed="1"/>
+    <w:lsdException w:name="List Bullet 4" w:semiHidden="1" w:unhideWhenUsed="1"/>
+    <w:lsdException w:name="List Bullet 5" w:semiHidden="1" w:unhideWhenUsed="1"/>
+    <w:lsdException w:name="List Number 2" w:semiHidden="1" w:unhideWhenUsed="1"/>
+    <w:lsdException w:name="List Number 3" w:semiHidden="1" w:unhideWhenUsed="1"/>
+    <w:lsdException w:name="List Number 4" w:semiHidden="1" w:unhideWhenUsed="1"/>
+    <w:lsdException w:name="List Number 5" w:semiHidden="1" w:unhideWhenUsed="1"/>
+    <w:lsdException w:name="Title" w:uiPriority="10" w:qFormat="1"/>
+    <w:lsdException w:name="Closing" w:semiHidden="1" w:unhideWhenUsed="1"/>
+    <w:lsdException w:name="Signature" w:semiHidden="1" w:unhideWhenUsed="1"/>
+    <w:lsdException w:name="Default Paragraph Font" w:semiHidden="1" w:uiPriority="1" w:unhideWhenUsed="1"/>
+    <w:lsdException w:name="Body Text" w:semiHidden="1" w:unhideWhenUsed="1"/>
+    <w:lsdException w:name="Body Text Indent" w:semiHidden="1" w:unhideWhenUsed="1"/>
+    <w:lsdException w:name="List Continue" w:semiHidden="1" w:unhideWhenUsed="1"/>
+    <w:lsdException w:name="List Continue 2" w:semiHidden="1" w:unhideWhenUsed="1"/>
+    <w:lsdException w:name="List Continue 3" w:semiHidden="1" w:unhideWhenUsed="1"/>
+    <w:lsdException w:name="List Continue 4" w:semiHidden="1" w:unhideWhenUsed="1"/>
+    <w:lsdException w:name="List Continue 5" w:semiHidden="1" w:unhideWhenUsed="1"/>
+    <w:lsdException w:name="Message Header" w:semiHidden="1" w:unhideWhenUsed="1"/>
+    <w:lsdException w:name="Subtitle" w:uiPriority="11" w:qFormat="1"/>
+    <w:lsdException w:name="Salutation" w:semiHidden="1" w:unhideWhenUsed="1"/>
+    <w:lsdException w:name="Date" w:semiHidden="1" w:unhideWhenUsed="1"/>
+    <w:lsdException w:name="Body Text First Indent" w:semiHidden="1" w:unhideWhenUsed="1"/>
+    <w:lsdException w:name="Body Text First Indent 2" w:semiHidden="1" w:unhideWhenUsed="1"/>
+    <w:lsdException w:name="Note Heading" w:semiHidden="1" w:unhideWhenUsed="1"/>
+    <w:lsdException w:name="Body Text 2" w:semiHidden="1" w:unhideWhenUsed="1"/>
+    <w:lsdException w:name="Body Text 3" w:semiHidden="1" w:unhideWhenUsed="1"/>
+    <w:lsdException w:name="Body Text Indent 2" w:semiHidden="1" w:unhideWhenUsed="1"/>
+    <w:lsdException w:name="Body Text Indent 3" w:semiHidden="1" w:unhideWhenUsed="1"/>
+    <w:lsdException w:name="Block Text" w:semiHidden="1" w:unhideWhenUsed="1"/>
+    <w:lsdException w:name="Hyperlink" w:semiHidden="1" w:unhideWhenUsed="1"/>
+    <w:lsdException w:name="FollowedHyperlink" w:semiHidden="1" w:unhideWhenUsed="1"/>
+    <w:lsdException w:name="Strong" w:uiPriority="22" w:qFormat="1"/>
+    <w:lsdException w:name="Emphasis" w:uiPriority="20" w:qFormat="1"/>
+    <w:lsdException w:name="Document Map" w:semiHidden="1" w:unhideWhenUsed="1"/>
+    <w:lsdException w:name="Plain Text" w:semiHidden="1" w:unhideWhenUsed="1"/>
+    <w:lsdException w:name="E-mail Signature" w:semiHidden="1" w:unhideWhenUsed="1"/>
+    <w:lsdException w:name="HTML Top of Form" w:semiHidden="1" w:unhideWhenUsed="1"/>
+    <w:lsdException w:name="HTML Bottom of Form" w:semiHidden="1" w:unhideWhenUsed="1"/>
+    <w:lsdException w:name="Normal (Web)" w:semiHidden="1" w:unhideWhenUsed="1"/>
+    <w:lsdException w:name="HTML Acronym" w:semiHidden="1" w:unhideWhenUsed="1"/>
+    <w:lsdException w:name="HTML Address" w:semiHidden="1" w:unhideWhenUsed="1"/>
+    <w:lsdException w:name="HTML Cite" w:semiHidden="1" w:unhideWhenUsed="1"/>
+    <w:lsdException w:name="HTML Code" w:semiHidden="1" w:unhideWhenUsed="1"/>
+    <w:lsdException w:name="HTML Definition" w:semiHidden="1" w:unhideWhenUsed="1"/>
+    <w:lsdException w:name="HTML Keyboard" w:semiHidden="1" w:unhideWhenUsed="1"/>
+    <w:lsdException w:name="HTML Preformatted" w:semiHidden="1" w:unhideWhenUsed="1"/>
+    <w:lsdException w:name="HTML Sample" w:semiHidden="1" w:unhideWhenUsed="1"/>
+    <w:lsdException w:name="HTML Typewriter" w:semiHidden="1" w:unhideWhenUsed="1"/>
+    <w:lsdException w:name="HTML Variable" w:semiHidden="1" w:unhideWhenUsed="1"/>
+    <w:lsdException w:name="Normal Table" w:semiHidden="1" w:unhideWhenUsed="1"/>
+    <w:lsdException w:name="annotation subject" w:semiHidden="1" w:unhideWhenUsed="1"/>
+    <w:lsdException w:name="No List" w:semiHidden="1" w:unhideWhenUsed="1"/>
+    <w:lsdException w:name="Outline List 1" w:semiHidden="1" w:unhideWhenUsed="1"/>
+    <w:lsdException w:name="Outline List 2" w:semiHidden="1" w:unhideWhenUsed="1"/>
+    <w:lsdException w:name="Outline List 3" w:semiHidden="1" w:unhideWhenUsed="1"/>
+    <w:lsdException w:name="Table Simple 1" w:semiHidden="1" w:unhideWhenUsed="1"/>
+    <w:lsdException w:name="Table Simple 2" w:semiHidden="1" w:unhideWhenUsed="1"/>
+    <w:lsdException w:name="Table Simple 3" w:semiHidden="1" w:unhideWhenUsed="1"/>
+    <w:lsdException w:name="Table Classic 1" w:semiHidden="1" w:unhideWhenUsed="1"/>
+    <w:lsdException w:name="Table Classic 2" w:semiHidden="1" w:unhideWhenUsed="1"/>
+    <w:lsdException w:name="Table Classic 3" w:semiHidden="1" w:unhideWhenUsed="1"/>
+    <w:lsdException w:name="Table Classic 4" w:semiHidden="1" w:unhideWhenUsed="1"/>
+    <w:lsdException w:name="Table Colorful 1" w:semiHidden="1" w:unhideWhenUsed="1"/>
+    <w:lsdException w:name="Table Colorful 2" w:semiHidden="1" w:unhideWhenUsed="1"/>
+    <w:lsdException w:name="Table Colorful 3" w:semiHidden="1" w:unhideWhenUsed="1"/>
+    <w:lsdException w:name="Table Columns 1" w:semiHidden="1" w:unhideWhenUsed="1"/>
+    <w:lsdException w:name="Table Columns 2" w:semiHidden="1" w:unhideWhenUsed="1"/>
+    <w:lsdException w:name="Table Columns 3" w:semiHidden="1" w:unhideWhenUsed="1"/>
+    <w:lsdException w:name="Table Columns 4" w:semiHidden="1" w:unhideWhenUsed="1"/>
+    <w:lsdException w:name="Table Columns 5" w:semiHidden="1" w:unhideWhenUsed="1"/>
+    <w:lsdException w:name="Table Grid 1" w:semiHidden="1" w:unhideWhenUsed="1"/>
+    <w:lsdException w:name="Table Grid 2" w:semiHidden="1" w:unhideWhenUsed="1"/>
+    <w:lsdException w:name="Table Grid 3" w:semiHidden="1" w:unhideWhenUsed="1"/>
+    <w:lsdException w:name="Table Grid 4" w:semiHidden="1" w:unhideWhenUsed="1"/>
+    <w:lsdException w:name="Table Grid 5" w:semiHidden="1" w:unhideWhenUsed="1"/>
+    <w:lsdException w:name="Table Grid 6" w:semiHidden="1" w:unhideWhenUsed="1"/>
+    <w:lsdException w:name="Table Grid 7" w:semiHidden="1" w:unhideWhenUsed="1"/>
+    <w:lsdException w:name="Table Grid 8" w:semiHidden="1" w:unhideWhenUsed="1"/>
+    <w:lsdException w:name="Table List 1" w:semiHidden="1" w:unhideWhenUsed="1"/>
+    <w:lsdException w:name="Table List 2" w:semiHidden="1" w:unhideWhenUsed="1"/>
+    <w:lsdException w:name="Table List 3" w:semiHidden="1" w:unhideWhenUsed="1"/>
+    <w:lsdException w:name="Table List 4" w:semiHidden="1" w:unhideWhenUsed="1"/>
+    <w:lsdException w:name="Table List 5" w:semiHidden="1" w:unhideWhenUsed="1"/>
+    <w:lsdException w:name="Table List 6" w:semiHidden="1" w:unhideWhenUsed="1"/>
+    <w:lsdException w:name="Table List 7" w:semiHidden="1" w:unhideWhenUsed="1"/>
+    <w:lsdException w:name="Table List 8" w:semiHidden="1" w:unhideWhenUsed="1"/>
+    <w:lsdException w:name="Table 3D effects 1" w:semiHidden="1" w:unhideWhenUsed="1"/>
+    <w:lsdException w:name="Table 3D effects 2" w:semiHidden="1" w:unhideWhenUsed="1"/>
+    <w:lsdException w:name="Table 3D effects 3" w:semiHidden="1" w:unhideWhenUsed="1"/>
+    <w:lsdException w:name="Table Contemporary" w:semiHidden="1" w:unhideWhenUsed="1"/>
+    <w:lsdException w:name="Table Elegant" w:semiHidden="1" w:unhideWhenUsed="1"/>
+    <w:lsdException w:name="Table Professional" w:semiHidden="1" w:unhideWhenUsed="1"/>
+    <w:lsdException w:name="Table Subtle 1" w:semiHidden="1" w:unhideWhenUsed="1"/>
+    <w:lsdException w:name="Table Subtle 2" w:semiHidden="1" w:unhideWhenUsed="1"/>
+    <w:lsdException w:name="Table Web 1" w:semiHidden="1" w:unhideWhenUsed="1"/>
+    <w:lsdException w:name="Table Web 2" w:semiHidden="1" w:unhideWhenUsed="1"/>
+    <w:lsdException w:name="Table Web 3" w:semiHidden="1" w:unhideWhenUsed="1"/>
+    <w:lsdException w:name="Balloon Text" w:semiHidden="1" w:unhideWhenUsed="1"/>
+    <w:lsdException w:name="Table Grid" w:uiPriority="39"/>
+    <w:lsdException w:name="Table Theme" w:semiHidden="1" w:unhideWhenUsed="1"/>
+    <w:lsdException w:name="Placeholder Text" w:semiHidden="1"/>
+    <w:lsdException w:name="No Spacing" w:uiPriority="1" w:qFormat="1"/>
+    <w:lsdException w:name="Light Shading" w:uiPriority="60"/>
+    <w:lsdException w:name="Light List" w:uiPriority="61"/>
+    <w:lsdException w:name="Light Grid" w:uiPriority="62"/>
+    <w:lsdException w:name="Medium Shading 1" w:uiPriority="63"/>
+    <w:lsdException w:name="Medium Shading 2" w:uiPriority="64"/>
+    <w:lsdException w:name="Medium List 1" w:uiPriority="65"/>
+    <w:lsdException w:name="Medium List 2" w:uiPriority="66"/>
+    <w:lsdException w:name="Medium Grid 1" w:uiPriority="67"/>
+    <w:lsdException w:name="Medium Grid 2" w:uiPriority="68"/>
+    <w:lsdException w:name="Medium Grid 3" w:uiPriority="69"/>
+    <w:lsdException w:name="Dark List" w:uiPriority="70"/>
+    <w:lsdException w:name="Colorful Shading" w:uiPriority="71"/>
+    <w:lsdException w:name="Colorful List" w:uiPriority="72"/>
+    <w:lsdException w:name="Colorful Grid" w:uiPriority="73"/>
+    <w:lsdException w:name="Light Shading Accent 1" w:uiPriority="60"/>
+    <w:lsdException w:name="Light List Accent 1" w:uiPriority="61"/>
+    <w:lsdException w:name="Light Grid Accent 1" w:uiPriority="62"/>
+    <w:lsdException w:name="Medium Shading 1 Accent 1" w:uiPriority="63"/>
+    <w:lsdException w:name="Medium Shading 2 Accent 1" w:uiPriority="64"/>
+    <w:lsdException w:name="Medium List 1 Accent 1" w:uiPriority="65"/>
+    <w:lsdException w:name="Revision" w:semiHidden="1"/>
+    <w:lsdException w:name="List Paragraph" w:uiPriority="34" w:qFormat="1"/>
+    <w:lsdException w:name="Quote" w:uiPriority="29" w:qFormat="1"/>
+    <w:lsdException w:name="Intense Quote" w:uiPriority="30" w:qFormat="1"/>
+    <w:lsdException w:name="Medium List 2 Accent 1" w:uiPriority="66"/>
+    <w:lsdException w:name="Medium Grid 1 Accent 1" w:uiPriority="67"/>
+    <w:lsdException w:name="Medium Grid 2 Accent 1" w:uiPriority="68"/>
+    <w:lsdException w:name="Medium Grid 3 Accent 1" w:uiPriority="69"/>
+    <w:lsdException w:name="Dark List Accent 1" w:uiPriority="70"/>
+    <w:lsdException w:name="Colorful Shading Accent 1" w:uiPriority="71"/>
+    <w:lsdException w:name="Colorful List Accent 1" w:uiPriority="72"/>
+    <w:lsdException w:name="Colorful Grid Accent 1" w:uiPriority="73"/>
+    <w:lsdException w:name="Light Shading Accent 2" w:uiPriority="60"/>
+    <w:lsdException w:name="Light List Accent 2" w:uiPriority="61"/>
+    <w:lsdException w:name="Light Grid Accent 2" w:uiPriority="62"/>
+    <w:lsdException w:name="Medium Shading 1 Accent 2" w:uiPriority="63"/>
+    <w:lsdException w:name="Medium Shading 2 Accent 2" w:uiPriority="64"/>
+    <w:lsdException w:name="Medium List 1 Accent 2" w:uiPriority="65"/>
+    <w:lsdException w:name="Medium List 2 Accent 2" w:uiPriority="66"/>
+    <w:lsdException w:name="Medium Grid 1 Accent 2" w:uiPriority="67"/>
+    <w:lsdException w:name="Medium Grid 2 Accent 2" w:uiPriority="68"/>
+    <w:lsdException w:name="Medium Grid 3 Accent 2" w:uiPriority="69"/>
+    <w:lsdException w:name="Dark List Accent 2" w:uiPriority="70"/>
+    <w:lsdException w:name="Colorful Shading Accent 2" w:uiPriority="71"/>
+    <w:lsdException w:name="Colorful List Accent 2" w:uiPriority="72"/>
+    <w:lsdException w:name="Colorful Grid Accent 2" w:uiPriority="73"/>
+    <w:lsdException w:name="Light Shading Accent 3" w:uiPriority="60"/>
+    <w:lsdException w:name="Light List Accent 3" w:uiPriority="61"/>
+    <w:lsdException w:name="Light Grid Accent 3" w:uiPriority="62"/>
+    <w:lsdException w:name="Medium Shading 1 Accent 3" w:uiPriority="63"/>
+    <w:lsdException w:name="Medium Shading 2 Accent 3" w:uiPriority="64"/>
+    <w:lsdException w:name="Medium List 1 Accent 3" w:uiPriority="65"/>
+    <w:lsdException w:name="Medium List 2 Accent 3" w:uiPriority="66"/>
+    <w:lsdException w:name="Medium Grid 1 Accent 3" w:uiPriority="67"/>
+    <w:lsdException w:name="Medium Grid 2 Accent 3" w:uiPriority="68"/>
+    <w:lsdException w:name="Medium Grid 3 Accent 3" w:uiPriority="69"/>
+    <w:lsdException w:name="Dark List Accent 3" w:uiPriority="70"/>
+    <w:lsdException w:name="Colorful Shading Accent 3" w:uiPriority="71"/>
+    <w:lsdException w:name="Colorful List Accent 3" w:uiPriority="72"/>
+    <w:lsdException w:name="Colorful Grid Accent 3" w:uiPriority="73"/>
+    <w:lsdException w:name="Light Shading Accent 4" w:uiPriority="60"/>
+    <w:lsdException w:name="Light List Accent 4" w:uiPriority="61"/>
+    <w:lsdException w:name="Light Grid Accent 4" w:uiPriority="62"/>
+    <w:lsdException w:name="Medium Shading 1 Accent 4" w:uiPriority="63"/>
+    <w:lsdException w:name="Medium Shading 2 Accent 4" w:uiPriority="64"/>
+    <w:lsdException w:name="Medium List 1 Accent 4" w:uiPriority="65"/>
+    <w:lsdException w:name="Medium List 2 Accent 4" w:uiPriority="66"/>
+    <w:lsdException w:name="Medium Grid 1 Accent 4" w:uiPriority="67"/>
+    <w:lsdException w:name="Medium Grid 2 Accent 4" w:uiPriority="68"/>
+    <w:lsdException w:name="Medium Grid 3 Accent 4" w:uiPriority="69"/>
+    <w:lsdException w:name="Dark List Accent 4" w:uiPriority="70"/>
+    <w:lsdException w:name="Colorful Shading Accent 4" w:uiPriority="71"/>
+    <w:lsdException w:name="Colorful List Accent 4" w:uiPriority="72"/>
+    <w:lsdException w:name="Colorful Grid Accent 4" w:uiPriority="73"/>
+    <w:lsdException w:name="Light Shading Accent 5" w:uiPriority="60"/>
+    <w:lsdException w:name="Light List Accent 5" w:uiPriority="61"/>
+    <w:lsdException w:name="Light Grid Accent 5" w:uiPriority="62"/>
+    <w:lsdException w:name="Medium Shading 1 Accent 5" w:uiPriority="63"/>
+    <w:lsdException w:name="Medium Shading 2 Accent 5" w:uiPriority="64"/>
+    <w:lsdException w:name="Medium List 1 Accent 5" w:uiPriority="65"/>
+    <w:lsdException w:name="Medium List 2 Accent 5" w:uiPriority="66"/>
+    <w:lsdException w:name="Medium Grid 1 Accent 5" w:uiPriority="67"/>
+    <w:lsdException w:name="Medium Grid 2 Accent 5" w:uiPriority="68"/>
+    <w:lsdException w:name="Medium Grid 3 Accent 5" w:uiPriority="69"/>
+    <w:lsdException w:name="Dark List Accent 5" w:uiPriority="70"/>
+    <w:lsdException w:name="Colorful Shading Accent 5" w:uiPriority="71"/>
+    <w:lsdException w:name="Colorful List Accent 5" w:uiPriority="72"/>
+    <w:lsdException w:name="Colorful Grid Accent 5" w:uiPriority="73"/>
+    <w:lsdException w:name="Light Shading Accent 6" w:uiPriority="60"/>
+    <w:lsdException w:name="Light List Accent 6" w:uiPriority="61"/>
+    <w:lsdException w:name="Light Grid Accent 6" w:uiPriority="62"/>
+    <w:lsdException w:name="Medium Shading 1 Accent 6" w:uiPriority="63"/>
+    <w:lsdException w:name="Medium Shading 2 Accent 6" w:uiPriority="64"/>
+    <w:lsdException w:name="Medium List 1 Accent 6" w:uiPriority="65"/>
+    <w:lsdException w:name="Medium List 2 Accent 6" w:uiPriority="66"/>
+    <w:lsdException w:name="Medium Grid 1 Accent 6" w:uiPriority="67"/>
+    <w:lsdException w:name="Medium Grid 2 Accent 6" w:uiPriority="68"/>
+    <w:lsdException w:name="Medium Grid 3 Accent 6" w:uiPriority="69"/>
+    <w:lsdException w:name="Dark List Accent 6" w:uiPriority="70"/>
+    <w:lsdException w:name="Colorful Shading Accent 6" w:uiPriority="71"/>
+    <w:lsdException w:name="Colorful List Accent 6" w:uiPriority="72"/>
+    <w:lsdException w:name="Colorful Grid Accent 6" w:uiPriority="73"/>
+    <w:lsdException w:name="Subtle Emphasis" w:uiPriority="19" w:qFormat="1"/>
+    <w:lsdException w:name="Intense Emphasis" w:uiPriority="21" w:qFormat="1"/>
+    <w:lsdException w:name="Subtle Reference" w:uiPriority="31" w:qFormat="1"/>
+    <w:lsdException w:name="Intense Reference" w:uiPriority="32" w:qFormat="1"/>
+    <w:lsdException w:name="Book Title" w:uiPriority="33" w:qFormat="1"/>
+    <w:lsdException w:name="Bibliography" w:semiHidden="1" w:uiPriority="37" w:unhideWhenUsed="1"/>
+    <w:lsdException w:name="TOC Heading" w:semiHidden="1" w:uiPriority="39" w:unhideWhenUsed="1" w:qFormat="1"/>
+    <w:lsdException w:name="Plain Table 1" w:uiPriority="41"/>
+    <w:lsdException w:name="Plain Table 2" w:uiPriority="42"/>
+    <w:lsdException w:name="Plain Table 3" w:uiPriority="43"/>
+    <w:lsdException w:name="Plain Table 4" w:uiPriority="44"/>
+    <w:lsdException w:name="Plain Table 5" w:uiPriority="45"/>
+    <w:lsdException w:name="Grid Table Light" w:uiPriority="40"/>
+    <w:lsdException w:name="Grid Table 1 Light" w:uiPriority="46"/>
+    <w:lsdException w:name="Grid Table 2" w:uiPriority="47"/>
+    <w:lsdException w:name="Grid Table 3" w:uiPriority="48"/>
+    <w:lsdException w:name="Grid Table 4" w:uiPriority="49"/>
+    <w:lsdException w:name="Grid Table 5 Dark" w:uiPriority="50"/>
+    <w:lsdException w:name="Grid Table 6 Colorful" w:uiPriority="51"/>
+    <w:lsdException w:name="Grid Table 7 Colorful" w:uiPriority="52"/>
+    <w:lsdException w:name="Grid Table 1 Light Accent 1" w:uiPriority="46"/>
+    <w:lsdException w:name="Grid Table 2 Accent 1" w:uiPriority="47"/>
+    <w:lsdException w:name="Grid Table 3 Accent 1" w:uiPriority="48"/>
+    <w:lsdException w:name="Grid Table 4 Accent 1" w:uiPriority="49"/>
+    <w:lsdException w:name="Grid Table 5 Dark Accent 1" w:uiPriority="50"/>
+    <w:lsdException w:name="Grid Table 6 Colorful Accent 1" w:uiPriority="51"/>
+    <w:lsdException w:name="Grid Table 7 Colorful Accent 1" w:uiPriority="52"/>
+    <w:lsdException w:name="Grid Table 1 Light Accent 2" w:uiPriority="46"/>
+    <w:lsdException w:name="Grid Table 2 Accent 2" w:uiPriority="47"/>
+    <w:lsdException w:name="Grid Table 3 Accent 2" w:uiPriority="48"/>
+    <w:lsdException w:name="Grid Table 4 Accent 2" w:uiPriority="49"/>
+    <w:lsdException w:name="Grid Table 5 Dark Accent 2" w:uiPriority="50"/>
+    <w:lsdException w:name="Grid Table 6 Colorful Accent 2" w:uiPriority="51"/>
+    <w:lsdException w:name="Grid Table 7 Colorful Accent 2" w:uiPriority="52"/>
+    <w:lsdException w:name="Grid Table 1 Light Accent 3" w:uiPriority="46"/>
+    <w:lsdException w:name="Grid Table 2 Accent 3" w:uiPriority="47"/>
+    <w:lsdException w:name="Grid Table 3 Accent 3" w:uiPriority="48"/>
+    <w:lsdException w:name="Grid Table 4 Accent 3" w:uiPriority="49"/>
+    <w:lsdException w:name="Grid Table 5 Dark Accent 3" w:uiPriority="50"/>
+    <w:lsdException w:name="Grid Table 6 Colorful Accent 3" w:uiPriority="51"/>
+    <w:lsdException w:name="Grid Table 7 Colorful Accent 3" w:uiPriority="52"/>
+    <w:lsdException w:name="Grid Table 1 Light Accent 4" w:uiPriority="46"/>
+    <w:lsdException w:name="Grid Table 2 Accent 4" w:uiPriority="47"/>
+    <w:lsdException w:name="Grid Table 3 Accent 4" w:uiPriority="48"/>
+    <w:lsdException w:name="Grid Table 4 Accent 4" w:uiPriority="49"/>
+    <w:lsdException w:name="Grid Table 5 Dark Accent 4" w:uiPriority="50"/>
+    <w:lsdException w:name="Grid Table 6 Colorful Accent 4" w:uiPriority="51"/>
+    <w:lsdException w:name="Grid Table 7 Colorful Accent 4" w:uiPriority="52"/>
+    <w:lsdException w:name="Grid Table 1 Light Accent 5" w:uiPriority="46"/>
+    <w:lsdException w:name="Grid Table 2 Accent 5" w:uiPriority="47"/>
+    <w:lsdException w:name="Grid Table 3 Accent 5" w:uiPriority="48"/>
+    <w:lsdException w:name="Grid Table 4 Accent 5" w:uiPriority="49"/>
+    <w:lsdException w:name="Grid Table 5 Dark Accent 5" w:uiPriority="50"/>
+    <w:lsdException w:name="Grid Table 6 Colorful Accent 5" w:uiPriority="51"/>
+    <w:lsdException w:name="Grid Table 7 Colorful Accent 5" w:uiPriority="52"/>
+    <w:lsdException w:name="Grid Table 1 Light Accent 6" w:uiPriority="46"/>
+    <w:lsdException w:name="Grid Table 2 Accent 6" w:uiPriority="47"/>
+    <w:lsdException w:name="Grid Table 3 Accent 6" w:uiPriority="48"/>
+    <w:lsdException w:name="Grid Table 4 Accent 6" w:uiPriority="49"/>
+    <w:lsdException w:name="Grid Table 5 Dark Accent 6" w:uiPriority="50"/>
+    <w:lsdException w:name="Grid Table 6 Colorful Accent 6" w:uiPriority="51"/>
+    <w:lsdException w:name="Grid Table 7 Colorful Accent 6" w:uiPriority="52"/>
+    <w:lsdException w:name="List Table 1 Light" w:uiPriority="46"/>
+    <w:lsdException w:name="List Table 2" w:uiPriority="47"/>
+    <w:lsdException w:name="List Table 3" w:uiPriority="48"/>
+    <w:lsdException w:name="List Table 4" w:uiPriority="49"/>
+    <w:lsdException w:name="List Table 5 Dark" w:uiPriority="50"/>
+    <w:lsdException w:name="List Table 6 Colorful" w:uiPriority="51"/>
+    <w:lsdException w:name="List Table 7 Colorful" w:uiPriority="52"/>
+    <w:lsdException w:name="List Table 1 Light Accent 1" w:uiPriority="46"/>
+    <w:lsdException w:name="List Table 2 Accent 1" w:uiPriority="47"/>
+    <w:lsdException w:name="List Table 3 Accent 1" w:uiPriority="48"/>
+    <w:lsdException w:name="List Table 4 Accent 1" w:uiPriority="49"/>
+    <w:lsdException w:name="List Table 5 Dark Accent 1" w:uiPriority="50"/>
+    <w:lsdException w:name="List Table 6 Colorful Accent 1" w:uiPriority="51"/>
+    <w:lsdException w:name="List Table 7 Colorful Accent 1" w:uiPriority="52"/>
+    <w:lsdException w:name="List Table 1 Light Accent 2" w:uiPriority="46"/>
+    <w:lsdException w:name="List Table 2 Accent 2" w:uiPriority="47"/>
+    <w:lsdException w:name="List Table 3 Accent 2" w:uiPriority="48"/>
+    <w:lsdException w:name="List Table 4 Accent 2" w:uiPriority="49"/>
+    <w:lsdException w:name="List Table 5 Dark Accent 2" w:uiPriority="50"/>
+    <w:lsdException w:name="List Table 6 Colorful Accent 2" w:uiPriority="51"/>
+    <w:lsdException w:name="List Table 7 Colorful Accent 2" w:uiPriority="52"/>
+    <w:lsdException w:name="List Table 1 Light Accent 3" w:uiPriority="46"/>
+    <w:lsdException w:name="List Table 2 Accent 3" w:uiPriority="47"/>
+    <w:lsdException w:name="List Table 3 Accent 3" w:uiPriority="48"/>
+    <w:lsdException w:name="List Table 4 Accent 3" w:uiPriority="49"/>
+    <w:lsdException w:name="List Table 5 Dark Accent 3" w:uiPriority="50"/>
+    <w:lsdException w:name="List Table 6 Colorful Accent 3" w:uiPriority="51"/>
+    <w:lsdException w:name="List Table 7 Colorful Accent 3" w:uiPriority="52"/>
+    <w:lsdException w:name="List Table 1 Light Accent 4" w:uiPriority="46"/>
+    <w:lsdException w:name="List Table 2 Accent 4" w:uiPriority="47"/>
+    <w:lsdException w:name="List Table 3 Accent 4" w:uiPriority="48"/>
+    <w:lsdException w:name="List Table 4 Accent 4" w:uiPriority="49"/>
+    <w:lsdException w:name="List Table 5 Dark Accent 4" w:uiPriority="50"/>
+    <w:lsdException w:name="List Table 6 Colorful Accent 4" w:uiPriority="51"/>
+    <w:lsdException w:name="List Table 7 Colorful Accent 4" w:uiPriority="52"/>
+    <w:lsdException w:name="List Table 1 Light Accent 5" w:uiPriority="46"/>
+    <w:lsdException w:name="List Table 2 Accent 5" w:uiPriority="47"/>
+    <w:lsdException w:name="List Table 3 Accent 5" w:uiPriority="48"/>
+    <w:lsdException w:name="List Table 4 Accent 5" w:uiPriority="49"/>
+    <w:lsdException w:name="List Table 5 Dark Accent 5" w:uiPriority="50"/>
+    <w:lsdException w:name="List Table 6 Colorful Accent 5" w:uiPriority="51"/>
+    <w:lsdException w:name="List Table 7 Colorful Accent 5" w:uiPriority="52"/>
+    <w:lsdException w:name="List Table 1 Light Accent 6" w:uiPriority="46"/>
+    <w:lsdException w:name="List Table 2 Accent 6" w:uiPriority="47"/>
+    <w:lsdException w:name="List Table 3 Accent 6" w:uiPriority="48"/>
+    <w:lsdException w:name="List Table 4 Accent 6" w:uiPriority="49"/>
+    <w:lsdException w:name="List Table 5 Dark Accent 6" w:uiPriority="50"/>
+    <w:lsdException w:name="List Table 6 Colorful Accent 6" w:uiPriority="51"/>
+    <w:lsdException w:name="List Table 7 Colorful Accent 6" w:uiPriority="52"/>
+    <w:lsdException w:name="Mention" w:semiHidden="1" w:unhideWhenUsed="1"/>
+    <w:lsdException w:name="Smart Hyperlink" w:semiHidden="1" w:unhideWhenUsed="1"/>
+    <w:lsdException w:name="Hashtag" w:semiHidden="1" w:unhideWhenUsed="1"/>
+    <w:lsdException w:name="Unresolved Mention" w:semiHidden="1" w:unhideWhenUsed="1"/>
+    <w:lsdException w:name="Smart Link" w:semiHidden="1" w:unhideWhenUsed="1"/>
+  </w:latentStyles>
+  <w:style w:type="paragraph" w:default="1" w:styleId="Normal">
+    <w:name w:val="Normal"/>
     <w:qFormat/>
-    <w:rPr>
-      <w:sz w:val="56"/>
-      <w:szCs w:val="56"/>
-    </w:rPr>
   </w:style>
   <w:style w:type="paragraph" w:styleId="Heading1">
-    <w:name w:val="Heading 1"/>
-    <w:basedOn w:val="Normal"/>
-    <w:next w:val="Normal"/>
+    <w:name w:val="heading 1"/>
+    <w:uiPriority w:val="9"/>
     <w:qFormat/>
+    <w:pPr>
+      <w:pBdr>
+        <w:bottom w:val="single" w:sz="16" w:space="6" w:color="0090FC"/>
+      </w:pBdr>
+      <w:spacing w:before="460" w:after="160"/>
+      <w:outlineLvl w:val="0"/>
+    </w:pPr>
     <w:rPr>
-      <w:color w:val="2E74B5"/>
-      <w:sz w:val="32"/>
-      <w:szCs w:val="32"/>
+      <w:rFonts w:ascii="Georgia" w:eastAsia="Georgia" w:hAnsi="Georgia" w:cs="Georgia"/>
+      <w:b/>
+      <w:bCs/>
+      <w:color w:val="293C5B"/>
+      <w:sz w:val="30"/>
+      <w:szCs w:val="30"/>
     </w:rPr>
   </w:style>
   <w:style w:type="paragraph" w:styleId="Heading2">
-    <w:name w:val="Heading 2"/>
-    <w:basedOn w:val="Normal"/>
-    <w:next w:val="Normal"/>
+    <w:name w:val="heading 2"/>
+    <w:uiPriority w:val="9"/>
+    <w:unhideWhenUsed/>
     <w:qFormat/>
+    <w:pPr>
+      <w:spacing w:before="240" w:after="100"/>
+      <w:outlineLvl w:val="1"/>
+    </w:pPr>
     <w:rPr>
-      <w:color w:val="2E74B5"/>
-      <w:sz w:val="26"/>
-      <w:szCs w:val="26"/>
+      <w:rFonts w:ascii="Georgia" w:eastAsia="Georgia" w:hAnsi="Georgia" w:cs="Georgia"/>
+      <w:b/>
+      <w:bCs/>
+      <w:color w:val="0056A7"/>
+      <w:sz w:val="24"/>
+      <w:szCs w:val="24"/>
     </w:rPr>
   </w:style>
   <w:style w:type="paragraph" w:styleId="Heading3">
-    <w:name w:val="Heading 3"/>
-    <w:basedOn w:val="Normal"/>
-    <w:next w:val="Normal"/>
+    <w:name w:val="heading 3"/>
+    <w:uiPriority w:val="9"/>
+    <w:semiHidden/>
+    <w:unhideWhenUsed/>
     <w:qFormat/>
+    <w:pPr>
+      <w:outlineLvl w:val="2"/>
+    </w:pPr>
     <w:rPr>
       <w:color w:val="1F4D78"/>
       <w:sz w:val="24"/>
@@ -3013,10 +4985,14 @@
     </w:rPr>
   </w:style>
   <w:style w:type="paragraph" w:styleId="Heading4">
-    <w:name w:val="Heading 4"/>
-    <w:basedOn w:val="Normal"/>
-    <w:next w:val="Normal"/>
+    <w:name w:val="heading 4"/>
+    <w:uiPriority w:val="9"/>
+    <w:semiHidden/>
+    <w:unhideWhenUsed/>
     <w:qFormat/>
+    <w:pPr>
+      <w:outlineLvl w:val="3"/>
+    </w:pPr>
     <w:rPr>
       <w:i/>
       <w:iCs/>
@@ -3024,27 +5000,69 @@
     </w:rPr>
   </w:style>
   <w:style w:type="paragraph" w:styleId="Heading5">
-    <w:name w:val="Heading 5"/>
-    <w:basedOn w:val="Normal"/>
-    <w:next w:val="Normal"/>
+    <w:name w:val="heading 5"/>
+    <w:uiPriority w:val="9"/>
+    <w:semiHidden/>
+    <w:unhideWhenUsed/>
     <w:qFormat/>
+    <w:pPr>
+      <w:outlineLvl w:val="4"/>
+    </w:pPr>
     <w:rPr>
       <w:color w:val="2E74B5"/>
     </w:rPr>
   </w:style>
   <w:style w:type="paragraph" w:styleId="Heading6">
-    <w:name w:val="Heading 6"/>
-    <w:basedOn w:val="Normal"/>
-    <w:next w:val="Normal"/>
+    <w:name w:val="heading 6"/>
+    <w:uiPriority w:val="9"/>
+    <w:semiHidden/>
+    <w:unhideWhenUsed/>
     <w:qFormat/>
+    <w:pPr>
+      <w:outlineLvl w:val="5"/>
+    </w:pPr>
     <w:rPr>
       <w:color w:val="1F4D78"/>
     </w:rPr>
   </w:style>
-  <w:style w:type="paragraph" w:styleId="Strong">
-    <w:name w:val="Strong"/>
-    <w:basedOn w:val="Normal"/>
-    <w:next w:val="Normal"/>
+  <w:style w:type="character" w:default="1" w:styleId="DefaultParagraphFont">
+    <w:name w:val="Default Paragraph Font"/>
+    <w:uiPriority w:val="1"/>
+    <w:semiHidden/>
+    <w:unhideWhenUsed/>
+  </w:style>
+  <w:style w:type="table" w:default="1" w:styleId="TableNormal">
+    <w:name w:val="Normal Table"/>
+    <w:uiPriority w:val="99"/>
+    <w:semiHidden/>
+    <w:unhideWhenUsed/>
+    <w:tblPr>
+      <w:tblInd w:w="0" w:type="dxa"/>
+      <w:tblCellMar>
+        <w:top w:w="0" w:type="dxa"/>
+        <w:left w:w="108" w:type="dxa"/>
+        <w:bottom w:w="0" w:type="dxa"/>
+        <w:right w:w="108" w:type="dxa"/>
+      </w:tblCellMar>
+    </w:tblPr>
+  </w:style>
+  <w:style w:type="numbering" w:default="1" w:styleId="NoList">
+    <w:name w:val="No List"/>
+    <w:uiPriority w:val="99"/>
+    <w:semiHidden/>
+    <w:unhideWhenUsed/>
+  </w:style>
+  <w:style w:type="paragraph" w:styleId="Title">
+    <w:name w:val="Title"/>
+    <w:uiPriority w:val="10"/>
+    <w:qFormat/>
+    <w:rPr>
+      <w:sz w:val="56"/>
+      <w:szCs w:val="56"/>
+    </w:rPr>
+  </w:style>
+  <w:style w:type="paragraph" w:customStyle="1" w:styleId="Strong1">
+    <w:name w:val="Strong1"/>
     <w:qFormat/>
     <w:rPr>
       <w:b/>
@@ -3053,12 +5071,10 @@
   </w:style>
   <w:style w:type="paragraph" w:styleId="ListParagraph">
     <w:name w:val="List Paragraph"/>
-    <w:basedOn w:val="Normal"/>
     <w:qFormat/>
   </w:style>
   <w:style w:type="character" w:styleId="Hyperlink">
     <w:name w:val="Hyperlink"/>
-    <w:basedOn w:val="DefaultParagraphFont"/>
     <w:uiPriority w:val="99"/>
     <w:unhideWhenUsed/>
     <w:rPr>
@@ -3068,7 +5084,6 @@
   </w:style>
   <w:style w:type="character" w:styleId="FootnoteReference">
     <w:name w:val="footnote reference"/>
-    <w:basedOn w:val="DefaultParagraphFont"/>
     <w:uiPriority w:val="99"/>
     <w:semiHidden/>
     <w:unhideWhenUsed/>
@@ -3078,22 +5093,17 @@
   </w:style>
   <w:style w:type="paragraph" w:styleId="FootnoteText">
     <w:name w:val="footnote text"/>
-    <w:basedOn w:val="Normal"/>
     <w:link w:val="FootnoteTextChar"/>
     <w:uiPriority w:val="99"/>
     <w:semiHidden/>
     <w:unhideWhenUsed/>
-    <w:pPr>
-      <w:spacing w:after="0" w:line="240" w:lineRule="auto"/>
-    </w:pPr>
     <w:rPr>
       <w:sz w:val="20"/>
       <w:szCs w:val="20"/>
     </w:rPr>
   </w:style>
-  <w:style w:type="character" w:styleId="FootnoteTextChar">
+  <w:style w:type="character" w:customStyle="1" w:styleId="FootnoteTextChar">
     <w:name w:val="Footnote Text Char"/>
-    <w:basedOn w:val="DefaultParagraphFont"/>
     <w:link w:val="FootnoteText"/>
     <w:uiPriority w:val="99"/>
     <w:semiHidden/>
@@ -3105,7 +5115,6 @@
   </w:style>
   <w:style w:type="character" w:styleId="EndnoteReference">
     <w:name w:val="endnote reference"/>
-    <w:basedOn w:val="DefaultParagraphFont"/>
     <w:uiPriority w:val="99"/>
     <w:semiHidden/>
     <w:unhideWhenUsed/>
@@ -3115,22 +5124,17 @@
   </w:style>
   <w:style w:type="paragraph" w:styleId="EndnoteText">
     <w:name w:val="endnote text"/>
-    <w:basedOn w:val="Normal"/>
     <w:link w:val="EndnoteTextChar"/>
     <w:uiPriority w:val="99"/>
     <w:semiHidden/>
     <w:unhideWhenUsed/>
-    <w:pPr>
-      <w:spacing w:after="0" w:line="240" w:lineRule="auto"/>
-    </w:pPr>
     <w:rPr>
       <w:sz w:val="20"/>
       <w:szCs w:val="20"/>
     </w:rPr>
   </w:style>
-  <w:style w:type="character" w:styleId="EndnoteTextChar">
+  <w:style w:type="character" w:customStyle="1" w:styleId="EndnoteTextChar">
     <w:name w:val="Endnote Text Char"/>
-    <w:basedOn w:val="DefaultParagraphFont"/>
     <w:link w:val="EndnoteText"/>
     <w:uiPriority w:val="99"/>
     <w:semiHidden/>
@@ -3140,42 +5144,345 @@
       <w:szCs w:val="20"/>
     </w:rPr>
   </w:style>
-  <w:style w:type="paragraph" w:styleId="Heading1">
-    <w:name w:val="Heading 1"/>
+  <w:style w:type="paragraph" w:styleId="TOC1">
+    <w:name w:val="toc 1"/>
     <w:basedOn w:val="Normal"/>
     <w:next w:val="Normal"/>
-    <w:qFormat/>
+    <w:autoRedefine/>
+    <w:uiPriority w:val="39"/>
+    <w:unhideWhenUsed/>
+    <w:rsid w:val="00F33A50"/>
     <w:pPr>
-      <w:pBdr>
-        <w:bottom w:val="single" w:color="0090FC" w:sz="16" w:space="6"/>
-      </w:pBdr>
-      <w:spacing w:after="160" w:before="460"/>
+      <w:spacing w:after="100"/>
     </w:pPr>
-    <w:rPr>
-      <w:rFonts w:ascii="Georgia" w:cs="Georgia" w:eastAsia="Georgia" w:hAnsi="Georgia"/>
-      <w:b/>
-      <w:bCs/>
-      <w:color w:val="293C5B"/>
-      <w:sz w:val="30"/>
-      <w:szCs w:val="30"/>
-    </w:rPr>
   </w:style>
-  <w:style w:type="paragraph" w:styleId="Heading2">
-    <w:name w:val="Heading 2"/>
+  <w:style w:type="paragraph" w:styleId="TOC2">
+    <w:name w:val="toc 2"/>
     <w:basedOn w:val="Normal"/>
     <w:next w:val="Normal"/>
-    <w:qFormat/>
+    <w:autoRedefine/>
+    <w:uiPriority w:val="39"/>
+    <w:unhideWhenUsed/>
+    <w:rsid w:val="00F33A50"/>
     <w:pPr>
-      <w:spacing w:after="100" w:before="240"/>
+      <w:spacing w:after="100"/>
+      <w:ind w:left="220"/>
     </w:pPr>
-    <w:rPr>
-      <w:rFonts w:ascii="Georgia" w:cs="Georgia" w:eastAsia="Georgia" w:hAnsi="Georgia"/>
-      <w:b/>
-      <w:bCs/>
-      <w:color w:val="0056A7"/>
-      <w:sz w:val="24"/>
-      <w:szCs w:val="24"/>
-    </w:rPr>
   </w:style>
 </w:styles>
+</file>
+
+<file path=word/theme/theme1.xml><?xml version="1.0" encoding="utf-8"?>
+<a:theme xmlns:a="http://schemas.openxmlformats.org/drawingml/2006/main" name="Office Theme">
+  <a:themeElements>
+    <a:clrScheme name="Office">
+      <a:dk1>
+        <a:sysClr val="windowText" lastClr="000000"/>
+      </a:dk1>
+      <a:lt1>
+        <a:sysClr val="window" lastClr="FFFFFF"/>
+      </a:lt1>
+      <a:dk2>
+        <a:srgbClr val="0E2841"/>
+      </a:dk2>
+      <a:lt2>
+        <a:srgbClr val="E8E8E8"/>
+      </a:lt2>
+      <a:accent1>
+        <a:srgbClr val="156082"/>
+      </a:accent1>
+      <a:accent2>
+        <a:srgbClr val="E97132"/>
+      </a:accent2>
+      <a:accent3>
+        <a:srgbClr val="196B24"/>
+      </a:accent3>
+      <a:accent4>
+        <a:srgbClr val="0F9ED5"/>
+      </a:accent4>
+      <a:accent5>
+        <a:srgbClr val="A02B93"/>
+      </a:accent5>
+      <a:accent6>
+        <a:srgbClr val="4EA72E"/>
+      </a:accent6>
+      <a:hlink>
+        <a:srgbClr val="467886"/>
+      </a:hlink>
+      <a:folHlink>
+        <a:srgbClr val="96607D"/>
+      </a:folHlink>
+    </a:clrScheme>
+    <a:fontScheme name="Office">
+      <a:majorFont>
+        <a:latin typeface="Aptos Display" panose="02110004020202020204"/>
+        <a:ea typeface=""/>
+        <a:cs typeface=""/>
+        <a:font script="Jpan" typeface="游ゴシック Light"/>
+        <a:font script="Hang" typeface="맑은 고딕"/>
+        <a:font script="Hans" typeface="等线 Light"/>
+        <a:font script="Hant" typeface="新細明體"/>
+        <a:font script="Arab" typeface="Times New Roman"/>
+        <a:font script="Hebr" typeface="Times New Roman"/>
+        <a:font script="Thai" typeface="Angsana New"/>
+        <a:font script="Ethi" typeface="Nyala"/>
+        <a:font script="Beng" typeface="Vrinda"/>
+        <a:font script="Gujr" typeface="Shruti"/>
+        <a:font script="Khmr" typeface="MoolBoran"/>
+        <a:font script="Knda" typeface="Tunga"/>
+        <a:font script="Guru" typeface="Raavi"/>
+        <a:font script="Cans" typeface="Euphemia"/>
+        <a:font script="Cher" typeface="Plantagenet Cherokee"/>
+        <a:font script="Yiii" typeface="Microsoft Yi Baiti"/>
+        <a:font script="Tibt" typeface="Microsoft Himalaya"/>
+        <a:font script="Thaa" typeface="MV Boli"/>
+        <a:font script="Deva" typeface="Mangal"/>
+        <a:font script="Telu" typeface="Gautami"/>
+        <a:font script="Taml" typeface="Latha"/>
+        <a:font script="Syrc" typeface="Estrangelo Edessa"/>
+        <a:font script="Orya" typeface="Kalinga"/>
+        <a:font script="Mlym" typeface="Kartika"/>
+        <a:font script="Laoo" typeface="DokChampa"/>
+        <a:font script="Sinh" typeface="Iskoola Pota"/>
+        <a:font script="Mong" typeface="Mongolian Baiti"/>
+        <a:font script="Viet" typeface="Times New Roman"/>
+        <a:font script="Uigh" typeface="Microsoft Uighur"/>
+        <a:font script="Geor" typeface="Sylfaen"/>
+        <a:font script="Armn" typeface="Arial"/>
+        <a:font script="Bugi" typeface="Leelawadee UI"/>
+        <a:font script="Bopo" typeface="Microsoft JhengHei"/>
+        <a:font script="Java" typeface="Javanese Text"/>
+        <a:font script="Lisu" typeface="Segoe UI"/>
+        <a:font script="Mymr" typeface="Myanmar Text"/>
+        <a:font script="Nkoo" typeface="Ebrima"/>
+        <a:font script="Olck" typeface="Nirmala UI"/>
+        <a:font script="Osma" typeface="Ebrima"/>
+        <a:font script="Phag" typeface="Phagspa"/>
+        <a:font script="Syrn" typeface="Estrangelo Edessa"/>
+        <a:font script="Syrj" typeface="Estrangelo Edessa"/>
+        <a:font script="Syre" typeface="Estrangelo Edessa"/>
+        <a:font script="Sora" typeface="Nirmala UI"/>
+        <a:font script="Tale" typeface="Microsoft Tai Le"/>
+        <a:font script="Talu" typeface="Microsoft New Tai Lue"/>
+        <a:font script="Tfng" typeface="Ebrima"/>
+      </a:majorFont>
+      <a:minorFont>
+        <a:latin typeface="Aptos" panose="02110004020202020204"/>
+        <a:ea typeface=""/>
+        <a:cs typeface=""/>
+        <a:font script="Jpan" typeface="游明朝"/>
+        <a:font script="Hang" typeface="맑은 고딕"/>
+        <a:font script="Hans" typeface="等线"/>
+        <a:font script="Hant" typeface="新細明體"/>
+        <a:font script="Arab" typeface="Arial"/>
+        <a:font script="Hebr" typeface="Arial"/>
+        <a:font script="Thai" typeface="Cordia New"/>
+        <a:font script="Ethi" typeface="Nyala"/>
+        <a:font script="Beng" typeface="Vrinda"/>
+        <a:font script="Gujr" typeface="Shruti"/>
+        <a:font script="Khmr" typeface="DaunPenh"/>
+        <a:font script="Knda" typeface="Tunga"/>
+        <a:font script="Guru" typeface="Raavi"/>
+        <a:font script="Cans" typeface="Euphemia"/>
+        <a:font script="Cher" typeface="Plantagenet Cherokee"/>
+        <a:font script="Yiii" typeface="Microsoft Yi Baiti"/>
+        <a:font script="Tibt" typeface="Microsoft Himalaya"/>
+        <a:font script="Thaa" typeface="MV Boli"/>
+        <a:font script="Deva" typeface="Mangal"/>
+        <a:font script="Telu" typeface="Gautami"/>
+        <a:font script="Taml" typeface="Latha"/>
+        <a:font script="Syrc" typeface="Estrangelo Edessa"/>
+        <a:font script="Orya" typeface="Kalinga"/>
+        <a:font script="Mlym" typeface="Kartika"/>
+        <a:font script="Laoo" typeface="DokChampa"/>
+        <a:font script="Sinh" typeface="Iskoola Pota"/>
+        <a:font script="Mong" typeface="Mongolian Baiti"/>
+        <a:font script="Viet" typeface="Arial"/>
+        <a:font script="Uigh" typeface="Microsoft Uighur"/>
+        <a:font script="Geor" typeface="Sylfaen"/>
+        <a:font script="Armn" typeface="Arial"/>
+        <a:font script="Bugi" typeface="Leelawadee UI"/>
+        <a:font script="Bopo" typeface="Microsoft JhengHei"/>
+        <a:font script="Java" typeface="Javanese Text"/>
+        <a:font script="Lisu" typeface="Segoe UI"/>
+        <a:font script="Mymr" typeface="Myanmar Text"/>
+        <a:font script="Nkoo" typeface="Ebrima"/>
+        <a:font script="Olck" typeface="Nirmala UI"/>
+        <a:font script="Osma" typeface="Ebrima"/>
+        <a:font script="Phag" typeface="Phagspa"/>
+        <a:font script="Syrn" typeface="Estrangelo Edessa"/>
+        <a:font script="Syrj" typeface="Estrangelo Edessa"/>
+        <a:font script="Syre" typeface="Estrangelo Edessa"/>
+        <a:font script="Sora" typeface="Nirmala UI"/>
+        <a:font script="Tale" typeface="Microsoft Tai Le"/>
+        <a:font script="Talu" typeface="Microsoft New Tai Lue"/>
+        <a:font script="Tfng" typeface="Ebrima"/>
+      </a:minorFont>
+    </a:fontScheme>
+    <a:fmtScheme name="Office">
+      <a:fillStyleLst>
+        <a:solidFill>
+          <a:schemeClr val="phClr"/>
+        </a:solidFill>
+        <a:gradFill rotWithShape="1">
+          <a:gsLst>
+            <a:gs pos="0">
+              <a:schemeClr val="phClr">
+                <a:lumMod val="110000"/>
+                <a:satMod val="105000"/>
+                <a:tint val="67000"/>
+              </a:schemeClr>
+            </a:gs>
+            <a:gs pos="50000">
+              <a:schemeClr val="phClr">
+                <a:lumMod val="105000"/>
+                <a:satMod val="103000"/>
+                <a:tint val="73000"/>
+              </a:schemeClr>
+            </a:gs>
+            <a:gs pos="100000">
+              <a:schemeClr val="phClr">
+                <a:lumMod val="105000"/>
+                <a:satMod val="109000"/>
+                <a:tint val="81000"/>
+              </a:schemeClr>
+            </a:gs>
+          </a:gsLst>
+          <a:lin ang="5400000" scaled="0"/>
+        </a:gradFill>
+        <a:gradFill rotWithShape="1">
+          <a:gsLst>
+            <a:gs pos="0">
+              <a:schemeClr val="phClr">
+                <a:satMod val="103000"/>
+                <a:lumMod val="102000"/>
+                <a:tint val="94000"/>
+              </a:schemeClr>
+            </a:gs>
+            <a:gs pos="50000">
+              <a:schemeClr val="phClr">
+                <a:satMod val="110000"/>
+                <a:lumMod val="100000"/>
+                <a:shade val="100000"/>
+              </a:schemeClr>
+            </a:gs>
+            <a:gs pos="100000">
+              <a:schemeClr val="phClr">
+                <a:lumMod val="99000"/>
+                <a:satMod val="120000"/>
+                <a:shade val="78000"/>
+              </a:schemeClr>
+            </a:gs>
+          </a:gsLst>
+          <a:lin ang="5400000" scaled="0"/>
+        </a:gradFill>
+      </a:fillStyleLst>
+      <a:lnStyleLst>
+        <a:ln w="12700" cap="flat" cmpd="sng" algn="ctr">
+          <a:solidFill>
+            <a:schemeClr val="phClr"/>
+          </a:solidFill>
+          <a:prstDash val="solid"/>
+          <a:miter lim="800000"/>
+        </a:ln>
+        <a:ln w="19050" cap="flat" cmpd="sng" algn="ctr">
+          <a:solidFill>
+            <a:schemeClr val="phClr"/>
+          </a:solidFill>
+          <a:prstDash val="solid"/>
+          <a:miter lim="800000"/>
+        </a:ln>
+        <a:ln w="25400" cap="flat" cmpd="sng" algn="ctr">
+          <a:solidFill>
+            <a:schemeClr val="phClr"/>
+          </a:solidFill>
+          <a:prstDash val="solid"/>
+          <a:miter lim="800000"/>
+        </a:ln>
+      </a:lnStyleLst>
+      <a:effectStyleLst>
+        <a:effectStyle>
+          <a:effectLst/>
+        </a:effectStyle>
+        <a:effectStyle>
+          <a:effectLst/>
+        </a:effectStyle>
+        <a:effectStyle>
+          <a:effectLst>
+            <a:outerShdw blurRad="57150" dist="19050" dir="5400000" algn="ctr" rotWithShape="0">
+              <a:srgbClr val="000000">
+                <a:alpha val="63000"/>
+              </a:srgbClr>
+            </a:outerShdw>
+          </a:effectLst>
+        </a:effectStyle>
+      </a:effectStyleLst>
+      <a:bgFillStyleLst>
+        <a:solidFill>
+          <a:schemeClr val="phClr"/>
+        </a:solidFill>
+        <a:solidFill>
+          <a:schemeClr val="phClr">
+            <a:tint val="95000"/>
+            <a:satMod val="170000"/>
+          </a:schemeClr>
+        </a:solidFill>
+        <a:gradFill rotWithShape="1">
+          <a:gsLst>
+            <a:gs pos="0">
+              <a:schemeClr val="phClr">
+                <a:tint val="93000"/>
+                <a:satMod val="150000"/>
+                <a:shade val="98000"/>
+                <a:lumMod val="102000"/>
+              </a:schemeClr>
+            </a:gs>
+            <a:gs pos="50000">
+              <a:schemeClr val="phClr">
+                <a:tint val="98000"/>
+                <a:satMod val="130000"/>
+                <a:shade val="90000"/>
+                <a:lumMod val="103000"/>
+              </a:schemeClr>
+            </a:gs>
+            <a:gs pos="100000">
+              <a:schemeClr val="phClr">
+                <a:shade val="63000"/>
+                <a:satMod val="120000"/>
+              </a:schemeClr>
+            </a:gs>
+          </a:gsLst>
+          <a:lin ang="5400000" scaled="0"/>
+        </a:gradFill>
+      </a:bgFillStyleLst>
+    </a:fmtScheme>
+  </a:themeElements>
+  <a:objectDefaults>
+    <a:lnDef>
+      <a:spPr/>
+      <a:bodyPr/>
+      <a:lstStyle/>
+      <a:style>
+        <a:lnRef idx="2">
+          <a:schemeClr val="accent1"/>
+        </a:lnRef>
+        <a:fillRef idx="0">
+          <a:schemeClr val="accent1"/>
+        </a:fillRef>
+        <a:effectRef idx="1">
+          <a:schemeClr val="accent1"/>
+        </a:effectRef>
+        <a:fontRef idx="minor">
+          <a:schemeClr val="tx1"/>
+        </a:fontRef>
+      </a:style>
+    </a:lnDef>
+  </a:objectDefaults>
+  <a:extraClrSchemeLst/>
+  <a:extLst>
+    <a:ext uri="{05A4C25C-085E-4340-85A3-A5531E510DB2}">
+      <thm15:themeFamily xmlns:thm15="http://schemas.microsoft.com/office/thememl/2012/main" name="Office Theme" id="{2E142A2C-CD16-42D6-873A-C26D2A0506FA}" vid="{1BDDFF52-6CD6-40A5-AB3C-68EB2F1E4D0A}"/>
+    </a:ext>
+  </a:extLst>
+</a:theme>
 </file>
--- a/Q3_Digital_Form_Development/Q3_Response.docx
+++ b/Q3_Digital_Form_Development/Q3_Response.docx
@@ -146,15 +146,7 @@
         <w:t xml:space="preserve">Instrument: </w:t>
       </w:r>
       <w:r>
-        <w:t xml:space="preserve">Household_Questionnaire_HH2026v1.docx — Integrated Child Health and Antimicrobial Resistance Survey, </w:t>
-      </w:r>
-      <w:proofErr w:type="spellStart"/>
-      <w:r>
-        <w:t>Bansara</w:t>
-      </w:r>
-      <w:proofErr w:type="spellEnd"/>
-      <w:r>
-        <w:t xml:space="preserve"> State</w:t>
+        <w:t xml:space="preserve">Household_Questionnaire_HH2026v1.docx — Integrated Child Health and Antimicrobial Resistance Survey, Bansara State</w:t>
       </w:r>
     </w:p>
     <w:p>
@@ -212,23 +204,7 @@
         <w:t xml:space="preserve">Tools validated: </w:t>
       </w:r>
       <w:r>
-        <w:t xml:space="preserve">Python 3.14.6, </w:t>
-      </w:r>
-      <w:proofErr w:type="spellStart"/>
-      <w:r>
-        <w:t>pyxform</w:t>
-      </w:r>
-      <w:proofErr w:type="spellEnd"/>
-      <w:r>
-        <w:t xml:space="preserve"> 4.5.0, Java (Eclipse </w:t>
-      </w:r>
-      <w:proofErr w:type="spellStart"/>
-      <w:r>
-        <w:t>Temurin</w:t>
-      </w:r>
-      <w:proofErr w:type="spellEnd"/>
-      <w:r>
-        <w:t>) 21.0.12+8 for ODK Validate</w:t>
+        <w:t xml:space="preserve">Python 3.14.6, pyxform 4.5.0, Java (Eclipse Temurin) 21.0.12+8 for ODK Validate</w:t>
       </w:r>
     </w:p>
     <w:p>
@@ -273,11 +249,7 @@
           </w:pPr>
           <w:r>
             <w:fldChar w:fldCharType="begin"/>
-          </w:r>
-          <w:r>
             <w:instrText>TOC \h \o "1-2"</w:instrText>
-          </w:r>
-          <w:r>
             <w:fldChar w:fldCharType="separate"/>
           </w:r>
           <w:hyperlink w:anchor="_Toc236386595" w:history="1">
@@ -293,40 +265,10 @@
                 <w:noProof/>
               </w:rPr>
               <w:tab/>
-            </w:r>
-            <w:r>
-              <w:rPr>
-                <w:noProof/>
-              </w:rPr>
               <w:fldChar w:fldCharType="begin"/>
-            </w:r>
-            <w:r>
-              <w:rPr>
-                <w:noProof/>
-              </w:rPr>
               <w:instrText xml:space="preserve"> PAGEREF _Toc236386595 \h </w:instrText>
-            </w:r>
-            <w:r>
-              <w:rPr>
-                <w:noProof/>
-              </w:rPr>
-            </w:r>
-            <w:r>
-              <w:rPr>
-                <w:noProof/>
-              </w:rPr>
               <w:fldChar w:fldCharType="separate"/>
-            </w:r>
-            <w:r>
-              <w:rPr>
-                <w:noProof/>
-              </w:rPr>
               <w:t>1</w:t>
-            </w:r>
-            <w:r>
-              <w:rPr>
-                <w:noProof/>
-              </w:rPr>
               <w:fldChar w:fldCharType="end"/>
             </w:r>
           </w:hyperlink>
@@ -354,40 +296,10 @@
                 <w:noProof/>
               </w:rPr>
               <w:tab/>
-            </w:r>
-            <w:r>
-              <w:rPr>
-                <w:noProof/>
-              </w:rPr>
               <w:fldChar w:fldCharType="begin"/>
-            </w:r>
-            <w:r>
-              <w:rPr>
-                <w:noProof/>
-              </w:rPr>
               <w:instrText xml:space="preserve"> PAGEREF _Toc236386596 \h </w:instrText>
-            </w:r>
-            <w:r>
-              <w:rPr>
-                <w:noProof/>
-              </w:rPr>
-            </w:r>
-            <w:r>
-              <w:rPr>
-                <w:noProof/>
-              </w:rPr>
               <w:fldChar w:fldCharType="separate"/>
-            </w:r>
-            <w:r>
-              <w:rPr>
-                <w:noProof/>
-              </w:rPr>
               <w:t>1</w:t>
-            </w:r>
-            <w:r>
-              <w:rPr>
-                <w:noProof/>
-              </w:rPr>
               <w:fldChar w:fldCharType="end"/>
             </w:r>
           </w:hyperlink>
@@ -415,40 +327,10 @@
                 <w:noProof/>
               </w:rPr>
               <w:tab/>
-            </w:r>
-            <w:r>
-              <w:rPr>
-                <w:noProof/>
-              </w:rPr>
               <w:fldChar w:fldCharType="begin"/>
-            </w:r>
-            <w:r>
-              <w:rPr>
-                <w:noProof/>
-              </w:rPr>
               <w:instrText xml:space="preserve"> PAGEREF _Toc236386597 \h </w:instrText>
-            </w:r>
-            <w:r>
-              <w:rPr>
-                <w:noProof/>
-              </w:rPr>
-            </w:r>
-            <w:r>
-              <w:rPr>
-                <w:noProof/>
-              </w:rPr>
               <w:fldChar w:fldCharType="separate"/>
-            </w:r>
-            <w:r>
-              <w:rPr>
-                <w:noProof/>
-              </w:rPr>
               <w:t>1</w:t>
-            </w:r>
-            <w:r>
-              <w:rPr>
-                <w:noProof/>
-              </w:rPr>
               <w:fldChar w:fldCharType="end"/>
             </w:r>
           </w:hyperlink>
@@ -476,40 +358,10 @@
                 <w:noProof/>
               </w:rPr>
               <w:tab/>
-            </w:r>
-            <w:r>
-              <w:rPr>
-                <w:noProof/>
-              </w:rPr>
               <w:fldChar w:fldCharType="begin"/>
-            </w:r>
-            <w:r>
-              <w:rPr>
-                <w:noProof/>
-              </w:rPr>
               <w:instrText xml:space="preserve"> PAGEREF _Toc236386598 \h </w:instrText>
-            </w:r>
-            <w:r>
-              <w:rPr>
-                <w:noProof/>
-              </w:rPr>
-            </w:r>
-            <w:r>
-              <w:rPr>
-                <w:noProof/>
-              </w:rPr>
               <w:fldChar w:fldCharType="separate"/>
-            </w:r>
-            <w:r>
-              <w:rPr>
-                <w:noProof/>
-              </w:rPr>
               <w:t>1</w:t>
-            </w:r>
-            <w:r>
-              <w:rPr>
-                <w:noProof/>
-              </w:rPr>
               <w:fldChar w:fldCharType="end"/>
             </w:r>
           </w:hyperlink>
@@ -537,40 +389,10 @@
                 <w:noProof/>
               </w:rPr>
               <w:tab/>
-            </w:r>
-            <w:r>
-              <w:rPr>
-                <w:noProof/>
-              </w:rPr>
               <w:fldChar w:fldCharType="begin"/>
-            </w:r>
-            <w:r>
-              <w:rPr>
-                <w:noProof/>
-              </w:rPr>
               <w:instrText xml:space="preserve"> PAGEREF _Toc236386599 \h </w:instrText>
-            </w:r>
-            <w:r>
-              <w:rPr>
-                <w:noProof/>
-              </w:rPr>
-            </w:r>
-            <w:r>
-              <w:rPr>
-                <w:noProof/>
-              </w:rPr>
               <w:fldChar w:fldCharType="separate"/>
-            </w:r>
-            <w:r>
-              <w:rPr>
-                <w:noProof/>
-              </w:rPr>
               <w:t>1</w:t>
-            </w:r>
-            <w:r>
-              <w:rPr>
-                <w:noProof/>
-              </w:rPr>
               <w:fldChar w:fldCharType="end"/>
             </w:r>
           </w:hyperlink>
@@ -598,40 +420,10 @@
                 <w:noProof/>
               </w:rPr>
               <w:tab/>
-            </w:r>
-            <w:r>
-              <w:rPr>
-                <w:noProof/>
-              </w:rPr>
               <w:fldChar w:fldCharType="begin"/>
-            </w:r>
-            <w:r>
-              <w:rPr>
-                <w:noProof/>
-              </w:rPr>
               <w:instrText xml:space="preserve"> PAGEREF _Toc236386600 \h </w:instrText>
-            </w:r>
-            <w:r>
-              <w:rPr>
-                <w:noProof/>
-              </w:rPr>
-            </w:r>
-            <w:r>
-              <w:rPr>
-                <w:noProof/>
-              </w:rPr>
               <w:fldChar w:fldCharType="separate"/>
-            </w:r>
-            <w:r>
-              <w:rPr>
-                <w:noProof/>
-              </w:rPr>
               <w:t>1</w:t>
-            </w:r>
-            <w:r>
-              <w:rPr>
-                <w:noProof/>
-              </w:rPr>
               <w:fldChar w:fldCharType="end"/>
             </w:r>
           </w:hyperlink>
@@ -659,40 +451,10 @@
                 <w:noProof/>
               </w:rPr>
               <w:tab/>
-            </w:r>
-            <w:r>
-              <w:rPr>
-                <w:noProof/>
-              </w:rPr>
               <w:fldChar w:fldCharType="begin"/>
-            </w:r>
-            <w:r>
-              <w:rPr>
-                <w:noProof/>
-              </w:rPr>
               <w:instrText xml:space="preserve"> PAGEREF _Toc236386601 \h </w:instrText>
-            </w:r>
-            <w:r>
-              <w:rPr>
-                <w:noProof/>
-              </w:rPr>
-            </w:r>
-            <w:r>
-              <w:rPr>
-                <w:noProof/>
-              </w:rPr>
               <w:fldChar w:fldCharType="separate"/>
-            </w:r>
-            <w:r>
-              <w:rPr>
-                <w:noProof/>
-              </w:rPr>
               <w:t>1</w:t>
-            </w:r>
-            <w:r>
-              <w:rPr>
-                <w:noProof/>
-              </w:rPr>
               <w:fldChar w:fldCharType="end"/>
             </w:r>
           </w:hyperlink>
@@ -720,40 +482,10 @@
                 <w:noProof/>
               </w:rPr>
               <w:tab/>
-            </w:r>
-            <w:r>
-              <w:rPr>
-                <w:noProof/>
-              </w:rPr>
               <w:fldChar w:fldCharType="begin"/>
-            </w:r>
-            <w:r>
-              <w:rPr>
-                <w:noProof/>
-              </w:rPr>
               <w:instrText xml:space="preserve"> PAGEREF _Toc236386602 \h </w:instrText>
-            </w:r>
-            <w:r>
-              <w:rPr>
-                <w:noProof/>
-              </w:rPr>
-            </w:r>
-            <w:r>
-              <w:rPr>
-                <w:noProof/>
-              </w:rPr>
               <w:fldChar w:fldCharType="separate"/>
-            </w:r>
-            <w:r>
-              <w:rPr>
-                <w:noProof/>
-              </w:rPr>
               <w:t>1</w:t>
-            </w:r>
-            <w:r>
-              <w:rPr>
-                <w:noProof/>
-              </w:rPr>
               <w:fldChar w:fldCharType="end"/>
             </w:r>
           </w:hyperlink>
@@ -781,40 +513,10 @@
                 <w:noProof/>
               </w:rPr>
               <w:tab/>
-            </w:r>
-            <w:r>
-              <w:rPr>
-                <w:noProof/>
-              </w:rPr>
               <w:fldChar w:fldCharType="begin"/>
-            </w:r>
-            <w:r>
-              <w:rPr>
-                <w:noProof/>
-              </w:rPr>
               <w:instrText xml:space="preserve"> PAGEREF _Toc236386603 \h </w:instrText>
-            </w:r>
-            <w:r>
-              <w:rPr>
-                <w:noProof/>
-              </w:rPr>
-            </w:r>
-            <w:r>
-              <w:rPr>
-                <w:noProof/>
-              </w:rPr>
               <w:fldChar w:fldCharType="separate"/>
-            </w:r>
-            <w:r>
-              <w:rPr>
-                <w:noProof/>
-              </w:rPr>
               <w:t>1</w:t>
-            </w:r>
-            <w:r>
-              <w:rPr>
-                <w:noProof/>
-              </w:rPr>
               <w:fldChar w:fldCharType="end"/>
             </w:r>
           </w:hyperlink>
@@ -842,40 +544,10 @@
                 <w:noProof/>
               </w:rPr>
               <w:tab/>
-            </w:r>
-            <w:r>
-              <w:rPr>
-                <w:noProof/>
-              </w:rPr>
               <w:fldChar w:fldCharType="begin"/>
-            </w:r>
-            <w:r>
-              <w:rPr>
-                <w:noProof/>
-              </w:rPr>
               <w:instrText xml:space="preserve"> PAGEREF _Toc236386604 \h </w:instrText>
-            </w:r>
-            <w:r>
-              <w:rPr>
-                <w:noProof/>
-              </w:rPr>
-            </w:r>
-            <w:r>
-              <w:rPr>
-                <w:noProof/>
-              </w:rPr>
               <w:fldChar w:fldCharType="separate"/>
-            </w:r>
-            <w:r>
-              <w:rPr>
-                <w:noProof/>
-              </w:rPr>
               <w:t>1</w:t>
-            </w:r>
-            <w:r>
-              <w:rPr>
-                <w:noProof/>
-              </w:rPr>
               <w:fldChar w:fldCharType="end"/>
             </w:r>
           </w:hyperlink>
@@ -903,40 +575,10 @@
                 <w:noProof/>
               </w:rPr>
               <w:tab/>
-            </w:r>
-            <w:r>
-              <w:rPr>
-                <w:noProof/>
-              </w:rPr>
               <w:fldChar w:fldCharType="begin"/>
-            </w:r>
-            <w:r>
-              <w:rPr>
-                <w:noProof/>
-              </w:rPr>
               <w:instrText xml:space="preserve"> PAGEREF _Toc236386605 \h </w:instrText>
-            </w:r>
-            <w:r>
-              <w:rPr>
-                <w:noProof/>
-              </w:rPr>
-            </w:r>
-            <w:r>
-              <w:rPr>
-                <w:noProof/>
-              </w:rPr>
               <w:fldChar w:fldCharType="separate"/>
-            </w:r>
-            <w:r>
-              <w:rPr>
-                <w:noProof/>
-              </w:rPr>
               <w:t>1</w:t>
-            </w:r>
-            <w:r>
-              <w:rPr>
-                <w:noProof/>
-              </w:rPr>
               <w:fldChar w:fldCharType="end"/>
             </w:r>
           </w:hyperlink>
@@ -964,40 +606,10 @@
                 <w:noProof/>
               </w:rPr>
               <w:tab/>
-            </w:r>
-            <w:r>
-              <w:rPr>
-                <w:noProof/>
-              </w:rPr>
               <w:fldChar w:fldCharType="begin"/>
-            </w:r>
-            <w:r>
-              <w:rPr>
-                <w:noProof/>
-              </w:rPr>
               <w:instrText xml:space="preserve"> PAGEREF _Toc236386606 \h </w:instrText>
-            </w:r>
-            <w:r>
-              <w:rPr>
-                <w:noProof/>
-              </w:rPr>
-            </w:r>
-            <w:r>
-              <w:rPr>
-                <w:noProof/>
-              </w:rPr>
               <w:fldChar w:fldCharType="separate"/>
-            </w:r>
-            <w:r>
-              <w:rPr>
-                <w:noProof/>
-              </w:rPr>
               <w:t>1</w:t>
-            </w:r>
-            <w:r>
-              <w:rPr>
-                <w:noProof/>
-              </w:rPr>
               <w:fldChar w:fldCharType="end"/>
             </w:r>
           </w:hyperlink>
@@ -1025,40 +637,10 @@
                 <w:noProof/>
               </w:rPr>
               <w:tab/>
-            </w:r>
-            <w:r>
-              <w:rPr>
-                <w:noProof/>
-              </w:rPr>
               <w:fldChar w:fldCharType="begin"/>
-            </w:r>
-            <w:r>
-              <w:rPr>
-                <w:noProof/>
-              </w:rPr>
               <w:instrText xml:space="preserve"> PAGEREF _Toc236386607 \h </w:instrText>
-            </w:r>
-            <w:r>
-              <w:rPr>
-                <w:noProof/>
-              </w:rPr>
-            </w:r>
-            <w:r>
-              <w:rPr>
-                <w:noProof/>
-              </w:rPr>
               <w:fldChar w:fldCharType="separate"/>
-            </w:r>
-            <w:r>
-              <w:rPr>
-                <w:noProof/>
-              </w:rPr>
               <w:t>1</w:t>
-            </w:r>
-            <w:r>
-              <w:rPr>
-                <w:noProof/>
-              </w:rPr>
               <w:fldChar w:fldCharType="end"/>
             </w:r>
           </w:hyperlink>
@@ -1086,40 +668,10 @@
                 <w:noProof/>
               </w:rPr>
               <w:tab/>
-            </w:r>
-            <w:r>
-              <w:rPr>
-                <w:noProof/>
-              </w:rPr>
               <w:fldChar w:fldCharType="begin"/>
-            </w:r>
-            <w:r>
-              <w:rPr>
-                <w:noProof/>
-              </w:rPr>
               <w:instrText xml:space="preserve"> PAGEREF _Toc236386608 \h </w:instrText>
-            </w:r>
-            <w:r>
-              <w:rPr>
-                <w:noProof/>
-              </w:rPr>
-            </w:r>
-            <w:r>
-              <w:rPr>
-                <w:noProof/>
-              </w:rPr>
               <w:fldChar w:fldCharType="separate"/>
-            </w:r>
-            <w:r>
-              <w:rPr>
-                <w:noProof/>
-              </w:rPr>
               <w:t>1</w:t>
-            </w:r>
-            <w:r>
-              <w:rPr>
-                <w:noProof/>
-              </w:rPr>
               <w:fldChar w:fldCharType="end"/>
             </w:r>
           </w:hyperlink>
@@ -1147,40 +699,10 @@
                 <w:noProof/>
               </w:rPr>
               <w:tab/>
-            </w:r>
-            <w:r>
-              <w:rPr>
-                <w:noProof/>
-              </w:rPr>
               <w:fldChar w:fldCharType="begin"/>
-            </w:r>
-            <w:r>
-              <w:rPr>
-                <w:noProof/>
-              </w:rPr>
               <w:instrText xml:space="preserve"> PAGEREF _Toc236386609 \h </w:instrText>
-            </w:r>
-            <w:r>
-              <w:rPr>
-                <w:noProof/>
-              </w:rPr>
-            </w:r>
-            <w:r>
-              <w:rPr>
-                <w:noProof/>
-              </w:rPr>
               <w:fldChar w:fldCharType="separate"/>
-            </w:r>
-            <w:r>
-              <w:rPr>
-                <w:noProof/>
-              </w:rPr>
               <w:t>1</w:t>
-            </w:r>
-            <w:r>
-              <w:rPr>
-                <w:noProof/>
-              </w:rPr>
               <w:fldChar w:fldCharType="end"/>
             </w:r>
           </w:hyperlink>
@@ -1208,40 +730,10 @@
                 <w:noProof/>
               </w:rPr>
               <w:tab/>
-            </w:r>
-            <w:r>
-              <w:rPr>
-                <w:noProof/>
-              </w:rPr>
               <w:fldChar w:fldCharType="begin"/>
-            </w:r>
-            <w:r>
-              <w:rPr>
-                <w:noProof/>
-              </w:rPr>
               <w:instrText xml:space="preserve"> PAGEREF _Toc236386610 \h </w:instrText>
-            </w:r>
-            <w:r>
-              <w:rPr>
-                <w:noProof/>
-              </w:rPr>
-            </w:r>
-            <w:r>
-              <w:rPr>
-                <w:noProof/>
-              </w:rPr>
               <w:fldChar w:fldCharType="separate"/>
-            </w:r>
-            <w:r>
-              <w:rPr>
-                <w:noProof/>
-              </w:rPr>
               <w:t>1</w:t>
-            </w:r>
-            <w:r>
-              <w:rPr>
-                <w:noProof/>
-              </w:rPr>
               <w:fldChar w:fldCharType="end"/>
             </w:r>
           </w:hyperlink>
@@ -1269,40 +761,10 @@
                 <w:noProof/>
               </w:rPr>
               <w:tab/>
-            </w:r>
-            <w:r>
-              <w:rPr>
-                <w:noProof/>
-              </w:rPr>
               <w:fldChar w:fldCharType="begin"/>
-            </w:r>
-            <w:r>
-              <w:rPr>
-                <w:noProof/>
-              </w:rPr>
               <w:instrText xml:space="preserve"> PAGEREF _Toc236386611 \h </w:instrText>
-            </w:r>
-            <w:r>
-              <w:rPr>
-                <w:noProof/>
-              </w:rPr>
-            </w:r>
-            <w:r>
-              <w:rPr>
-                <w:noProof/>
-              </w:rPr>
               <w:fldChar w:fldCharType="separate"/>
-            </w:r>
-            <w:r>
-              <w:rPr>
-                <w:noProof/>
-              </w:rPr>
               <w:t>1</w:t>
-            </w:r>
-            <w:r>
-              <w:rPr>
-                <w:noProof/>
-              </w:rPr>
               <w:fldChar w:fldCharType="end"/>
             </w:r>
           </w:hyperlink>
@@ -1330,40 +792,10 @@
                 <w:noProof/>
               </w:rPr>
               <w:tab/>
-            </w:r>
-            <w:r>
-              <w:rPr>
-                <w:noProof/>
-              </w:rPr>
               <w:fldChar w:fldCharType="begin"/>
-            </w:r>
-            <w:r>
-              <w:rPr>
-                <w:noProof/>
-              </w:rPr>
               <w:instrText xml:space="preserve"> PAGEREF _Toc236386612 \h </w:instrText>
-            </w:r>
-            <w:r>
-              <w:rPr>
-                <w:noProof/>
-              </w:rPr>
-            </w:r>
-            <w:r>
-              <w:rPr>
-                <w:noProof/>
-              </w:rPr>
               <w:fldChar w:fldCharType="separate"/>
-            </w:r>
-            <w:r>
-              <w:rPr>
-                <w:noProof/>
-              </w:rPr>
               <w:t>1</w:t>
-            </w:r>
-            <w:r>
-              <w:rPr>
-                <w:noProof/>
-              </w:rPr>
               <w:fldChar w:fldCharType="end"/>
             </w:r>
           </w:hyperlink>
@@ -1391,40 +823,10 @@
                 <w:noProof/>
               </w:rPr>
               <w:tab/>
-            </w:r>
-            <w:r>
-              <w:rPr>
-                <w:noProof/>
-              </w:rPr>
               <w:fldChar w:fldCharType="begin"/>
-            </w:r>
-            <w:r>
-              <w:rPr>
-                <w:noProof/>
-              </w:rPr>
               <w:instrText xml:space="preserve"> PAGEREF _Toc236386613 \h </w:instrText>
-            </w:r>
-            <w:r>
-              <w:rPr>
-                <w:noProof/>
-              </w:rPr>
-            </w:r>
-            <w:r>
-              <w:rPr>
-                <w:noProof/>
-              </w:rPr>
               <w:fldChar w:fldCharType="separate"/>
-            </w:r>
-            <w:r>
-              <w:rPr>
-                <w:noProof/>
-              </w:rPr>
               <w:t>1</w:t>
-            </w:r>
-            <w:r>
-              <w:rPr>
-                <w:noProof/>
-              </w:rPr>
               <w:fldChar w:fldCharType="end"/>
             </w:r>
           </w:hyperlink>
@@ -1458,7 +860,7 @@
         <w:jc w:val="both"/>
       </w:pPr>
       <w:r>
-        <w:t>This is a direct response to Question 3's fourteen numbered requirements, in the order the question paper states them. Each section quotes the requirement, states the answer, and links to the primary file in the repository that carries the full technical detail — the constraint register, the specimen-label proof, the codebook, and so on. This document does not reproduce those files; it answers the question and points to the evidence.</w:t>
+        <w:t>This document answers Question 3's fourteen numbered requirements in order. Each section quotes the requirement, gives the answer, and links to the file in the repository that has the full detail behind it — the constraint register, the specimen-label proof, the codebook, and so on. It does not repeat those files here; it answers the question and points to where the evidence lives.</w:t>
       </w:r>
     </w:p>
     <w:p>
@@ -1467,7 +869,7 @@
         <w:jc w:val="both"/>
       </w:pPr>
       <w:r>
-        <w:t>A separate document, Q3_Process_and_Design_Record.docx, tells the fuller story of how this was built and tested, including corrections made along the way. This document is the answer; that one is the account of arriving at it.</w:t>
+        <w:t>A separate document, Q3_Process_and_Design_Record.docx, tells the fuller story of how this was built and tested, including mistakes made and fixed along the way. This document is the answer; that one is the story of how it was reached.</w:t>
       </w:r>
     </w:p>
     <w:p>
@@ -1485,7 +887,7 @@
         <w:spacing w:after="160"/>
       </w:pPr>
       <w:r>
-        <w:t>The question paper states its own evaluation criteria directly, and this response is organised to be checkable against them rather than treated as a checklist to satisfy incidentally:</w:t>
+        <w:t>The question paper states its own marking criteria directly, and this response is organised so it can be checked against them, not just treated as a checklist:</w:t>
       </w:r>
     </w:p>
     <w:p>
@@ -1511,7 +913,7 @@
         <w:jc w:val="both"/>
       </w:pPr>
       <w:r>
-        <w:t>Six of the stated operating conditions map to specific, named design decisions in this response, not general mobile-data-collection advice: the 2GB/9-day-offline condition to the settlement-list mechanism (Requirement 6) and the deployment plan (Requirement 10); the 38%-low-English-confidence condition to the honest bilingual policy (Requirement 3's coding scheme and the language documentation); the likely-mid-round-change condition to the versioning plan actually exercised across three published versions (Requirement 10); the specimen-to-lab reconciliation condition to the check-digit and duplicate-label work (Requirements 7-8); and the 94-interview fraud case named directly as the design driver for the fabrication-detection fields (Requirement 11), including a field the paper form does not have at all — an interview start time.</w:t>
+        <w:t>Six of the stated field conditions map directly to specific decisions in this response, not general advice: the 2GB memory / 9-day-offline condition drove the settlement-list mechanism (Requirement 6) and the deployment plan (Requirement 10); the fact that 38% of enumerators are not confident readers of English drove the bilingual policy (Requirement 3 and the language documentation); the likely mid-round change drove the versioning plan, actually used across three published versions (Requirement 10); the lab's specimen-reconciliation requirement drove the check-digit and duplicate-label work (Requirements 7-8); and the real fraud case in the operating conditions (94 interviews averaging 4 minutes each) is the direct reason for the fabrication-detection fields in Requirement 11, including a field the paper form does not even have: an interview start time.</w:t>
       </w:r>
     </w:p>
     <w:p>
@@ -1537,7 +939,7 @@
         <w:jc w:val="both"/>
       </w:pPr>
       <w:r>
-        <w:t>Nine defects are named, not implied, each with a stated resolved-in-form or escalated decision and the reasoning for choosing one over the other (Requirement 5) — including a defect that would have been invisible without reading the paper form's own "office use" column against a routing question two lines below it (D-01), and a defect the operating conditions themselves supply the motive to find: the paper form has no interview start time at all, which is exactly the gap that let the 94-interview fraud case in the operating conditions go undetected until fieldwork closed (D-06). One defect — the missing medicine list at question 4.13 — was handled under direct correction after an initial instinct to paper over it with substitute content; that correction is disclosed in full in the process record rather than left out, because judicious handling includes being corrected.</w:t>
+        <w:t>Nine defects are named outright, not hinted at, each with a clear decision — fixed in the form, or flagged for the ministry — and the reasoning behind it (Requirement 5). One would have been easy to miss: the paper form's own “office use” column contradicts a routing question two lines below it (D-01). Another is one the operating conditions themselves point to: the paper form has no interview start time at all, which is exactly the gap that let the 94-interview fraud case go undetected until fieldwork closed (D-06). One defect — the missing medicine list at question 4.13 — was first handled badly, by trying to paper over the gap with substitute content, then corrected. That correction is disclosed in full in the process record rather than left out, because handling something well includes being willing to be corrected.</w:t>
       </w:r>
     </w:p>
     <w:p>
@@ -1586,23 +988,7 @@
       </w:pPr>
       <w:r>
         <w:lastRenderedPageBreak/>
-        <w:t xml:space="preserve">Built. The full questionnaire is implemented: Section 1 (household identification) through Section 7 (close-out and supervisor review), including the Section 3 roster, the Section 4 child module and Section 5 specimen section nested inside each eligible roster row (see Requirement 4 below for why), and a separate supervisor-review group. Converted with </w:t>
-      </w:r>
-      <w:proofErr w:type="spellStart"/>
-      <w:r>
-        <w:t>pyxform</w:t>
-      </w:r>
-      <w:proofErr w:type="spellEnd"/>
-      <w:r>
-        <w:t xml:space="preserve"> 4.5.0 under Python 3.14.6, including the Java-based ODK Validate structural check (Eclipse </w:t>
-      </w:r>
-      <w:proofErr w:type="spellStart"/>
-      <w:r>
-        <w:t>Temurin</w:t>
-      </w:r>
-      <w:proofErr w:type="spellEnd"/>
-      <w:r>
-        <w:t xml:space="preserve"> 21.0.12+8) — the same validator ODK Central runs before accepting a form. Result: "Conversion complete!", exit code 0, two non-blocking warnings, both explained rather than silently present.</w:t>
+        <w:t xml:space="preserve">Built. The whole questionnaire is implemented, Section 1 through Section 7, including the Section 3 roster, with the Section 4 child module and Section 5 specimen section nested inside each eligible person's row (see Requirement 4 for why), plus a separate supervisor-review section. Converted with pyxform 4.5.0 under Python 3.14.6, including the same structural check (ODK Validate) that Central itself runs before accepting a form. Result: “Conversion complete!”, no errors, two harmless warnings — both explained below rather than left unmentioned.</w:t>
       </w:r>
     </w:p>
     <w:p>
@@ -1611,15 +997,7 @@
         <w:jc w:val="both"/>
       </w:pPr>
       <w:r>
-        <w:t xml:space="preserve">Beyond the conversion check, the form has been deployed and exercised on two real platforms: </w:t>
-      </w:r>
-      <w:proofErr w:type="spellStart"/>
-      <w:r>
-        <w:t>KoboToolbox</w:t>
-      </w:r>
-      <w:proofErr w:type="spellEnd"/>
-      <w:r>
-        <w:t>, and a self-hosted ODK Central instance the candidate provisioned independently on an Oracle Cloud VM. That live testing is what a static conversion check cannot substitute for, and it found two real defects (see the process record, Section 18), both fixed in the version below.</w:t>
+        <w:t xml:space="preserve">Beyond just converting cleanly, the form has actually been deployed and used on two real platforms: KoboToolbox, and a self-hosted ODK Central instance set up independently on a cloud server. That kind of live testing catches things a conversion check alone cannot — it found two real bugs (see the process record, Section 18), both fixed in the version described below.</w:t>
       </w:r>
     </w:p>
     <w:p>
@@ -1749,15 +1127,7 @@
         <w:jc w:val="both"/>
       </w:pPr>
       <w:r>
-        <w:t xml:space="preserve">constraint_register.csv carries 29 rows, one per constraint, range, or consistency check, each recording the field, the paper question number, the rule, what it prevents, and its source — a named file in the reference data, or an explicit "my judgement" where no source exists (for example, the anthropometry ranges, padded around WHO Child Growth Standards since no </w:t>
-      </w:r>
-      <w:proofErr w:type="spellStart"/>
-      <w:r>
-        <w:t>Bansara</w:t>
-      </w:r>
-      <w:proofErr w:type="spellEnd"/>
-      <w:r>
-        <w:t>-specific distribution was supplied). The register is generated by the same script that builds the form, scripts/build_form.py, from the same field definitions — there is no separate document to fall out of sync with the form as it changes.</w:t>
+        <w:t xml:space="preserve">constraint_register.csv has one row per rule, range, or consistency check — 29 in total. Each row records the field, the paper question number, the rule, what it prevents, and where it came from: a named source file, or plainly “my judgement” when there was not one (for example, the anthropometry ranges, padded around WHO Child Growth Standards since no Bansara-specific data was supplied). The register is generated by the same script that builds the form, so the two can never drift apart the way a separately-maintained document could.</w:t>
       </w:r>
     </w:p>
     <w:p>
@@ -1837,25 +1207,7 @@
           <w:iCs/>
           <w:color w:val="293C5B"/>
         </w:rPr>
-        <w:t xml:space="preserve">Handle the coding scheme properly. The questionnaire uses sentinel codes for non-response and, in places, uses them inside fields that also carry measurements. Explain how you have stored these so that the analysis team cannot mistake a sentinel for a </w:t>
-      </w:r>
-      <w:proofErr w:type="gramStart"/>
-      <w:r>
-        <w:rPr>
-          <w:i/>
-          <w:iCs/>
-          <w:color w:val="293C5B"/>
-        </w:rPr>
-        <w:t>value, and</w:t>
-      </w:r>
-      <w:proofErr w:type="gramEnd"/>
-      <w:r>
-        <w:rPr>
-          <w:i/>
-          <w:iCs/>
-          <w:color w:val="293C5B"/>
-        </w:rPr>
-        <w:t xml:space="preserve"> identify every place in the questionnaire where a coding category collides with a non-response code.</w:t>
+        <w:t xml:space="preserve">Handle the coding scheme properly. The questionnaire uses sentinel codes for non-response and, in places, uses them inside fields that also carry measurements. Explain how you have stored these so that the analysis team cannot mistake a sentinel for a value, and identify every place in the questionnaire where a coding category collides with a non-response code.</w:t>
       </w:r>
     </w:p>
     <w:p>
@@ -1877,19 +1229,9 @@
         <w:jc w:val="both"/>
       </w:pPr>
       <w:r>
-        <w:t xml:space="preserve">Every question was checked against the paper form's own non-response convention (8/98 = don't know, 9/99 = no answer obtained, 96 = Other). Categorical fields are safe by construction — a </w:t>
-      </w:r>
-      <w:proofErr w:type="spellStart"/>
-      <w:r>
-        <w:t>select_one's</w:t>
-      </w:r>
-      <w:proofErr w:type="spellEnd"/>
-      <w:r>
-        <w:t xml:space="preserve"> stored value is one of its declared choices, never a number the analyst could confuse with a measurement. Two fields were not safe: question 4.05 (weight) and 4.06 (height/length), where 99 means "not measured" inside an otherwise continuous decimal field. Both are split into a status field (measured / not measured / declined) </w:t>
-      </w:r>
-      <w:r>
+        <w:t xml:space="preserve">Every question was checked against the paper form's own codes for a non-response (8/98 = don't know, 9/99 = no answer given, 96 = Other). Multiple-choice fields are automatically safe: the stored answer is always one of the listed options, never a number an analyst could mistake for a measurement. Two fields were not safe: 4.05 (weight) and 4.06 (height/length), where the code 99 means “not measured” but sits inside a field that otherwise holds a real decimal number. Both were split into two fields — a status field (measured / not measured / declined) </w:t>
         <w:lastRenderedPageBreak/>
-        <w:t>plus a numeric field that is only relevant, and only required, once the status field confirms a measurement was actually taken — a real value can never collide with the sentinel because the sentinel no longer lives in that field at all. No other numeric field on the form carries a stated sentinel.</w:t>
+        <w:t>and a separate number field that only appears, and is only required, once the status field confirms a real measurement was taken. That way a real value can never collide with the sentinel code, because the code no longer lives in that field at all. No other numeric field on the form carries a sentinel code.</w:t>
       </w:r>
     </w:p>
     <w:p>
@@ -1977,15 +1319,7 @@
         <w:jc w:val="both"/>
       </w:pPr>
       <w:r>
-        <w:t xml:space="preserve">Household size (3.01) against the roster is reconciled with a soft, non-blocking on-screen note when the two disagree, and a </w:t>
-      </w:r>
-      <w:proofErr w:type="spellStart"/>
-      <w:r>
-        <w:t>roster_mismatch_flag</w:t>
-      </w:r>
-      <w:proofErr w:type="spellEnd"/>
-      <w:r>
-        <w:t xml:space="preserve"> recorded for office review — deliberately not a hard constraint, since a genuine mismatch between the pre-roster estimate and the actual listed count is common and analytically meaningful, not an error to force into agreement.</w:t>
+        <w:t xml:space="preserve">If the household size at question 3.01 disagrees with the number of people actually listed, the enumerator gets a soft, non-blocking note on screen, and the disagreement is recorded (roster_mismatch_flag) for the office to review. This is deliberately not a hard block, because a real mismatch between the estimate and the actual list is common and worth knowing about, not an error to force into agreement.</w:t>
       </w:r>
     </w:p>
     <w:p>
@@ -1994,7 +1328,7 @@
         <w:jc w:val="both"/>
       </w:pPr>
       <w:r>
-        <w:t>Eligible children against completed child modules is not a validation rule at all. Sections 4 and 5 are nested inside each roster row and shown only when that row's own age fields say the person is age-eligible, so the count of completed child modules and the count of eligible roster rows are the same value by construction. This also resolves the paper form's own internal contradiction, where roster column (7) is marked "office use" yet is needed live in the field to answer question 3.02's routing — see Requirement 5, defect D-01.</w:t>
+        <w:t>Checking eligible children against completed child modules is not a separate validation rule at all — it cannot disagree, by design. Sections 4 and 5 only appear for a roster row once that row's own age fields say the person qualifies, so the number of completed child modules and the number of eligible people are always the same number. This also fixes a real contradiction in the paper form, where roster column (7) is marked “office use” but is actually needed live in the field to answer question 3.02 — see Requirement 5, defect D-01.</w:t>
       </w:r>
     </w:p>
     <w:p>
@@ -2074,25 +1408,7 @@
           <w:iCs/>
           <w:color w:val="293C5B"/>
         </w:rPr>
-        <w:t xml:space="preserve">Report the defects in the questionnaire. It contains internal contradictions, at least one skip instruction that is missing or ambiguous, and at least one place where the paper design permits data that cannot be analysed. List what you found, state for each whether you resolved it in the form or escalated </w:t>
-      </w:r>
-      <w:proofErr w:type="gramStart"/>
-      <w:r>
-        <w:rPr>
-          <w:i/>
-          <w:iCs/>
-          <w:color w:val="293C5B"/>
-        </w:rPr>
-        <w:t>it, and</w:t>
-      </w:r>
-      <w:proofErr w:type="gramEnd"/>
-      <w:r>
-        <w:rPr>
-          <w:i/>
-          <w:iCs/>
-          <w:color w:val="293C5B"/>
-        </w:rPr>
-        <w:t xml:space="preserve"> justify that choice. Silently fixing a contradiction in an ethics approved instrument is not automatically the right answer.</w:t>
+        <w:t xml:space="preserve">Report the defects in the questionnaire. It contains internal contradictions, at least one skip instruction that is missing or ambiguous, and at least one place where the paper design permits data that cannot be analysed. List what you found, state for each whether you resolved it in the form or escalated it, and justify that choice. Silently fixing a contradiction in an ethics approved instrument is not automatically the right answer.</w:t>
       </w:r>
     </w:p>
     <w:p>
@@ -2114,23 +1430,7 @@
         <w:jc w:val="both"/>
       </w:pPr>
       <w:r>
-        <w:t xml:space="preserve">Nine defects </w:t>
-      </w:r>
-      <w:proofErr w:type="gramStart"/>
-      <w:r>
-        <w:t>found (D-01 through D-09),</w:t>
-      </w:r>
-      <w:proofErr w:type="gramEnd"/>
-      <w:r>
-        <w:t xml:space="preserve"> each disposed of individually with a stated resolved-in-form or escalated decision and the reasoning for choosing one over the other. Headlines: D-01, the roster column (7) / question 3.02 contradiction (resolved, by computing eligibility rather than asking for it). D-05, the medicine list referenced at question 4.13 is missing from the data pack entirely (escalated — no substitute content invented; see the process record, Section 19, for the full account of how this was arrived at). D-06, the paper form has no interview start time at all, so it cannot support the exact fraud pattern named in the operating conditions (resolved, using automatic system timestamps). D-08, question 5.02 has no skip instruction for either branch (resolved with the only internally consistent </w:t>
-      </w:r>
-      <w:proofErr w:type="gramStart"/>
-      <w:r>
-        <w:t>reading, and</w:t>
-      </w:r>
-      <w:proofErr w:type="gramEnd"/>
-      <w:r>
-        <w:t xml:space="preserve"> flagged for ministry confirmation regardless).</w:t>
+        <w:t xml:space="preserve">Nine defects found (D-01 through D-09), each with its own fix-in-form or escalate-to-ministry decision and the reason behind it. The main ones: D-01, the roster column (7) / question 3.02 contradiction — fixed by computing eligibility automatically instead of asking for it. D-05, the medicine list referenced at question 4.13 is simply missing from the data pack — escalated, with no invented substitute (see the process record, Section 19, for the full story of how this was arrived at). D-06, the paper form has no interview start time at all, so it could not catch the exact fraud pattern described in the operating conditions — fixed, using the phone's own automatic timestamps. D-08, question 5.02 has no skip instruction for either answer — fixed using the only reading that is internally consistent, and flagged for the ministry to confirm anyway.</w:t>
       </w:r>
     </w:p>
     <w:p>
@@ -2201,39 +1501,7 @@
         <w:jc w:val="both"/>
       </w:pPr>
       <w:r>
-        <w:t xml:space="preserve">The LGA, Ward, and Settlement pickers are cascading </w:t>
-      </w:r>
-      <w:proofErr w:type="spellStart"/>
-      <w:r>
-        <w:t>select_one_from_file</w:t>
-      </w:r>
-      <w:proofErr w:type="spellEnd"/>
-      <w:r>
-        <w:t xml:space="preserve"> fields, each backed by an external CSV attached as form media, filtered stage by stage so the settlement picker only ever renders the settlements in the selected ward — never the full 2,524 rows at once. An inline choices-sheet list was rejected because </w:t>
-      </w:r>
-      <w:proofErr w:type="spellStart"/>
-      <w:r>
-        <w:t>pyxform</w:t>
-      </w:r>
-      <w:proofErr w:type="spellEnd"/>
-      <w:r>
-        <w:t xml:space="preserve"> compiles every </w:t>
-      </w:r>
-      <w:proofErr w:type="gramStart"/>
-      <w:r>
-        <w:t>choices</w:t>
-      </w:r>
-      <w:proofErr w:type="gramEnd"/>
-      <w:r>
-        <w:t xml:space="preserve"> row into instance nodes and </w:t>
-      </w:r>
-      <w:proofErr w:type="spellStart"/>
-      <w:r>
-        <w:t>itext</w:t>
-      </w:r>
-      <w:proofErr w:type="spellEnd"/>
-      <w:r>
-        <w:t xml:space="preserve"> entries per language, held in memory for the life of the form — the documented failure mode on low-RAM Android devices. The older itemsets.csv mechanism (superseded) and a live server lookup (ruled out by the up-to-9-days-offline condition) were also rejected, with reasons stated.</w:t>
+        <w:t xml:space="preserve">The LGA, ward, and settlement pickers narrow the list step by step: each is backed by its own external CSV file, filtered by the one chosen before it, so the settlement picker only ever shows the settlements in the ward just selected — never all 2,524 at once. A simple built-in choice list was rejected because that approach loads every single row into memory for the life of the form, a known cause of crashes on low-memory Android devices. An older CSV mechanism (now superseded) and a live server lookup (ruled out by the up-to-9-days-offline condition) were also considered and rejected, with reasons given.</w:t>
       </w:r>
     </w:p>
     <w:p>
@@ -2321,7 +1589,7 @@
         <w:jc w:val="both"/>
       </w:pPr>
       <w:r>
-        <w:t>The modulus-11 scheme from specimen_label_allocation.csv (weights 2-7 applied right to left, remainder 10 recorded as X) is implemented as calculated fields inside the form and mirrored in a standalone Python script for independent verification. Worked test vectors include a transposed-body case (480012 to 480021) whose recomputed check digit differs from the original, demonstrating rejection, not just acceptance — and a proof, not just an example: because every pair of adjacent weights in this scheme differs by exactly 1, the scheme catches every adjacent-digit transposition in the six-digit body, not only the one demonstrated.</w:t>
+        <w:t>The check-digit scheme from specimen_label_allocation.csv (a modulus-11 calculation, weights 2 to 7 applied right to left, remainder 10 written as X) is built into the form as calculated fields, and mirrored in a separate Python script so it can be checked independently. Worked examples include swapping two adjacent digits (480012 becomes 480021), which changes the check digit and gets rejected — proving the check actually catches mistakes, not just accepts good labels. This is not just one lucky example either: because every pair of neighbouring weights in this scheme differs by exactly 1, the maths guarantees it catches every possible adjacent-digit swap in the six-digit code, not only the one shown.</w:t>
       </w:r>
     </w:p>
     <w:p>
@@ -2396,25 +1664,7 @@
           <w:iCs/>
           <w:color w:val="293C5B"/>
         </w:rPr>
-        <w:t xml:space="preserve">The laboratory requires that a label already used in an earlier submission from the same device be rejected. State plainly whether a </w:t>
-      </w:r>
-      <w:proofErr w:type="gramStart"/>
-      <w:r>
-        <w:rPr>
-          <w:i/>
-          <w:iCs/>
-          <w:color w:val="293C5B"/>
-        </w:rPr>
-        <w:t>self contained</w:t>
-      </w:r>
-      <w:proofErr w:type="gramEnd"/>
-      <w:r>
-        <w:rPr>
-          <w:i/>
-          <w:iCs/>
-          <w:color w:val="293C5B"/>
-        </w:rPr>
-        <w:t xml:space="preserve"> form can enforce that. If it cannot, describe the architecture that can, and implement whatever part of the requirement is achievable in the form itself.</w:t>
+        <w:t xml:space="preserve">The laboratory requires that a label already used in an earlier submission from the same device be rejected. State plainly whether a self contained form can enforce that. If it cannot, describe the architecture that can, and implement whatever part of the requirement is achievable in the form itself.</w:t>
       </w:r>
     </w:p>
     <w:p>
@@ -2423,7 +1673,7 @@
         <w:jc w:val="both"/>
       </w:pPr>
       <w:r>
-        <w:t>Stated plainly: no, not in full. A running ODK form instance has reliable access only to its own data and, via last-saved, a snapshot of the single most recent submission on that device — not its full multi-day history. What is implemented is the achievable part: a check that the entered label has not already been used for a different child within the same household submission. The architecture that can enforce the full requirement — ODK Entities, maintaining a per-device local dataset updated after every offline finalize — is described, not implemented blind, because it could not be tested against a real Central/Collect instance with confidence at the time it was designed.</w:t>
+        <w:t>In short: not fully, from a self-contained form alone — though less of this is now out of reach than first thought. Two things are implemented: a same-submission check (no two children in one household can share a label), and, as of 2026-08-01, ODK Entities — a list of used labels stored on the device, updated every time a form is finalized offline and checked before a new label is accepted. This catches a label reused in a later, separate submission on the same device, not just the one right before it. It was tested end to end on a real, live ODK Central server: the setup compiled correctly (checked twice, with two different tools), and a real test submission created a real record with exactly the values submitted — the part that was genuinely unproven before. One thing was not confirmed: watching the rejection actually happen by typing into the live form, which the testing session could not pin down cleanly (a limit of that testing session, not of the form itself — see documentation/05_duplicate_label_detection.md for the full account). What no device on its own can ever catch — the same label reused on two different phones that have not yet synced — is still only caught by the lab's own check, which matches specimens to records and rejects anything it cannot match. That backstop holds regardless of what the form itself catches.</w:t>
       </w:r>
     </w:p>
     <w:p>
@@ -2512,7 +1762,7 @@
         <w:jc w:val="both"/>
       </w:pPr>
       <w:r>
-        <w:t>43 cases in test_plan.csv, each with an expected result and the constraint it exercises. Every boundary named in the requirement is covered explicitly: the specimen-eligibility cut at 12 months (T20-T21), the measurement-position field, the ends of every numeric range in the constraint register, a date outside the fieldwork window (T22-T25), and a household where the stated size and the roster disagree (T26-T27) — plus negative cases for the specimen label (format, team range, transposition, within-household duplicate) and the household-asset exclusivity rule.</w:t>
+        <w:t>test_plan.csv has 43 cases, each with an expected result and the rule it tests. Every edge case the requirement asks for is covered: the specimen-eligibility cutoff at 12 months (T20-T21), the measurement-position field, both ends of every numeric range in the constraint register, a date outside the fieldwork window (T22-T25), and a household where the stated size disagrees with the roster (T26-T27) — plus failing cases for the specimen label (wrong format, wrong team range, a swapped digit, a duplicate within one household) and the household-asset rule.</w:t>
       </w:r>
     </w:p>
     <w:p>
@@ -2599,29 +1849,8 @@
         <w:spacing w:after="160"/>
         <w:jc w:val="both"/>
       </w:pPr>
-      <w:proofErr w:type="spellStart"/>
-      <w:r>
-        <w:t>form_id</w:t>
-      </w:r>
-      <w:proofErr w:type="spellEnd"/>
-      <w:r>
-        <w:t xml:space="preserve"> is fixed (hh2026_v1); version changes on every published edit, using a sortable YYYYMMDDNN string. A mid-round change cannot </w:t>
-      </w:r>
-      <w:proofErr w:type="gramStart"/>
-      <w:r>
-        <w:t>lose</w:t>
-      </w:r>
-      <w:proofErr w:type="gramEnd"/>
-      <w:r>
-        <w:t xml:space="preserve"> or corrupt data already collected because ODK Collect binds every in-flight draft to the exact version it was opened under — downloading a new version does not touch, migrate, or invalidate drafts already in progress. Every submission carries its </w:t>
-      </w:r>
-      <w:proofErr w:type="spellStart"/>
-      <w:r>
-        <w:t>formVersion</w:t>
-      </w:r>
-      <w:proofErr w:type="spellEnd"/>
-      <w:r>
-        <w:t xml:space="preserve"> as a Central system attribute, which the analysis team is instructed to always retain rather than assume a single-version dataset. This plan was exercised in practice, not only written: the form went through three published versions during this build (2026060100, 2026073100, 2026073101), each change deployed to the candidate's own self-hosted ODK Central instance.</w:t>
+      <w:r>
+        <w:t xml:space="preserve">The form's ID stays fixed (hh2026_v1); the version number changes every time an update is published, using a date-based code that always sorts correctly. A mid-round change cannot lose or corrupt data already collected, because ODK Collect locks every draft in progress to the exact version it was opened with — downloading a new version never touches or invalidates a draft someone already started. Every submission records which version it was collected under, and the analysis team is told to always keep that record rather than assume every record came from the same version. This was not just planned on paper: the form actually went through three published versions during this build (2026060100, 2026073100, 2026073101), each one deployed to a real, self-hosted ODK Central server.</w:t>
       </w:r>
     </w:p>
     <w:p>
@@ -2682,43 +1911,7 @@
           <w:iCs/>
           <w:color w:val="293C5B"/>
         </w:rPr>
-        <w:t xml:space="preserve">Design for fabrication detection. Identify which fields exist solely to enable </w:t>
-      </w:r>
-      <w:proofErr w:type="gramStart"/>
-      <w:r>
-        <w:rPr>
-          <w:i/>
-          <w:iCs/>
-          <w:color w:val="293C5B"/>
-        </w:rPr>
-        <w:t>back office</w:t>
-      </w:r>
-      <w:proofErr w:type="gramEnd"/>
-      <w:r>
-        <w:rPr>
-          <w:i/>
-          <w:iCs/>
-          <w:color w:val="293C5B"/>
-        </w:rPr>
-        <w:t xml:space="preserve"> quality </w:t>
-      </w:r>
-      <w:proofErr w:type="gramStart"/>
-      <w:r>
-        <w:rPr>
-          <w:i/>
-          <w:iCs/>
-          <w:color w:val="293C5B"/>
-        </w:rPr>
-        <w:t>assurance, and</w:t>
-      </w:r>
-      <w:proofErr w:type="gramEnd"/>
-      <w:r>
-        <w:rPr>
-          <w:i/>
-          <w:iCs/>
-          <w:color w:val="293C5B"/>
-        </w:rPr>
-        <w:t xml:space="preserve"> give the specific check you would run daily during fieldwork to surface the pattern described in the operating conditions. A design that only permits detection after fieldwork closes has failed this component.</w:t>
+        <w:t xml:space="preserve">Design for fabrication detection. Identify which fields exist solely to enable back office quality assurance, and give the specific check you would run daily during fieldwork to surface the pattern described in the operating conditions. A design that only permits detection after fieldwork closes has failed this component.</w:t>
       </w:r>
     </w:p>
     <w:p>
@@ -2727,11 +1920,9 @@
         <w:jc w:val="both"/>
       </w:pPr>
       <w:r>
-        <w:t xml:space="preserve">Fields added purely for QA: automatic start/end timestamps (the paper form has no interview start time at all), a device identifier, and a roster-mismatch flag. The proposed daily check groups every submission synced so far by enumerator and flags anyone whose mean interview duration and vaccination-card-sighting rate </w:t>
-      </w:r>
-      <w:r>
+        <w:t xml:space="preserve">Fields added purely for quality checks: automatic start and end timestamps (the paper form has no start time at all), a device ID, and the roster-mismatch flag. The proposed daily check groups every submission synced so far by enumerator and flags anyone whose average interview length and rate of actually seeing a vaccination card </w:t>
         <w:lastRenderedPageBreak/>
-        <w:t>together match the pattern in the operating conditions — the 94-interview, ~4-minute-mean case — run against Central's submission API as a scheduled job, not as a one-off analysis after the round closes.</w:t>
+        <w:t>together match the fraud pattern from the operating conditions — the 94-interview, roughly-4-minutes-each case. This runs as a scheduled job against Central's submission data every day, not as a one-off look-back after the round has already closed.</w:t>
       </w:r>
     </w:p>
     <w:p>
@@ -2801,15 +1992,7 @@
         <w:jc w:val="both"/>
       </w:pPr>
       <w:r>
-        <w:t xml:space="preserve">Configured: the paper form's confidentiality </w:t>
-      </w:r>
-      <w:proofErr w:type="gramStart"/>
-      <w:r>
-        <w:t>notice</w:t>
-      </w:r>
-      <w:proofErr w:type="gramEnd"/>
-      <w:r>
-        <w:t xml:space="preserve"> and ethics reference are retained unedited; consent gates the roster and everything after it structurally, not just procedurally; specimen labels carry no name. Three items are named as collected but arguably unnecessary — full names for non-index household members, an unrestricted free-text local-settlement-name field, and an unguided free-text supervisor note — each with a stated proposal for what would be cut, while explicitly declining to unilaterally edit an ethics-approved data item without ministry sign-off.</w:t>
+        <w:t xml:space="preserve">What is already in place: the paper form's confidentiality notice and ethics reference are kept exactly as written; consent structurally blocks the roster and everything after it, not just as a formality; specimen labels carry no name. Three things are collected that probably do not need to be — full names for household members who are not the index case, an open-ended free-text field for a settlement's local name, and an unguided free-text supervisor note — each with a proposal for what to cut, while stopping short of unilaterally editing an ethics-approved item without the ministry signing off first.</w:t>
       </w:r>
     </w:p>
     <w:p>
@@ -2879,23 +2062,7 @@
         <w:jc w:val="both"/>
       </w:pPr>
       <w:r>
-        <w:t>The form has exactly one repeat (the Section 3 roster), because Sections 4 and 5 are nested inside it rather than forming a second repeat. A standard export therefore flattens to two tables: the main submission table (primary key meta/</w:t>
-      </w:r>
-      <w:proofErr w:type="spellStart"/>
-      <w:r>
-        <w:t>instanceID</w:t>
-      </w:r>
-      <w:proofErr w:type="spellEnd"/>
-      <w:r>
-        <w:t>) and the roster table (primary key PARENT_KEY + line), with child- and specimen-level columns already sitting on the same row as the person's demographics — no join needed for child-level analysis. Every field is mapped to its coding, its source question, and analysis notes, including which columns must be filtered before any headline analysis (</w:t>
-      </w:r>
-      <w:proofErr w:type="spellStart"/>
-      <w:r>
-        <w:t>supervisor_decision</w:t>
-      </w:r>
-      <w:proofErr w:type="spellEnd"/>
-      <w:r>
-        <w:t>) and which are placeholder pending the ministry's real medicine list.</w:t>
+        <w:t>The form has exactly one repeating section (the Section 3 roster) — Sections 4 and 5 sit inside it rather than repeating separately. A standard export therefore produces just two tables: the main household table and the roster table, with each child's and specimen's data already sitting on the same row as their demographics, so no extra joining is needed for child-level analysis. Every field is mapped to its code, its source question, and notes for analysis, including which columns need filtering before headline numbers are calculated (supervisor_decision) and which are placeholders waiting on the ministry's real medicine list.</w:t>
       </w:r>
     </w:p>
     <w:p>
@@ -2965,11 +2132,9 @@
         <w:jc w:val="both"/>
       </w:pPr>
       <w:r>
-        <w:t xml:space="preserve">Eleven items are named as out of scope, each with a stated reason: ODK Entities (untestable here, described instead of guessed at), full Hausa translation of clinical/procedural text (a wrong translation is worse than a visible gap), audio prompts, the paper form's now-inapplicable office-use section, a formal continuation procedure for households over 12 members, image-size tuning without a real device storage budget, a supervisor-note privacy hint, infrastructure-level data protection, physical Android device field-testing specifically, and a headcount discrepancy between the operating brief and the staff roster supplied. The medicine list at question 4.13 deserves its own mention here: after two rejected attempts to fill that gap with </w:t>
-      </w:r>
-      <w:r>
+        <w:t xml:space="preserve">Eleven items were deliberately left out, each for a stated reason: ODK Entities for full cross-submission duplicate detection (originally untested, since implemented and verified — see Requirement 8), full Hausa translation of clinical/procedural text (a wrong translation is worse than a visible gap), audio prompts, the paper form's now-irrelevant office-use section, a formal procedure for households over 12 members, tuning image size without knowing real device storage limits, a privacy hint on the supervisor note, infrastructure-level data protection, physical Android device testing specifically, and a headcount mismatch between the operating brief and the staff roster supplied. The medicine list at question 4.13 deserves its own mention: after two rejected attempts to fill that gap with </w:t>
         <w:lastRenderedPageBreak/>
-        <w:t>substitute content, the field was deliberately left unable to be answered until the ministry supplies the real list — a scope boundary held under direct correction, not a convenient omission.</w:t>
+        <w:t>invented content, the field was deliberately left unanswerable until the ministry supplies the real list — a boundary held under direct correction, not a convenient omission.</w:t>
       </w:r>
     </w:p>
     <w:p>
@@ -4201,7 +3366,7 @@
         <w:jc w:val="both"/>
       </w:pPr>
       <w:r>
-        <w:t>This response was produced with AI assistance (Claude, Anthropic), disclosed in full in AI_USE.md, including corrections made during review — most notably an instance where the AI twice attempted to fill the missing-medicine-list gap with substitute content before being explicitly redirected to report the gap instead. That correction, and the live-testing process that found two further real bugs after the form first converted cleanly, are recorded in Q3_Process_and_Design_Record.docx rather than left out of the account.</w:t>
+        <w:t>This response was produced with AI assistance (Claude, Anthropic), disclosed in full in AI_USE.md, including corrections made along the way — most notably a case where the AI twice tried to fill the missing-medicine-list gap with invented content before being told plainly to report the gap instead. That correction, and the live testing that found two more real bugs after the form first converted cleanly, are recorded in full in Q3_Process_and_Design_Record.docx rather than left out.</w:t>
       </w:r>
     </w:p>
     <w:sectPr>
